--- a/高中物理/高中物理同步/人教版必修3 第10章 静电场中的能量·知识清单（完成）.docx
+++ b/高中物理/高中物理同步/人教版必修3 第10章 静电场中的能量·知识清单（完成）.docx
@@ -470,7 +470,7 @@
         <w:spacing w:line="300" w:lineRule="auto" w:before="0" w:after="0"/>
         <w:jc w:val="left"/>
         <w:rPr>
-          <w:rFonts w:eastAsia="Times New Roman"/>
+          <w:rFonts w:eastAsia="宋体"/>
           <w:i/>
           <w:sz w:val="21"/>
           <w:szCs w:val="21"/>
@@ -760,7 +760,7 @@
         <w:spacing w:line="300" w:lineRule="auto" w:before="0" w:after="0"/>
         <w:jc w:val="left"/>
         <w:rPr>
-          <w:rFonts w:eastAsia="Times New Roman"/>
+          <w:rFonts w:eastAsia="宋体"/>
           <w:i/>
           <w:sz w:val="21"/>
           <w:szCs w:val="21"/>
@@ -1643,7 +1643,7 @@
             <m:fPr>
               <m:ctrlPr>
                 <w:rPr>
-                  <w:rFonts w:ascii="Cambria Math" w:hAnsi="Cambria Math"/>
+                  <w:rFonts w:ascii="Times New Roman" w:hAnsi="Times New Roman"/>
                   <w:b/>
                   <w:u w:val="thick"/>
                 </w:rPr>
@@ -1654,14 +1654,14 @@
                 <m:sSubPr>
                   <m:ctrlPr>
                     <w:rPr>
-                      <w:rFonts w:ascii="Cambria Math" w:hAnsi="Cambria Math"/>
+                      <w:rFonts w:ascii="Times New Roman" w:hAnsi="Times New Roman"/>
                     </w:rPr>
                   </m:ctrlPr>
                 </m:sSubPr>
                 <m:e>
                   <m:r>
                     <w:rPr>
-                      <w:rFonts w:ascii="Cambria Math" w:hAnsi="Cambria Math" w:cs="Cambria Math"/>
+                      <w:rFonts w:ascii="Times New Roman" w:hAnsi="Times New Roman" w:cs="Cambria Math"/>
                       <w:b/>
                       <w:u w:val="thick"/>
                     </w:rPr>
@@ -1671,7 +1671,7 @@
                 <m:sub>
                   <m:r>
                     <w:rPr>
-                      <w:rFonts w:ascii="Cambria Math" w:hAnsi="Cambria Math" w:cs="Cambria Math"/>
+                      <w:rFonts w:ascii="Times New Roman" w:hAnsi="Times New Roman" w:cs="Cambria Math"/>
                       <w:b/>
                       <w:u w:val="thick"/>
                     </w:rPr>
@@ -1683,7 +1683,7 @@
             <m:den>
               <m:r>
                 <w:rPr>
-                  <w:rFonts w:ascii="Cambria Math" w:hAnsi="Cambria Math" w:cs="Cambria Math"/>
+                  <w:rFonts w:ascii="Times New Roman" w:hAnsi="Times New Roman" w:cs="Cambria Math"/>
                   <w:b/>
                   <w:u w:val="thick"/>
                 </w:rPr>
@@ -1918,7 +1918,7 @@
       <m:oMath>
         <m:r>
           <w:rPr>
-            <w:rFonts w:ascii="Cambria Math" w:hAnsi="Cambria Math" w:cs="Cambria Math"/>
+            <w:rFonts w:ascii="Times New Roman" w:hAnsi="Times New Roman" w:cs="Cambria Math"/>
           </w:rPr>
           <m:t>φ=</m:t>
         </m:r>
@@ -1926,7 +1926,7 @@
           <m:fPr>
             <m:ctrlPr>
               <w:rPr>
-                <w:rFonts w:ascii="Cambria Math" w:hAnsi="Cambria Math"/>
+                <w:rFonts w:ascii="Times New Roman" w:hAnsi="Times New Roman"/>
               </w:rPr>
             </m:ctrlPr>
           </m:fPr>
@@ -1935,14 +1935,14 @@
               <m:sSubPr>
                 <m:ctrlPr>
                   <w:rPr>
-                    <w:rFonts w:ascii="Cambria Math" w:hAnsi="Cambria Math"/>
+                    <w:rFonts w:ascii="Times New Roman" w:hAnsi="Times New Roman"/>
                   </w:rPr>
                 </m:ctrlPr>
               </m:sSubPr>
               <m:e>
                 <m:r>
                   <w:rPr>
-                    <w:rFonts w:ascii="Cambria Math" w:hAnsi="Cambria Math" w:cs="Cambria Math"/>
+                    <w:rFonts w:ascii="Times New Roman" w:hAnsi="Times New Roman" w:cs="Cambria Math"/>
                   </w:rPr>
                   <m:t>E</m:t>
                 </m:r>
@@ -1950,7 +1950,7 @@
               <m:sub>
                 <m:r>
                   <w:rPr>
-                    <w:rFonts w:ascii="Cambria Math" w:hAnsi="Cambria Math" w:cs="Cambria Math"/>
+                    <w:rFonts w:ascii="Times New Roman" w:hAnsi="Times New Roman" w:cs="Cambria Math"/>
                   </w:rPr>
                   <m:t>p</m:t>
                 </m:r>
@@ -1960,7 +1960,7 @@
           <m:den>
             <m:r>
               <w:rPr>
-                <w:rFonts w:ascii="Cambria Math" w:hAnsi="Cambria Math" w:cs="Cambria Math"/>
+                <w:rFonts w:ascii="Times New Roman" w:hAnsi="Times New Roman" w:cs="Cambria Math"/>
               </w:rPr>
               <m:t>q</m:t>
             </m:r>
@@ -2786,7 +2786,7 @@
         <w:spacing w:line="300" w:lineRule="auto" w:before="0" w:after="0"/>
         <w:jc w:val="left"/>
         <w:rPr>
-          <w:rFonts w:eastAsia="Times New Roman"/>
+          <w:rFonts w:eastAsia="宋体"/>
           <w:i/>
           <w:sz w:val="21"/>
           <w:szCs w:val="21"/>
@@ -3047,7 +3047,7 @@
         <w:spacing w:line="300" w:lineRule="auto" w:before="0" w:after="0"/>
         <w:jc w:val="left"/>
         <w:rPr>
-          <w:rFonts w:eastAsia="Times New Roman"/>
+          <w:rFonts w:eastAsia="宋体"/>
           <w:i/>
           <w:sz w:val="21"/>
           <w:szCs w:val="21"/>
@@ -3746,7 +3746,7 @@
           <m:fPr>
             <m:ctrlPr>
               <w:rPr>
-                <w:rFonts w:ascii="Cambria Math" w:hAnsi="Cambria Math"/>
+                <w:rFonts w:ascii="Times New Roman" w:hAnsi="Times New Roman"/>
                 <w:b/>
                 <w:u w:val="thick"/>
               </w:rPr>
@@ -3757,14 +3757,14 @@
               <m:sSubPr>
                 <m:ctrlPr>
                   <w:rPr>
-                    <w:rFonts w:ascii="Cambria Math" w:hAnsi="Cambria Math"/>
+                    <w:rFonts w:ascii="Times New Roman" w:hAnsi="Times New Roman"/>
                   </w:rPr>
                 </m:ctrlPr>
               </m:sSubPr>
               <m:e>
                 <m:r>
                   <w:rPr>
-                    <w:rFonts w:ascii="Cambria Math" w:hAnsi="Cambria Math" w:cs="Cambria Math"/>
+                    <w:rFonts w:ascii="Times New Roman" w:hAnsi="Times New Roman" w:cs="Cambria Math"/>
                     <w:b/>
                     <w:u w:val="thick"/>
                   </w:rPr>
@@ -3774,7 +3774,7 @@
               <m:sub>
                 <m:r>
                   <w:rPr>
-                    <w:rFonts w:ascii="Cambria Math" w:hAnsi="Cambria Math" w:cs="Cambria Math"/>
+                    <w:rFonts w:ascii="Times New Roman" w:hAnsi="Times New Roman" w:cs="Cambria Math"/>
                     <w:b/>
                     <w:u w:val="thick"/>
                   </w:rPr>
@@ -3786,7 +3786,7 @@
           <m:den>
             <m:r>
               <w:rPr>
-                <w:rFonts w:ascii="Cambria Math" w:hAnsi="Cambria Math" w:cs="Cambria Math"/>
+                <w:rFonts w:ascii="Times New Roman" w:hAnsi="Times New Roman" w:cs="Cambria Math"/>
                 <w:b/>
                 <w:u w:val="thick"/>
               </w:rPr>
@@ -3911,7 +3911,7 @@
           <m:fPr>
             <m:ctrlPr>
               <w:rPr>
-                <w:rFonts w:ascii="Cambria Math" w:hAnsi="Cambria Math"/>
+                <w:rFonts w:ascii="Times New Roman" w:hAnsi="Times New Roman"/>
                 <w:b/>
                 <w:u w:val="thick"/>
               </w:rPr>
@@ -3922,14 +3922,14 @@
               <m:sSubPr>
                 <m:ctrlPr>
                   <w:rPr>
-                    <w:rFonts w:ascii="Cambria Math" w:hAnsi="Cambria Math"/>
+                    <w:rFonts w:ascii="Times New Roman" w:hAnsi="Times New Roman"/>
                   </w:rPr>
                 </m:ctrlPr>
               </m:sSubPr>
               <m:e>
                 <m:r>
                   <w:rPr>
-                    <w:rFonts w:ascii="Cambria Math" w:hAnsi="Cambria Math" w:cs="Cambria Math"/>
+                    <w:rFonts w:ascii="Times New Roman" w:hAnsi="Times New Roman" w:cs="Cambria Math"/>
                     <w:b/>
                     <w:u w:val="thick"/>
                   </w:rPr>
@@ -3939,7 +3939,7 @@
               <m:sub>
                 <m:r>
                   <w:rPr>
-                    <w:rFonts w:ascii="Cambria Math" w:hAnsi="Cambria Math" w:cs="Cambria Math"/>
+                    <w:rFonts w:ascii="Times New Roman" w:hAnsi="Times New Roman" w:cs="Cambria Math"/>
                     <w:b/>
                     <w:u w:val="thick"/>
                   </w:rPr>
@@ -3951,7 +3951,7 @@
           <m:den>
             <m:r>
               <w:rPr>
-                <w:rFonts w:ascii="Cambria Math" w:hAnsi="Cambria Math" w:cs="Cambria Math"/>
+                <w:rFonts w:ascii="Times New Roman" w:hAnsi="Times New Roman" w:cs="Cambria Math"/>
                 <w:b/>
                 <w:u w:val="thick"/>
               </w:rPr>
@@ -4254,7 +4254,7 @@
           <m:fPr>
             <m:ctrlPr>
               <w:rPr>
-                <w:rFonts w:ascii="Cambria Math" w:hAnsi="Cambria Math"/>
+                <w:rFonts w:ascii="Times New Roman" w:hAnsi="Times New Roman"/>
               </w:rPr>
             </m:ctrlPr>
           </m:fPr>
@@ -4263,14 +4263,14 @@
               <m:sSubPr>
                 <m:ctrlPr>
                   <w:rPr>
-                    <w:rFonts w:ascii="Cambria Math" w:hAnsi="Cambria Math"/>
+                    <w:rFonts w:ascii="Times New Roman" w:hAnsi="Times New Roman"/>
                   </w:rPr>
                 </m:ctrlPr>
               </m:sSubPr>
               <m:e>
                 <m:r>
                   <w:rPr>
-                    <w:rFonts w:ascii="Cambria Math" w:hAnsi="Cambria Math" w:cs="Cambria Math"/>
+                    <w:rFonts w:ascii="Times New Roman" w:hAnsi="Times New Roman" w:cs="Cambria Math"/>
                   </w:rPr>
                   <m:t>W</m:t>
                 </m:r>
@@ -4278,7 +4278,7 @@
               <m:sub>
                 <m:r>
                   <w:rPr>
-                    <w:rFonts w:ascii="Cambria Math" w:hAnsi="Cambria Math" w:cs="Cambria Math"/>
+                    <w:rFonts w:ascii="Times New Roman" w:hAnsi="Times New Roman" w:cs="Cambria Math"/>
                   </w:rPr>
                   <m:t>AB</m:t>
                 </m:r>
@@ -4288,7 +4288,7 @@
           <m:den>
             <m:r>
               <w:rPr>
-                <w:rFonts w:ascii="Cambria Math" w:hAnsi="Cambria Math" w:cs="Cambria Math"/>
+                <w:rFonts w:ascii="Times New Roman" w:hAnsi="Times New Roman" w:cs="Cambria Math"/>
               </w:rPr>
               <m:t>q</m:t>
             </m:r>
@@ -4525,14 +4525,14 @@
           <m:sSubPr>
             <m:ctrlPr>
               <w:rPr>
-                <w:rFonts w:ascii="Cambria Math" w:hAnsi="Cambria Math"/>
+                <w:rFonts w:ascii="Times New Roman" w:hAnsi="Times New Roman"/>
               </w:rPr>
             </m:ctrlPr>
           </m:sSubPr>
           <m:e>
             <m:r>
               <w:rPr>
-                <w:rFonts w:ascii="Cambria Math" w:hAnsi="Cambria Math" w:cs="Cambria Math"/>
+                <w:rFonts w:ascii="Times New Roman" w:hAnsi="Times New Roman" w:cs="Cambria Math"/>
               </w:rPr>
               <m:t>U</m:t>
             </m:r>
@@ -4540,7 +4540,7 @@
           <m:sub>
             <m:r>
               <w:rPr>
-                <w:rFonts w:ascii="Cambria Math" w:hAnsi="Cambria Math" w:cs="Cambria Math"/>
+                <w:rFonts w:ascii="Times New Roman" w:hAnsi="Times New Roman" w:cs="Cambria Math"/>
               </w:rPr>
               <m:t>AB</m:t>
             </m:r>
@@ -4548,7 +4548,7 @@
         </m:sSub>
         <m:r>
           <w:rPr>
-            <w:rFonts w:ascii="Cambria Math" w:hAnsi="Cambria Math" w:cs="Cambria Math"/>
+            <w:rFonts w:ascii="Times New Roman" w:hAnsi="Times New Roman" w:cs="Cambria Math"/>
           </w:rPr>
           <m:t>=</m:t>
         </m:r>
@@ -4556,7 +4556,7 @@
           <m:fPr>
             <m:ctrlPr>
               <w:rPr>
-                <w:rFonts w:ascii="Cambria Math" w:hAnsi="Cambria Math"/>
+                <w:rFonts w:ascii="Times New Roman" w:hAnsi="Times New Roman"/>
               </w:rPr>
             </m:ctrlPr>
           </m:fPr>
@@ -4565,14 +4565,14 @@
               <m:sSubPr>
                 <m:ctrlPr>
                   <w:rPr>
-                    <w:rFonts w:ascii="Cambria Math" w:hAnsi="Cambria Math"/>
+                    <w:rFonts w:ascii="Times New Roman" w:hAnsi="Times New Roman"/>
                   </w:rPr>
                 </m:ctrlPr>
               </m:sSubPr>
               <m:e>
                 <m:r>
                   <w:rPr>
-                    <w:rFonts w:ascii="Cambria Math" w:hAnsi="Cambria Math" w:cs="Cambria Math"/>
+                    <w:rFonts w:ascii="Times New Roman" w:hAnsi="Times New Roman" w:cs="Cambria Math"/>
                   </w:rPr>
                   <m:t>W</m:t>
                 </m:r>
@@ -4580,7 +4580,7 @@
               <m:sub>
                 <m:r>
                   <w:rPr>
-                    <w:rFonts w:ascii="Cambria Math" w:hAnsi="Cambria Math" w:cs="Cambria Math"/>
+                    <w:rFonts w:ascii="Times New Roman" w:hAnsi="Times New Roman" w:cs="Cambria Math"/>
                   </w:rPr>
                   <m:t>AB</m:t>
                 </m:r>
@@ -4590,7 +4590,7 @@
           <m:den>
             <m:r>
               <w:rPr>
-                <w:rFonts w:ascii="Cambria Math" w:hAnsi="Cambria Math" w:cs="Cambria Math"/>
+                <w:rFonts w:ascii="Times New Roman" w:hAnsi="Times New Roman" w:cs="Cambria Math"/>
               </w:rPr>
               <m:t>q</m:t>
             </m:r>
@@ -5396,7 +5396,7 @@
         <w:spacing w:line="300" w:lineRule="auto" w:before="0" w:after="0"/>
         <w:jc w:val="left"/>
         <w:rPr>
-          <w:rFonts w:eastAsia="Times New Roman"/>
+          <w:rFonts w:eastAsia="宋体"/>
           <w:i/>
           <w:sz w:val="21"/>
           <w:szCs w:val="21"/>
@@ -5644,7 +5644,7 @@
             <m:fPr>
               <m:ctrlPr>
                 <w:rPr>
-                  <w:rFonts w:ascii="Cambria Math" w:hAnsi="Cambria Math"/>
+                  <w:rFonts w:ascii="Times New Roman" w:hAnsi="Times New Roman"/>
                   <w:b/>
                   <w:u w:val="thick"/>
                 </w:rPr>
@@ -5655,14 +5655,14 @@
                 <m:sSubPr>
                   <m:ctrlPr>
                     <w:rPr>
-                      <w:rFonts w:ascii="Cambria Math" w:hAnsi="Cambria Math"/>
+                      <w:rFonts w:ascii="Times New Roman" w:hAnsi="Times New Roman"/>
                     </w:rPr>
                   </m:ctrlPr>
                 </m:sSubPr>
                 <m:e>
                   <m:r>
                     <w:rPr>
-                      <w:rFonts w:ascii="Cambria Math" w:hAnsi="Cambria Math" w:cs="Cambria Math"/>
+                      <w:rFonts w:ascii="Times New Roman" w:hAnsi="Times New Roman" w:cs="Cambria Math"/>
                       <w:b/>
                       <w:u w:val="thick"/>
                     </w:rPr>
@@ -5672,7 +5672,7 @@
                 <m:sub>
                   <m:r>
                     <w:rPr>
-                      <w:rFonts w:ascii="Cambria Math" w:hAnsi="Cambria Math" w:cs="Cambria Math"/>
+                      <w:rFonts w:ascii="Times New Roman" w:hAnsi="Times New Roman" w:cs="Cambria Math"/>
                       <w:b/>
                       <w:u w:val="thick"/>
                     </w:rPr>
@@ -5684,7 +5684,7 @@
             <m:den>
               <m:r>
                 <w:rPr>
-                  <w:rFonts w:ascii="Cambria Math" w:hAnsi="Cambria Math" w:cs="Cambria Math"/>
+                  <w:rFonts w:ascii="Times New Roman" w:hAnsi="Times New Roman" w:cs="Cambria Math"/>
                   <w:b/>
                   <w:u w:val="thick"/>
                 </w:rPr>
@@ -5974,7 +5974,7 @@
       <m:oMath>
         <m:r>
           <w:rPr>
-            <w:rFonts w:ascii="Cambria Math" w:hAnsi="Cambria Math" w:cs="Cambria Math"/>
+            <w:rFonts w:ascii="Times New Roman" w:hAnsi="Times New Roman" w:cs="Cambria Math"/>
           </w:rPr>
           <m:t>E=</m:t>
         </m:r>
@@ -5982,7 +5982,7 @@
           <m:fPr>
             <m:ctrlPr>
               <w:rPr>
-                <w:rFonts w:ascii="Cambria Math" w:hAnsi="Cambria Math"/>
+                <w:rFonts w:ascii="Times New Roman" w:hAnsi="Times New Roman"/>
               </w:rPr>
             </m:ctrlPr>
           </m:fPr>
@@ -5991,14 +5991,14 @@
               <m:sSubPr>
                 <m:ctrlPr>
                   <w:rPr>
-                    <w:rFonts w:ascii="Cambria Math" w:hAnsi="Cambria Math"/>
+                    <w:rFonts w:ascii="Times New Roman" w:hAnsi="Times New Roman"/>
                   </w:rPr>
                 </m:ctrlPr>
               </m:sSubPr>
               <m:e>
                 <m:r>
                   <w:rPr>
-                    <w:rFonts w:ascii="Cambria Math" w:hAnsi="Cambria Math" w:cs="Cambria Math"/>
+                    <w:rFonts w:ascii="Times New Roman" w:hAnsi="Times New Roman" w:cs="Cambria Math"/>
                   </w:rPr>
                   <m:t>U</m:t>
                 </m:r>
@@ -6006,7 +6006,7 @@
               <m:sub>
                 <m:r>
                   <w:rPr>
-                    <w:rFonts w:ascii="Cambria Math" w:hAnsi="Cambria Math" w:cs="Cambria Math"/>
+                    <w:rFonts w:ascii="Times New Roman" w:hAnsi="Times New Roman" w:cs="Cambria Math"/>
                   </w:rPr>
                   <m:t>AB</m:t>
                 </m:r>
@@ -6016,7 +6016,7 @@
           <m:den>
             <m:r>
               <w:rPr>
-                <w:rFonts w:ascii="Cambria Math" w:hAnsi="Cambria Math" w:cs="Cambria Math"/>
+                <w:rFonts w:ascii="Times New Roman" w:hAnsi="Times New Roman" w:cs="Cambria Math"/>
               </w:rPr>
               <m:t>d</m:t>
             </m:r>
@@ -6973,7 +6973,7 @@
         <m:oMath>
           <m:r>
             <w:rPr>
-              <w:rFonts w:ascii="Cambria Math" w:hAnsi="Cambria Math" w:cs="Cambria Math"/>
+              <w:rFonts w:ascii="Times New Roman" w:hAnsi="Times New Roman" w:cs="Cambria Math"/>
               <w:b/>
               <w:u w:val="thick"/>
             </w:rPr>
@@ -6983,7 +6983,7 @@
             <m:fPr>
               <m:ctrlPr>
                 <w:rPr>
-                  <w:rFonts w:ascii="Cambria Math" w:hAnsi="Cambria Math"/>
+                  <w:rFonts w:ascii="Times New Roman" w:hAnsi="Times New Roman"/>
                   <w:b/>
                   <w:u w:val="thick"/>
                 </w:rPr>
@@ -6992,7 +6992,7 @@
             <m:num>
               <m:r>
                 <w:rPr>
-                  <w:rFonts w:ascii="Cambria Math" w:hAnsi="Cambria Math" w:cs="Cambria Math"/>
+                  <w:rFonts w:ascii="Times New Roman" w:hAnsi="Times New Roman" w:cs="Cambria Math"/>
                   <w:b/>
                   <w:u w:val="thick"/>
                 </w:rPr>
@@ -7002,7 +7002,7 @@
             <m:den>
               <m:r>
                 <w:rPr>
-                  <w:rFonts w:ascii="Cambria Math" w:hAnsi="Cambria Math" w:cs="Cambria Math"/>
+                  <w:rFonts w:ascii="Times New Roman" w:hAnsi="Times New Roman" w:cs="Cambria Math"/>
                   <w:b/>
                   <w:u w:val="thick"/>
                 </w:rPr>
@@ -7381,7 +7381,7 @@
         <m:oMath>
           <m:r>
             <w:rPr>
-              <w:rFonts w:ascii="Cambria Math" w:hAnsi="Cambria Math" w:cs="Cambria Math"/>
+              <w:rFonts w:ascii="Times New Roman" w:hAnsi="Times New Roman" w:cs="Cambria Math"/>
               <w:b/>
               <w:u w:val="thick"/>
             </w:rPr>
@@ -7391,7 +7391,7 @@
             <m:fPr>
               <m:ctrlPr>
                 <w:rPr>
-                  <w:rFonts w:ascii="Cambria Math" w:hAnsi="Cambria Math"/>
+                  <w:rFonts w:ascii="Times New Roman" w:hAnsi="Times New Roman"/>
                   <w:b/>
                   <w:u w:val="thick"/>
                 </w:rPr>
@@ -7400,7 +7400,7 @@
             <m:num>
               <m:r>
                 <w:rPr>
-                  <w:rFonts w:ascii="Cambria Math" w:hAnsi="Cambria Math" w:cs="Cambria Math"/>
+                  <w:rFonts w:ascii="Times New Roman" w:hAnsi="Times New Roman" w:cs="Cambria Math"/>
                   <w:b/>
                   <w:u w:val="thick"/>
                 </w:rPr>
@@ -7410,7 +7410,7 @@
             <m:den>
               <m:r>
                 <w:rPr>
-                  <w:rFonts w:ascii="Cambria Math" w:hAnsi="Cambria Math" w:cs="Cambria Math"/>
+                  <w:rFonts w:ascii="Times New Roman" w:hAnsi="Times New Roman" w:cs="Cambria Math"/>
                   <w:b/>
                   <w:u w:val="thick"/>
                 </w:rPr>
@@ -7610,7 +7610,7 @@
       <m:oMath>
         <m:r>
           <w:rPr>
-            <w:rFonts w:ascii="Cambria Math" w:hAnsi="Cambria Math" w:cs="Cambria Math"/>
+            <w:rFonts w:ascii="Times New Roman" w:hAnsi="Times New Roman" w:cs="Cambria Math"/>
           </w:rPr>
           <m:t>C=</m:t>
         </m:r>
@@ -7618,14 +7618,14 @@
           <m:fPr>
             <m:ctrlPr>
               <w:rPr>
-                <w:rFonts w:ascii="Cambria Math" w:hAnsi="Cambria Math"/>
+                <w:rFonts w:ascii="Times New Roman" w:hAnsi="Times New Roman"/>
               </w:rPr>
             </m:ctrlPr>
           </m:fPr>
           <m:num>
             <m:r>
               <w:rPr>
-                <w:rFonts w:ascii="Cambria Math" w:hAnsi="Cambria Math" w:cs="Cambria Math"/>
+                <w:rFonts w:ascii="Times New Roman" w:hAnsi="Times New Roman" w:cs="Cambria Math"/>
               </w:rPr>
               <m:t>Q</m:t>
             </m:r>
@@ -7633,7 +7633,7 @@
           <m:den>
             <m:r>
               <w:rPr>
-                <w:rFonts w:ascii="Cambria Math" w:hAnsi="Cambria Math" w:cs="Cambria Math"/>
+                <w:rFonts w:ascii="Times New Roman" w:hAnsi="Times New Roman" w:cs="Cambria Math"/>
               </w:rPr>
               <m:t>U</m:t>
             </m:r>
@@ -7845,7 +7845,7 @@
       <m:oMath>
         <m:r>
           <w:rPr>
-            <w:rFonts w:ascii="Cambria Math" w:hAnsi="Cambria Math" w:cs="Cambria Math"/>
+            <w:rFonts w:ascii="Times New Roman" w:hAnsi="Times New Roman" w:cs="Cambria Math"/>
           </w:rPr>
           <m:t>C=</m:t>
         </m:r>
@@ -7853,14 +7853,14 @@
           <m:fPr>
             <m:ctrlPr>
               <w:rPr>
-                <w:rFonts w:ascii="Cambria Math" w:hAnsi="Cambria Math"/>
+                <w:rFonts w:ascii="Times New Roman" w:hAnsi="Times New Roman"/>
               </w:rPr>
             </m:ctrlPr>
           </m:fPr>
           <m:num>
             <m:r>
               <w:rPr>
-                <w:rFonts w:ascii="Cambria Math" w:hAnsi="Cambria Math" w:cs="Cambria Math"/>
+                <w:rFonts w:ascii="Times New Roman" w:hAnsi="Times New Roman" w:cs="Cambria Math"/>
               </w:rPr>
               <m:t>Q</m:t>
             </m:r>
@@ -7868,7 +7868,7 @@
           <m:den>
             <m:r>
               <w:rPr>
-                <w:rFonts w:ascii="Cambria Math" w:hAnsi="Cambria Math" w:cs="Cambria Math"/>
+                <w:rFonts w:ascii="Times New Roman" w:hAnsi="Times New Roman" w:cs="Cambria Math"/>
               </w:rPr>
               <m:t>U</m:t>
             </m:r>
@@ -10264,7 +10264,7 @@
       <m:oMath>
         <m:r>
           <w:rPr>
-            <w:rFonts w:ascii="Cambria Math" w:hAnsi="Cambria Math" w:cs="Cambria Math"/>
+            <w:rFonts w:ascii="Times New Roman" w:hAnsi="Times New Roman" w:cs="Cambria Math"/>
           </w:rPr>
           <m:t>YY'</m:t>
         </m:r>
@@ -10306,7 +10306,7 @@
       <m:oMath>
         <m:r>
           <w:rPr>
-            <w:rFonts w:ascii="Cambria Math" w:hAnsi="Cambria Math" w:cs="Cambria Math"/>
+            <w:rFonts w:ascii="Times New Roman" w:hAnsi="Times New Roman" w:cs="Cambria Math"/>
           </w:rPr>
           <m:t>XX'</m:t>
         </m:r>
@@ -10524,7 +10524,7 @@
       <m:oMath>
         <m:r>
           <w:rPr>
-            <w:rFonts w:ascii="Cambria Math" w:hAnsi="Cambria Math" w:cs="Cambria Math"/>
+            <w:rFonts w:ascii="Times New Roman" w:hAnsi="Times New Roman" w:cs="Cambria Math"/>
           </w:rPr>
           <m:t>YY'</m:t>
         </m:r>
@@ -10540,7 +10540,7 @@
       <m:oMath>
         <m:r>
           <w:rPr>
-            <w:rFonts w:ascii="Cambria Math" w:hAnsi="Cambria Math" w:cs="Cambria Math"/>
+            <w:rFonts w:ascii="Times New Roman" w:hAnsi="Times New Roman" w:cs="Cambria Math"/>
           </w:rPr>
           <m:t>XX'</m:t>
         </m:r>
@@ -10573,9 +10573,10 @@
       </w:r>
     </w:p>
     <w:sectPr>
-      <w:footerReference w:type="default" r:id="rId18"/>
+      <w:footerReference w:type="default" r:id="rId17"/>
       <w:pgSz w:w="11906" w:h="16838"/>
-      <w:pgMar w:top="720" w:right="720" w:bottom="720" w:left="720" w:header="567" w:footer="567" w:gutter="0"/>
+      <w:pgMar w:top="720" w:right="720" w:bottom="720" w:left="720" w:header="720" w:footer="720" w:gutter="0"/>
+      <w:pgNumType w:start="1"/>
       <w:cols w:sep="1" w:space="425"/>
     </w:sectPr>
   </w:body>
@@ -10602,148 +10603,54 @@
 </file>
 
 <file path=word/footer1.xml><?xml version="1.0" encoding="utf-8"?>
-<w:ftr xmlns:wpc="http://schemas.microsoft.com/office/word/2010/wordprocessingCanvas" xmlns:cx="http://schemas.microsoft.com/office/drawing/2014/chartex" xmlns:cx1="http://schemas.microsoft.com/office/drawing/2015/9/8/chartex" xmlns:cx2="http://schemas.microsoft.com/office/drawing/2015/10/21/chartex" xmlns:cx3="http://schemas.microsoft.com/office/drawing/2016/5/9/chartex" xmlns:cx4="http://schemas.microsoft.com/office/drawing/2016/5/10/chartex" xmlns:cx5="http://schemas.microsoft.com/office/drawing/2016/5/11/chartex" xmlns:cx6="http://schemas.microsoft.com/office/drawing/2016/5/12/chartex" xmlns:cx7="http://schemas.microsoft.com/office/drawing/2016/5/13/chartex" xmlns:cx8="http://schemas.microsoft.com/office/drawing/2016/5/14/chartex" xmlns:mc="http://schemas.openxmlformats.org/markup-compatibility/2006" xmlns:aink="http://schemas.microsoft.com/office/drawing/2016/ink" xmlns:am3d="http://schemas.microsoft.com/office/drawing/2017/model3d" xmlns:o="urn:schemas-microsoft-com:office:office" xmlns:oel="http://schemas.microsoft.com/office/2019/extlst" xmlns:r="http://schemas.openxmlformats.org/officeDocument/2006/relationships" xmlns:m="http://schemas.openxmlformats.org/officeDocument/2006/math" xmlns:v="urn:schemas-microsoft-com:vml" xmlns:wp14="http://schemas.microsoft.com/office/word/2010/wordprocessingDrawing" xmlns:wp="http://schemas.openxmlformats.org/drawingml/2006/wordprocessingDrawing" xmlns:w10="urn:schemas-microsoft-com:office:word" xmlns:w="http://schemas.openxmlformats.org/wordprocessingml/2006/main" xmlns:w14="http://schemas.microsoft.com/office/word/2010/wordml" xmlns:w15="http://schemas.microsoft.com/office/word/2012/wordml" xmlns:w16cex="http://schemas.microsoft.com/office/word/2018/wordml/cex" xmlns:w16cid="http://schemas.microsoft.com/office/word/2016/wordml/cid" xmlns:w16="http://schemas.microsoft.com/office/word/2018/wordml" xmlns:w16sdtdh="http://schemas.microsoft.com/office/word/2020/wordml/sdtdatahash" xmlns:w16se="http://schemas.microsoft.com/office/word/2015/wordml/symex" xmlns:wpg="http://schemas.microsoft.com/office/word/2010/wordprocessingGroup" xmlns:wpi="http://schemas.microsoft.com/office/word/2010/wordprocessingInk" xmlns:wne="http://schemas.microsoft.com/office/word/2006/wordml" xmlns:wps="http://schemas.microsoft.com/office/word/2010/wordprocessingShape" mc:Ignorable="w14 w15 w16se w16cid w16 w16cex w16sdtdh wp14">
+<w:ftr xmlns:w="http://schemas.openxmlformats.org/wordprocessingml/2006/main" xmlns:r="http://schemas.openxmlformats.org/officeDocument/2006/relationships">
   <w:p>
     <w:pPr>
       <w:jc w:val="center"/>
     </w:pPr>
-    <w:proofErr w:type="gramStart"/>
     <w:r>
       <w:rPr>
-        <w:rFonts w:hint="eastAsia"/>
+        <w:rFonts w:ascii="Times New Roman" w:hAnsi="Times New Roman" w:eastAsia="宋体"/>
+        <w:sz w:val="21"/>
+        <w:szCs w:val="21"/>
       </w:rPr>
-      <w:t>试卷第</w:t>
+      <w:t xml:space="preserve">第</w:t>
     </w:r>
-    <w:proofErr w:type="gramEnd"/>
-    <w:r>
-      <w:fldChar w:fldCharType="begin"/>
-    </w:r>
-    <w:r>
-      <w:instrText xml:space="preserve"> =</w:instrText>
-    </w:r>
-    <w:r>
-      <w:fldChar w:fldCharType="begin"/>
-    </w:r>
-    <w:r>
-      <w:instrText xml:space="preserve">page  </w:instrText>
-    </w:r>
-    <w:r>
-      <w:fldChar w:fldCharType="separate"/>
-    </w:r>
+    <w:fldSimple w:instr=" PAGE ">
+      <w:r>
+        <w:rPr>
+          <w:rFonts w:ascii="Times New Roman" w:hAnsi="Times New Roman" w:eastAsia="宋体"/>
+          <w:sz w:val="21"/>
+          <w:szCs w:val="21"/>
+        </w:rPr>
+        <w:t xml:space="preserve">1</w:t>
+      </w:r>
+    </w:fldSimple>
     <w:r>
       <w:rPr>
-        <w:noProof/>
+        <w:rFonts w:ascii="Times New Roman" w:hAnsi="Times New Roman" w:eastAsia="宋体"/>
+        <w:sz w:val="21"/>
+        <w:szCs w:val="21"/>
       </w:rPr>
-      <w:instrText>4</w:instrText>
+      <w:t xml:space="preserve">页（共</w:t>
     </w:r>
+    <w:fldSimple w:instr=" NUMPAGES ">
+      <w:r>
+        <w:rPr>
+          <w:rFonts w:ascii="Times New Roman" w:hAnsi="Times New Roman" w:eastAsia="宋体"/>
+          <w:sz w:val="21"/>
+          <w:szCs w:val="21"/>
+        </w:rPr>
+        <w:t xml:space="preserve">1</w:t>
+      </w:r>
+    </w:fldSimple>
     <w:r>
       <w:rPr>
-        <w:noProof/>
-      </w:rPr>
-      <w:fldChar w:fldCharType="end"/>
-    </w:r>
-    <w:r>
-      <w:instrText xml:space="preserve"> </w:instrText>
-    </w:r>
-    <w:r>
-      <w:fldChar w:fldCharType="separate"/>
-    </w:r>
-    <w:r>
-      <w:rPr>
-        <w:noProof/>
-      </w:rPr>
-      <w:t>4</w:t>
-    </w:r>
-    <w:r>
-      <w:fldChar w:fldCharType="end"/>
-    </w:r>
-    <w:r>
-      <w:rPr>
-        <w:rFonts w:hint="eastAsia"/>
-      </w:rPr>
-      <w:t>页，共</w:t>
-    </w:r>
-    <w:r>
-      <w:fldChar w:fldCharType="begin"/>
-    </w:r>
-    <w:r>
-      <w:instrText xml:space="preserve"> =</w:instrText>
-    </w:r>
-    <w:r>
-      <w:fldChar w:fldCharType="begin"/>
-    </w:r>
-    <w:r>
-      <w:instrText xml:space="preserve">sectionpages  </w:instrText>
-    </w:r>
-    <w:r>
-      <w:fldChar w:fldCharType="separate"/>
-    </w:r>
-    <w:r>
-      <w:rPr>
-        <w:noProof/>
-      </w:rPr>
-      <w:instrText>6</w:instrText>
-    </w:r>
-    <w:r>
-      <w:rPr>
-        <w:noProof/>
-      </w:rPr>
-      <w:fldChar w:fldCharType="end"/>
-    </w:r>
-    <w:r>
-      <w:instrText xml:space="preserve"> </w:instrText>
-    </w:r>
-    <w:r>
-      <w:fldChar w:fldCharType="separate"/>
-    </w:r>
-    <w:r>
-      <w:rPr>
-        <w:noProof/>
-      </w:rPr>
-      <w:t>6</w:t>
-    </w:r>
-    <w:r>
-      <w:fldChar w:fldCharType="end"/>
-    </w:r>
-    <w:r>
-      <w:rPr>
-        <w:rFonts w:hint="eastAsia"/>
-      </w:rPr>
-      <w:t>页</w:t>
-    </w:r>
-  </w:p>
-</w:ftr>
-</file>
-
-<file path=word/footer2.xml><?xml version="1.0" encoding="utf-8"?>
-<w:ftr xmlns:wpc="http://schemas.microsoft.com/office/word/2010/wordprocessingCanvas" xmlns:cx="http://schemas.microsoft.com/office/drawing/2014/chartex" xmlns:cx1="http://schemas.microsoft.com/office/drawing/2015/9/8/chartex" xmlns:cx2="http://schemas.microsoft.com/office/drawing/2015/10/21/chartex" xmlns:cx3="http://schemas.microsoft.com/office/drawing/2016/5/9/chartex" xmlns:cx4="http://schemas.microsoft.com/office/drawing/2016/5/10/chartex" xmlns:cx5="http://schemas.microsoft.com/office/drawing/2016/5/11/chartex" xmlns:cx6="http://schemas.microsoft.com/office/drawing/2016/5/12/chartex" xmlns:cx7="http://schemas.microsoft.com/office/drawing/2016/5/13/chartex" xmlns:cx8="http://schemas.microsoft.com/office/drawing/2016/5/14/chartex" xmlns:mc="http://schemas.openxmlformats.org/markup-compatibility/2006" xmlns:aink="http://schemas.microsoft.com/office/drawing/2016/ink" xmlns:am3d="http://schemas.microsoft.com/office/drawing/2017/model3d" xmlns:o="urn:schemas-microsoft-com:office:office" xmlns:oel="http://schemas.microsoft.com/office/2019/extlst" xmlns:r="http://schemas.openxmlformats.org/officeDocument/2006/relationships" xmlns:m="http://schemas.openxmlformats.org/officeDocument/2006/math" xmlns:v="urn:schemas-microsoft-com:vml" xmlns:wp14="http://schemas.microsoft.com/office/word/2010/wordprocessingDrawing" xmlns:wp="http://schemas.openxmlformats.org/drawingml/2006/wordprocessingDrawing" xmlns:w10="urn:schemas-microsoft-com:office:word" xmlns:w="http://schemas.openxmlformats.org/wordprocessingml/2006/main" xmlns:w14="http://schemas.microsoft.com/office/word/2010/wordml" xmlns:w15="http://schemas.microsoft.com/office/word/2012/wordml" xmlns:w16cex="http://schemas.microsoft.com/office/word/2018/wordml/cex" xmlns:w16cid="http://schemas.microsoft.com/office/word/2016/wordml/cid" xmlns:w16="http://schemas.microsoft.com/office/word/2018/wordml" xmlns:w16sdtdh="http://schemas.microsoft.com/office/word/2020/wordml/sdtdatahash" xmlns:w16se="http://schemas.microsoft.com/office/word/2015/wordml/symex" xmlns:wpg="http://schemas.microsoft.com/office/word/2010/wordprocessingGroup" xmlns:wpi="http://schemas.microsoft.com/office/word/2010/wordprocessingInk" xmlns:wne="http://schemas.microsoft.com/office/word/2006/wordml" xmlns:wps="http://schemas.microsoft.com/office/word/2010/wordprocessingShape" mc:Ignorable="w14 w15 w16se w16cid w16 w16cex w16sdtdh wp14">
-  <w:p>
-    <w:pPr>
-      <w:jc w:val="left"/>
-    </w:pPr>
-    <w:r>
-      <w:rPr>
+        <w:rFonts w:ascii="Times New Roman" w:hAnsi="Times New Roman" w:eastAsia="宋体"/>
         <w:sz w:val="21"/>
         <w:szCs w:val="21"/>
-        <w:rFonts w:ascii="Times New Roman" w:hAnsi="Times New Roman" w:eastAsia="宋体"/>
       </w:rPr>
-      <w:fldChar w:fldCharType="begin"/>
-    </w:r>
-    <w:r>
-      <w:rPr>
-        <w:sz w:val="21"/>
-        <w:szCs w:val="21"/>
-        <w:rFonts w:ascii="Times New Roman" w:hAnsi="Times New Roman" w:eastAsia="宋体"/>
-      </w:rPr>
-      <w:instrText xml:space="preserve"> PAGE </w:instrText>
-    </w:r>
-    <w:r>
-      <w:rPr>
-        <w:sz w:val="21"/>
-        <w:szCs w:val="21"/>
-        <w:rFonts w:ascii="Times New Roman" w:hAnsi="Times New Roman" w:eastAsia="宋体"/>
-      </w:rPr>
-      <w:fldChar w:fldCharType="end"/>
+      <w:t xml:space="preserve">页）</w:t>
     </w:r>
   </w:p>
 </w:ftr>

--- a/高中物理/高中物理同步/人教版必修3 第10章 静电场中的能量·知识清单（完成）.docx
+++ b/高中物理/高中物理同步/人教版必修3 第10章 静电场中的能量·知识清单（完成）.docx
@@ -236,20 +236,177 @@
       <w:r>
         <w:rPr>
           <w:rFonts w:eastAsia="宋体" w:ascii="Times New Roman" w:hAnsi="Times New Roman" w:cs="Times New Roman"/>
+          <w:sz w:val="21"/>
+          <w:szCs w:val="21"/>
+          <w:bdr w:val="single" w:sz="8" w:space="0" w:color="auto"/>
+        </w:rPr>
+        <w:t xml:space="preserve">起始位置</w:t>
+      </w:r>
+      <w:r>
+        <w:rPr>
+          <w:sz w:val="21"/>
+          <w:szCs w:val="21"/>
+          <w:rFonts w:ascii="Times New Roman" w:hAnsi="Times New Roman" w:eastAsia="宋体" w:cs="Times New Roman"/>
+        </w:rPr>
+        <w:t>和</w:t>
+      </w:r>
+      <w:r>
+        <w:rPr>
+          <w:rFonts w:eastAsia="宋体" w:ascii="Times New Roman" w:hAnsi="Times New Roman" w:cs="Times New Roman"/>
+          <w:sz w:val="21"/>
+          <w:szCs w:val="21"/>
+        </w:rPr>
+        <w:t xml:space="preserve"/>
+      </w:r>
+      <w:r>
+        <w:rPr>
+          <w:rFonts w:eastAsia="宋体" w:ascii="Times New Roman" w:hAnsi="Times New Roman" w:cs="Times New Roman"/>
+          <w:sz w:val="21"/>
+          <w:szCs w:val="21"/>
+          <w:bdr w:val="single" w:sz="8" w:space="0" w:color="auto"/>
+        </w:rPr>
+        <w:t xml:space="preserve">终止位置</w:t>
+      </w:r>
+      <w:r>
+        <w:rPr>
+          <w:sz w:val="21"/>
+          <w:szCs w:val="21"/>
+          <w:rFonts w:ascii="Times New Roman" w:hAnsi="Times New Roman" w:eastAsia="宋体" w:cs="Times New Roman"/>
+        </w:rPr>
+        <w:t>有关，与电荷经过的路径</w:t>
+      </w:r>
+      <w:r>
+        <w:rPr>
+          <w:rFonts w:eastAsia="宋体" w:ascii="Times New Roman" w:hAnsi="Times New Roman" w:cs="Times New Roman"/>
+          <w:sz w:val="21"/>
+          <w:szCs w:val="21"/>
+        </w:rPr>
+        <w:t xml:space="preserve"/>
+      </w:r>
+      <w:r>
+        <w:rPr>
+          <w:rFonts w:eastAsia="宋体" w:ascii="Times New Roman" w:hAnsi="Times New Roman" w:cs="Times New Roman"/>
+          <w:sz w:val="21"/>
+          <w:szCs w:val="21"/>
+          <w:bdr w:val="single" w:sz="8" w:space="0" w:color="auto"/>
+        </w:rPr>
+        <w:t xml:space="preserve">无关</w:t>
+      </w:r>
+      <w:r>
+        <w:rPr>
+          <w:sz w:val="21"/>
+          <w:szCs w:val="21"/>
+          <w:rFonts w:ascii="Times New Roman" w:hAnsi="Times New Roman" w:eastAsia="宋体" w:cs="Times New Roman"/>
+        </w:rPr>
+        <w:t>。</w:t>
+      </w:r>
+    </w:p>
+    <w:p>
+      <w:pPr>
+        <w:snapToGrid w:val="0"/>
+        <w:spacing w:line="300" w:lineRule="auto" w:before="0" w:after="0"/>
+        <w:jc w:val="left"/>
+      </w:pPr>
+      <w:r>
+        <w:rPr>
+          <w:sz w:val="21"/>
+          <w:szCs w:val="21"/>
+          <w:rFonts w:ascii="Times New Roman" w:hAnsi="Times New Roman" w:eastAsia="宋体" w:cs="Times New Roman"/>
           <w:b/>
-          <w:u w:val="thick"/>
-          <w:sz w:val="21"/>
-          <w:szCs w:val="21"/>
-        </w:rPr>
-        <w:t xml:space="preserve">起始位置</w:t>
-      </w:r>
-      <w:r>
-        <w:rPr>
-          <w:sz w:val="21"/>
-          <w:szCs w:val="21"/>
-          <w:rFonts w:ascii="Times New Roman" w:hAnsi="Times New Roman" w:eastAsia="宋体" w:cs="Times New Roman"/>
-        </w:rPr>
-        <w:t>和</w:t>
+        </w:rPr>
+        <w:t xml:space="preserve">【难度】</w:t>
+      </w:r>
+      <w:r>
+        <w:rPr>
+          <w:sz w:val="21"/>
+          <w:szCs w:val="21"/>
+          <w:rFonts w:ascii="Times New Roman" w:hAnsi="Times New Roman" w:eastAsia="宋体" w:cs="Times New Roman"/>
+        </w:rPr>
+        <w:t>0.94</w:t>
+      </w:r>
+      <w:r>
+        <w:rPr>
+          <w:sz w:val="21"/>
+          <w:szCs w:val="21"/>
+          <w:rFonts w:ascii="Times New Roman" w:hAnsi="Times New Roman" w:eastAsia="宋体" w:cs="Times New Roman"/>
+        </w:rPr>
+        <w:t>【知识点】静电力做功的特点</w:t>
+      </w:r>
+    </w:p>
+    <w:p>
+      <w:pPr>
+        <w:snapToGrid w:val="0"/>
+        <w:spacing w:line="300" w:lineRule="auto" w:before="0" w:after="0"/>
+        <w:jc w:val="left"/>
+      </w:pPr>
+      <w:r>
+        <w:rPr>
+          <w:sz w:val="21"/>
+          <w:szCs w:val="21"/>
+          <w:rFonts w:ascii="Times New Roman" w:hAnsi="Times New Roman" w:eastAsia="宋体" w:cs="Times New Roman"/>
+          <w:b/>
+        </w:rPr>
+        <w:t>【详解】</w:t>
+      </w:r>
+      <w:r>
+        <w:rPr>
+          <w:sz w:val="21"/>
+          <w:szCs w:val="21"/>
+          <w:rFonts w:ascii="Times New Roman" w:hAnsi="Times New Roman" w:eastAsia="宋体" w:cs="Times New Roman"/>
+        </w:rPr>
+        <w:t>[1][2][3]</w:t>
+      </w:r>
+      <w:r>
+        <w:rPr>
+          <w:sz w:val="21"/>
+          <w:szCs w:val="21"/>
+          <w:rFonts w:ascii="Times New Roman" w:hAnsi="Times New Roman" w:eastAsia="宋体" w:cs="Times New Roman"/>
+        </w:rPr>
+        <w:t>静电力所做的功与电荷的起始位置和终止位置有关，与电荷经过的路径无关。</w:t>
+      </w:r>
+    </w:p>
+    <w:p>
+      <w:pPr>
+        <w:snapToGrid w:val="0"/>
+        <w:spacing w:line="300" w:lineRule="auto" w:before="0" w:after="0"/>
+        <w:jc w:val="left"/>
+      </w:pPr>
+      <w:r>
+        <w:rPr>
+          <w:sz w:val="21"/>
+          <w:szCs w:val="21"/>
+          <w:rFonts w:ascii="Times New Roman" w:hAnsi="Times New Roman" w:eastAsia="宋体" w:cs="Times New Roman"/>
+        </w:rPr>
+        <w:t>注意：这个结论虽然是从匀强电场中推导出来的，但是可以证明对非匀强电场也是适用的。</w:t>
+      </w:r>
+    </w:p>
+    <w:p>
+      <w:pPr>
+        <w:spacing w:before="0" w:after="0" w:line="300" w:lineRule="auto"/>
+        <w:jc w:val="left"/>
+      </w:pPr>
+    </w:p>
+    <w:p>
+      <w:pPr>
+        <w:snapToGrid w:val="0"/>
+        <w:spacing w:line="300" w:lineRule="auto" w:before="0" w:after="0"/>
+        <w:jc w:val="left"/>
+      </w:pPr>
+      <w:r>
+        <w:rPr>
+          <w:sz w:val="21"/>
+          <w:szCs w:val="21"/>
+          <w:rFonts w:ascii="Times New Roman" w:hAnsi="Times New Roman" w:eastAsia="宋体" w:cs="Times New Roman"/>
+        </w:rPr>
+        <w:t>2</w:t>
+      </w:r>
+      <w:r>
+        <w:rPr>
+          <w:sz w:val="21"/>
+          <w:szCs w:val="21"/>
+          <w:rFonts w:ascii="Times New Roman" w:hAnsi="Times New Roman" w:eastAsia="宋体" w:cs="Times New Roman"/>
+        </w:rPr>
+        <w:t>．电势能定义：电荷在电场中具有的势能，是与</w:t>
       </w:r>
       <w:r>
         <w:rPr>
@@ -262,20 +419,19 @@
       <w:r>
         <w:rPr>
           <w:rFonts w:eastAsia="宋体" w:ascii="Times New Roman" w:hAnsi="Times New Roman" w:cs="Times New Roman"/>
-          <w:b/>
-          <w:u w:val="thick"/>
-          <w:sz w:val="21"/>
-          <w:szCs w:val="21"/>
-        </w:rPr>
-        <w:t xml:space="preserve">终止位置</w:t>
-      </w:r>
-      <w:r>
-        <w:rPr>
-          <w:sz w:val="21"/>
-          <w:szCs w:val="21"/>
-          <w:rFonts w:ascii="Times New Roman" w:hAnsi="Times New Roman" w:eastAsia="宋体" w:cs="Times New Roman"/>
-        </w:rPr>
-        <w:t>有关，与电荷经过的路径</w:t>
+          <w:sz w:val="21"/>
+          <w:szCs w:val="21"/>
+          <w:bdr w:val="single" w:sz="8" w:space="0" w:color="auto"/>
+        </w:rPr>
+        <w:t xml:space="preserve">位置</w:t>
+      </w:r>
+      <w:r>
+        <w:rPr>
+          <w:sz w:val="21"/>
+          <w:szCs w:val="21"/>
+          <w:rFonts w:ascii="Times New Roman" w:hAnsi="Times New Roman" w:eastAsia="宋体" w:cs="Times New Roman"/>
+        </w:rPr>
+        <w:t>有关的物理量，符号：</w:t>
       </w:r>
       <w:r>
         <w:rPr>
@@ -288,170 +444,9 @@
       <w:r>
         <w:rPr>
           <w:rFonts w:eastAsia="宋体" w:ascii="Times New Roman" w:hAnsi="Times New Roman" w:cs="Times New Roman"/>
-          <w:b/>
-          <w:u w:val="thick"/>
-          <w:sz w:val="21"/>
-          <w:szCs w:val="21"/>
-        </w:rPr>
-        <w:t xml:space="preserve">无关</w:t>
-      </w:r>
-      <w:r>
-        <w:rPr>
-          <w:sz w:val="21"/>
-          <w:szCs w:val="21"/>
-          <w:rFonts w:ascii="Times New Roman" w:hAnsi="Times New Roman" w:eastAsia="宋体" w:cs="Times New Roman"/>
-        </w:rPr>
-        <w:t>。</w:t>
-      </w:r>
-    </w:p>
-    <w:p>
-      <w:pPr>
-        <w:snapToGrid w:val="0"/>
-        <w:spacing w:line="300" w:lineRule="auto" w:before="0" w:after="0"/>
-        <w:jc w:val="left"/>
-      </w:pPr>
-      <w:r>
-        <w:rPr>
-          <w:sz w:val="21"/>
-          <w:szCs w:val="21"/>
-          <w:rFonts w:ascii="Times New Roman" w:hAnsi="Times New Roman" w:eastAsia="宋体" w:cs="Times New Roman"/>
-          <w:b/>
-        </w:rPr>
-        <w:t xml:space="preserve">【难度】</w:t>
-      </w:r>
-      <w:r>
-        <w:rPr>
-          <w:sz w:val="21"/>
-          <w:szCs w:val="21"/>
-          <w:rFonts w:ascii="Times New Roman" w:hAnsi="Times New Roman" w:eastAsia="宋体" w:cs="Times New Roman"/>
-        </w:rPr>
-        <w:t>0.94</w:t>
-      </w:r>
-      <w:r>
-        <w:rPr>
-          <w:sz w:val="21"/>
-          <w:szCs w:val="21"/>
-          <w:rFonts w:ascii="Times New Roman" w:hAnsi="Times New Roman" w:eastAsia="宋体" w:cs="Times New Roman"/>
-        </w:rPr>
-        <w:t>【知识点】静电力做功的特点</w:t>
-      </w:r>
-    </w:p>
-    <w:p>
-      <w:pPr>
-        <w:snapToGrid w:val="0"/>
-        <w:spacing w:line="300" w:lineRule="auto" w:before="0" w:after="0"/>
-        <w:jc w:val="left"/>
-      </w:pPr>
-      <w:r>
-        <w:rPr>
-          <w:sz w:val="21"/>
-          <w:szCs w:val="21"/>
-          <w:rFonts w:ascii="Times New Roman" w:hAnsi="Times New Roman" w:eastAsia="宋体" w:cs="Times New Roman"/>
-          <w:b/>
-        </w:rPr>
-        <w:t>【详解】</w:t>
-      </w:r>
-      <w:r>
-        <w:rPr>
-          <w:sz w:val="21"/>
-          <w:szCs w:val="21"/>
-          <w:rFonts w:ascii="Times New Roman" w:hAnsi="Times New Roman" w:eastAsia="宋体" w:cs="Times New Roman"/>
-        </w:rPr>
-        <w:t>[1][2][3]</w:t>
-      </w:r>
-      <w:r>
-        <w:rPr>
-          <w:sz w:val="21"/>
-          <w:szCs w:val="21"/>
-          <w:rFonts w:ascii="Times New Roman" w:hAnsi="Times New Roman" w:eastAsia="宋体" w:cs="Times New Roman"/>
-        </w:rPr>
-        <w:t>静电力所做的功与电荷的起始位置和终止位置有关，与电荷经过的路径无关。</w:t>
-      </w:r>
-    </w:p>
-    <w:p>
-      <w:pPr>
-        <w:snapToGrid w:val="0"/>
-        <w:spacing w:line="300" w:lineRule="auto" w:before="0" w:after="0"/>
-        <w:jc w:val="left"/>
-      </w:pPr>
-      <w:r>
-        <w:rPr>
-          <w:sz w:val="21"/>
-          <w:szCs w:val="21"/>
-          <w:rFonts w:ascii="Times New Roman" w:hAnsi="Times New Roman" w:eastAsia="宋体" w:cs="Times New Roman"/>
-        </w:rPr>
-        <w:t>注意：这个结论虽然是从匀强电场中推导出来的，但是可以证明对非匀强电场也是适用的。</w:t>
-      </w:r>
-    </w:p>
-    <w:p>
-      <w:pPr>
-        <w:spacing w:before="0" w:after="0" w:line="300" w:lineRule="auto"/>
-        <w:jc w:val="left"/>
-      </w:pPr>
-    </w:p>
-    <w:p>
-      <w:pPr>
-        <w:snapToGrid w:val="0"/>
-        <w:spacing w:line="300" w:lineRule="auto" w:before="0" w:after="0"/>
-        <w:jc w:val="left"/>
-      </w:pPr>
-      <w:r>
-        <w:rPr>
-          <w:sz w:val="21"/>
-          <w:szCs w:val="21"/>
-          <w:rFonts w:ascii="Times New Roman" w:hAnsi="Times New Roman" w:eastAsia="宋体" w:cs="Times New Roman"/>
-        </w:rPr>
-        <w:t>2</w:t>
-      </w:r>
-      <w:r>
-        <w:rPr>
-          <w:sz w:val="21"/>
-          <w:szCs w:val="21"/>
-          <w:rFonts w:ascii="Times New Roman" w:hAnsi="Times New Roman" w:eastAsia="宋体" w:cs="Times New Roman"/>
-        </w:rPr>
-        <w:t>．电势能定义：电荷在电场中具有的势能，是与</w:t>
-      </w:r>
-      <w:r>
-        <w:rPr>
-          <w:rFonts w:eastAsia="宋体" w:ascii="Times New Roman" w:hAnsi="Times New Roman" w:cs="Times New Roman"/>
-          <w:sz w:val="21"/>
-          <w:szCs w:val="21"/>
-        </w:rPr>
-        <w:t xml:space="preserve"/>
-      </w:r>
-      <w:r>
-        <w:rPr>
-          <w:rFonts w:eastAsia="宋体" w:ascii="Times New Roman" w:hAnsi="Times New Roman" w:cs="Times New Roman"/>
-          <w:b/>
-          <w:u w:val="thick"/>
-          <w:sz w:val="21"/>
-          <w:szCs w:val="21"/>
-        </w:rPr>
-        <w:t xml:space="preserve">位置</w:t>
-      </w:r>
-      <w:r>
-        <w:rPr>
-          <w:sz w:val="21"/>
-          <w:szCs w:val="21"/>
-          <w:rFonts w:ascii="Times New Roman" w:hAnsi="Times New Roman" w:eastAsia="宋体" w:cs="Times New Roman"/>
-        </w:rPr>
-        <w:t>有关的物理量，符号：</w:t>
-      </w:r>
-      <w:r>
-        <w:rPr>
-          <w:rFonts w:eastAsia="宋体" w:ascii="Times New Roman" w:hAnsi="Times New Roman" w:cs="Times New Roman"/>
-          <w:sz w:val="21"/>
-          <w:szCs w:val="21"/>
-        </w:rPr>
-        <w:t xml:space="preserve"/>
-      </w:r>
-      <w:r>
-        <w:rPr>
-          <w:rFonts w:eastAsia="宋体" w:ascii="Times New Roman" w:hAnsi="Times New Roman" w:cs="Times New Roman"/>
-          <w:b/>
-          <w:u w:val="thick"/>
-          <w:sz w:val="21"/>
-          <w:szCs w:val="21"/>
+          <w:sz w:val="21"/>
+          <w:szCs w:val="21"/>
+          <w:bdr w:val="single" w:sz="8" w:space="0" w:color="auto"/>
         </w:rPr>
         <w:t xml:space="preserve">Ep</w:t>
       </w:r>
@@ -592,10 +587,9 @@
       <w:r>
         <w:rPr>
           <w:rFonts w:eastAsia="宋体" w:ascii="Times New Roman" w:hAnsi="Times New Roman" w:cs="Times New Roman"/>
-          <w:b/>
-          <w:u w:val="thick"/>
-          <w:sz w:val="21"/>
-          <w:szCs w:val="21"/>
+          <w:sz w:val="21"/>
+          <w:szCs w:val="21"/>
+          <w:bdr w:val="single" w:sz="8" w:space="0" w:color="auto"/>
         </w:rPr>
         <w:t xml:space="preserve">EpA-EpB</w:t>
       </w:r>
@@ -677,10 +671,9 @@
       <w:r>
         <w:rPr>
           <w:rFonts w:eastAsia="宋体" w:ascii="Times New Roman" w:hAnsi="Times New Roman" w:cs="Times New Roman"/>
-          <w:b/>
-          <w:u w:val="thick"/>
-          <w:sz w:val="21"/>
-          <w:szCs w:val="21"/>
+          <w:sz w:val="21"/>
+          <w:szCs w:val="21"/>
+          <w:bdr w:val="single" w:sz="8" w:space="0" w:color="auto"/>
         </w:rPr>
         <w:t xml:space="preserve">减少</w:t>
       </w:r>
@@ -738,10 +731,9 @@
       <w:r>
         <w:rPr>
           <w:rFonts w:eastAsia="宋体" w:ascii="Times New Roman" w:hAnsi="Times New Roman" w:cs="Times New Roman"/>
-          <w:b/>
-          <w:u w:val="thick"/>
-          <w:sz w:val="21"/>
-          <w:szCs w:val="21"/>
+          <w:sz w:val="21"/>
+          <w:szCs w:val="21"/>
+          <w:bdr w:val="single" w:sz="8" w:space="0" w:color="auto"/>
         </w:rPr>
         <w:t xml:space="preserve">增加</w:t>
       </w:r>
@@ -991,20 +983,51 @@
       <w:r>
         <w:rPr>
           <w:rFonts w:eastAsia="宋体" w:ascii="Times New Roman" w:hAnsi="Times New Roman" w:cs="Times New Roman"/>
+          <w:sz w:val="21"/>
+          <w:szCs w:val="21"/>
+          <w:bdr w:val="single" w:sz="8" w:space="0" w:color="auto"/>
+        </w:rPr>
+        <w:t xml:space="preserve">零势能位置</w:t>
+      </w:r>
+      <w:r>
+        <w:rPr>
+          <w:sz w:val="21"/>
+          <w:szCs w:val="21"/>
+          <w:rFonts w:ascii="Times New Roman" w:hAnsi="Times New Roman" w:eastAsia="宋体" w:cs="Times New Roman"/>
+        </w:rPr>
+        <w:t>时静电力所做的功。</w:t>
+      </w:r>
+    </w:p>
+    <w:p>
+      <w:pPr>
+        <w:snapToGrid w:val="0"/>
+        <w:spacing w:line="300" w:lineRule="auto" w:before="0" w:after="0"/>
+        <w:jc w:val="left"/>
+      </w:pPr>
+      <w:r>
+        <w:rPr>
+          <w:sz w:val="21"/>
+          <w:szCs w:val="21"/>
+          <w:rFonts w:ascii="Times New Roman" w:hAnsi="Times New Roman" w:eastAsia="宋体" w:cs="Times New Roman"/>
           <w:b/>
-          <w:u w:val="thick"/>
-          <w:sz w:val="21"/>
-          <w:szCs w:val="21"/>
-        </w:rPr>
-        <w:t xml:space="preserve">零势能位置</w:t>
-      </w:r>
-      <w:r>
-        <w:rPr>
-          <w:sz w:val="21"/>
-          <w:szCs w:val="21"/>
-          <w:rFonts w:ascii="Times New Roman" w:hAnsi="Times New Roman" w:eastAsia="宋体" w:cs="Times New Roman"/>
-        </w:rPr>
-        <w:t>时静电力所做的功。</w:t>
+        </w:rPr>
+        <w:t xml:space="preserve">【难度】</w:t>
+      </w:r>
+      <w:r>
+        <w:rPr>
+          <w:sz w:val="21"/>
+          <w:szCs w:val="21"/>
+          <w:rFonts w:ascii="Times New Roman" w:hAnsi="Times New Roman" w:eastAsia="宋体" w:cs="Times New Roman"/>
+        </w:rPr>
+        <w:t>0.94</w:t>
+      </w:r>
+      <w:r>
+        <w:rPr>
+          <w:sz w:val="21"/>
+          <w:szCs w:val="21"/>
+          <w:rFonts w:ascii="Times New Roman" w:hAnsi="Times New Roman" w:eastAsia="宋体" w:cs="Times New Roman"/>
+        </w:rPr>
+        <w:t>【知识点】比较电势能的大小</w:t>
       </w:r>
     </w:p>
     <w:p>
@@ -1020,6 +1043,229 @@
           <w:rFonts w:ascii="Times New Roman" w:hAnsi="Times New Roman" w:eastAsia="宋体" w:cs="Times New Roman"/>
           <w:b/>
         </w:rPr>
+        <w:t>【详解】</w:t>
+      </w:r>
+      <w:r>
+        <w:rPr>
+          <w:sz w:val="21"/>
+          <w:szCs w:val="21"/>
+          <w:rFonts w:ascii="Times New Roman" w:hAnsi="Times New Roman" w:eastAsia="宋体" w:cs="Times New Roman"/>
+        </w:rPr>
+        <w:t xml:space="preserve">电荷在某点的电势能，等于把它从该点移动到零势能位置时静电力所做的功。</w:t>
+      </w:r>
+    </w:p>
+    <w:p>
+      <w:pPr>
+        <w:spacing w:before="0" w:after="0" w:line="300" w:lineRule="auto"/>
+        <w:jc w:val="left"/>
+      </w:pPr>
+    </w:p>
+    <w:p>
+      <w:pPr>
+        <w:snapToGrid w:val="0"/>
+        <w:spacing w:line="300" w:lineRule="auto" w:before="0" w:after="0"/>
+        <w:jc w:val="left"/>
+      </w:pPr>
+      <w:r>
+        <w:rPr>
+          <w:sz w:val="21"/>
+          <w:szCs w:val="21"/>
+          <w:rFonts w:ascii="Times New Roman" w:hAnsi="Times New Roman" w:eastAsia="宋体" w:cs="Times New Roman"/>
+        </w:rPr>
+        <w:t>5</w:t>
+      </w:r>
+      <w:r>
+        <w:rPr>
+          <w:sz w:val="21"/>
+          <w:szCs w:val="21"/>
+          <w:rFonts w:ascii="Times New Roman" w:hAnsi="Times New Roman" w:eastAsia="宋体" w:cs="Times New Roman"/>
+        </w:rPr>
+        <w:t>．电势能的几点说明：</w:t>
+      </w:r>
+    </w:p>
+    <w:p>
+      <w:pPr>
+        <w:snapToGrid w:val="0"/>
+        <w:spacing w:line="300" w:lineRule="auto" w:before="0" w:after="0"/>
+        <w:jc w:val="left"/>
+      </w:pPr>
+      <w:r>
+        <w:rPr>
+          <w:sz w:val="21"/>
+          <w:szCs w:val="21"/>
+          <w:rFonts w:ascii="Times New Roman" w:hAnsi="Times New Roman" w:eastAsia="宋体" w:cs="Times New Roman"/>
+        </w:rPr>
+        <w:t>(1)</w:t>
+      </w:r>
+      <w:r>
+        <w:rPr>
+          <w:sz w:val="21"/>
+          <w:szCs w:val="21"/>
+          <w:rFonts w:ascii="Times New Roman" w:hAnsi="Times New Roman" w:eastAsia="宋体" w:cs="Times New Roman"/>
+        </w:rPr>
+        <w:t>标量：正负值表示电势能</w:t>
+      </w:r>
+      <w:r>
+        <w:rPr>
+          <w:rFonts w:eastAsia="宋体" w:ascii="Times New Roman" w:hAnsi="Times New Roman" w:cs="Times New Roman"/>
+          <w:sz w:val="21"/>
+          <w:szCs w:val="21"/>
+        </w:rPr>
+        <w:t xml:space="preserve"/>
+      </w:r>
+      <w:r>
+        <w:rPr>
+          <w:rFonts w:eastAsia="宋体" w:ascii="Times New Roman" w:hAnsi="Times New Roman" w:cs="Times New Roman"/>
+          <w:sz w:val="21"/>
+          <w:szCs w:val="21"/>
+          <w:bdr w:val="single" w:sz="8" w:space="0" w:color="auto"/>
+        </w:rPr>
+        <w:t xml:space="preserve">大小</w:t>
+      </w:r>
+      <w:r>
+        <w:rPr>
+          <w:sz w:val="21"/>
+          <w:szCs w:val="21"/>
+          <w:rFonts w:ascii="Times New Roman" w:hAnsi="Times New Roman" w:eastAsia="宋体" w:cs="Times New Roman"/>
+        </w:rPr>
+        <w:t>。</w:t>
+      </w:r>
+      <w:r>
+        <w:rPr>
+          <w:rFonts w:hint="eastAsia" w:ascii="Times New Roman" w:hAnsi="Times New Roman" w:eastAsia="宋体" w:cs="Times New Roman"/>
+          <w:sz w:val="21"/>
+          <w:szCs w:val="21"/>
+        </w:rPr>
+        <w:t xml:space="preserve">  </w:t>
+      </w:r>
+      <w:r>
+        <w:rPr>
+          <w:sz w:val="21"/>
+          <w:szCs w:val="21"/>
+          <w:rFonts w:ascii="Times New Roman" w:hAnsi="Times New Roman" w:eastAsia="宋体" w:cs="Times New Roman"/>
+        </w:rPr>
+        <w:t>(2)</w:t>
+      </w:r>
+      <w:r>
+        <w:rPr>
+          <w:sz w:val="21"/>
+          <w:szCs w:val="21"/>
+          <w:rFonts w:ascii="Times New Roman" w:hAnsi="Times New Roman" w:eastAsia="宋体" w:cs="Times New Roman"/>
+        </w:rPr>
+        <w:t>系统性：电荷与</w:t>
+      </w:r>
+      <w:r>
+        <w:rPr>
+          <w:rFonts w:eastAsia="宋体" w:ascii="Times New Roman" w:hAnsi="Times New Roman" w:cs="Times New Roman"/>
+          <w:sz w:val="21"/>
+          <w:szCs w:val="21"/>
+        </w:rPr>
+        <w:t xml:space="preserve"/>
+      </w:r>
+      <w:r>
+        <w:rPr>
+          <w:rFonts w:eastAsia="宋体" w:ascii="Times New Roman" w:hAnsi="Times New Roman" w:cs="Times New Roman"/>
+          <w:sz w:val="21"/>
+          <w:szCs w:val="21"/>
+          <w:bdr w:val="single" w:sz="8" w:space="0" w:color="auto"/>
+        </w:rPr>
+        <w:t xml:space="preserve">电场</w:t>
+      </w:r>
+      <w:r>
+        <w:rPr>
+          <w:sz w:val="21"/>
+          <w:szCs w:val="21"/>
+          <w:rFonts w:ascii="Times New Roman" w:hAnsi="Times New Roman" w:eastAsia="宋体" w:cs="Times New Roman"/>
+        </w:rPr>
+        <w:t>共有的能量。</w:t>
+      </w:r>
+    </w:p>
+    <w:p>
+      <w:pPr>
+        <w:snapToGrid w:val="0"/>
+        <w:spacing w:line="300" w:lineRule="auto" w:before="0" w:after="0"/>
+        <w:jc w:val="left"/>
+      </w:pPr>
+      <w:r>
+        <w:rPr>
+          <w:sz w:val="21"/>
+          <w:szCs w:val="21"/>
+          <w:rFonts w:ascii="Times New Roman" w:hAnsi="Times New Roman" w:eastAsia="宋体" w:cs="Times New Roman"/>
+        </w:rPr>
+        <w:t>(3)</w:t>
+      </w:r>
+      <w:r>
+        <w:rPr>
+          <w:sz w:val="21"/>
+          <w:szCs w:val="21"/>
+          <w:rFonts w:ascii="Times New Roman" w:hAnsi="Times New Roman" w:eastAsia="宋体" w:cs="Times New Roman"/>
+        </w:rPr>
+        <w:t>相对性：通常以离场源电荷</w:t>
+      </w:r>
+      <w:r>
+        <w:rPr>
+          <w:rFonts w:eastAsia="宋体" w:ascii="Times New Roman" w:hAnsi="Times New Roman" w:cs="Times New Roman"/>
+          <w:sz w:val="21"/>
+          <w:szCs w:val="21"/>
+        </w:rPr>
+        <w:t xml:space="preserve"/>
+      </w:r>
+      <w:r>
+        <w:rPr>
+          <w:rFonts w:eastAsia="宋体" w:ascii="Times New Roman" w:hAnsi="Times New Roman" w:cs="Times New Roman"/>
+          <w:sz w:val="21"/>
+          <w:szCs w:val="21"/>
+          <w:bdr w:val="single" w:sz="8" w:space="0" w:color="auto"/>
+        </w:rPr>
+        <w:t xml:space="preserve">无限远</w:t>
+      </w:r>
+      <w:r>
+        <w:rPr>
+          <w:sz w:val="21"/>
+          <w:szCs w:val="21"/>
+          <w:rFonts w:ascii="Times New Roman" w:hAnsi="Times New Roman" w:eastAsia="宋体" w:cs="Times New Roman"/>
+        </w:rPr>
+        <w:t>或</w:t>
+      </w:r>
+      <w:r>
+        <w:rPr>
+          <w:rFonts w:eastAsia="宋体" w:ascii="Times New Roman" w:hAnsi="Times New Roman" w:cs="Times New Roman"/>
+          <w:sz w:val="21"/>
+          <w:szCs w:val="21"/>
+        </w:rPr>
+        <w:t xml:space="preserve"/>
+      </w:r>
+      <w:r>
+        <w:rPr>
+          <w:rFonts w:eastAsia="宋体" w:ascii="Times New Roman" w:hAnsi="Times New Roman" w:cs="Times New Roman"/>
+          <w:sz w:val="21"/>
+          <w:szCs w:val="21"/>
+          <w:bdr w:val="single" w:sz="8" w:space="0" w:color="auto"/>
+        </w:rPr>
+        <w:t xml:space="preserve">地面</w:t>
+      </w:r>
+      <w:r>
+        <w:rPr>
+          <w:sz w:val="21"/>
+          <w:szCs w:val="21"/>
+          <w:rFonts w:ascii="Times New Roman" w:hAnsi="Times New Roman" w:eastAsia="宋体" w:cs="Times New Roman"/>
+        </w:rPr>
+        <w:t>为零势能面。</w:t>
+      </w:r>
+    </w:p>
+    <w:p>
+      <w:pPr>
+        <w:snapToGrid w:val="0"/>
+        <w:spacing w:line="300" w:lineRule="auto" w:before="0" w:after="0"/>
+        <w:jc w:val="left"/>
+      </w:pPr>
+      <w:r>
+        <w:rPr>
+          <w:sz w:val="21"/>
+          <w:szCs w:val="21"/>
+          <w:rFonts w:ascii="Times New Roman" w:hAnsi="Times New Roman" w:eastAsia="宋体" w:cs="Times New Roman"/>
+          <w:b/>
+        </w:rPr>
         <w:t xml:space="preserve">【难度】</w:t>
       </w:r>
       <w:r>
@@ -1036,7 +1282,7 @@
           <w:szCs w:val="21"/>
           <w:rFonts w:ascii="Times New Roman" w:hAnsi="Times New Roman" w:eastAsia="宋体" w:cs="Times New Roman"/>
         </w:rPr>
-        <w:t>【知识点】比较电势能的大小</w:t>
+        <w:t>【知识点】电势能的概念及计算</w:t>
       </w:r>
     </w:p>
     <w:p>
@@ -1060,7 +1306,101 @@
           <w:szCs w:val="21"/>
           <w:rFonts w:ascii="Times New Roman" w:hAnsi="Times New Roman" w:eastAsia="宋体" w:cs="Times New Roman"/>
         </w:rPr>
-        <w:t xml:space="preserve">电荷在某点的电势能，等于把它从该点移动到零势能位置时静电力所做的功。</w:t>
+        <w:t xml:space="preserve">（</w:t>
+      </w:r>
+      <w:r>
+        <w:rPr>
+          <w:sz w:val="21"/>
+          <w:szCs w:val="21"/>
+          <w:rFonts w:ascii="Times New Roman" w:hAnsi="Times New Roman" w:eastAsia="宋体" w:cs="Times New Roman"/>
+        </w:rPr>
+        <w:t>1</w:t>
+      </w:r>
+      <w:r>
+        <w:rPr>
+          <w:sz w:val="21"/>
+          <w:szCs w:val="21"/>
+          <w:rFonts w:ascii="Times New Roman" w:hAnsi="Times New Roman" w:eastAsia="宋体" w:cs="Times New Roman"/>
+        </w:rPr>
+        <w:t>）电势能是标量，正负值表示电势能的大小。</w:t>
+      </w:r>
+    </w:p>
+    <w:p>
+      <w:pPr>
+        <w:snapToGrid w:val="0"/>
+        <w:spacing w:line="300" w:lineRule="auto" w:before="0" w:after="0"/>
+        <w:jc w:val="left"/>
+      </w:pPr>
+      <w:r>
+        <w:rPr>
+          <w:sz w:val="21"/>
+          <w:szCs w:val="21"/>
+          <w:rFonts w:ascii="Times New Roman" w:hAnsi="Times New Roman" w:eastAsia="宋体" w:cs="Times New Roman"/>
+        </w:rPr>
+        <w:t>（</w:t>
+      </w:r>
+      <w:r>
+        <w:rPr>
+          <w:sz w:val="21"/>
+          <w:szCs w:val="21"/>
+          <w:rFonts w:ascii="Times New Roman" w:hAnsi="Times New Roman" w:eastAsia="宋体" w:cs="Times New Roman"/>
+        </w:rPr>
+        <w:t>2</w:t>
+      </w:r>
+      <w:r>
+        <w:rPr>
+          <w:sz w:val="21"/>
+          <w:szCs w:val="21"/>
+          <w:rFonts w:ascii="Times New Roman" w:hAnsi="Times New Roman" w:eastAsia="宋体" w:cs="Times New Roman"/>
+        </w:rPr>
+        <w:t>）电势能具有系统性，电势能是电荷与电场共有的能量。</w:t>
+      </w:r>
+    </w:p>
+    <w:p>
+      <w:pPr>
+        <w:snapToGrid w:val="0"/>
+        <w:spacing w:line="300" w:lineRule="auto" w:before="0" w:after="0"/>
+        <w:jc w:val="left"/>
+      </w:pPr>
+      <w:r>
+        <w:rPr>
+          <w:sz w:val="21"/>
+          <w:szCs w:val="21"/>
+          <w:rFonts w:ascii="Times New Roman" w:hAnsi="Times New Roman" w:eastAsia="宋体" w:cs="Times New Roman"/>
+        </w:rPr>
+        <w:t>（</w:t>
+      </w:r>
+      <w:r>
+        <w:rPr>
+          <w:sz w:val="21"/>
+          <w:szCs w:val="21"/>
+          <w:rFonts w:ascii="Times New Roman" w:hAnsi="Times New Roman" w:eastAsia="宋体" w:cs="Times New Roman"/>
+        </w:rPr>
+        <w:t>3</w:t>
+      </w:r>
+      <w:r>
+        <w:rPr>
+          <w:sz w:val="21"/>
+          <w:szCs w:val="21"/>
+          <w:rFonts w:ascii="Times New Roman" w:hAnsi="Times New Roman" w:eastAsia="宋体" w:cs="Times New Roman"/>
+        </w:rPr>
+        <w:t>）</w:t>
+      </w:r>
+      <w:r>
+        <w:rPr>
+          <w:sz w:val="21"/>
+          <w:szCs w:val="21"/>
+          <w:rFonts w:ascii="Times New Roman" w:hAnsi="Times New Roman" w:eastAsia="宋体" w:cs="Times New Roman"/>
+        </w:rPr>
+        <w:t>[1][2]</w:t>
+      </w:r>
+      <w:r>
+        <w:rPr>
+          <w:sz w:val="21"/>
+          <w:szCs w:val="21"/>
+          <w:rFonts w:ascii="Times New Roman" w:hAnsi="Times New Roman" w:eastAsia="宋体" w:cs="Times New Roman"/>
+        </w:rPr>
+        <w:t>电势能具有相对性，通常以离场源电荷无穷远或地面为零势能面。</w:t>
       </w:r>
     </w:p>
     <w:p>
@@ -1081,38 +1421,15 @@
           <w:szCs w:val="21"/>
           <w:rFonts w:ascii="Times New Roman" w:hAnsi="Times New Roman" w:eastAsia="宋体" w:cs="Times New Roman"/>
         </w:rPr>
-        <w:t>5</w:t>
-      </w:r>
-      <w:r>
-        <w:rPr>
-          <w:sz w:val="21"/>
-          <w:szCs w:val="21"/>
-          <w:rFonts w:ascii="Times New Roman" w:hAnsi="Times New Roman" w:eastAsia="宋体" w:cs="Times New Roman"/>
-        </w:rPr>
-        <w:t>．电势能的几点说明：</w:t>
-      </w:r>
-    </w:p>
-    <w:p>
-      <w:pPr>
-        <w:snapToGrid w:val="0"/>
-        <w:spacing w:line="300" w:lineRule="auto" w:before="0" w:after="0"/>
-        <w:jc w:val="left"/>
-      </w:pPr>
-      <w:r>
-        <w:rPr>
-          <w:sz w:val="21"/>
-          <w:szCs w:val="21"/>
-          <w:rFonts w:ascii="Times New Roman" w:hAnsi="Times New Roman" w:eastAsia="宋体" w:cs="Times New Roman"/>
-        </w:rPr>
-        <w:t>(1)</w:t>
-      </w:r>
-      <w:r>
-        <w:rPr>
-          <w:sz w:val="21"/>
-          <w:szCs w:val="21"/>
-          <w:rFonts w:ascii="Times New Roman" w:hAnsi="Times New Roman" w:eastAsia="宋体" w:cs="Times New Roman"/>
-        </w:rPr>
-        <w:t>标量：正负值表示电势能</w:t>
+        <w:t>6</w:t>
+      </w:r>
+      <w:r>
+        <w:rPr>
+          <w:sz w:val="21"/>
+          <w:szCs w:val="21"/>
+          <w:rFonts w:ascii="Times New Roman" w:hAnsi="Times New Roman" w:eastAsia="宋体" w:cs="Times New Roman"/>
+        </w:rPr>
+        <w:t>．电势定义：电荷在电场中某一点的</w:t>
       </w:r>
       <w:r>
         <w:rPr>
@@ -1125,44 +1442,19 @@
       <w:r>
         <w:rPr>
           <w:rFonts w:eastAsia="宋体" w:ascii="Times New Roman" w:hAnsi="Times New Roman" w:cs="Times New Roman"/>
-          <w:b/>
-          <w:u w:val="thick"/>
-          <w:sz w:val="21"/>
-          <w:szCs w:val="21"/>
-        </w:rPr>
-        <w:t xml:space="preserve">大小</w:t>
-      </w:r>
-      <w:r>
-        <w:rPr>
-          <w:sz w:val="21"/>
-          <w:szCs w:val="21"/>
-          <w:rFonts w:ascii="Times New Roman" w:hAnsi="Times New Roman" w:eastAsia="宋体" w:cs="Times New Roman"/>
-        </w:rPr>
-        <w:t>。</w:t>
-      </w:r>
-      <w:r>
-        <w:rPr>
-          <w:rFonts w:hint="eastAsia" w:ascii="Times New Roman" w:hAnsi="Times New Roman" w:eastAsia="宋体" w:cs="Times New Roman"/>
-          <w:sz w:val="21"/>
-          <w:szCs w:val="21"/>
-        </w:rPr>
-        <w:t xml:space="preserve">  </w:t>
-      </w:r>
-      <w:r>
-        <w:rPr>
-          <w:sz w:val="21"/>
-          <w:szCs w:val="21"/>
-          <w:rFonts w:ascii="Times New Roman" w:hAnsi="Times New Roman" w:eastAsia="宋体" w:cs="Times New Roman"/>
-        </w:rPr>
-        <w:t>(2)</w:t>
-      </w:r>
-      <w:r>
-        <w:rPr>
-          <w:sz w:val="21"/>
-          <w:szCs w:val="21"/>
-          <w:rFonts w:ascii="Times New Roman" w:hAnsi="Times New Roman" w:eastAsia="宋体" w:cs="Times New Roman"/>
-        </w:rPr>
-        <w:t>系统性：电荷与</w:t>
+          <w:sz w:val="21"/>
+          <w:szCs w:val="21"/>
+          <w:bdr w:val="single" w:sz="8" w:space="0" w:color="auto"/>
+        </w:rPr>
+        <w:t xml:space="preserve">电势能</w:t>
+      </w:r>
+      <w:r>
+        <w:rPr>
+          <w:sz w:val="21"/>
+          <w:szCs w:val="21"/>
+          <w:rFonts w:ascii="Times New Roman" w:hAnsi="Times New Roman" w:eastAsia="宋体" w:cs="Times New Roman"/>
+        </w:rPr>
+        <w:t>与它的</w:t>
       </w:r>
       <w:r>
         <w:rPr>
@@ -1175,316 +1467,9 @@
       <w:r>
         <w:rPr>
           <w:rFonts w:eastAsia="宋体" w:ascii="Times New Roman" w:hAnsi="Times New Roman" w:cs="Times New Roman"/>
-          <w:b/>
-          <w:u w:val="thick"/>
-          <w:sz w:val="21"/>
-          <w:szCs w:val="21"/>
-        </w:rPr>
-        <w:t xml:space="preserve">电场</w:t>
-      </w:r>
-      <w:r>
-        <w:rPr>
-          <w:sz w:val="21"/>
-          <w:szCs w:val="21"/>
-          <w:rFonts w:ascii="Times New Roman" w:hAnsi="Times New Roman" w:eastAsia="宋体" w:cs="Times New Roman"/>
-        </w:rPr>
-        <w:t>共有的能量。</w:t>
-      </w:r>
-    </w:p>
-    <w:p>
-      <w:pPr>
-        <w:snapToGrid w:val="0"/>
-        <w:spacing w:line="300" w:lineRule="auto" w:before="0" w:after="0"/>
-        <w:jc w:val="left"/>
-      </w:pPr>
-      <w:r>
-        <w:rPr>
-          <w:sz w:val="21"/>
-          <w:szCs w:val="21"/>
-          <w:rFonts w:ascii="Times New Roman" w:hAnsi="Times New Roman" w:eastAsia="宋体" w:cs="Times New Roman"/>
-        </w:rPr>
-        <w:t>(3)</w:t>
-      </w:r>
-      <w:r>
-        <w:rPr>
-          <w:sz w:val="21"/>
-          <w:szCs w:val="21"/>
-          <w:rFonts w:ascii="Times New Roman" w:hAnsi="Times New Roman" w:eastAsia="宋体" w:cs="Times New Roman"/>
-        </w:rPr>
-        <w:t>相对性：通常以离场源电荷</w:t>
-      </w:r>
-      <w:r>
-        <w:rPr>
-          <w:rFonts w:eastAsia="宋体" w:ascii="Times New Roman" w:hAnsi="Times New Roman" w:cs="Times New Roman"/>
-          <w:sz w:val="21"/>
-          <w:szCs w:val="21"/>
-        </w:rPr>
-        <w:t xml:space="preserve"/>
-      </w:r>
-      <w:r>
-        <w:rPr>
-          <w:rFonts w:eastAsia="宋体" w:ascii="Times New Roman" w:hAnsi="Times New Roman" w:cs="Times New Roman"/>
-          <w:b/>
-          <w:u w:val="thick"/>
-          <w:sz w:val="21"/>
-          <w:szCs w:val="21"/>
-        </w:rPr>
-        <w:t xml:space="preserve">无限远</w:t>
-      </w:r>
-      <w:r>
-        <w:rPr>
-          <w:sz w:val="21"/>
-          <w:szCs w:val="21"/>
-          <w:rFonts w:ascii="Times New Roman" w:hAnsi="Times New Roman" w:eastAsia="宋体" w:cs="Times New Roman"/>
-        </w:rPr>
-        <w:t>或</w:t>
-      </w:r>
-      <w:r>
-        <w:rPr>
-          <w:rFonts w:eastAsia="宋体" w:ascii="Times New Roman" w:hAnsi="Times New Roman" w:cs="Times New Roman"/>
-          <w:sz w:val="21"/>
-          <w:szCs w:val="21"/>
-        </w:rPr>
-        <w:t xml:space="preserve"/>
-      </w:r>
-      <w:r>
-        <w:rPr>
-          <w:rFonts w:eastAsia="宋体" w:ascii="Times New Roman" w:hAnsi="Times New Roman" w:cs="Times New Roman"/>
-          <w:b/>
-          <w:u w:val="thick"/>
-          <w:sz w:val="21"/>
-          <w:szCs w:val="21"/>
-        </w:rPr>
-        <w:t xml:space="preserve">地面</w:t>
-      </w:r>
-      <w:r>
-        <w:rPr>
-          <w:sz w:val="21"/>
-          <w:szCs w:val="21"/>
-          <w:rFonts w:ascii="Times New Roman" w:hAnsi="Times New Roman" w:eastAsia="宋体" w:cs="Times New Roman"/>
-        </w:rPr>
-        <w:t>为零势能面。</w:t>
-      </w:r>
-    </w:p>
-    <w:p>
-      <w:pPr>
-        <w:snapToGrid w:val="0"/>
-        <w:spacing w:line="300" w:lineRule="auto" w:before="0" w:after="0"/>
-        <w:jc w:val="left"/>
-      </w:pPr>
-      <w:r>
-        <w:rPr>
-          <w:sz w:val="21"/>
-          <w:szCs w:val="21"/>
-          <w:rFonts w:ascii="Times New Roman" w:hAnsi="Times New Roman" w:eastAsia="宋体" w:cs="Times New Roman"/>
-          <w:b/>
-        </w:rPr>
-        <w:t xml:space="preserve">【难度】</w:t>
-      </w:r>
-      <w:r>
-        <w:rPr>
-          <w:sz w:val="21"/>
-          <w:szCs w:val="21"/>
-          <w:rFonts w:ascii="Times New Roman" w:hAnsi="Times New Roman" w:eastAsia="宋体" w:cs="Times New Roman"/>
-        </w:rPr>
-        <w:t>0.94</w:t>
-      </w:r>
-      <w:r>
-        <w:rPr>
-          <w:sz w:val="21"/>
-          <w:szCs w:val="21"/>
-          <w:rFonts w:ascii="Times New Roman" w:hAnsi="Times New Roman" w:eastAsia="宋体" w:cs="Times New Roman"/>
-        </w:rPr>
-        <w:t>【知识点】电势能的概念及计算</w:t>
-      </w:r>
-    </w:p>
-    <w:p>
-      <w:pPr>
-        <w:snapToGrid w:val="0"/>
-        <w:spacing w:line="300" w:lineRule="auto" w:before="0" w:after="0"/>
-        <w:jc w:val="left"/>
-      </w:pPr>
-      <w:r>
-        <w:rPr>
-          <w:sz w:val="21"/>
-          <w:szCs w:val="21"/>
-          <w:rFonts w:ascii="Times New Roman" w:hAnsi="Times New Roman" w:eastAsia="宋体" w:cs="Times New Roman"/>
-          <w:b/>
-        </w:rPr>
-        <w:t>【详解】</w:t>
-      </w:r>
-      <w:r>
-        <w:rPr>
-          <w:sz w:val="21"/>
-          <w:szCs w:val="21"/>
-          <w:rFonts w:ascii="Times New Roman" w:hAnsi="Times New Roman" w:eastAsia="宋体" w:cs="Times New Roman"/>
-        </w:rPr>
-        <w:t xml:space="preserve">（</w:t>
-      </w:r>
-      <w:r>
-        <w:rPr>
-          <w:sz w:val="21"/>
-          <w:szCs w:val="21"/>
-          <w:rFonts w:ascii="Times New Roman" w:hAnsi="Times New Roman" w:eastAsia="宋体" w:cs="Times New Roman"/>
-        </w:rPr>
-        <w:t>1</w:t>
-      </w:r>
-      <w:r>
-        <w:rPr>
-          <w:sz w:val="21"/>
-          <w:szCs w:val="21"/>
-          <w:rFonts w:ascii="Times New Roman" w:hAnsi="Times New Roman" w:eastAsia="宋体" w:cs="Times New Roman"/>
-        </w:rPr>
-        <w:t>）电势能是标量，正负值表示电势能的大小。</w:t>
-      </w:r>
-    </w:p>
-    <w:p>
-      <w:pPr>
-        <w:snapToGrid w:val="0"/>
-        <w:spacing w:line="300" w:lineRule="auto" w:before="0" w:after="0"/>
-        <w:jc w:val="left"/>
-      </w:pPr>
-      <w:r>
-        <w:rPr>
-          <w:sz w:val="21"/>
-          <w:szCs w:val="21"/>
-          <w:rFonts w:ascii="Times New Roman" w:hAnsi="Times New Roman" w:eastAsia="宋体" w:cs="Times New Roman"/>
-        </w:rPr>
-        <w:t>（</w:t>
-      </w:r>
-      <w:r>
-        <w:rPr>
-          <w:sz w:val="21"/>
-          <w:szCs w:val="21"/>
-          <w:rFonts w:ascii="Times New Roman" w:hAnsi="Times New Roman" w:eastAsia="宋体" w:cs="Times New Roman"/>
-        </w:rPr>
-        <w:t>2</w:t>
-      </w:r>
-      <w:r>
-        <w:rPr>
-          <w:sz w:val="21"/>
-          <w:szCs w:val="21"/>
-          <w:rFonts w:ascii="Times New Roman" w:hAnsi="Times New Roman" w:eastAsia="宋体" w:cs="Times New Roman"/>
-        </w:rPr>
-        <w:t>）电势能具有系统性，电势能是电荷与电场共有的能量。</w:t>
-      </w:r>
-    </w:p>
-    <w:p>
-      <w:pPr>
-        <w:snapToGrid w:val="0"/>
-        <w:spacing w:line="300" w:lineRule="auto" w:before="0" w:after="0"/>
-        <w:jc w:val="left"/>
-      </w:pPr>
-      <w:r>
-        <w:rPr>
-          <w:sz w:val="21"/>
-          <w:szCs w:val="21"/>
-          <w:rFonts w:ascii="Times New Roman" w:hAnsi="Times New Roman" w:eastAsia="宋体" w:cs="Times New Roman"/>
-        </w:rPr>
-        <w:t>（</w:t>
-      </w:r>
-      <w:r>
-        <w:rPr>
-          <w:sz w:val="21"/>
-          <w:szCs w:val="21"/>
-          <w:rFonts w:ascii="Times New Roman" w:hAnsi="Times New Roman" w:eastAsia="宋体" w:cs="Times New Roman"/>
-        </w:rPr>
-        <w:t>3</w:t>
-      </w:r>
-      <w:r>
-        <w:rPr>
-          <w:sz w:val="21"/>
-          <w:szCs w:val="21"/>
-          <w:rFonts w:ascii="Times New Roman" w:hAnsi="Times New Roman" w:eastAsia="宋体" w:cs="Times New Roman"/>
-        </w:rPr>
-        <w:t>）</w:t>
-      </w:r>
-      <w:r>
-        <w:rPr>
-          <w:sz w:val="21"/>
-          <w:szCs w:val="21"/>
-          <w:rFonts w:ascii="Times New Roman" w:hAnsi="Times New Roman" w:eastAsia="宋体" w:cs="Times New Roman"/>
-        </w:rPr>
-        <w:t>[1][2]</w:t>
-      </w:r>
-      <w:r>
-        <w:rPr>
-          <w:sz w:val="21"/>
-          <w:szCs w:val="21"/>
-          <w:rFonts w:ascii="Times New Roman" w:hAnsi="Times New Roman" w:eastAsia="宋体" w:cs="Times New Roman"/>
-        </w:rPr>
-        <w:t>电势能具有相对性，通常以离场源电荷无穷远或地面为零势能面。</w:t>
-      </w:r>
-    </w:p>
-    <w:p>
-      <w:pPr>
-        <w:spacing w:before="0" w:after="0" w:line="300" w:lineRule="auto"/>
-        <w:jc w:val="left"/>
-      </w:pPr>
-    </w:p>
-    <w:p>
-      <w:pPr>
-        <w:snapToGrid w:val="0"/>
-        <w:spacing w:line="300" w:lineRule="auto" w:before="0" w:after="0"/>
-        <w:jc w:val="left"/>
-      </w:pPr>
-      <w:r>
-        <w:rPr>
-          <w:sz w:val="21"/>
-          <w:szCs w:val="21"/>
-          <w:rFonts w:ascii="Times New Roman" w:hAnsi="Times New Roman" w:eastAsia="宋体" w:cs="Times New Roman"/>
-        </w:rPr>
-        <w:t>6</w:t>
-      </w:r>
-      <w:r>
-        <w:rPr>
-          <w:sz w:val="21"/>
-          <w:szCs w:val="21"/>
-          <w:rFonts w:ascii="Times New Roman" w:hAnsi="Times New Roman" w:eastAsia="宋体" w:cs="Times New Roman"/>
-        </w:rPr>
-        <w:t>．电势定义：电荷在电场中某一点的</w:t>
-      </w:r>
-      <w:r>
-        <w:rPr>
-          <w:rFonts w:eastAsia="宋体" w:ascii="Times New Roman" w:hAnsi="Times New Roman" w:cs="Times New Roman"/>
-          <w:sz w:val="21"/>
-          <w:szCs w:val="21"/>
-        </w:rPr>
-        <w:t xml:space="preserve"/>
-      </w:r>
-      <w:r>
-        <w:rPr>
-          <w:rFonts w:eastAsia="宋体" w:ascii="Times New Roman" w:hAnsi="Times New Roman" w:cs="Times New Roman"/>
-          <w:b/>
-          <w:u w:val="thick"/>
-          <w:sz w:val="21"/>
-          <w:szCs w:val="21"/>
-        </w:rPr>
-        <w:t xml:space="preserve">电势能</w:t>
-      </w:r>
-      <w:r>
-        <w:rPr>
-          <w:sz w:val="21"/>
-          <w:szCs w:val="21"/>
-          <w:rFonts w:ascii="Times New Roman" w:hAnsi="Times New Roman" w:eastAsia="宋体" w:cs="Times New Roman"/>
-        </w:rPr>
-        <w:t>与它的</w:t>
-      </w:r>
-      <w:r>
-        <w:rPr>
-          <w:rFonts w:eastAsia="宋体" w:ascii="Times New Roman" w:hAnsi="Times New Roman" w:cs="Times New Roman"/>
-          <w:sz w:val="21"/>
-          <w:szCs w:val="21"/>
-        </w:rPr>
-        <w:t xml:space="preserve"/>
-      </w:r>
-      <w:r>
-        <w:rPr>
-          <w:rFonts w:eastAsia="宋体" w:ascii="Times New Roman" w:hAnsi="Times New Roman" w:cs="Times New Roman"/>
-          <w:b/>
-          <w:u w:val="thick"/>
-          <w:sz w:val="21"/>
-          <w:szCs w:val="21"/>
+          <w:sz w:val="21"/>
+          <w:szCs w:val="21"/>
+          <w:bdr w:val="single" w:sz="8" w:space="0" w:color="auto"/>
         </w:rPr>
         <w:t xml:space="preserve">电荷量</w:t>
       </w:r>
@@ -1644,8 +1629,7 @@
               <m:ctrlPr>
                 <w:rPr>
                   <w:rFonts w:ascii="Times New Roman" w:hAnsi="Times New Roman"/>
-                  <w:b/>
-                  <w:u w:val="thick"/>
+                  <w:bdr w:val="single" w:sz="8" w:space="0" w:color="auto"/>
                 </w:rPr>
               </m:ctrlPr>
             </m:fPr>
@@ -1662,8 +1646,6 @@
                   <m:r>
                     <w:rPr>
                       <w:rFonts w:ascii="Times New Roman" w:hAnsi="Times New Roman" w:cs="Cambria Math"/>
-                      <w:b/>
-                      <w:u w:val="thick"/>
                     </w:rPr>
                     <m:t>E</m:t>
                   </m:r>
@@ -1672,8 +1654,6 @@
                   <m:r>
                     <w:rPr>
                       <w:rFonts w:ascii="Times New Roman" w:hAnsi="Times New Roman" w:cs="Cambria Math"/>
-                      <w:b/>
-                      <w:u w:val="thick"/>
                     </w:rPr>
                     <m:t>p</m:t>
                   </m:r>
@@ -1684,8 +1664,6 @@
               <m:r>
                 <w:rPr>
                   <w:rFonts w:ascii="Times New Roman" w:hAnsi="Times New Roman" w:cs="Cambria Math"/>
-                  <w:b/>
-                  <w:u w:val="thick"/>
                 </w:rPr>
                 <m:t>q</m:t>
               </m:r>
@@ -1729,10 +1707,9 @@
       <w:r>
         <w:rPr>
           <w:rFonts w:eastAsia="宋体" w:ascii="Times New Roman" w:hAnsi="Times New Roman" w:cs="Times New Roman"/>
-          <w:b/>
-          <w:u w:val="thick"/>
-          <w:sz w:val="21"/>
-          <w:szCs w:val="21"/>
+          <w:sz w:val="21"/>
+          <w:szCs w:val="21"/>
+          <w:bdr w:val="single" w:sz="8" w:space="0" w:color="auto"/>
         </w:rPr>
         <w:t xml:space="preserve">性质</w:t>
       </w:r>
@@ -1772,10 +1749,9 @@
       <w:r>
         <w:rPr>
           <w:rFonts w:eastAsia="宋体" w:ascii="Times New Roman" w:hAnsi="Times New Roman" w:cs="Times New Roman"/>
-          <w:b/>
-          <w:u w:val="thick"/>
-          <w:sz w:val="21"/>
-          <w:szCs w:val="21"/>
+          <w:sz w:val="21"/>
+          <w:szCs w:val="21"/>
+          <w:bdr w:val="single" w:sz="8" w:space="0" w:color="auto"/>
         </w:rPr>
         <w:t xml:space="preserve">无关</w:t>
       </w:r>
@@ -2064,20 +2040,108 @@
       <w:r>
         <w:rPr>
           <w:rFonts w:eastAsia="宋体" w:ascii="Times New Roman" w:hAnsi="Times New Roman" w:cs="Times New Roman"/>
+          <w:sz w:val="21"/>
+          <w:szCs w:val="21"/>
+          <w:bdr w:val="single" w:sz="8" w:space="0" w:color="auto"/>
+        </w:rPr>
+        <w:t xml:space="preserve">伏特</w:t>
+      </w:r>
+      <w:r>
+        <w:rPr>
+          <w:sz w:val="21"/>
+          <w:szCs w:val="21"/>
+          <w:rFonts w:ascii="Times New Roman" w:hAnsi="Times New Roman" w:eastAsia="宋体" w:cs="Times New Roman"/>
+        </w:rPr>
+        <w:t>，符号是</w:t>
+      </w:r>
+      <w:r>
+        <w:rPr>
+          <w:sz w:val="21"/>
+          <w:szCs w:val="21"/>
+          <w:rFonts w:ascii="Times New Roman" w:hAnsi="Times New Roman" w:eastAsia="宋体" w:cs="Times New Roman"/>
+        </w:rPr>
+        <w:t>V</w:t>
+      </w:r>
+      <w:r>
+        <w:rPr>
+          <w:sz w:val="21"/>
+          <w:szCs w:val="21"/>
+          <w:rFonts w:ascii="Times New Roman" w:hAnsi="Times New Roman" w:eastAsia="宋体" w:cs="Times New Roman"/>
+        </w:rPr>
+        <w:t>，</w:t>
+      </w:r>
+      <w:r>
+        <w:rPr>
+          <w:sz w:val="21"/>
+          <w:szCs w:val="21"/>
+          <w:rFonts w:ascii="Times New Roman" w:hAnsi="Times New Roman" w:eastAsia="宋体" w:cs="Times New Roman"/>
+          <w:bdr w:val="single" w:sz="8" w:space="0" w:color="auto"/>
+        </w:rPr>
+        <w:t>1V=1J/C</w:t>
+      </w:r>
+      <w:r>
+        <w:rPr>
+          <w:sz w:val="21"/>
+          <w:szCs w:val="21"/>
+          <w:rFonts w:ascii="Times New Roman" w:hAnsi="Times New Roman" w:eastAsia="宋体" w:cs="Times New Roman"/>
+        </w:rPr>
+        <w:t>。</w:t>
+      </w:r>
+    </w:p>
+    <w:p>
+      <w:pPr>
+        <w:snapToGrid w:val="0"/>
+        <w:spacing w:line="300" w:lineRule="auto" w:before="0" w:after="0"/>
+        <w:jc w:val="left"/>
+      </w:pPr>
+      <w:r>
+        <w:rPr>
+          <w:sz w:val="21"/>
+          <w:szCs w:val="21"/>
+          <w:rFonts w:ascii="Times New Roman" w:hAnsi="Times New Roman" w:eastAsia="宋体" w:cs="Times New Roman"/>
           <w:b/>
-          <w:u w:val="thick"/>
-          <w:sz w:val="21"/>
-          <w:szCs w:val="21"/>
-        </w:rPr>
-        <w:t xml:space="preserve">伏特</w:t>
-      </w:r>
-      <w:r>
-        <w:rPr>
-          <w:sz w:val="21"/>
-          <w:szCs w:val="21"/>
-          <w:rFonts w:ascii="Times New Roman" w:hAnsi="Times New Roman" w:eastAsia="宋体" w:cs="Times New Roman"/>
-        </w:rPr>
-        <w:t>，符号是</w:t>
+        </w:rPr>
+        <w:t xml:space="preserve">【难度】</w:t>
+      </w:r>
+      <w:r>
+        <w:rPr>
+          <w:sz w:val="21"/>
+          <w:szCs w:val="21"/>
+          <w:rFonts w:ascii="Times New Roman" w:hAnsi="Times New Roman" w:eastAsia="宋体" w:cs="Times New Roman"/>
+        </w:rPr>
+        <w:t>0.94</w:t>
+      </w:r>
+      <w:r>
+        <w:rPr>
+          <w:sz w:val="21"/>
+          <w:szCs w:val="21"/>
+          <w:rFonts w:ascii="Times New Roman" w:hAnsi="Times New Roman" w:eastAsia="宋体" w:cs="Times New Roman"/>
+        </w:rPr>
+        <w:t>【知识点】电势的概念、定义式、单位和物理意义</w:t>
+      </w:r>
+    </w:p>
+    <w:p>
+      <w:pPr>
+        <w:snapToGrid w:val="0"/>
+        <w:spacing w:line="300" w:lineRule="auto" w:before="0" w:after="0"/>
+        <w:jc w:val="left"/>
+      </w:pPr>
+      <w:r>
+        <w:rPr>
+          <w:sz w:val="21"/>
+          <w:szCs w:val="21"/>
+          <w:rFonts w:ascii="Times New Roman" w:hAnsi="Times New Roman" w:eastAsia="宋体" w:cs="Times New Roman"/>
+          <w:b/>
+        </w:rPr>
+        <w:t>【详解】</w:t>
+      </w:r>
+      <w:r>
+        <w:rPr>
+          <w:sz w:val="21"/>
+          <w:szCs w:val="21"/>
+          <w:rFonts w:ascii="Times New Roman" w:hAnsi="Times New Roman" w:eastAsia="宋体" w:cs="Times New Roman"/>
+        </w:rPr>
+        <w:t xml:space="preserve">在国际单位制中，电势的单位是伏特，符号是</w:t>
       </w:r>
       <w:r>
         <w:rPr>
@@ -2093,101 +2157,11 @@
           <w:szCs w:val="21"/>
           <w:rFonts w:ascii="Times New Roman" w:hAnsi="Times New Roman" w:eastAsia="宋体" w:cs="Times New Roman"/>
         </w:rPr>
-        <w:t>，</w:t>
-      </w:r>
-      <w:r>
-        <w:rPr>
-          <w:b/>
-          <w:u w:val="thick"/>
-          <w:sz w:val="21"/>
-          <w:szCs w:val="21"/>
-          <w:rFonts w:ascii="Times New Roman" w:hAnsi="Times New Roman" w:eastAsia="宋体" w:cs="Times New Roman"/>
-        </w:rPr>
-        <w:t>1V=1J/C</w:t>
-      </w:r>
-      <w:r>
-        <w:rPr>
-          <w:sz w:val="21"/>
-          <w:szCs w:val="21"/>
-          <w:rFonts w:ascii="Times New Roman" w:hAnsi="Times New Roman" w:eastAsia="宋体" w:cs="Times New Roman"/>
-        </w:rPr>
         <w:t>。</w:t>
       </w:r>
     </w:p>
     <w:p>
       <w:pPr>
-        <w:snapToGrid w:val="0"/>
-        <w:spacing w:line="300" w:lineRule="auto" w:before="0" w:after="0"/>
-        <w:jc w:val="left"/>
-      </w:pPr>
-      <w:r>
-        <w:rPr>
-          <w:sz w:val="21"/>
-          <w:szCs w:val="21"/>
-          <w:rFonts w:ascii="Times New Roman" w:hAnsi="Times New Roman" w:eastAsia="宋体" w:cs="Times New Roman"/>
-          <w:b/>
-        </w:rPr>
-        <w:t xml:space="preserve">【难度】</w:t>
-      </w:r>
-      <w:r>
-        <w:rPr>
-          <w:sz w:val="21"/>
-          <w:szCs w:val="21"/>
-          <w:rFonts w:ascii="Times New Roman" w:hAnsi="Times New Roman" w:eastAsia="宋体" w:cs="Times New Roman"/>
-        </w:rPr>
-        <w:t>0.94</w:t>
-      </w:r>
-      <w:r>
-        <w:rPr>
-          <w:sz w:val="21"/>
-          <w:szCs w:val="21"/>
-          <w:rFonts w:ascii="Times New Roman" w:hAnsi="Times New Roman" w:eastAsia="宋体" w:cs="Times New Roman"/>
-        </w:rPr>
-        <w:t>【知识点】电势的概念、定义式、单位和物理意义</w:t>
-      </w:r>
-    </w:p>
-    <w:p>
-      <w:pPr>
-        <w:snapToGrid w:val="0"/>
-        <w:spacing w:line="300" w:lineRule="auto" w:before="0" w:after="0"/>
-        <w:jc w:val="left"/>
-      </w:pPr>
-      <w:r>
-        <w:rPr>
-          <w:sz w:val="21"/>
-          <w:szCs w:val="21"/>
-          <w:rFonts w:ascii="Times New Roman" w:hAnsi="Times New Roman" w:eastAsia="宋体" w:cs="Times New Roman"/>
-          <w:b/>
-        </w:rPr>
-        <w:t>【详解】</w:t>
-      </w:r>
-      <w:r>
-        <w:rPr>
-          <w:sz w:val="21"/>
-          <w:szCs w:val="21"/>
-          <w:rFonts w:ascii="Times New Roman" w:hAnsi="Times New Roman" w:eastAsia="宋体" w:cs="Times New Roman"/>
-        </w:rPr>
-        <w:t xml:space="preserve">在国际单位制中，电势的单位是伏特，符号是</w:t>
-      </w:r>
-      <w:r>
-        <w:rPr>
-          <w:sz w:val="21"/>
-          <w:szCs w:val="21"/>
-          <w:rFonts w:ascii="Times New Roman" w:hAnsi="Times New Roman" w:eastAsia="宋体" w:cs="Times New Roman"/>
-        </w:rPr>
-        <w:t>V</w:t>
-      </w:r>
-      <w:r>
-        <w:rPr>
-          <w:sz w:val="21"/>
-          <w:szCs w:val="21"/>
-          <w:rFonts w:ascii="Times New Roman" w:hAnsi="Times New Roman" w:eastAsia="宋体" w:cs="Times New Roman"/>
-        </w:rPr>
-        <w:t>。</w:t>
-      </w:r>
-    </w:p>
-    <w:p>
-      <w:pPr>
         <w:spacing w:before="0" w:after="0" w:line="300" w:lineRule="auto"/>
         <w:jc w:val="left"/>
       </w:pPr>
@@ -2225,10 +2199,9 @@
       <w:r>
         <w:rPr>
           <w:rFonts w:eastAsia="宋体" w:ascii="Times New Roman" w:hAnsi="Times New Roman" w:cs="Times New Roman"/>
-          <w:b/>
-          <w:u w:val="thick"/>
-          <w:sz w:val="21"/>
-          <w:szCs w:val="21"/>
+          <w:sz w:val="21"/>
+          <w:szCs w:val="21"/>
+          <w:bdr w:val="single" w:sz="8" w:space="0" w:color="auto"/>
         </w:rPr>
         <w:t xml:space="preserve">降低</w:t>
       </w:r>
@@ -2337,20 +2310,169 @@
       <w:r>
         <w:rPr>
           <w:rFonts w:eastAsia="宋体" w:ascii="Times New Roman" w:hAnsi="Times New Roman" w:cs="Times New Roman"/>
+          <w:sz w:val="21"/>
+          <w:szCs w:val="21"/>
+          <w:bdr w:val="single" w:sz="8" w:space="0" w:color="auto"/>
+        </w:rPr>
+        <w:t xml:space="preserve">大地</w:t>
+      </w:r>
+      <w:r>
+        <w:rPr>
+          <w:sz w:val="21"/>
+          <w:szCs w:val="21"/>
+          <w:rFonts w:ascii="Times New Roman" w:hAnsi="Times New Roman" w:eastAsia="宋体" w:cs="Times New Roman"/>
+        </w:rPr>
+        <w:t>或离场源电荷</w:t>
+      </w:r>
+      <w:r>
+        <w:rPr>
+          <w:rFonts w:eastAsia="宋体" w:ascii="Times New Roman" w:hAnsi="Times New Roman" w:cs="Times New Roman"/>
+          <w:sz w:val="21"/>
+          <w:szCs w:val="21"/>
+        </w:rPr>
+        <w:t xml:space="preserve"/>
+      </w:r>
+      <w:r>
+        <w:rPr>
+          <w:rFonts w:eastAsia="宋体" w:ascii="Times New Roman" w:hAnsi="Times New Roman" w:cs="Times New Roman"/>
+          <w:sz w:val="21"/>
+          <w:szCs w:val="21"/>
+          <w:bdr w:val="single" w:sz="8" w:space="0" w:color="auto"/>
+        </w:rPr>
+        <w:t xml:space="preserve">无限远</w:t>
+      </w:r>
+      <w:r>
+        <w:rPr>
+          <w:sz w:val="21"/>
+          <w:szCs w:val="21"/>
+          <w:rFonts w:ascii="Times New Roman" w:hAnsi="Times New Roman" w:eastAsia="宋体" w:cs="Times New Roman"/>
+        </w:rPr>
+        <w:t>处的电势为</w:t>
+      </w:r>
+      <w:r>
+        <w:rPr>
+          <w:sz w:val="21"/>
+          <w:szCs w:val="21"/>
+          <w:rFonts w:ascii="Times New Roman" w:hAnsi="Times New Roman" w:eastAsia="宋体" w:cs="Times New Roman"/>
+        </w:rPr>
+        <w:t>0</w:t>
+      </w:r>
+      <w:r>
+        <w:rPr>
+          <w:sz w:val="21"/>
+          <w:szCs w:val="21"/>
+          <w:rFonts w:ascii="Times New Roman" w:hAnsi="Times New Roman" w:eastAsia="宋体" w:cs="Times New Roman"/>
+        </w:rPr>
+        <w:t>。</w:t>
+      </w:r>
+    </w:p>
+    <w:p>
+      <w:pPr>
+        <w:snapToGrid w:val="0"/>
+        <w:spacing w:line="300" w:lineRule="auto" w:before="0" w:after="0"/>
+        <w:jc w:val="left"/>
+      </w:pPr>
+      <w:r>
+        <w:rPr>
+          <w:sz w:val="21"/>
+          <w:szCs w:val="21"/>
+          <w:rFonts w:ascii="Times New Roman" w:hAnsi="Times New Roman" w:eastAsia="宋体" w:cs="Times New Roman"/>
           <w:b/>
-          <w:u w:val="thick"/>
-          <w:sz w:val="21"/>
-          <w:szCs w:val="21"/>
-        </w:rPr>
-        <w:t xml:space="preserve">大地</w:t>
-      </w:r>
-      <w:r>
-        <w:rPr>
-          <w:sz w:val="21"/>
-          <w:szCs w:val="21"/>
-          <w:rFonts w:ascii="Times New Roman" w:hAnsi="Times New Roman" w:eastAsia="宋体" w:cs="Times New Roman"/>
-        </w:rPr>
-        <w:t>或离场源电荷</w:t>
+        </w:rPr>
+        <w:t xml:space="preserve">【难度】</w:t>
+      </w:r>
+      <w:r>
+        <w:rPr>
+          <w:sz w:val="21"/>
+          <w:szCs w:val="21"/>
+          <w:rFonts w:ascii="Times New Roman" w:hAnsi="Times New Roman" w:eastAsia="宋体" w:cs="Times New Roman"/>
+        </w:rPr>
+        <w:t>0.94</w:t>
+      </w:r>
+      <w:r>
+        <w:rPr>
+          <w:sz w:val="21"/>
+          <w:szCs w:val="21"/>
+          <w:rFonts w:ascii="Times New Roman" w:hAnsi="Times New Roman" w:eastAsia="宋体" w:cs="Times New Roman"/>
+        </w:rPr>
+        <w:t>【知识点】电势的概念、定义式、单位和物理意义</w:t>
+      </w:r>
+    </w:p>
+    <w:p>
+      <w:pPr>
+        <w:snapToGrid w:val="0"/>
+        <w:spacing w:line="300" w:lineRule="auto" w:before="0" w:after="0"/>
+        <w:jc w:val="left"/>
+      </w:pPr>
+      <w:r>
+        <w:rPr>
+          <w:sz w:val="21"/>
+          <w:szCs w:val="21"/>
+          <w:rFonts w:ascii="Times New Roman" w:hAnsi="Times New Roman" w:eastAsia="宋体" w:cs="Times New Roman"/>
+          <w:b/>
+        </w:rPr>
+        <w:t>【详解】</w:t>
+      </w:r>
+      <w:r>
+        <w:rPr>
+          <w:sz w:val="21"/>
+          <w:szCs w:val="21"/>
+          <w:rFonts w:ascii="Times New Roman" w:hAnsi="Times New Roman" w:eastAsia="宋体" w:cs="Times New Roman"/>
+        </w:rPr>
+        <w:t>[1][2]</w:t>
+      </w:r>
+      <w:r>
+        <w:rPr>
+          <w:sz w:val="21"/>
+          <w:szCs w:val="21"/>
+          <w:rFonts w:ascii="Times New Roman" w:hAnsi="Times New Roman" w:eastAsia="宋体" w:cs="Times New Roman"/>
+        </w:rPr>
+        <w:t>电势具有相对性，只有在规定了零电势点之后，才能确定电场中某点的电势，一般选大地或离场源电荷无穷远处的电势为</w:t>
+      </w:r>
+      <w:r>
+        <w:rPr>
+          <w:sz w:val="21"/>
+          <w:szCs w:val="21"/>
+          <w:rFonts w:ascii="Times New Roman" w:hAnsi="Times New Roman" w:eastAsia="宋体" w:cs="Times New Roman"/>
+        </w:rPr>
+        <w:t>0</w:t>
+      </w:r>
+      <w:r>
+        <w:rPr>
+          <w:sz w:val="21"/>
+          <w:szCs w:val="21"/>
+          <w:rFonts w:ascii="Times New Roman" w:hAnsi="Times New Roman" w:eastAsia="宋体" w:cs="Times New Roman"/>
+        </w:rPr>
+        <w:t>。</w:t>
+      </w:r>
+    </w:p>
+    <w:p>
+      <w:pPr>
+        <w:spacing w:before="0" w:after="0" w:line="300" w:lineRule="auto"/>
+        <w:jc w:val="left"/>
+      </w:pPr>
+    </w:p>
+    <w:p>
+      <w:pPr>
+        <w:snapToGrid w:val="0"/>
+        <w:spacing w:line="300" w:lineRule="auto" w:before="0" w:after="0"/>
+        <w:jc w:val="left"/>
+      </w:pPr>
+      <w:r>
+        <w:rPr>
+          <w:sz w:val="21"/>
+          <w:szCs w:val="21"/>
+          <w:rFonts w:ascii="Times New Roman" w:hAnsi="Times New Roman" w:eastAsia="宋体" w:cs="Times New Roman"/>
+        </w:rPr>
+        <w:t>11</w:t>
+      </w:r>
+      <w:r>
+        <w:rPr>
+          <w:sz w:val="21"/>
+          <w:szCs w:val="21"/>
+          <w:rFonts w:ascii="Times New Roman" w:hAnsi="Times New Roman" w:eastAsia="宋体" w:cs="Times New Roman"/>
+        </w:rPr>
+        <w:t>．电势是</w:t>
       </w:r>
       <w:r>
         <w:rPr>
@@ -2363,161 +2485,9 @@
       <w:r>
         <w:rPr>
           <w:rFonts w:eastAsia="宋体" w:ascii="Times New Roman" w:hAnsi="Times New Roman" w:cs="Times New Roman"/>
-          <w:b/>
-          <w:u w:val="thick"/>
-          <w:sz w:val="21"/>
-          <w:szCs w:val="21"/>
-        </w:rPr>
-        <w:t xml:space="preserve">无限远</w:t>
-      </w:r>
-      <w:r>
-        <w:rPr>
-          <w:sz w:val="21"/>
-          <w:szCs w:val="21"/>
-          <w:rFonts w:ascii="Times New Roman" w:hAnsi="Times New Roman" w:eastAsia="宋体" w:cs="Times New Roman"/>
-        </w:rPr>
-        <w:t>处的电势为</w:t>
-      </w:r>
-      <w:r>
-        <w:rPr>
-          <w:sz w:val="21"/>
-          <w:szCs w:val="21"/>
-          <w:rFonts w:ascii="Times New Roman" w:hAnsi="Times New Roman" w:eastAsia="宋体" w:cs="Times New Roman"/>
-        </w:rPr>
-        <w:t>0</w:t>
-      </w:r>
-      <w:r>
-        <w:rPr>
-          <w:sz w:val="21"/>
-          <w:szCs w:val="21"/>
-          <w:rFonts w:ascii="Times New Roman" w:hAnsi="Times New Roman" w:eastAsia="宋体" w:cs="Times New Roman"/>
-        </w:rPr>
-        <w:t>。</w:t>
-      </w:r>
-    </w:p>
-    <w:p>
-      <w:pPr>
-        <w:snapToGrid w:val="0"/>
-        <w:spacing w:line="300" w:lineRule="auto" w:before="0" w:after="0"/>
-        <w:jc w:val="left"/>
-      </w:pPr>
-      <w:r>
-        <w:rPr>
-          <w:sz w:val="21"/>
-          <w:szCs w:val="21"/>
-          <w:rFonts w:ascii="Times New Roman" w:hAnsi="Times New Roman" w:eastAsia="宋体" w:cs="Times New Roman"/>
-          <w:b/>
-        </w:rPr>
-        <w:t xml:space="preserve">【难度】</w:t>
-      </w:r>
-      <w:r>
-        <w:rPr>
-          <w:sz w:val="21"/>
-          <w:szCs w:val="21"/>
-          <w:rFonts w:ascii="Times New Roman" w:hAnsi="Times New Roman" w:eastAsia="宋体" w:cs="Times New Roman"/>
-        </w:rPr>
-        <w:t>0.94</w:t>
-      </w:r>
-      <w:r>
-        <w:rPr>
-          <w:sz w:val="21"/>
-          <w:szCs w:val="21"/>
-          <w:rFonts w:ascii="Times New Roman" w:hAnsi="Times New Roman" w:eastAsia="宋体" w:cs="Times New Roman"/>
-        </w:rPr>
-        <w:t>【知识点】电势的概念、定义式、单位和物理意义</w:t>
-      </w:r>
-    </w:p>
-    <w:p>
-      <w:pPr>
-        <w:snapToGrid w:val="0"/>
-        <w:spacing w:line="300" w:lineRule="auto" w:before="0" w:after="0"/>
-        <w:jc w:val="left"/>
-      </w:pPr>
-      <w:r>
-        <w:rPr>
-          <w:sz w:val="21"/>
-          <w:szCs w:val="21"/>
-          <w:rFonts w:ascii="Times New Roman" w:hAnsi="Times New Roman" w:eastAsia="宋体" w:cs="Times New Roman"/>
-          <w:b/>
-        </w:rPr>
-        <w:t>【详解】</w:t>
-      </w:r>
-      <w:r>
-        <w:rPr>
-          <w:sz w:val="21"/>
-          <w:szCs w:val="21"/>
-          <w:rFonts w:ascii="Times New Roman" w:hAnsi="Times New Roman" w:eastAsia="宋体" w:cs="Times New Roman"/>
-        </w:rPr>
-        <w:t>[1][2]</w:t>
-      </w:r>
-      <w:r>
-        <w:rPr>
-          <w:sz w:val="21"/>
-          <w:szCs w:val="21"/>
-          <w:rFonts w:ascii="Times New Roman" w:hAnsi="Times New Roman" w:eastAsia="宋体" w:cs="Times New Roman"/>
-        </w:rPr>
-        <w:t>电势具有相对性，只有在规定了零电势点之后，才能确定电场中某点的电势，一般选大地或离场源电荷无穷远处的电势为</w:t>
-      </w:r>
-      <w:r>
-        <w:rPr>
-          <w:sz w:val="21"/>
-          <w:szCs w:val="21"/>
-          <w:rFonts w:ascii="Times New Roman" w:hAnsi="Times New Roman" w:eastAsia="宋体" w:cs="Times New Roman"/>
-        </w:rPr>
-        <w:t>0</w:t>
-      </w:r>
-      <w:r>
-        <w:rPr>
-          <w:sz w:val="21"/>
-          <w:szCs w:val="21"/>
-          <w:rFonts w:ascii="Times New Roman" w:hAnsi="Times New Roman" w:eastAsia="宋体" w:cs="Times New Roman"/>
-        </w:rPr>
-        <w:t>。</w:t>
-      </w:r>
-    </w:p>
-    <w:p>
-      <w:pPr>
-        <w:spacing w:before="0" w:after="0" w:line="300" w:lineRule="auto"/>
-        <w:jc w:val="left"/>
-      </w:pPr>
-    </w:p>
-    <w:p>
-      <w:pPr>
-        <w:snapToGrid w:val="0"/>
-        <w:spacing w:line="300" w:lineRule="auto" w:before="0" w:after="0"/>
-        <w:jc w:val="left"/>
-      </w:pPr>
-      <w:r>
-        <w:rPr>
-          <w:sz w:val="21"/>
-          <w:szCs w:val="21"/>
-          <w:rFonts w:ascii="Times New Roman" w:hAnsi="Times New Roman" w:eastAsia="宋体" w:cs="Times New Roman"/>
-        </w:rPr>
-        <w:t>11</w:t>
-      </w:r>
-      <w:r>
-        <w:rPr>
-          <w:sz w:val="21"/>
-          <w:szCs w:val="21"/>
-          <w:rFonts w:ascii="Times New Roman" w:hAnsi="Times New Roman" w:eastAsia="宋体" w:cs="Times New Roman"/>
-        </w:rPr>
-        <w:t>．电势是</w:t>
-      </w:r>
-      <w:r>
-        <w:rPr>
-          <w:rFonts w:eastAsia="宋体" w:ascii="Times New Roman" w:hAnsi="Times New Roman" w:cs="Times New Roman"/>
-          <w:sz w:val="21"/>
-          <w:szCs w:val="21"/>
-        </w:rPr>
-        <w:t xml:space="preserve"/>
-      </w:r>
-      <w:r>
-        <w:rPr>
-          <w:rFonts w:eastAsia="宋体" w:ascii="Times New Roman" w:hAnsi="Times New Roman" w:cs="Times New Roman"/>
-          <w:b/>
-          <w:u w:val="thick"/>
-          <w:sz w:val="21"/>
-          <w:szCs w:val="21"/>
+          <w:sz w:val="21"/>
+          <w:szCs w:val="21"/>
+          <w:bdr w:val="single" w:sz="8" w:space="0" w:color="auto"/>
         </w:rPr>
         <w:t xml:space="preserve">标</w:t>
       </w:r>
@@ -2819,10 +2789,9 @@
       <w:r>
         <w:rPr>
           <w:rFonts w:eastAsia="宋体" w:ascii="Times New Roman" w:hAnsi="Times New Roman" w:cs="Times New Roman"/>
-          <w:b/>
-          <w:u w:val="thick"/>
-          <w:sz w:val="21"/>
-          <w:szCs w:val="21"/>
+          <w:sz w:val="21"/>
+          <w:szCs w:val="21"/>
+          <w:bdr w:val="single" w:sz="8" w:space="0" w:color="auto"/>
         </w:rPr>
         <w:t xml:space="preserve">电势</w:t>
       </w:r>
@@ -2873,10 +2842,9 @@
       <w:r>
         <w:rPr>
           <w:rFonts w:eastAsia="宋体" w:ascii="Times New Roman" w:hAnsi="Times New Roman" w:cs="Times New Roman"/>
-          <w:b/>
-          <w:u w:val="thick"/>
-          <w:sz w:val="21"/>
-          <w:szCs w:val="21"/>
+          <w:sz w:val="21"/>
+          <w:szCs w:val="21"/>
+          <w:bdr w:val="single" w:sz="8" w:space="0" w:color="auto"/>
         </w:rPr>
         <w:t xml:space="preserve">电压</w:t>
       </w:r>
@@ -2916,10 +2884,9 @@
       <w:r>
         <w:rPr>
           <w:rFonts w:eastAsia="宋体" w:ascii="Times New Roman" w:hAnsi="Times New Roman" w:cs="Times New Roman"/>
-          <w:b/>
-          <w:u w:val="thick"/>
-          <w:sz w:val="21"/>
-          <w:szCs w:val="21"/>
+          <w:sz w:val="21"/>
+          <w:szCs w:val="21"/>
+          <w:bdr w:val="single" w:sz="8" w:space="0" w:color="auto"/>
         </w:rPr>
         <w:t xml:space="preserve">φA-φB</w:t>
       </w:r>
@@ -2959,10 +2926,9 @@
       <w:r>
         <w:rPr>
           <w:rFonts w:eastAsia="宋体" w:ascii="Times New Roman" w:hAnsi="Times New Roman" w:cs="Times New Roman"/>
-          <w:b/>
-          <w:u w:val="thick"/>
-          <w:sz w:val="21"/>
-          <w:szCs w:val="21"/>
+          <w:sz w:val="21"/>
+          <w:szCs w:val="21"/>
+          <w:bdr w:val="single" w:sz="8" w:space="0" w:color="auto"/>
         </w:rPr>
         <w:t xml:space="preserve">φB-φA</w:t>
       </w:r>
@@ -2978,20 +2944,18 @@
         <w:rPr>
           <w:rFonts w:eastAsia="宋体" w:ascii="Times New Roman" w:hAnsi="Times New Roman" w:cs="Times New Roman"/>
           <w:i/>
-          <w:b/>
-          <w:u w:val="thick"/>
-          <w:sz w:val="21"/>
-          <w:szCs w:val="21"/>
+          <w:sz w:val="21"/>
+          <w:szCs w:val="21"/>
+          <w:bdr w:val="single" w:sz="8" w:space="0" w:color="auto"/>
         </w:rPr>
         <w:t>UAB</w:t>
       </w:r>
       <w:r>
         <w:rPr>
-          <w:b/>
-          <w:u w:val="thick"/>
-          <w:sz w:val="21"/>
-          <w:szCs w:val="21"/>
-          <w:rFonts w:ascii="Times New Roman" w:hAnsi="Times New Roman" w:eastAsia="宋体" w:cs="Times New Roman"/>
+          <w:sz w:val="21"/>
+          <w:szCs w:val="21"/>
+          <w:rFonts w:ascii="Times New Roman" w:hAnsi="Times New Roman" w:eastAsia="宋体" w:cs="Times New Roman"/>
+          <w:bdr w:val="single" w:sz="8" w:space="0" w:color="auto"/>
         </w:rPr>
         <w:t>=-</w:t>
       </w:r>
@@ -2999,10 +2963,9 @@
         <w:rPr>
           <w:rFonts w:eastAsia="宋体" w:ascii="Times New Roman" w:hAnsi="Times New Roman" w:cs="Times New Roman"/>
           <w:i/>
-          <w:b/>
-          <w:u w:val="thick"/>
-          <w:sz w:val="21"/>
-          <w:szCs w:val="21"/>
+          <w:sz w:val="21"/>
+          <w:szCs w:val="21"/>
+          <w:bdr w:val="single" w:sz="8" w:space="0" w:color="auto"/>
         </w:rPr>
         <w:t>UBA</w:t>
       </w:r>
@@ -3320,10 +3283,9 @@
       <w:r>
         <w:rPr>
           <w:rFonts w:eastAsia="宋体" w:ascii="Times New Roman" w:hAnsi="Times New Roman" w:cs="Times New Roman"/>
-          <w:b/>
-          <w:u w:val="thick"/>
-          <w:sz w:val="21"/>
-          <w:szCs w:val="21"/>
+          <w:sz w:val="21"/>
+          <w:szCs w:val="21"/>
+          <w:bdr w:val="single" w:sz="8" w:space="0" w:color="auto"/>
         </w:rPr>
         <w:t xml:space="preserve">标量</w:t>
       </w:r>
@@ -3346,10 +3308,9 @@
       <w:r>
         <w:rPr>
           <w:rFonts w:eastAsia="宋体" w:ascii="Times New Roman" w:hAnsi="Times New Roman" w:cs="Times New Roman"/>
-          <w:b/>
-          <w:u w:val="thick"/>
-          <w:sz w:val="21"/>
-          <w:szCs w:val="21"/>
+          <w:sz w:val="21"/>
+          <w:szCs w:val="21"/>
+          <w:bdr w:val="single" w:sz="8" w:space="0" w:color="auto"/>
         </w:rPr>
         <w:t xml:space="preserve">高低</w:t>
       </w:r>
@@ -3431,10 +3392,9 @@
       <w:r>
         <w:rPr>
           <w:rFonts w:eastAsia="宋体" w:ascii="Times New Roman" w:hAnsi="Times New Roman" w:cs="Times New Roman"/>
-          <w:b/>
-          <w:u w:val="thick"/>
-          <w:sz w:val="21"/>
-          <w:szCs w:val="21"/>
+          <w:sz w:val="21"/>
+          <w:szCs w:val="21"/>
+          <w:bdr w:val="single" w:sz="8" w:space="0" w:color="auto"/>
         </w:rPr>
         <w:t xml:space="preserve">高</w:t>
       </w:r>
@@ -3747,8 +3707,7 @@
             <m:ctrlPr>
               <w:rPr>
                 <w:rFonts w:ascii="Times New Roman" w:hAnsi="Times New Roman"/>
-                <w:b/>
-                <w:u w:val="thick"/>
+                <w:bdr w:val="single" w:sz="8" w:space="0" w:color="auto"/>
               </w:rPr>
             </m:ctrlPr>
           </m:fPr>
@@ -3765,8 +3724,6 @@
                 <m:r>
                   <w:rPr>
                     <w:rFonts w:ascii="Times New Roman" w:hAnsi="Times New Roman" w:cs="Cambria Math"/>
-                    <w:b/>
-                    <w:u w:val="thick"/>
                   </w:rPr>
                   <m:t>W</m:t>
                 </m:r>
@@ -3775,8 +3732,6 @@
                 <m:r>
                   <w:rPr>
                     <w:rFonts w:ascii="Times New Roman" w:hAnsi="Times New Roman" w:cs="Cambria Math"/>
-                    <w:b/>
-                    <w:u w:val="thick"/>
                   </w:rPr>
                   <m:t>AB</m:t>
                 </m:r>
@@ -3787,8 +3742,6 @@
             <m:r>
               <w:rPr>
                 <w:rFonts w:ascii="Times New Roman" w:hAnsi="Times New Roman" w:cs="Cambria Math"/>
-                <w:b/>
-                <w:u w:val="thick"/>
               </w:rPr>
               <m:t>q</m:t>
             </m:r>
@@ -3912,8 +3865,7 @@
             <m:ctrlPr>
               <w:rPr>
                 <w:rFonts w:ascii="Times New Roman" w:hAnsi="Times New Roman"/>
-                <w:b/>
-                <w:u w:val="thick"/>
+                <w:bdr w:val="single" w:sz="8" w:space="0" w:color="auto"/>
               </w:rPr>
             </m:ctrlPr>
           </m:fPr>
@@ -3930,8 +3882,6 @@
                 <m:r>
                   <w:rPr>
                     <w:rFonts w:ascii="Times New Roman" w:hAnsi="Times New Roman" w:cs="Cambria Math"/>
-                    <w:b/>
-                    <w:u w:val="thick"/>
                   </w:rPr>
                   <m:t>W</m:t>
                 </m:r>
@@ -3940,8 +3890,6 @@
                 <m:r>
                   <w:rPr>
                     <w:rFonts w:ascii="Times New Roman" w:hAnsi="Times New Roman" w:cs="Cambria Math"/>
-                    <w:b/>
-                    <w:u w:val="thick"/>
                   </w:rPr>
                   <m:t>AB</m:t>
                 </m:r>
@@ -3952,8 +3900,6 @@
             <m:r>
               <w:rPr>
                 <w:rFonts w:ascii="Times New Roman" w:hAnsi="Times New Roman" w:cs="Cambria Math"/>
-                <w:b/>
-                <w:u w:val="thick"/>
               </w:rPr>
               <m:t>q</m:t>
             </m:r>
@@ -4652,10 +4598,9 @@
       <w:r>
         <w:rPr>
           <w:rFonts w:eastAsia="宋体" w:ascii="Times New Roman" w:hAnsi="Times New Roman" w:cs="Times New Roman"/>
-          <w:b/>
-          <w:u w:val="thick"/>
-          <w:sz w:val="21"/>
-          <w:szCs w:val="21"/>
+          <w:sz w:val="21"/>
+          <w:szCs w:val="21"/>
+          <w:bdr w:val="single" w:sz="8" w:space="0" w:color="auto"/>
         </w:rPr>
         <w:t xml:space="preserve">电势相同</w:t>
       </w:r>
@@ -4795,10 +4740,9 @@
       <w:r>
         <w:rPr>
           <w:rFonts w:eastAsia="宋体" w:ascii="Times New Roman" w:hAnsi="Times New Roman" w:cs="Times New Roman"/>
-          <w:b/>
-          <w:u w:val="thick"/>
-          <w:sz w:val="21"/>
-          <w:szCs w:val="21"/>
+          <w:sz w:val="21"/>
+          <w:szCs w:val="21"/>
+          <w:bdr w:val="single" w:sz="8" w:space="0" w:color="auto"/>
         </w:rPr>
         <w:t xml:space="preserve">不做功</w:t>
       </w:r>
@@ -4853,10 +4797,9 @@
       <w:r>
         <w:rPr>
           <w:rFonts w:eastAsia="宋体" w:ascii="Times New Roman" w:hAnsi="Times New Roman" w:cs="Times New Roman"/>
-          <w:b/>
-          <w:u w:val="thick"/>
-          <w:sz w:val="21"/>
-          <w:szCs w:val="21"/>
+          <w:sz w:val="21"/>
+          <w:szCs w:val="21"/>
+          <w:bdr w:val="single" w:sz="8" w:space="0" w:color="auto"/>
         </w:rPr>
         <w:t xml:space="preserve">垂直</w:t>
       </w:r>
@@ -4879,10 +4822,9 @@
       <w:r>
         <w:rPr>
           <w:rFonts w:eastAsia="宋体" w:ascii="Times New Roman" w:hAnsi="Times New Roman" w:cs="Times New Roman"/>
-          <w:b/>
-          <w:u w:val="thick"/>
-          <w:sz w:val="21"/>
-          <w:szCs w:val="21"/>
+          <w:sz w:val="21"/>
+          <w:szCs w:val="21"/>
+          <w:bdr w:val="single" w:sz="8" w:space="0" w:color="auto"/>
         </w:rPr>
         <w:t xml:space="preserve">垂直</w:t>
       </w:r>
@@ -4936,10 +4878,9 @@
       <w:r>
         <w:rPr>
           <w:rFonts w:eastAsia="宋体" w:ascii="Times New Roman" w:hAnsi="Times New Roman" w:cs="Times New Roman"/>
-          <w:b/>
-          <w:u w:val="thick"/>
-          <w:sz w:val="21"/>
-          <w:szCs w:val="21"/>
+          <w:sz w:val="21"/>
+          <w:szCs w:val="21"/>
+          <w:bdr w:val="single" w:sz="8" w:space="0" w:color="auto"/>
         </w:rPr>
         <w:t xml:space="preserve">电势高</w:t>
       </w:r>
@@ -4962,10 +4903,9 @@
       <w:r>
         <w:rPr>
           <w:rFonts w:eastAsia="宋体" w:ascii="Times New Roman" w:hAnsi="Times New Roman" w:cs="Times New Roman"/>
-          <w:b/>
-          <w:u w:val="thick"/>
-          <w:sz w:val="21"/>
-          <w:szCs w:val="21"/>
+          <w:sz w:val="21"/>
+          <w:szCs w:val="21"/>
+          <w:bdr w:val="single" w:sz="8" w:space="0" w:color="auto"/>
         </w:rPr>
         <w:t xml:space="preserve">电势低</w:t>
       </w:r>
@@ -5270,10 +5210,9 @@
       <w:r>
         <w:rPr>
           <w:rFonts w:eastAsia="宋体" w:ascii="Times New Roman" w:hAnsi="Times New Roman" w:cs="Times New Roman"/>
-          <w:b/>
-          <w:u w:val="thick"/>
-          <w:sz w:val="21"/>
-          <w:szCs w:val="21"/>
+          <w:sz w:val="21"/>
+          <w:szCs w:val="21"/>
+          <w:bdr w:val="single" w:sz="8" w:space="0" w:color="auto"/>
         </w:rPr>
         <w:t xml:space="preserve">电场强度</w:t>
       </w:r>
@@ -5296,10 +5235,9 @@
       <w:r>
         <w:rPr>
           <w:rFonts w:eastAsia="宋体" w:ascii="Times New Roman" w:hAnsi="Times New Roman" w:cs="Times New Roman"/>
-          <w:b/>
-          <w:u w:val="thick"/>
-          <w:sz w:val="21"/>
-          <w:szCs w:val="21"/>
+          <w:sz w:val="21"/>
+          <w:szCs w:val="21"/>
+          <w:bdr w:val="single" w:sz="8" w:space="0" w:color="auto"/>
         </w:rPr>
         <w:t xml:space="preserve">沿电场方向</w:t>
       </w:r>
@@ -5339,10 +5277,9 @@
       <w:r>
         <w:rPr>
           <w:rFonts w:eastAsia="宋体" w:ascii="Times New Roman" w:hAnsi="Times New Roman" w:cs="Times New Roman"/>
-          <w:b/>
-          <w:u w:val="thick"/>
-          <w:sz w:val="21"/>
-          <w:szCs w:val="21"/>
+          <w:sz w:val="21"/>
+          <w:szCs w:val="21"/>
+          <w:bdr w:val="single" w:sz="8" w:space="0" w:color="auto"/>
         </w:rPr>
         <w:t xml:space="preserve">Ed</w:t>
       </w:r>
@@ -5645,8 +5582,7 @@
               <m:ctrlPr>
                 <w:rPr>
                   <w:rFonts w:ascii="Times New Roman" w:hAnsi="Times New Roman"/>
-                  <w:b/>
-                  <w:u w:val="thick"/>
+                  <w:bdr w:val="single" w:sz="8" w:space="0" w:color="auto"/>
                 </w:rPr>
               </m:ctrlPr>
             </m:fPr>
@@ -5663,8 +5599,6 @@
                   <m:r>
                     <w:rPr>
                       <w:rFonts w:ascii="Times New Roman" w:hAnsi="Times New Roman" w:cs="Cambria Math"/>
-                      <w:b/>
-                      <w:u w:val="thick"/>
                     </w:rPr>
                     <m:t>U</m:t>
                   </m:r>
@@ -5673,8 +5607,6 @@
                   <m:r>
                     <w:rPr>
                       <w:rFonts w:ascii="Times New Roman" w:hAnsi="Times New Roman" w:cs="Cambria Math"/>
-                      <w:b/>
-                      <w:u w:val="thick"/>
                     </w:rPr>
                     <m:t>AB</m:t>
                   </m:r>
@@ -5685,8 +5617,6 @@
               <m:r>
                 <w:rPr>
                   <w:rFonts w:ascii="Times New Roman" w:hAnsi="Times New Roman" w:cs="Cambria Math"/>
-                  <w:b/>
-                  <w:u w:val="thick"/>
                 </w:rPr>
                 <m:t>d</m:t>
               </m:r>
@@ -5744,10 +5674,9 @@
       <w:r>
         <w:rPr>
           <w:rFonts w:eastAsia="宋体" w:ascii="Times New Roman" w:hAnsi="Times New Roman" w:cs="Times New Roman"/>
-          <w:b/>
-          <w:u w:val="thick"/>
-          <w:sz w:val="21"/>
-          <w:szCs w:val="21"/>
+          <w:sz w:val="21"/>
+          <w:szCs w:val="21"/>
+          <w:bdr w:val="single" w:sz="8" w:space="0" w:color="auto"/>
         </w:rPr>
         <w:t xml:space="preserve">电势差</w:t>
       </w:r>
@@ -5770,10 +5699,9 @@
       <w:r>
         <w:rPr>
           <w:rFonts w:eastAsia="宋体" w:ascii="Times New Roman" w:hAnsi="Times New Roman" w:cs="Times New Roman"/>
-          <w:b/>
-          <w:u w:val="thick"/>
-          <w:sz w:val="21"/>
-          <w:szCs w:val="21"/>
+          <w:sz w:val="21"/>
+          <w:szCs w:val="21"/>
+          <w:bdr w:val="single" w:sz="8" w:space="0" w:color="auto"/>
         </w:rPr>
         <w:t xml:space="preserve">沿电场强度方向的距离</w:t>
       </w:r>
@@ -5858,10 +5786,9 @@
       <w:r>
         <w:rPr>
           <w:rFonts w:eastAsia="宋体" w:ascii="Times New Roman" w:hAnsi="Times New Roman" w:cs="Times New Roman"/>
-          <w:b/>
-          <w:u w:val="thick"/>
-          <w:sz w:val="21"/>
-          <w:szCs w:val="21"/>
+          <w:sz w:val="21"/>
+          <w:szCs w:val="21"/>
+          <w:bdr w:val="single" w:sz="8" w:space="0" w:color="auto"/>
         </w:rPr>
         <w:t xml:space="preserve">1V/m</w:t>
       </w:r>
@@ -6136,10 +6063,9 @@
       <w:r>
         <w:rPr>
           <w:rFonts w:eastAsia="宋体" w:ascii="Times New Roman" w:hAnsi="Times New Roman" w:cs="Times New Roman"/>
-          <w:b/>
-          <w:u w:val="thick"/>
-          <w:sz w:val="21"/>
-          <w:szCs w:val="21"/>
+          <w:sz w:val="21"/>
+          <w:szCs w:val="21"/>
+          <w:bdr w:val="single" w:sz="8" w:space="0" w:color="auto"/>
         </w:rPr>
         <w:t xml:space="preserve">绝缘</w:t>
       </w:r>
@@ -6299,10 +6225,9 @@
       <w:r>
         <w:rPr>
           <w:rFonts w:eastAsia="宋体" w:ascii="Times New Roman" w:hAnsi="Times New Roman" w:cs="Times New Roman"/>
-          <w:b/>
-          <w:u w:val="thick"/>
-          <w:sz w:val="21"/>
-          <w:szCs w:val="21"/>
+          <w:sz w:val="21"/>
+          <w:szCs w:val="21"/>
+          <w:bdr w:val="single" w:sz="8" w:space="0" w:color="auto"/>
         </w:rPr>
         <w:t xml:space="preserve">等量异种电荷</w:t>
       </w:r>
@@ -6325,10 +6250,9 @@
       <w:r>
         <w:rPr>
           <w:rFonts w:eastAsia="宋体" w:ascii="Times New Roman" w:hAnsi="Times New Roman" w:cs="Times New Roman"/>
-          <w:b/>
-          <w:u w:val="thick"/>
-          <w:sz w:val="21"/>
-          <w:szCs w:val="21"/>
+          <w:sz w:val="21"/>
+          <w:szCs w:val="21"/>
+          <w:bdr w:val="single" w:sz="8" w:space="0" w:color="auto"/>
         </w:rPr>
         <w:t xml:space="preserve">正电</w:t>
       </w:r>
@@ -6351,10 +6275,9 @@
       <w:r>
         <w:rPr>
           <w:rFonts w:eastAsia="宋体" w:ascii="Times New Roman" w:hAnsi="Times New Roman" w:cs="Times New Roman"/>
-          <w:b/>
-          <w:u w:val="thick"/>
-          <w:sz w:val="21"/>
-          <w:szCs w:val="21"/>
+          <w:sz w:val="21"/>
+          <w:szCs w:val="21"/>
+          <w:bdr w:val="single" w:sz="8" w:space="0" w:color="auto"/>
         </w:rPr>
         <w:t xml:space="preserve">负</w:t>
       </w:r>
@@ -6400,10 +6323,9 @@
       <w:r>
         <w:rPr>
           <w:rFonts w:eastAsia="宋体" w:ascii="Times New Roman" w:hAnsi="Times New Roman" w:cs="Times New Roman"/>
-          <w:b/>
-          <w:u w:val="thick"/>
-          <w:sz w:val="21"/>
-          <w:szCs w:val="21"/>
+          <w:sz w:val="21"/>
+          <w:szCs w:val="21"/>
+          <w:bdr w:val="single" w:sz="8" w:space="0" w:color="auto"/>
         </w:rPr>
         <w:t xml:space="preserve">中和</w:t>
       </w:r>
@@ -6444,10 +6366,9 @@
       <w:r>
         <w:rPr>
           <w:rFonts w:eastAsia="宋体" w:ascii="Times New Roman" w:hAnsi="Times New Roman" w:cs="Times New Roman"/>
-          <w:b/>
-          <w:u w:val="thick"/>
-          <w:sz w:val="21"/>
-          <w:szCs w:val="21"/>
+          <w:sz w:val="21"/>
+          <w:szCs w:val="21"/>
+          <w:bdr w:val="single" w:sz="8" w:space="0" w:color="auto"/>
         </w:rPr>
         <w:t xml:space="preserve">零</w:t>
       </w:r>
@@ -6661,20 +6582,105 @@
       <w:r>
         <w:rPr>
           <w:rFonts w:eastAsia="宋体" w:ascii="Times New Roman" w:hAnsi="Times New Roman" w:cs="Times New Roman"/>
+          <w:sz w:val="21"/>
+          <w:szCs w:val="21"/>
+          <w:bdr w:val="single" w:sz="8" w:space="0" w:color="auto"/>
+        </w:rPr>
+        <w:t xml:space="preserve">电场能</w:t>
+      </w:r>
+      <w:r>
+        <w:rPr>
+          <w:sz w:val="21"/>
+          <w:szCs w:val="21"/>
+          <w:rFonts w:ascii="Times New Roman" w:hAnsi="Times New Roman" w:eastAsia="宋体" w:cs="Times New Roman"/>
+        </w:rPr>
+        <w:t>转化为其他形式的能量．</w:t>
+      </w:r>
+    </w:p>
+    <w:p>
+      <w:pPr>
+        <w:snapToGrid w:val="0"/>
+        <w:spacing w:line="300" w:lineRule="auto" w:before="0" w:after="0"/>
+        <w:jc w:val="left"/>
+      </w:pPr>
+      <w:r>
+        <w:rPr>
+          <w:sz w:val="21"/>
+          <w:szCs w:val="21"/>
+          <w:rFonts w:ascii="Times New Roman" w:hAnsi="Times New Roman" w:eastAsia="宋体" w:cs="Times New Roman"/>
           <w:b/>
-          <w:u w:val="thick"/>
-          <w:sz w:val="21"/>
-          <w:szCs w:val="21"/>
-        </w:rPr>
-        <w:t xml:space="preserve">电场能</w:t>
-      </w:r>
-      <w:r>
-        <w:rPr>
-          <w:sz w:val="21"/>
-          <w:szCs w:val="21"/>
-          <w:rFonts w:ascii="Times New Roman" w:hAnsi="Times New Roman" w:eastAsia="宋体" w:cs="Times New Roman"/>
-        </w:rPr>
-        <w:t>转化为其他形式的能量．</w:t>
+        </w:rPr>
+        <w:t xml:space="preserve">【难度】</w:t>
+      </w:r>
+      <w:r>
+        <w:rPr>
+          <w:sz w:val="21"/>
+          <w:szCs w:val="21"/>
+          <w:rFonts w:ascii="Times New Roman" w:hAnsi="Times New Roman" w:eastAsia="宋体" w:cs="Times New Roman"/>
+        </w:rPr>
+        <w:t>0.94</w:t>
+      </w:r>
+      <w:r>
+        <w:rPr>
+          <w:sz w:val="21"/>
+          <w:szCs w:val="21"/>
+          <w:rFonts w:ascii="Times New Roman" w:hAnsi="Times New Roman" w:eastAsia="宋体" w:cs="Times New Roman"/>
+        </w:rPr>
+        <w:t>【知识点】电容器的充放电与储能【详解】略</w:t>
+      </w:r>
+    </w:p>
+    <w:p>
+      <w:pPr>
+        <w:spacing w:before="0" w:after="0" w:line="300" w:lineRule="auto"/>
+        <w:jc w:val="left"/>
+      </w:pPr>
+    </w:p>
+    <w:p>
+      <w:pPr>
+        <w:snapToGrid w:val="0"/>
+        <w:spacing w:line="300" w:lineRule="auto" w:before="0" w:after="0"/>
+        <w:jc w:val="left"/>
+      </w:pPr>
+      <w:r>
+        <w:rPr>
+          <w:sz w:val="21"/>
+          <w:szCs w:val="21"/>
+          <w:rFonts w:ascii="Times New Roman" w:hAnsi="Times New Roman" w:eastAsia="宋体" w:cs="Times New Roman"/>
+        </w:rPr>
+        <w:t>22</w:t>
+      </w:r>
+      <w:r>
+        <w:rPr>
+          <w:sz w:val="21"/>
+          <w:szCs w:val="21"/>
+          <w:rFonts w:ascii="Times New Roman" w:hAnsi="Times New Roman" w:eastAsia="宋体" w:cs="Times New Roman"/>
+        </w:rPr>
+        <w:t>．电容器的电荷量：其中</w:t>
+      </w:r>
+      <w:r>
+        <w:rPr>
+          <w:rFonts w:eastAsia="宋体" w:ascii="Times New Roman" w:hAnsi="Times New Roman" w:cs="Times New Roman"/>
+          <w:sz w:val="21"/>
+          <w:szCs w:val="21"/>
+        </w:rPr>
+        <w:t xml:space="preserve"/>
+      </w:r>
+      <w:r>
+        <w:rPr>
+          <w:rFonts w:eastAsia="宋体" w:ascii="Times New Roman" w:hAnsi="Times New Roman" w:cs="Times New Roman"/>
+          <w:sz w:val="21"/>
+          <w:szCs w:val="21"/>
+          <w:bdr w:val="single" w:sz="8" w:space="0" w:color="auto"/>
+        </w:rPr>
+        <w:t xml:space="preserve">一个</w:t>
+      </w:r>
+      <w:r>
+        <w:rPr>
+          <w:sz w:val="21"/>
+          <w:szCs w:val="21"/>
+          <w:rFonts w:ascii="Times New Roman" w:hAnsi="Times New Roman" w:eastAsia="宋体" w:cs="Times New Roman"/>
+        </w:rPr>
+        <w:t>极板所带电荷量的绝对值。</w:t>
       </w:r>
     </w:p>
     <w:p>
@@ -6706,7 +6712,7 @@
           <w:szCs w:val="21"/>
           <w:rFonts w:ascii="Times New Roman" w:hAnsi="Times New Roman" w:eastAsia="宋体" w:cs="Times New Roman"/>
         </w:rPr>
-        <w:t>【知识点】电容器的充放电与储能【详解】略</w:t>
+        <w:t>【知识点】电容的概念、定义式、单位和物理意义【详解】略</w:t>
       </w:r>
     </w:p>
     <w:p>
@@ -6727,15 +6733,46 @@
           <w:szCs w:val="21"/>
           <w:rFonts w:ascii="Times New Roman" w:hAnsi="Times New Roman" w:eastAsia="宋体" w:cs="Times New Roman"/>
         </w:rPr>
-        <w:t>22</w:t>
-      </w:r>
-      <w:r>
-        <w:rPr>
-          <w:sz w:val="21"/>
-          <w:szCs w:val="21"/>
-          <w:rFonts w:ascii="Times New Roman" w:hAnsi="Times New Roman" w:eastAsia="宋体" w:cs="Times New Roman"/>
-        </w:rPr>
-        <w:t>．电容器的电荷量：其中</w:t>
+        <w:t>23</w:t>
+      </w:r>
+      <w:r>
+        <w:rPr>
+          <w:sz w:val="21"/>
+          <w:szCs w:val="21"/>
+          <w:rFonts w:ascii="Times New Roman" w:hAnsi="Times New Roman" w:eastAsia="宋体" w:cs="Times New Roman"/>
+        </w:rPr>
+        <w:t>．电容</w:t>
+      </w:r>
+    </w:p>
+    <w:p>
+      <w:pPr>
+        <w:snapToGrid w:val="0"/>
+        <w:spacing w:line="300" w:lineRule="auto" w:before="0" w:after="0"/>
+        <w:jc w:val="left"/>
+      </w:pPr>
+      <w:r>
+        <w:rPr>
+          <w:sz w:val="21"/>
+          <w:szCs w:val="21"/>
+          <w:rFonts w:ascii="Times New Roman" w:hAnsi="Times New Roman" w:eastAsia="宋体" w:cs="Times New Roman"/>
+        </w:rPr>
+        <w:t>（</w:t>
+      </w:r>
+      <w:r>
+        <w:rPr>
+          <w:sz w:val="21"/>
+          <w:szCs w:val="21"/>
+          <w:rFonts w:ascii="Times New Roman" w:hAnsi="Times New Roman" w:eastAsia="宋体" w:cs="Times New Roman"/>
+        </w:rPr>
+        <w:t>1</w:t>
+      </w:r>
+      <w:r>
+        <w:rPr>
+          <w:sz w:val="21"/>
+          <w:szCs w:val="21"/>
+          <w:rFonts w:ascii="Times New Roman" w:hAnsi="Times New Roman" w:eastAsia="宋体" w:cs="Times New Roman"/>
+        </w:rPr>
+        <w:t>）定义：电容器所带</w:t>
       </w:r>
       <w:r>
         <w:rPr>
@@ -6748,112 +6785,19 @@
       <w:r>
         <w:rPr>
           <w:rFonts w:eastAsia="宋体" w:ascii="Times New Roman" w:hAnsi="Times New Roman" w:cs="Times New Roman"/>
-          <w:b/>
-          <w:u w:val="thick"/>
-          <w:sz w:val="21"/>
-          <w:szCs w:val="21"/>
-        </w:rPr>
-        <w:t xml:space="preserve">一个</w:t>
-      </w:r>
-      <w:r>
-        <w:rPr>
-          <w:sz w:val="21"/>
-          <w:szCs w:val="21"/>
-          <w:rFonts w:ascii="Times New Roman" w:hAnsi="Times New Roman" w:eastAsia="宋体" w:cs="Times New Roman"/>
-        </w:rPr>
-        <w:t>极板所带电荷量的绝对值。</w:t>
-      </w:r>
-    </w:p>
-    <w:p>
-      <w:pPr>
-        <w:snapToGrid w:val="0"/>
-        <w:spacing w:line="300" w:lineRule="auto" w:before="0" w:after="0"/>
-        <w:jc w:val="left"/>
-      </w:pPr>
-      <w:r>
-        <w:rPr>
-          <w:sz w:val="21"/>
-          <w:szCs w:val="21"/>
-          <w:rFonts w:ascii="Times New Roman" w:hAnsi="Times New Roman" w:eastAsia="宋体" w:cs="Times New Roman"/>
-          <w:b/>
-        </w:rPr>
-        <w:t xml:space="preserve">【难度】</w:t>
-      </w:r>
-      <w:r>
-        <w:rPr>
-          <w:sz w:val="21"/>
-          <w:szCs w:val="21"/>
-          <w:rFonts w:ascii="Times New Roman" w:hAnsi="Times New Roman" w:eastAsia="宋体" w:cs="Times New Roman"/>
-        </w:rPr>
-        <w:t>0.94</w:t>
-      </w:r>
-      <w:r>
-        <w:rPr>
-          <w:sz w:val="21"/>
-          <w:szCs w:val="21"/>
-          <w:rFonts w:ascii="Times New Roman" w:hAnsi="Times New Roman" w:eastAsia="宋体" w:cs="Times New Roman"/>
-        </w:rPr>
-        <w:t>【知识点】电容的概念、定义式、单位和物理意义【详解】略</w:t>
-      </w:r>
-    </w:p>
-    <w:p>
-      <w:pPr>
-        <w:spacing w:before="0" w:after="0" w:line="300" w:lineRule="auto"/>
-        <w:jc w:val="left"/>
-      </w:pPr>
-    </w:p>
-    <w:p>
-      <w:pPr>
-        <w:snapToGrid w:val="0"/>
-        <w:spacing w:line="300" w:lineRule="auto" w:before="0" w:after="0"/>
-        <w:jc w:val="left"/>
-      </w:pPr>
-      <w:r>
-        <w:rPr>
-          <w:sz w:val="21"/>
-          <w:szCs w:val="21"/>
-          <w:rFonts w:ascii="Times New Roman" w:hAnsi="Times New Roman" w:eastAsia="宋体" w:cs="Times New Roman"/>
-        </w:rPr>
-        <w:t>23</w:t>
-      </w:r>
-      <w:r>
-        <w:rPr>
-          <w:sz w:val="21"/>
-          <w:szCs w:val="21"/>
-          <w:rFonts w:ascii="Times New Roman" w:hAnsi="Times New Roman" w:eastAsia="宋体" w:cs="Times New Roman"/>
-        </w:rPr>
-        <w:t>．电容</w:t>
-      </w:r>
-    </w:p>
-    <w:p>
-      <w:pPr>
-        <w:snapToGrid w:val="0"/>
-        <w:spacing w:line="300" w:lineRule="auto" w:before="0" w:after="0"/>
-        <w:jc w:val="left"/>
-      </w:pPr>
-      <w:r>
-        <w:rPr>
-          <w:sz w:val="21"/>
-          <w:szCs w:val="21"/>
-          <w:rFonts w:ascii="Times New Roman" w:hAnsi="Times New Roman" w:eastAsia="宋体" w:cs="Times New Roman"/>
-        </w:rPr>
-        <w:t>（</w:t>
-      </w:r>
-      <w:r>
-        <w:rPr>
-          <w:sz w:val="21"/>
-          <w:szCs w:val="21"/>
-          <w:rFonts w:ascii="Times New Roman" w:hAnsi="Times New Roman" w:eastAsia="宋体" w:cs="Times New Roman"/>
-        </w:rPr>
-        <w:t>1</w:t>
-      </w:r>
-      <w:r>
-        <w:rPr>
-          <w:sz w:val="21"/>
-          <w:szCs w:val="21"/>
-          <w:rFonts w:ascii="Times New Roman" w:hAnsi="Times New Roman" w:eastAsia="宋体" w:cs="Times New Roman"/>
-        </w:rPr>
-        <w:t>）定义：电容器所带</w:t>
+          <w:sz w:val="21"/>
+          <w:szCs w:val="21"/>
+          <w:bdr w:val="single" w:sz="8" w:space="0" w:color="auto"/>
+        </w:rPr>
+        <w:t xml:space="preserve">电荷量</w:t>
+      </w:r>
+      <w:r>
+        <w:rPr>
+          <w:sz w:val="21"/>
+          <w:szCs w:val="21"/>
+          <w:rFonts w:ascii="Times New Roman" w:hAnsi="Times New Roman" w:eastAsia="宋体" w:cs="Times New Roman"/>
+        </w:rPr>
+        <w:t>与电容器两极板间的</w:t>
       </w:r>
       <w:r>
         <w:rPr>
@@ -6866,36 +6810,9 @@
       <w:r>
         <w:rPr>
           <w:rFonts w:eastAsia="宋体" w:ascii="Times New Roman" w:hAnsi="Times New Roman" w:cs="Times New Roman"/>
-          <w:b/>
-          <w:u w:val="thick"/>
-          <w:sz w:val="21"/>
-          <w:szCs w:val="21"/>
-        </w:rPr>
-        <w:t xml:space="preserve">电荷量</w:t>
-      </w:r>
-      <w:r>
-        <w:rPr>
-          <w:sz w:val="21"/>
-          <w:szCs w:val="21"/>
-          <w:rFonts w:ascii="Times New Roman" w:hAnsi="Times New Roman" w:eastAsia="宋体" w:cs="Times New Roman"/>
-        </w:rPr>
-        <w:t>与电容器两极板间的</w:t>
-      </w:r>
-      <w:r>
-        <w:rPr>
-          <w:rFonts w:eastAsia="宋体" w:ascii="Times New Roman" w:hAnsi="Times New Roman" w:cs="Times New Roman"/>
-          <w:sz w:val="21"/>
-          <w:szCs w:val="21"/>
-        </w:rPr>
-        <w:t xml:space="preserve"/>
-      </w:r>
-      <w:r>
-        <w:rPr>
-          <w:rFonts w:eastAsia="宋体" w:ascii="Times New Roman" w:hAnsi="Times New Roman" w:cs="Times New Roman"/>
-          <w:b/>
-          <w:u w:val="thick"/>
-          <w:sz w:val="21"/>
-          <w:szCs w:val="21"/>
+          <w:sz w:val="21"/>
+          <w:szCs w:val="21"/>
+          <w:bdr w:val="single" w:sz="8" w:space="0" w:color="auto"/>
         </w:rPr>
         <w:t xml:space="preserve">电势差</w:t>
       </w:r>
@@ -6974,8 +6891,7 @@
           <m:r>
             <w:rPr>
               <w:rFonts w:ascii="Times New Roman" w:hAnsi="Times New Roman" w:cs="Cambria Math"/>
-              <w:b/>
-              <w:u w:val="thick"/>
+              <w:bdr w:val="single" w:sz="8" w:space="0" w:color="auto"/>
             </w:rPr>
             <m:t>C=</m:t>
           </m:r>
@@ -6984,8 +6900,7 @@
               <m:ctrlPr>
                 <w:rPr>
                   <w:rFonts w:ascii="Times New Roman" w:hAnsi="Times New Roman"/>
-                  <w:b/>
-                  <w:u w:val="thick"/>
+                  <w:bdr w:val="single" w:sz="8" w:space="0" w:color="auto"/>
                 </w:rPr>
               </m:ctrlPr>
             </m:fPr>
@@ -6993,8 +6908,6 @@
               <m:r>
                 <w:rPr>
                   <w:rFonts w:ascii="Times New Roman" w:hAnsi="Times New Roman" w:cs="Cambria Math"/>
-                  <w:b/>
-                  <w:u w:val="thick"/>
                 </w:rPr>
                 <m:t>Q</m:t>
               </m:r>
@@ -7003,8 +6916,6 @@
               <m:r>
                 <w:rPr>
                   <w:rFonts w:ascii="Times New Roman" w:hAnsi="Times New Roman" w:cs="Cambria Math"/>
-                  <w:b/>
-                  <w:u w:val="thick"/>
                 </w:rPr>
                 <m:t>U</m:t>
               </m:r>
@@ -7048,10 +6959,9 @@
       <w:r>
         <w:rPr>
           <w:rFonts w:eastAsia="宋体" w:ascii="Times New Roman" w:hAnsi="Times New Roman" w:cs="Times New Roman"/>
-          <w:b/>
-          <w:u w:val="thick"/>
-          <w:sz w:val="21"/>
-          <w:szCs w:val="21"/>
+          <w:sz w:val="21"/>
+          <w:szCs w:val="21"/>
+          <w:bdr w:val="single" w:sz="8" w:space="0" w:color="auto"/>
         </w:rPr>
         <w:t xml:space="preserve">一</w:t>
       </w:r>
@@ -7115,10 +7025,9 @@
       <w:r>
         <w:rPr>
           <w:rFonts w:eastAsia="宋体" w:ascii="Times New Roman" w:hAnsi="Times New Roman" w:cs="Times New Roman"/>
-          <w:b/>
-          <w:u w:val="thick"/>
-          <w:sz w:val="21"/>
-          <w:szCs w:val="21"/>
+          <w:sz w:val="21"/>
+          <w:szCs w:val="21"/>
+          <w:bdr w:val="single" w:sz="8" w:space="0" w:color="auto"/>
         </w:rPr>
         <w:t xml:space="preserve">法拉</w:t>
       </w:r>
@@ -7141,10 +7050,9 @@
       <w:r>
         <w:rPr>
           <w:rFonts w:eastAsia="宋体" w:ascii="Times New Roman" w:hAnsi="Times New Roman" w:cs="Times New Roman"/>
-          <w:b/>
-          <w:u w:val="thick"/>
-          <w:sz w:val="21"/>
-          <w:szCs w:val="21"/>
+          <w:sz w:val="21"/>
+          <w:szCs w:val="21"/>
+          <w:bdr w:val="single" w:sz="8" w:space="0" w:color="auto"/>
         </w:rPr>
         <w:t xml:space="preserve">法</w:t>
       </w:r>
@@ -7167,10 +7075,9 @@
       <w:r>
         <w:rPr>
           <w:rFonts w:eastAsia="宋体" w:ascii="Times New Roman" w:hAnsi="Times New Roman" w:cs="Times New Roman"/>
-          <w:b/>
-          <w:u w:val="thick"/>
-          <w:sz w:val="21"/>
-          <w:szCs w:val="21"/>
+          <w:sz w:val="21"/>
+          <w:szCs w:val="21"/>
+          <w:bdr w:val="single" w:sz="8" w:space="0" w:color="auto"/>
         </w:rPr>
         <w:t xml:space="preserve">F</w:t>
       </w:r>
@@ -7193,10 +7100,9 @@
       <w:r>
         <w:rPr>
           <w:rFonts w:eastAsia="宋体" w:ascii="Times New Roman" w:hAnsi="Times New Roman" w:cs="Times New Roman"/>
-          <w:b/>
-          <w:u w:val="thick"/>
-          <w:sz w:val="21"/>
-          <w:szCs w:val="21"/>
+          <w:sz w:val="21"/>
+          <w:szCs w:val="21"/>
+          <w:bdr w:val="single" w:sz="8" w:space="0" w:color="auto"/>
         </w:rPr>
         <w:t xml:space="preserve">微法</w:t>
       </w:r>
@@ -7219,10 +7125,9 @@
       <w:r>
         <w:rPr>
           <w:rFonts w:eastAsia="宋体" w:ascii="Times New Roman" w:hAnsi="Times New Roman" w:cs="Times New Roman"/>
-          <w:b/>
-          <w:u w:val="thick"/>
-          <w:sz w:val="21"/>
-          <w:szCs w:val="21"/>
+          <w:sz w:val="21"/>
+          <w:szCs w:val="21"/>
+          <w:bdr w:val="single" w:sz="8" w:space="0" w:color="auto"/>
         </w:rPr>
         <w:t xml:space="preserve">皮法</w:t>
       </w:r>
@@ -7253,10 +7158,9 @@
       <w:r>
         <w:rPr>
           <w:rFonts w:eastAsia="宋体" w:ascii="Times New Roman" w:hAnsi="Times New Roman" w:cs="Times New Roman"/>
-          <w:b/>
-          <w:u w:val="thick"/>
-          <w:sz w:val="21"/>
-          <w:szCs w:val="21"/>
+          <w:sz w:val="21"/>
+          <w:szCs w:val="21"/>
+          <w:bdr w:val="single" w:sz="8" w:space="0" w:color="auto"/>
         </w:rPr>
         <w:t xml:space="preserve">10⁶</w:t>
       </w:r>
@@ -7279,10 +7183,9 @@
       <w:r>
         <w:rPr>
           <w:rFonts w:eastAsia="宋体" w:ascii="Times New Roman" w:hAnsi="Times New Roman" w:cs="Times New Roman"/>
-          <w:b/>
-          <w:u w:val="thick"/>
-          <w:sz w:val="21"/>
-          <w:szCs w:val="21"/>
+          <w:sz w:val="21"/>
+          <w:szCs w:val="21"/>
+          <w:bdr w:val="single" w:sz="8" w:space="0" w:color="auto"/>
         </w:rPr>
         <w:t xml:space="preserve">10¹²</w:t>
       </w:r>
@@ -7382,8 +7285,7 @@
           <m:r>
             <w:rPr>
               <w:rFonts w:ascii="Times New Roman" w:hAnsi="Times New Roman" w:cs="Cambria Math"/>
-              <w:b/>
-              <w:u w:val="thick"/>
+              <w:bdr w:val="single" w:sz="8" w:space="0" w:color="auto"/>
             </w:rPr>
             <m:t>C=</m:t>
           </m:r>
@@ -7392,8 +7294,7 @@
               <m:ctrlPr>
                 <w:rPr>
                   <w:rFonts w:ascii="Times New Roman" w:hAnsi="Times New Roman"/>
-                  <w:b/>
-                  <w:u w:val="thick"/>
+                  <w:bdr w:val="single" w:sz="8" w:space="0" w:color="auto"/>
                 </w:rPr>
               </m:ctrlPr>
             </m:fPr>
@@ -7401,8 +7302,6 @@
               <m:r>
                 <w:rPr>
                   <w:rFonts w:ascii="Times New Roman" w:hAnsi="Times New Roman" w:cs="Cambria Math"/>
-                  <w:b/>
-                  <w:u w:val="thick"/>
                 </w:rPr>
                 <m:t>Q</m:t>
               </m:r>
@@ -7411,8 +7310,6 @@
               <m:r>
                 <w:rPr>
                   <w:rFonts w:ascii="Times New Roman" w:hAnsi="Times New Roman" w:cs="Cambria Math"/>
-                  <w:b/>
-                  <w:u w:val="thick"/>
                 </w:rPr>
                 <m:t>U</m:t>
               </m:r>
@@ -7439,10 +7336,9 @@
       <w:r>
         <w:rPr>
           <w:rFonts w:eastAsia="宋体" w:ascii="Times New Roman" w:hAnsi="Times New Roman" w:cs="Times New Roman"/>
-          <w:b/>
-          <w:u w:val="thick"/>
-          <w:sz w:val="21"/>
-          <w:szCs w:val="21"/>
+          <w:sz w:val="21"/>
+          <w:szCs w:val="21"/>
+          <w:bdr w:val="single" w:sz="8" w:space="0" w:color="auto"/>
         </w:rPr>
         <w:t xml:space="preserve">1V</w:t>
       </w:r>
@@ -7745,53 +7641,48 @@
       </w:pPr>
       <w:r>
         <w:rPr>
-          <w:b/>
-          <w:u w:val="thick"/>
-          <w:sz w:val="21"/>
-          <w:szCs w:val="21"/>
-          <w:rFonts w:ascii="Times New Roman" w:hAnsi="Times New Roman" w:eastAsia="宋体" w:cs="Times New Roman"/>
+          <w:sz w:val="21"/>
+          <w:szCs w:val="21"/>
+          <w:rFonts w:ascii="Times New Roman" w:hAnsi="Times New Roman" w:eastAsia="宋体" w:cs="Times New Roman"/>
+          <w:bdr w:val="single" w:sz="8" w:space="0" w:color="auto"/>
         </w:rPr>
         <w:t>1F=10</w:t>
       </w:r>
       <w:r>
         <w:rPr>
           <w:vertAlign w:val="superscript"/>
-          <w:b/>
-          <w:u w:val="thick"/>
-          <w:sz w:val="21"/>
-          <w:szCs w:val="21"/>
-          <w:rFonts w:ascii="Times New Roman" w:hAnsi="Times New Roman" w:eastAsia="宋体" w:cs="Times New Roman"/>
+          <w:sz w:val="21"/>
+          <w:szCs w:val="21"/>
+          <w:rFonts w:ascii="Times New Roman" w:hAnsi="Times New Roman" w:eastAsia="宋体" w:cs="Times New Roman"/>
+          <w:bdr w:val="single" w:sz="8" w:space="0" w:color="auto"/>
         </w:rPr>
         <w:t>6</w:t>
       </w:r>
       <w:r>
         <w:rPr>
-          <w:b/>
-          <w:u w:val="thick"/>
-          <w:sz w:val="21"/>
-          <w:szCs w:val="21"/>
-          <w:rFonts w:ascii="Times New Roman" w:hAnsi="Times New Roman" w:eastAsia="宋体" w:cs="Times New Roman"/>
+          <w:sz w:val="21"/>
+          <w:szCs w:val="21"/>
+          <w:rFonts w:ascii="Times New Roman" w:hAnsi="Times New Roman" w:eastAsia="宋体" w:cs="Times New Roman"/>
+          <w:bdr w:val="single" w:sz="8" w:space="0" w:color="auto"/>
         </w:rPr>
         <w:t xml:space="preserve"> μF=10</w:t>
       </w:r>
       <w:r>
         <w:rPr>
           <w:vertAlign w:val="superscript"/>
-          <w:b/>
-          <w:u w:val="thick"/>
-          <w:sz w:val="21"/>
-          <w:szCs w:val="21"/>
-          <w:rFonts w:ascii="Times New Roman" w:hAnsi="Times New Roman" w:eastAsia="宋体" w:cs="Times New Roman"/>
+          <w:sz w:val="21"/>
+          <w:szCs w:val="21"/>
+          <w:rFonts w:ascii="Times New Roman" w:hAnsi="Times New Roman" w:eastAsia="宋体" w:cs="Times New Roman"/>
+          <w:bdr w:val="single" w:sz="8" w:space="0" w:color="auto"/>
         </w:rPr>
         <w:t>12</w:t>
       </w:r>
       <w:r>
         <w:rPr>
-          <w:b/>
-          <w:u w:val="thick"/>
-          <w:sz w:val="21"/>
-          <w:szCs w:val="21"/>
-          <w:rFonts w:ascii="Times New Roman" w:hAnsi="Times New Roman" w:eastAsia="宋体" w:cs="Times New Roman"/>
+          <w:sz w:val="21"/>
+          <w:szCs w:val="21"/>
+          <w:rFonts w:ascii="Times New Roman" w:hAnsi="Times New Roman" w:eastAsia="宋体" w:cs="Times New Roman"/>
+          <w:bdr w:val="single" w:sz="8" w:space="0" w:color="auto"/>
         </w:rPr>
         <w:t>pF</w:t>
       </w:r>
@@ -7970,20 +7861,326 @@
       <w:r>
         <w:rPr>
           <w:rFonts w:eastAsia="宋体" w:ascii="Times New Roman" w:hAnsi="Times New Roman" w:cs="Times New Roman"/>
+          <w:sz w:val="21"/>
+          <w:szCs w:val="21"/>
+          <w:bdr w:val="single" w:sz="8" w:space="0" w:color="auto"/>
+        </w:rPr>
+        <w:t xml:space="preserve">击穿</w:t>
+      </w:r>
+      <w:r>
+        <w:rPr>
+          <w:sz w:val="21"/>
+          <w:szCs w:val="21"/>
+          <w:rFonts w:ascii="Times New Roman" w:hAnsi="Times New Roman" w:eastAsia="宋体" w:cs="Times New Roman"/>
+        </w:rPr>
+        <w:t>时加在电容器两极板上的</w:t>
+      </w:r>
+      <w:r>
+        <w:rPr>
+          <w:rFonts w:eastAsia="宋体" w:ascii="Times New Roman" w:hAnsi="Times New Roman" w:cs="Times New Roman"/>
+          <w:sz w:val="21"/>
+          <w:szCs w:val="21"/>
+        </w:rPr>
+        <w:t xml:space="preserve"/>
+      </w:r>
+      <w:r>
+        <w:rPr>
+          <w:rFonts w:eastAsia="宋体" w:ascii="Times New Roman" w:hAnsi="Times New Roman" w:cs="Times New Roman"/>
+          <w:sz w:val="21"/>
+          <w:szCs w:val="21"/>
+          <w:bdr w:val="single" w:sz="8" w:space="0" w:color="auto"/>
+        </w:rPr>
+        <w:t xml:space="preserve">极限</w:t>
+      </w:r>
+      <w:r>
+        <w:rPr>
+          <w:sz w:val="21"/>
+          <w:szCs w:val="21"/>
+          <w:rFonts w:ascii="Times New Roman" w:hAnsi="Times New Roman" w:eastAsia="宋体" w:cs="Times New Roman"/>
+        </w:rPr>
+        <w:t>电压，若电压超过这一限度，电容器就会损坏。</w:t>
+      </w:r>
+    </w:p>
+    <w:p>
+      <w:pPr>
+        <w:snapToGrid w:val="0"/>
+        <w:spacing w:line="300" w:lineRule="auto" w:before="0" w:after="0"/>
+        <w:jc w:val="left"/>
+      </w:pPr>
+      <w:r>
+        <w:rPr>
+          <w:sz w:val="21"/>
+          <w:szCs w:val="21"/>
+          <w:rFonts w:ascii="Times New Roman" w:hAnsi="Times New Roman" w:eastAsia="宋体" w:cs="Times New Roman"/>
+        </w:rPr>
+        <w:t>（</w:t>
+      </w:r>
+      <w:r>
+        <w:rPr>
+          <w:sz w:val="21"/>
+          <w:szCs w:val="21"/>
+          <w:rFonts w:ascii="Times New Roman" w:hAnsi="Times New Roman" w:eastAsia="宋体" w:cs="Times New Roman"/>
+        </w:rPr>
+        <w:t>2</w:t>
+      </w:r>
+      <w:r>
+        <w:rPr>
+          <w:sz w:val="21"/>
+          <w:szCs w:val="21"/>
+          <w:rFonts w:ascii="Times New Roman" w:hAnsi="Times New Roman" w:eastAsia="宋体" w:cs="Times New Roman"/>
+        </w:rPr>
+        <w:t>）额定电压：电容器外壳上标的电压是工作电压（或称额定电压），也是电容器正常工作时所能承受的最大电压。</w:t>
+      </w:r>
+    </w:p>
+    <w:p>
+      <w:pPr>
+        <w:snapToGrid w:val="0"/>
+        <w:spacing w:line="300" w:lineRule="auto" w:before="0" w:after="0"/>
+        <w:jc w:val="left"/>
+      </w:pPr>
+      <w:r>
+        <w:rPr>
+          <w:sz w:val="21"/>
+          <w:szCs w:val="21"/>
+          <w:rFonts w:ascii="Times New Roman" w:hAnsi="Times New Roman" w:eastAsia="宋体" w:cs="Times New Roman"/>
+        </w:rPr>
+        <w:t>（</w:t>
+      </w:r>
+      <w:r>
+        <w:rPr>
+          <w:sz w:val="21"/>
+          <w:szCs w:val="21"/>
+          <w:rFonts w:ascii="Times New Roman" w:hAnsi="Times New Roman" w:eastAsia="宋体" w:cs="Times New Roman"/>
+        </w:rPr>
+        <w:t>3</w:t>
+      </w:r>
+      <w:r>
+        <w:rPr>
+          <w:sz w:val="21"/>
+          <w:szCs w:val="21"/>
+          <w:rFonts w:ascii="Times New Roman" w:hAnsi="Times New Roman" w:eastAsia="宋体" w:cs="Times New Roman"/>
+        </w:rPr>
+        <w:t>）额定电压比击穿电压</w:t>
+      </w:r>
+      <w:r>
+        <w:rPr>
+          <w:rFonts w:eastAsia="宋体" w:ascii="Times New Roman" w:hAnsi="Times New Roman" w:cs="Times New Roman"/>
+          <w:sz w:val="21"/>
+          <w:szCs w:val="21"/>
+        </w:rPr>
+        <w:t xml:space="preserve"/>
+      </w:r>
+      <w:r>
+        <w:rPr>
+          <w:rFonts w:eastAsia="宋体" w:ascii="Times New Roman" w:hAnsi="Times New Roman" w:cs="Times New Roman"/>
+          <w:sz w:val="21"/>
+          <w:szCs w:val="21"/>
+          <w:bdr w:val="single" w:sz="8" w:space="0" w:color="auto"/>
+        </w:rPr>
+        <w:t xml:space="preserve">低</w:t>
+      </w:r>
+      <w:r>
+        <w:rPr>
+          <w:sz w:val="21"/>
+          <w:szCs w:val="21"/>
+          <w:rFonts w:ascii="Times New Roman" w:hAnsi="Times New Roman" w:eastAsia="宋体" w:cs="Times New Roman"/>
+        </w:rPr>
+        <w:t>。</w:t>
+      </w:r>
+    </w:p>
+    <w:p>
+      <w:pPr>
+        <w:snapToGrid w:val="0"/>
+        <w:spacing w:line="300" w:lineRule="auto" w:before="0" w:after="0"/>
+        <w:jc w:val="left"/>
+      </w:pPr>
+      <w:r>
+        <w:rPr>
+          <w:sz w:val="21"/>
+          <w:szCs w:val="21"/>
+          <w:rFonts w:ascii="Times New Roman" w:hAnsi="Times New Roman" w:eastAsia="宋体" w:cs="Times New Roman"/>
           <w:b/>
-          <w:u w:val="thick"/>
-          <w:sz w:val="21"/>
-          <w:szCs w:val="21"/>
-        </w:rPr>
-        <w:t xml:space="preserve">击穿</w:t>
-      </w:r>
-      <w:r>
-        <w:rPr>
-          <w:sz w:val="21"/>
-          <w:szCs w:val="21"/>
-          <w:rFonts w:ascii="Times New Roman" w:hAnsi="Times New Roman" w:eastAsia="宋体" w:cs="Times New Roman"/>
-        </w:rPr>
-        <w:t>时加在电容器两极板上的</w:t>
+        </w:rPr>
+        <w:t xml:space="preserve">【难度】</w:t>
+      </w:r>
+      <w:r>
+        <w:rPr>
+          <w:sz w:val="21"/>
+          <w:szCs w:val="21"/>
+          <w:rFonts w:ascii="Times New Roman" w:hAnsi="Times New Roman" w:eastAsia="宋体" w:cs="Times New Roman"/>
+        </w:rPr>
+        <w:t>0.94</w:t>
+      </w:r>
+      <w:r>
+        <w:rPr>
+          <w:sz w:val="21"/>
+          <w:szCs w:val="21"/>
+          <w:rFonts w:ascii="Times New Roman" w:hAnsi="Times New Roman" w:eastAsia="宋体" w:cs="Times New Roman"/>
+        </w:rPr>
+        <w:t>【知识点】电容器的额定电压与击穿电压</w:t>
+      </w:r>
+    </w:p>
+    <w:p>
+      <w:pPr>
+        <w:snapToGrid w:val="0"/>
+        <w:spacing w:line="300" w:lineRule="auto" w:before="0" w:after="0"/>
+        <w:jc w:val="left"/>
+      </w:pPr>
+      <w:r>
+        <w:rPr>
+          <w:sz w:val="21"/>
+          <w:szCs w:val="21"/>
+          <w:rFonts w:ascii="Times New Roman" w:hAnsi="Times New Roman" w:eastAsia="宋体" w:cs="Times New Roman"/>
+          <w:b/>
+        </w:rPr>
+        <w:t>【详解】</w:t>
+      </w:r>
+      <w:r>
+        <w:rPr>
+          <w:sz w:val="21"/>
+          <w:szCs w:val="21"/>
+          <w:rFonts w:ascii="Times New Roman" w:hAnsi="Times New Roman" w:eastAsia="宋体" w:cs="Times New Roman"/>
+        </w:rPr>
+        <w:t xml:space="preserve">（</w:t>
+      </w:r>
+      <w:r>
+        <w:rPr>
+          <w:sz w:val="21"/>
+          <w:szCs w:val="21"/>
+          <w:rFonts w:ascii="Times New Roman" w:hAnsi="Times New Roman" w:eastAsia="宋体" w:cs="Times New Roman"/>
+        </w:rPr>
+        <w:t>1</w:t>
+      </w:r>
+      <w:r>
+        <w:rPr>
+          <w:sz w:val="21"/>
+          <w:szCs w:val="21"/>
+          <w:rFonts w:ascii="Times New Roman" w:hAnsi="Times New Roman" w:eastAsia="宋体" w:cs="Times New Roman"/>
+        </w:rPr>
+        <w:t>）</w:t>
+      </w:r>
+      <w:r>
+        <w:rPr>
+          <w:sz w:val="21"/>
+          <w:szCs w:val="21"/>
+          <w:rFonts w:ascii="Times New Roman" w:hAnsi="Times New Roman" w:eastAsia="宋体" w:cs="Times New Roman"/>
+        </w:rPr>
+        <w:t>[1][2]</w:t>
+      </w:r>
+      <w:r>
+        <w:rPr>
+          <w:sz w:val="21"/>
+          <w:szCs w:val="21"/>
+          <w:rFonts w:ascii="Times New Roman" w:hAnsi="Times New Roman" w:eastAsia="宋体" w:cs="Times New Roman"/>
+        </w:rPr>
+        <w:t>击穿电压指电介质不被击穿时加在电容器两极板上的极限电压，若电压超过这一限度，电容器就会损坏。</w:t>
+      </w:r>
+    </w:p>
+    <w:p>
+      <w:pPr>
+        <w:snapToGrid w:val="0"/>
+        <w:spacing w:line="300" w:lineRule="auto" w:before="0" w:after="0"/>
+        <w:jc w:val="left"/>
+      </w:pPr>
+      <w:r>
+        <w:rPr>
+          <w:sz w:val="21"/>
+          <w:szCs w:val="21"/>
+          <w:rFonts w:ascii="Times New Roman" w:hAnsi="Times New Roman" w:eastAsia="宋体" w:cs="Times New Roman"/>
+        </w:rPr>
+        <w:t>（</w:t>
+      </w:r>
+      <w:r>
+        <w:rPr>
+          <w:sz w:val="21"/>
+          <w:szCs w:val="21"/>
+          <w:rFonts w:ascii="Times New Roman" w:hAnsi="Times New Roman" w:eastAsia="宋体" w:cs="Times New Roman"/>
+        </w:rPr>
+        <w:t>3</w:t>
+      </w:r>
+      <w:r>
+        <w:rPr>
+          <w:sz w:val="21"/>
+          <w:szCs w:val="21"/>
+          <w:rFonts w:ascii="Times New Roman" w:hAnsi="Times New Roman" w:eastAsia="宋体" w:cs="Times New Roman"/>
+        </w:rPr>
+        <w:t>）</w:t>
+      </w:r>
+      <w:r>
+        <w:rPr>
+          <w:sz w:val="21"/>
+          <w:szCs w:val="21"/>
+          <w:rFonts w:ascii="Times New Roman" w:hAnsi="Times New Roman" w:eastAsia="宋体" w:cs="Times New Roman"/>
+        </w:rPr>
+        <w:t>[3]</w:t>
+      </w:r>
+      <w:r>
+        <w:rPr>
+          <w:sz w:val="21"/>
+          <w:szCs w:val="21"/>
+          <w:rFonts w:ascii="Times New Roman" w:hAnsi="Times New Roman" w:eastAsia="宋体" w:cs="Times New Roman"/>
+        </w:rPr>
+        <w:t>为了确保安全，额定电压比击穿电压低。</w:t>
+      </w:r>
+    </w:p>
+    <w:p>
+      <w:pPr>
+        <w:spacing w:before="0" w:after="0" w:line="300" w:lineRule="auto"/>
+        <w:jc w:val="left"/>
+      </w:pPr>
+    </w:p>
+    <w:p>
+      <w:pPr>
+        <w:snapToGrid w:val="0"/>
+        <w:spacing w:line="300" w:lineRule="auto" w:before="0" w:after="0"/>
+        <w:jc w:val="left"/>
+      </w:pPr>
+      <w:r>
+        <w:rPr>
+          <w:sz w:val="21"/>
+          <w:szCs w:val="21"/>
+          <w:rFonts w:ascii="Times New Roman" w:hAnsi="Times New Roman" w:eastAsia="宋体" w:cs="Times New Roman"/>
+        </w:rPr>
+        <w:t>25</w:t>
+      </w:r>
+      <w:r>
+        <w:rPr>
+          <w:sz w:val="21"/>
+          <w:szCs w:val="21"/>
+          <w:rFonts w:ascii="Times New Roman" w:hAnsi="Times New Roman" w:eastAsia="宋体" w:cs="Times New Roman"/>
+        </w:rPr>
+        <w:t>．常用电容器</w:t>
+      </w:r>
+    </w:p>
+    <w:p>
+      <w:pPr>
+        <w:snapToGrid w:val="0"/>
+        <w:spacing w:line="300" w:lineRule="auto" w:before="0" w:after="0"/>
+        <w:jc w:val="left"/>
+      </w:pPr>
+      <w:r>
+        <w:rPr>
+          <w:sz w:val="21"/>
+          <w:szCs w:val="21"/>
+          <w:rFonts w:ascii="Times New Roman" w:hAnsi="Times New Roman" w:eastAsia="宋体" w:cs="Times New Roman"/>
+        </w:rPr>
+        <w:t>（</w:t>
+      </w:r>
+      <w:r>
+        <w:rPr>
+          <w:sz w:val="21"/>
+          <w:szCs w:val="21"/>
+          <w:rFonts w:ascii="Times New Roman" w:hAnsi="Times New Roman" w:eastAsia="宋体" w:cs="Times New Roman"/>
+        </w:rPr>
+        <w:t>1</w:t>
+      </w:r>
+      <w:r>
+        <w:rPr>
+          <w:sz w:val="21"/>
+          <w:szCs w:val="21"/>
+          <w:rFonts w:ascii="Times New Roman" w:hAnsi="Times New Roman" w:eastAsia="宋体" w:cs="Times New Roman"/>
+        </w:rPr>
+        <w:t>）分类：分为</w:t>
       </w:r>
       <w:r>
         <w:rPr>
@@ -7996,20 +8193,44 @@
       <w:r>
         <w:rPr>
           <w:rFonts w:eastAsia="宋体" w:ascii="Times New Roman" w:hAnsi="Times New Roman" w:cs="Times New Roman"/>
-          <w:b/>
-          <w:u w:val="thick"/>
-          <w:sz w:val="21"/>
-          <w:szCs w:val="21"/>
-        </w:rPr>
-        <w:t xml:space="preserve">极限</w:t>
-      </w:r>
-      <w:r>
-        <w:rPr>
-          <w:sz w:val="21"/>
-          <w:szCs w:val="21"/>
-          <w:rFonts w:ascii="Times New Roman" w:hAnsi="Times New Roman" w:eastAsia="宋体" w:cs="Times New Roman"/>
-        </w:rPr>
-        <w:t>电压，若电压超过这一限度，电容器就会损坏。</w:t>
+          <w:sz w:val="21"/>
+          <w:szCs w:val="21"/>
+          <w:bdr w:val="single" w:sz="8" w:space="0" w:color="auto"/>
+        </w:rPr>
+        <w:t xml:space="preserve">固定</w:t>
+      </w:r>
+      <w:r>
+        <w:rPr>
+          <w:sz w:val="21"/>
+          <w:szCs w:val="21"/>
+          <w:rFonts w:ascii="Times New Roman" w:hAnsi="Times New Roman" w:eastAsia="宋体" w:cs="Times New Roman"/>
+        </w:rPr>
+        <w:t>电容器和</w:t>
+      </w:r>
+      <w:r>
+        <w:rPr>
+          <w:rFonts w:eastAsia="宋体" w:ascii="Times New Roman" w:hAnsi="Times New Roman" w:cs="Times New Roman"/>
+          <w:sz w:val="21"/>
+          <w:szCs w:val="21"/>
+        </w:rPr>
+        <w:t xml:space="preserve"/>
+      </w:r>
+      <w:r>
+        <w:rPr>
+          <w:rFonts w:eastAsia="宋体" w:ascii="Times New Roman" w:hAnsi="Times New Roman" w:cs="Times New Roman"/>
+          <w:sz w:val="21"/>
+          <w:szCs w:val="21"/>
+          <w:bdr w:val="single" w:sz="8" w:space="0" w:color="auto"/>
+        </w:rPr>
+        <w:t xml:space="preserve">可变</w:t>
+      </w:r>
+      <w:r>
+        <w:rPr>
+          <w:sz w:val="21"/>
+          <w:szCs w:val="21"/>
+          <w:rFonts w:ascii="Times New Roman" w:hAnsi="Times New Roman" w:eastAsia="宋体" w:cs="Times New Roman"/>
+        </w:rPr>
+        <w:t>电容器两类。</w:t>
       </w:r>
     </w:p>
     <w:p>
@@ -8040,7 +8261,57 @@
           <w:szCs w:val="21"/>
           <w:rFonts w:ascii="Times New Roman" w:hAnsi="Times New Roman" w:eastAsia="宋体" w:cs="Times New Roman"/>
         </w:rPr>
-        <w:t>）额定电压：电容器外壳上标的电压是工作电压（或称额定电压），也是电容器正常工作时所能承受的最大电压。</w:t>
+        <w:t>）固定电容器有：</w:t>
+      </w:r>
+      <w:r>
+        <w:rPr>
+          <w:rFonts w:eastAsia="宋体" w:ascii="Times New Roman" w:hAnsi="Times New Roman" w:cs="Times New Roman"/>
+          <w:sz w:val="21"/>
+          <w:szCs w:val="21"/>
+        </w:rPr>
+        <w:t xml:space="preserve"/>
+      </w:r>
+      <w:r>
+        <w:rPr>
+          <w:rFonts w:eastAsia="宋体" w:ascii="Times New Roman" w:hAnsi="Times New Roman" w:cs="Times New Roman"/>
+          <w:sz w:val="21"/>
+          <w:szCs w:val="21"/>
+          <w:bdr w:val="single" w:sz="8" w:space="0" w:color="auto"/>
+        </w:rPr>
+        <w:t xml:space="preserve">纸质</w:t>
+      </w:r>
+      <w:r>
+        <w:rPr>
+          <w:sz w:val="21"/>
+          <w:szCs w:val="21"/>
+          <w:rFonts w:ascii="Times New Roman" w:hAnsi="Times New Roman" w:eastAsia="宋体" w:cs="Times New Roman"/>
+        </w:rPr>
+        <w:t>电容器、</w:t>
+      </w:r>
+      <w:r>
+        <w:rPr>
+          <w:rFonts w:eastAsia="宋体" w:ascii="Times New Roman" w:hAnsi="Times New Roman" w:cs="Times New Roman"/>
+          <w:sz w:val="21"/>
+          <w:szCs w:val="21"/>
+        </w:rPr>
+        <w:t xml:space="preserve"/>
+      </w:r>
+      <w:r>
+        <w:rPr>
+          <w:rFonts w:eastAsia="宋体" w:ascii="Times New Roman" w:hAnsi="Times New Roman" w:cs="Times New Roman"/>
+          <w:sz w:val="21"/>
+          <w:szCs w:val="21"/>
+          <w:bdr w:val="single" w:sz="8" w:space="0" w:color="auto"/>
+        </w:rPr>
+        <w:t xml:space="preserve">电解</w:t>
+      </w:r>
+      <w:r>
+        <w:rPr>
+          <w:sz w:val="21"/>
+          <w:szCs w:val="21"/>
+          <w:rFonts w:ascii="Times New Roman" w:hAnsi="Times New Roman" w:eastAsia="宋体" w:cs="Times New Roman"/>
+        </w:rPr>
+        <w:t>电容器等。</w:t>
       </w:r>
     </w:p>
     <w:p>
@@ -8071,7 +8342,7 @@
           <w:szCs w:val="21"/>
           <w:rFonts w:ascii="Times New Roman" w:hAnsi="Times New Roman" w:eastAsia="宋体" w:cs="Times New Roman"/>
         </w:rPr>
-        <w:t>）额定电压比击穿电压</w:t>
+        <w:t>）可变电容器由两组铝片组成，固定的一组叫</w:t>
       </w:r>
       <w:r>
         <w:rPr>
@@ -8084,215 +8355,19 @@
       <w:r>
         <w:rPr>
           <w:rFonts w:eastAsia="宋体" w:ascii="Times New Roman" w:hAnsi="Times New Roman" w:cs="Times New Roman"/>
-          <w:b/>
-          <w:u w:val="thick"/>
-          <w:sz w:val="21"/>
-          <w:szCs w:val="21"/>
-        </w:rPr>
-        <w:t xml:space="preserve">低</w:t>
-      </w:r>
-      <w:r>
-        <w:rPr>
-          <w:sz w:val="21"/>
-          <w:szCs w:val="21"/>
-          <w:rFonts w:ascii="Times New Roman" w:hAnsi="Times New Roman" w:eastAsia="宋体" w:cs="Times New Roman"/>
-        </w:rPr>
-        <w:t>。</w:t>
-      </w:r>
-    </w:p>
-    <w:p>
-      <w:pPr>
-        <w:snapToGrid w:val="0"/>
-        <w:spacing w:line="300" w:lineRule="auto" w:before="0" w:after="0"/>
-        <w:jc w:val="left"/>
-      </w:pPr>
-      <w:r>
-        <w:rPr>
-          <w:sz w:val="21"/>
-          <w:szCs w:val="21"/>
-          <w:rFonts w:ascii="Times New Roman" w:hAnsi="Times New Roman" w:eastAsia="宋体" w:cs="Times New Roman"/>
-          <w:b/>
-        </w:rPr>
-        <w:t xml:space="preserve">【难度】</w:t>
-      </w:r>
-      <w:r>
-        <w:rPr>
-          <w:sz w:val="21"/>
-          <w:szCs w:val="21"/>
-          <w:rFonts w:ascii="Times New Roman" w:hAnsi="Times New Roman" w:eastAsia="宋体" w:cs="Times New Roman"/>
-        </w:rPr>
-        <w:t>0.94</w:t>
-      </w:r>
-      <w:r>
-        <w:rPr>
-          <w:sz w:val="21"/>
-          <w:szCs w:val="21"/>
-          <w:rFonts w:ascii="Times New Roman" w:hAnsi="Times New Roman" w:eastAsia="宋体" w:cs="Times New Roman"/>
-        </w:rPr>
-        <w:t>【知识点】电容器的额定电压与击穿电压</w:t>
-      </w:r>
-    </w:p>
-    <w:p>
-      <w:pPr>
-        <w:snapToGrid w:val="0"/>
-        <w:spacing w:line="300" w:lineRule="auto" w:before="0" w:after="0"/>
-        <w:jc w:val="left"/>
-      </w:pPr>
-      <w:r>
-        <w:rPr>
-          <w:sz w:val="21"/>
-          <w:szCs w:val="21"/>
-          <w:rFonts w:ascii="Times New Roman" w:hAnsi="Times New Roman" w:eastAsia="宋体" w:cs="Times New Roman"/>
-          <w:b/>
-        </w:rPr>
-        <w:t>【详解】</w:t>
-      </w:r>
-      <w:r>
-        <w:rPr>
-          <w:sz w:val="21"/>
-          <w:szCs w:val="21"/>
-          <w:rFonts w:ascii="Times New Roman" w:hAnsi="Times New Roman" w:eastAsia="宋体" w:cs="Times New Roman"/>
-        </w:rPr>
-        <w:t xml:space="preserve">（</w:t>
-      </w:r>
-      <w:r>
-        <w:rPr>
-          <w:sz w:val="21"/>
-          <w:szCs w:val="21"/>
-          <w:rFonts w:ascii="Times New Roman" w:hAnsi="Times New Roman" w:eastAsia="宋体" w:cs="Times New Roman"/>
-        </w:rPr>
-        <w:t>1</w:t>
-      </w:r>
-      <w:r>
-        <w:rPr>
-          <w:sz w:val="21"/>
-          <w:szCs w:val="21"/>
-          <w:rFonts w:ascii="Times New Roman" w:hAnsi="Times New Roman" w:eastAsia="宋体" w:cs="Times New Roman"/>
-        </w:rPr>
-        <w:t>）</w:t>
-      </w:r>
-      <w:r>
-        <w:rPr>
-          <w:sz w:val="21"/>
-          <w:szCs w:val="21"/>
-          <w:rFonts w:ascii="Times New Roman" w:hAnsi="Times New Roman" w:eastAsia="宋体" w:cs="Times New Roman"/>
-        </w:rPr>
-        <w:t>[1][2]</w:t>
-      </w:r>
-      <w:r>
-        <w:rPr>
-          <w:sz w:val="21"/>
-          <w:szCs w:val="21"/>
-          <w:rFonts w:ascii="Times New Roman" w:hAnsi="Times New Roman" w:eastAsia="宋体" w:cs="Times New Roman"/>
-        </w:rPr>
-        <w:t>击穿电压指电介质不被击穿时加在电容器两极板上的极限电压，若电压超过这一限度，电容器就会损坏。</w:t>
-      </w:r>
-    </w:p>
-    <w:p>
-      <w:pPr>
-        <w:snapToGrid w:val="0"/>
-        <w:spacing w:line="300" w:lineRule="auto" w:before="0" w:after="0"/>
-        <w:jc w:val="left"/>
-      </w:pPr>
-      <w:r>
-        <w:rPr>
-          <w:sz w:val="21"/>
-          <w:szCs w:val="21"/>
-          <w:rFonts w:ascii="Times New Roman" w:hAnsi="Times New Roman" w:eastAsia="宋体" w:cs="Times New Roman"/>
-        </w:rPr>
-        <w:t>（</w:t>
-      </w:r>
-      <w:r>
-        <w:rPr>
-          <w:sz w:val="21"/>
-          <w:szCs w:val="21"/>
-          <w:rFonts w:ascii="Times New Roman" w:hAnsi="Times New Roman" w:eastAsia="宋体" w:cs="Times New Roman"/>
-        </w:rPr>
-        <w:t>3</w:t>
-      </w:r>
-      <w:r>
-        <w:rPr>
-          <w:sz w:val="21"/>
-          <w:szCs w:val="21"/>
-          <w:rFonts w:ascii="Times New Roman" w:hAnsi="Times New Roman" w:eastAsia="宋体" w:cs="Times New Roman"/>
-        </w:rPr>
-        <w:t>）</w:t>
-      </w:r>
-      <w:r>
-        <w:rPr>
-          <w:sz w:val="21"/>
-          <w:szCs w:val="21"/>
-          <w:rFonts w:ascii="Times New Roman" w:hAnsi="Times New Roman" w:eastAsia="宋体" w:cs="Times New Roman"/>
-        </w:rPr>
-        <w:t>[3]</w:t>
-      </w:r>
-      <w:r>
-        <w:rPr>
-          <w:sz w:val="21"/>
-          <w:szCs w:val="21"/>
-          <w:rFonts w:ascii="Times New Roman" w:hAnsi="Times New Roman" w:eastAsia="宋体" w:cs="Times New Roman"/>
-        </w:rPr>
-        <w:t>为了确保安全，额定电压比击穿电压低。</w:t>
-      </w:r>
-    </w:p>
-    <w:p>
-      <w:pPr>
-        <w:spacing w:before="0" w:after="0" w:line="300" w:lineRule="auto"/>
-        <w:jc w:val="left"/>
-      </w:pPr>
-    </w:p>
-    <w:p>
-      <w:pPr>
-        <w:snapToGrid w:val="0"/>
-        <w:spacing w:line="300" w:lineRule="auto" w:before="0" w:after="0"/>
-        <w:jc w:val="left"/>
-      </w:pPr>
-      <w:r>
-        <w:rPr>
-          <w:sz w:val="21"/>
-          <w:szCs w:val="21"/>
-          <w:rFonts w:ascii="Times New Roman" w:hAnsi="Times New Roman" w:eastAsia="宋体" w:cs="Times New Roman"/>
-        </w:rPr>
-        <w:t>25</w:t>
-      </w:r>
-      <w:r>
-        <w:rPr>
-          <w:sz w:val="21"/>
-          <w:szCs w:val="21"/>
-          <w:rFonts w:ascii="Times New Roman" w:hAnsi="Times New Roman" w:eastAsia="宋体" w:cs="Times New Roman"/>
-        </w:rPr>
-        <w:t>．常用电容器</w:t>
-      </w:r>
-    </w:p>
-    <w:p>
-      <w:pPr>
-        <w:snapToGrid w:val="0"/>
-        <w:spacing w:line="300" w:lineRule="auto" w:before="0" w:after="0"/>
-        <w:jc w:val="left"/>
-      </w:pPr>
-      <w:r>
-        <w:rPr>
-          <w:sz w:val="21"/>
-          <w:szCs w:val="21"/>
-          <w:rFonts w:ascii="Times New Roman" w:hAnsi="Times New Roman" w:eastAsia="宋体" w:cs="Times New Roman"/>
-        </w:rPr>
-        <w:t>（</w:t>
-      </w:r>
-      <w:r>
-        <w:rPr>
-          <w:sz w:val="21"/>
-          <w:szCs w:val="21"/>
-          <w:rFonts w:ascii="Times New Roman" w:hAnsi="Times New Roman" w:eastAsia="宋体" w:cs="Times New Roman"/>
-        </w:rPr>
-        <w:t>1</w:t>
-      </w:r>
-      <w:r>
-        <w:rPr>
-          <w:sz w:val="21"/>
-          <w:szCs w:val="21"/>
-          <w:rFonts w:ascii="Times New Roman" w:hAnsi="Times New Roman" w:eastAsia="宋体" w:cs="Times New Roman"/>
-        </w:rPr>
-        <w:t>）分类：分为</w:t>
+          <w:sz w:val="21"/>
+          <w:szCs w:val="21"/>
+          <w:bdr w:val="single" w:sz="8" w:space="0" w:color="auto"/>
+        </w:rPr>
+        <w:t xml:space="preserve">定片</w:t>
+      </w:r>
+      <w:r>
+        <w:rPr>
+          <w:sz w:val="21"/>
+          <w:szCs w:val="21"/>
+          <w:rFonts w:ascii="Times New Roman" w:hAnsi="Times New Roman" w:eastAsia="宋体" w:cs="Times New Roman"/>
+        </w:rPr>
+        <w:t>，可动的一组叫</w:t>
       </w:r>
       <w:r>
         <w:rPr>
@@ -8305,20 +8380,37 @@
       <w:r>
         <w:rPr>
           <w:rFonts w:eastAsia="宋体" w:ascii="Times New Roman" w:hAnsi="Times New Roman" w:cs="Times New Roman"/>
-          <w:b/>
-          <w:u w:val="thick"/>
-          <w:sz w:val="21"/>
-          <w:szCs w:val="21"/>
-        </w:rPr>
-        <w:t xml:space="preserve">固定</w:t>
-      </w:r>
-      <w:r>
-        <w:rPr>
-          <w:sz w:val="21"/>
-          <w:szCs w:val="21"/>
-          <w:rFonts w:ascii="Times New Roman" w:hAnsi="Times New Roman" w:eastAsia="宋体" w:cs="Times New Roman"/>
-        </w:rPr>
-        <w:t>电容器和</w:t>
+          <w:sz w:val="21"/>
+          <w:szCs w:val="21"/>
+          <w:bdr w:val="single" w:sz="8" w:space="0" w:color="auto"/>
+        </w:rPr>
+        <w:t xml:space="preserve">动片</w:t>
+      </w:r>
+      <w:r>
+        <w:rPr>
+          <w:sz w:val="21"/>
+          <w:szCs w:val="21"/>
+          <w:rFonts w:ascii="Times New Roman" w:hAnsi="Times New Roman" w:eastAsia="宋体" w:cs="Times New Roman"/>
+        </w:rPr>
+        <w:t>。转动</w:t>
+      </w:r>
+      <w:proofErr w:type="gramStart"/>
+      <w:r>
+        <w:rPr>
+          <w:sz w:val="21"/>
+          <w:szCs w:val="21"/>
+          <w:rFonts w:ascii="Times New Roman" w:hAnsi="Times New Roman" w:eastAsia="宋体" w:cs="Times New Roman"/>
+        </w:rPr>
+        <w:t>动</w:t>
+      </w:r>
+      <w:proofErr w:type="gramEnd"/>
+      <w:r>
+        <w:rPr>
+          <w:sz w:val="21"/>
+          <w:szCs w:val="21"/>
+          <w:rFonts w:ascii="Times New Roman" w:hAnsi="Times New Roman" w:eastAsia="宋体" w:cs="Times New Roman"/>
+        </w:rPr>
+        <w:t>片，两组铝片的</w:t>
       </w:r>
       <w:r>
         <w:rPr>
@@ -8331,220 +8423,9 @@
       <w:r>
         <w:rPr>
           <w:rFonts w:eastAsia="宋体" w:ascii="Times New Roman" w:hAnsi="Times New Roman" w:cs="Times New Roman"/>
-          <w:b/>
-          <w:u w:val="thick"/>
-          <w:sz w:val="21"/>
-          <w:szCs w:val="21"/>
-        </w:rPr>
-        <w:t xml:space="preserve">可变</w:t>
-      </w:r>
-      <w:r>
-        <w:rPr>
-          <w:sz w:val="21"/>
-          <w:szCs w:val="21"/>
-          <w:rFonts w:ascii="Times New Roman" w:hAnsi="Times New Roman" w:eastAsia="宋体" w:cs="Times New Roman"/>
-        </w:rPr>
-        <w:t>电容器两类。</w:t>
-      </w:r>
-    </w:p>
-    <w:p>
-      <w:pPr>
-        <w:snapToGrid w:val="0"/>
-        <w:spacing w:line="300" w:lineRule="auto" w:before="0" w:after="0"/>
-        <w:jc w:val="left"/>
-      </w:pPr>
-      <w:r>
-        <w:rPr>
-          <w:sz w:val="21"/>
-          <w:szCs w:val="21"/>
-          <w:rFonts w:ascii="Times New Roman" w:hAnsi="Times New Roman" w:eastAsia="宋体" w:cs="Times New Roman"/>
-        </w:rPr>
-        <w:t>（</w:t>
-      </w:r>
-      <w:r>
-        <w:rPr>
-          <w:sz w:val="21"/>
-          <w:szCs w:val="21"/>
-          <w:rFonts w:ascii="Times New Roman" w:hAnsi="Times New Roman" w:eastAsia="宋体" w:cs="Times New Roman"/>
-        </w:rPr>
-        <w:t>2</w:t>
-      </w:r>
-      <w:r>
-        <w:rPr>
-          <w:sz w:val="21"/>
-          <w:szCs w:val="21"/>
-          <w:rFonts w:ascii="Times New Roman" w:hAnsi="Times New Roman" w:eastAsia="宋体" w:cs="Times New Roman"/>
-        </w:rPr>
-        <w:t>）固定电容器有：</w:t>
-      </w:r>
-      <w:r>
-        <w:rPr>
-          <w:rFonts w:eastAsia="宋体" w:ascii="Times New Roman" w:hAnsi="Times New Roman" w:cs="Times New Roman"/>
-          <w:sz w:val="21"/>
-          <w:szCs w:val="21"/>
-        </w:rPr>
-        <w:t xml:space="preserve"/>
-      </w:r>
-      <w:r>
-        <w:rPr>
-          <w:rFonts w:eastAsia="宋体" w:ascii="Times New Roman" w:hAnsi="Times New Roman" w:cs="Times New Roman"/>
-          <w:b/>
-          <w:u w:val="thick"/>
-          <w:sz w:val="21"/>
-          <w:szCs w:val="21"/>
-        </w:rPr>
-        <w:t xml:space="preserve">纸质</w:t>
-      </w:r>
-      <w:r>
-        <w:rPr>
-          <w:sz w:val="21"/>
-          <w:szCs w:val="21"/>
-          <w:rFonts w:ascii="Times New Roman" w:hAnsi="Times New Roman" w:eastAsia="宋体" w:cs="Times New Roman"/>
-        </w:rPr>
-        <w:t>电容器、</w:t>
-      </w:r>
-      <w:r>
-        <w:rPr>
-          <w:rFonts w:eastAsia="宋体" w:ascii="Times New Roman" w:hAnsi="Times New Roman" w:cs="Times New Roman"/>
-          <w:sz w:val="21"/>
-          <w:szCs w:val="21"/>
-        </w:rPr>
-        <w:t xml:space="preserve"/>
-      </w:r>
-      <w:r>
-        <w:rPr>
-          <w:rFonts w:eastAsia="宋体" w:ascii="Times New Roman" w:hAnsi="Times New Roman" w:cs="Times New Roman"/>
-          <w:b/>
-          <w:u w:val="thick"/>
-          <w:sz w:val="21"/>
-          <w:szCs w:val="21"/>
-        </w:rPr>
-        <w:t xml:space="preserve">电解</w:t>
-      </w:r>
-      <w:r>
-        <w:rPr>
-          <w:sz w:val="21"/>
-          <w:szCs w:val="21"/>
-          <w:rFonts w:ascii="Times New Roman" w:hAnsi="Times New Roman" w:eastAsia="宋体" w:cs="Times New Roman"/>
-        </w:rPr>
-        <w:t>电容器等。</w:t>
-      </w:r>
-    </w:p>
-    <w:p>
-      <w:pPr>
-        <w:snapToGrid w:val="0"/>
-        <w:spacing w:line="300" w:lineRule="auto" w:before="0" w:after="0"/>
-        <w:jc w:val="left"/>
-      </w:pPr>
-      <w:r>
-        <w:rPr>
-          <w:sz w:val="21"/>
-          <w:szCs w:val="21"/>
-          <w:rFonts w:ascii="Times New Roman" w:hAnsi="Times New Roman" w:eastAsia="宋体" w:cs="Times New Roman"/>
-        </w:rPr>
-        <w:t>（</w:t>
-      </w:r>
-      <w:r>
-        <w:rPr>
-          <w:sz w:val="21"/>
-          <w:szCs w:val="21"/>
-          <w:rFonts w:ascii="Times New Roman" w:hAnsi="Times New Roman" w:eastAsia="宋体" w:cs="Times New Roman"/>
-        </w:rPr>
-        <w:t>3</w:t>
-      </w:r>
-      <w:r>
-        <w:rPr>
-          <w:sz w:val="21"/>
-          <w:szCs w:val="21"/>
-          <w:rFonts w:ascii="Times New Roman" w:hAnsi="Times New Roman" w:eastAsia="宋体" w:cs="Times New Roman"/>
-        </w:rPr>
-        <w:t>）可变电容器由两组铝片组成，固定的一组叫</w:t>
-      </w:r>
-      <w:r>
-        <w:rPr>
-          <w:rFonts w:eastAsia="宋体" w:ascii="Times New Roman" w:hAnsi="Times New Roman" w:cs="Times New Roman"/>
-          <w:sz w:val="21"/>
-          <w:szCs w:val="21"/>
-        </w:rPr>
-        <w:t xml:space="preserve"/>
-      </w:r>
-      <w:r>
-        <w:rPr>
-          <w:rFonts w:eastAsia="宋体" w:ascii="Times New Roman" w:hAnsi="Times New Roman" w:cs="Times New Roman"/>
-          <w:b/>
-          <w:u w:val="thick"/>
-          <w:sz w:val="21"/>
-          <w:szCs w:val="21"/>
-        </w:rPr>
-        <w:t xml:space="preserve">定片</w:t>
-      </w:r>
-      <w:r>
-        <w:rPr>
-          <w:sz w:val="21"/>
-          <w:szCs w:val="21"/>
-          <w:rFonts w:ascii="Times New Roman" w:hAnsi="Times New Roman" w:eastAsia="宋体" w:cs="Times New Roman"/>
-        </w:rPr>
-        <w:t>，可动的一组叫</w:t>
-      </w:r>
-      <w:r>
-        <w:rPr>
-          <w:rFonts w:eastAsia="宋体" w:ascii="Times New Roman" w:hAnsi="Times New Roman" w:cs="Times New Roman"/>
-          <w:sz w:val="21"/>
-          <w:szCs w:val="21"/>
-        </w:rPr>
-        <w:t xml:space="preserve"/>
-      </w:r>
-      <w:r>
-        <w:rPr>
-          <w:rFonts w:eastAsia="宋体" w:ascii="Times New Roman" w:hAnsi="Times New Roman" w:cs="Times New Roman"/>
-          <w:b/>
-          <w:u w:val="thick"/>
-          <w:sz w:val="21"/>
-          <w:szCs w:val="21"/>
-        </w:rPr>
-        <w:t xml:space="preserve">动片</w:t>
-      </w:r>
-      <w:r>
-        <w:rPr>
-          <w:sz w:val="21"/>
-          <w:szCs w:val="21"/>
-          <w:rFonts w:ascii="Times New Roman" w:hAnsi="Times New Roman" w:eastAsia="宋体" w:cs="Times New Roman"/>
-        </w:rPr>
-        <w:t>。转动</w:t>
-      </w:r>
-      <w:proofErr w:type="gramStart"/>
-      <w:r>
-        <w:rPr>
-          <w:sz w:val="21"/>
-          <w:szCs w:val="21"/>
-          <w:rFonts w:ascii="Times New Roman" w:hAnsi="Times New Roman" w:eastAsia="宋体" w:cs="Times New Roman"/>
-        </w:rPr>
-        <w:t>动</w:t>
-      </w:r>
-      <w:proofErr w:type="gramEnd"/>
-      <w:r>
-        <w:rPr>
-          <w:sz w:val="21"/>
-          <w:szCs w:val="21"/>
-          <w:rFonts w:ascii="Times New Roman" w:hAnsi="Times New Roman" w:eastAsia="宋体" w:cs="Times New Roman"/>
-        </w:rPr>
-        <w:t>片，两组铝片的</w:t>
-      </w:r>
-      <w:r>
-        <w:rPr>
-          <w:rFonts w:eastAsia="宋体" w:ascii="Times New Roman" w:hAnsi="Times New Roman" w:cs="Times New Roman"/>
-          <w:sz w:val="21"/>
-          <w:szCs w:val="21"/>
-        </w:rPr>
-        <w:t xml:space="preserve"/>
-      </w:r>
-      <w:r>
-        <w:rPr>
-          <w:rFonts w:eastAsia="宋体" w:ascii="Times New Roman" w:hAnsi="Times New Roman" w:cs="Times New Roman"/>
-          <w:b/>
-          <w:u w:val="thick"/>
-          <w:sz w:val="21"/>
-          <w:szCs w:val="21"/>
+          <w:sz w:val="21"/>
+          <w:szCs w:val="21"/>
+          <w:bdr w:val="single" w:sz="8" w:space="0" w:color="auto"/>
         </w:rPr>
         <w:t xml:space="preserve">正对面积大小</w:t>
       </w:r>
@@ -10215,10 +10096,9 @@
       <w:r>
         <w:rPr>
           <w:rFonts w:eastAsia="宋体" w:ascii="Times New Roman" w:hAnsi="Times New Roman" w:cs="Times New Roman"/>
-          <w:b/>
-          <w:u w:val="thick"/>
-          <w:sz w:val="21"/>
-          <w:szCs w:val="21"/>
+          <w:sz w:val="21"/>
+          <w:szCs w:val="21"/>
+          <w:bdr w:val="single" w:sz="8" w:space="0" w:color="auto"/>
         </w:rPr>
         <w:t xml:space="preserve">高速飞行</w:t>
       </w:r>
@@ -10288,10 +10168,9 @@
       <w:r>
         <w:rPr>
           <w:rFonts w:eastAsia="宋体" w:ascii="Times New Roman" w:hAnsi="Times New Roman" w:cs="Times New Roman"/>
-          <w:b/>
-          <w:u w:val="thick"/>
-          <w:sz w:val="21"/>
-          <w:szCs w:val="21"/>
+          <w:sz w:val="21"/>
+          <w:szCs w:val="21"/>
+          <w:bdr w:val="single" w:sz="8" w:space="0" w:color="auto"/>
         </w:rPr>
         <w:t xml:space="preserve">信号电压</w:t>
       </w:r>
@@ -10340,10 +10219,9 @@
       <w:r>
         <w:rPr>
           <w:rFonts w:eastAsia="宋体" w:ascii="Times New Roman" w:hAnsi="Times New Roman" w:cs="Times New Roman"/>
-          <w:b/>
-          <w:u w:val="thick"/>
-          <w:sz w:val="21"/>
-          <w:szCs w:val="21"/>
+          <w:sz w:val="21"/>
+          <w:szCs w:val="21"/>
+          <w:bdr w:val="single" w:sz="8" w:space="0" w:color="auto"/>
         </w:rPr>
         <w:t xml:space="preserve">扫描电压</w:t>
       </w:r>
@@ -10575,7 +10453,7 @@
     <w:sectPr>
       <w:footerReference w:type="default" r:id="rId17"/>
       <w:pgSz w:w="11906" w:h="16838"/>
-      <w:pgMar w:top="720" w:right="720" w:bottom="720" w:left="720" w:header="720" w:footer="720" w:gutter="0"/>
+      <w:pgMar w:top="850" w:right="850" w:bottom="850" w:left="850" w:header="850" w:footer="850" w:gutter="0"/>
       <w:pgNumType w:start="1"/>
       <w:cols w:sep="1" w:space="425"/>
     </w:sectPr>
@@ -10608,6 +10486,14 @@
     <w:pPr>
       <w:jc w:val="center"/>
     </w:pPr>
+    <w:r>
+      <w:rPr>
+        <w:rFonts w:ascii="Times New Roman" w:hAnsi="Times New Roman" w:eastAsia="宋体"/>
+        <w:sz w:val="21"/>
+        <w:szCs w:val="21"/>
+      </w:rPr>
+      <w:t xml:space="preserve">第10章·清单　</w:t>
+    </w:r>
     <w:r>
       <w:rPr>
         <w:rFonts w:ascii="Times New Roman" w:hAnsi="Times New Roman" w:eastAsia="宋体"/>

--- a/高中物理/高中物理同步/人教版必修3 第10章 静电场中的能量·知识清单（完成）.docx
+++ b/高中物理/高中物理同步/人教版必修3 第10章 静电场中的能量·知识清单（完成）.docx
@@ -8675,7 +8675,7 @@
           <w:szCs w:val="21"/>
           <w:rFonts w:ascii="Times New Roman" w:hAnsi="Times New Roman" w:eastAsia="宋体" w:cs="Times New Roman"/>
         </w:rPr>
-        <w:t>1.</w:t>
+        <w:t>1．</w:t>
       </w:r>
       <w:r>
         <w:rPr>
@@ -8777,7 +8777,7 @@
           <w:szCs w:val="21"/>
           <w:rFonts w:ascii="Times New Roman" w:hAnsi="Times New Roman" w:eastAsia="宋体" w:cs="Times New Roman"/>
         </w:rPr>
-        <w:t>2.</w:t>
+        <w:t>2．</w:t>
       </w:r>
       <w:r>
         <w:rPr>
@@ -9820,7 +9820,7 @@
           <w:szCs w:val="21"/>
           <w:rFonts w:ascii="Times New Roman" w:hAnsi="Times New Roman" w:eastAsia="宋体" w:cs="Times New Roman"/>
         </w:rPr>
-        <w:t>1.</w:t>
+        <w:t>1．</w:t>
       </w:r>
       <w:r>
         <w:rPr>
@@ -9843,7 +9843,7 @@
           <w:szCs w:val="21"/>
           <w:rFonts w:ascii="Times New Roman" w:hAnsi="Times New Roman" w:eastAsia="宋体" w:cs="Times New Roman"/>
         </w:rPr>
-        <w:t>2.</w:t>
+        <w:t>2．</w:t>
       </w:r>
       <w:r>
         <w:rPr>
@@ -9866,7 +9866,7 @@
           <w:szCs w:val="21"/>
           <w:rFonts w:ascii="Times New Roman" w:hAnsi="Times New Roman" w:eastAsia="宋体" w:cs="Times New Roman"/>
         </w:rPr>
-        <w:t>1.</w:t>
+        <w:t>1．</w:t>
       </w:r>
       <w:r>
         <w:rPr>
@@ -10569,7 +10569,7 @@
         <w:rFonts w:ascii="Times New Roman" w:eastAsia="宋体" w:hAnsi="Times New Roman" w:cs="Times New Roman"/>
         <w:kern w:val="2"/>
         <w:sz w:val="21"/>
-        <w:szCs w:val="22"/>
+        <w:szCs w:val="21"/>
         <w:lang w:val="en-US" w:eastAsia="zh-CN" w:bidi="ar-SA"/>
       </w:rPr>
     </w:rPrDefault>

--- a/高中物理/高中物理同步/人教版必修3 第10章 静电场中的能量·知识清单（完成）.docx
+++ b/高中物理/高中物理同步/人教版必修3 第10章 静电场中的能量·知识清单（完成）.docx
@@ -10180,7 +10180,7 @@
           <w:szCs w:val="21"/>
           <w:rFonts w:ascii="Times New Roman" w:hAnsi="Times New Roman" w:eastAsia="宋体" w:cs="Times New Roman"/>
         </w:rPr>
-        <w:t>（图乙）。</w:t>
+        <w:t>。</w:t>
       </w:r>
       <m:oMath>
         <m:r>
@@ -10196,7 +10196,7 @@
           <w:szCs w:val="21"/>
           <w:rFonts w:ascii="Times New Roman" w:hAnsi="Times New Roman" w:eastAsia="宋体" w:cs="Times New Roman"/>
         </w:rPr>
-        <w:t>偏转电极通常接入仪器自身产生的锯齿形电压（图甲），</w:t>
+        <w:t>偏转电极通常接入仪器自身产生的锯齿形电压，</w:t>
       </w:r>
       <w:proofErr w:type="gramStart"/>
       <w:r>
@@ -10413,7 +10413,7 @@
           <w:szCs w:val="21"/>
           <w:rFonts w:ascii="Times New Roman" w:hAnsi="Times New Roman" w:eastAsia="宋体" w:cs="Times New Roman"/>
         </w:rPr>
-        <w:t>偏转电极上加的是待测的信号电压（图乙）。</w:t>
+        <w:t>偏转电极上加的是待测的信号电压。</w:t>
       </w:r>
       <m:oMath>
         <m:r>
@@ -10429,7 +10429,7 @@
           <w:szCs w:val="21"/>
           <w:rFonts w:ascii="Times New Roman" w:hAnsi="Times New Roman" w:eastAsia="宋体" w:cs="Times New Roman"/>
         </w:rPr>
-        <w:t>偏转电极通常接入仪器自身产生的锯齿形电压（图甲），</w:t>
+        <w:t>偏转电极通常接入仪器自身产生的锯齿形电压，</w:t>
       </w:r>
       <w:proofErr w:type="gramStart"/>
       <w:r>

--- a/高中物理/高中物理同步/人教版必修3 第10章 静电场中的能量·知识清单（完成）.docx
+++ b/高中物理/高中物理同步/人教版必修3 第10章 静电场中的能量·知识清单（完成）.docx
@@ -8675,7 +8675,7 @@
           <w:szCs w:val="21"/>
           <w:rFonts w:ascii="Times New Roman" w:hAnsi="Times New Roman" w:eastAsia="宋体" w:cs="Times New Roman"/>
         </w:rPr>
-        <w:t>1．</w:t>
+        <w:t>26．</w:t>
       </w:r>
       <w:r>
         <w:rPr>
@@ -8777,7 +8777,7 @@
           <w:szCs w:val="21"/>
           <w:rFonts w:ascii="Times New Roman" w:hAnsi="Times New Roman" w:eastAsia="宋体" w:cs="Times New Roman"/>
         </w:rPr>
-        <w:t>2．</w:t>
+        <w:t>27．</w:t>
       </w:r>
       <w:r>
         <w:rPr>
@@ -9820,7 +9820,7 @@
           <w:szCs w:val="21"/>
           <w:rFonts w:ascii="Times New Roman" w:hAnsi="Times New Roman" w:eastAsia="宋体" w:cs="Times New Roman"/>
         </w:rPr>
-        <w:t>1．</w:t>
+        <w:t>28．</w:t>
       </w:r>
       <w:r>
         <w:rPr>
@@ -9843,7 +9843,7 @@
           <w:szCs w:val="21"/>
           <w:rFonts w:ascii="Times New Roman" w:hAnsi="Times New Roman" w:eastAsia="宋体" w:cs="Times New Roman"/>
         </w:rPr>
-        <w:t>2．</w:t>
+        <w:t>29．</w:t>
       </w:r>
       <w:r>
         <w:rPr>
@@ -9866,7 +9866,7 @@
           <w:szCs w:val="21"/>
           <w:rFonts w:ascii="Times New Roman" w:hAnsi="Times New Roman" w:eastAsia="宋体" w:cs="Times New Roman"/>
         </w:rPr>
-        <w:t>1．</w:t>
+        <w:t>30．</w:t>
       </w:r>
       <w:r>
         <w:rPr>
@@ -10044,15 +10044,15 @@
           <w:szCs w:val="21"/>
           <w:rFonts w:ascii="Times New Roman" w:hAnsi="Times New Roman" w:eastAsia="宋体" w:cs="Times New Roman"/>
         </w:rPr>
-        <w:t>26</w:t>
-      </w:r>
-      <w:r>
-        <w:rPr>
-          <w:sz w:val="21"/>
-          <w:szCs w:val="21"/>
-          <w:rFonts w:ascii="Times New Roman" w:hAnsi="Times New Roman" w:eastAsia="宋体" w:cs="Times New Roman"/>
-        </w:rPr>
-        <w:t>．示波管的作用</w:t>
+        <w:t/>
+      </w:r>
+      <w:r>
+        <w:rPr>
+          <w:sz w:val="21"/>
+          <w:szCs w:val="21"/>
+          <w:rFonts w:ascii="Times New Roman" w:hAnsi="Times New Roman" w:eastAsia="宋体" w:cs="Times New Roman"/>
+        </w:rPr>
+        <w:t>31．示波管的作用</w:t>
       </w:r>
     </w:p>
     <w:p>

--- a/高中物理/高中物理同步/人教版必修3 第10章 静电场中的能量·知识清单（完成）.docx
+++ b/高中物理/高中物理同步/人教版必修3 第10章 静电场中的能量·知识清单（完成）.docx
@@ -10481,14 +10481,14 @@
 </file>
 
 <file path=word/footer1.xml><?xml version="1.0" encoding="utf-8"?>
-<w:ftr xmlns:w="http://schemas.openxmlformats.org/wordprocessingml/2006/main" xmlns:r="http://schemas.openxmlformats.org/officeDocument/2006/relationships">
-  <w:p>
+<w:ftr xmlns:w="http://schemas.openxmlformats.org/wordprocessingml/2006/main">
+  <w:p xmlns:w="http://schemas.openxmlformats.org/wordprocessingml/2006/main">
     <w:pPr>
       <w:jc w:val="center"/>
     </w:pPr>
     <w:r>
       <w:rPr>
-        <w:rFonts w:ascii="Times New Roman" w:hAnsi="Times New Roman" w:eastAsia="宋体"/>
+        <w:rFonts w:ascii="Times New Roman" w:hAnsi="Times New Roman" w:eastAsia="宋体" w:cs="Times New Roman"/>
         <w:sz w:val="21"/>
         <w:szCs w:val="21"/>
       </w:rPr>
@@ -10496,47 +10496,107 @@
     </w:r>
     <w:r>
       <w:rPr>
-        <w:rFonts w:ascii="Times New Roman" w:hAnsi="Times New Roman" w:eastAsia="宋体"/>
+        <w:rFonts w:ascii="Times New Roman" w:hAnsi="Times New Roman" w:eastAsia="宋体" w:cs="Times New Roman"/>
         <w:sz w:val="21"/>
         <w:szCs w:val="21"/>
       </w:rPr>
-      <w:t xml:space="preserve">第</w:t>
+      <w:t>第</w:t>
     </w:r>
-    <w:fldSimple w:instr=" PAGE ">
-      <w:r>
-        <w:rPr>
-          <w:rFonts w:ascii="Times New Roman" w:hAnsi="Times New Roman" w:eastAsia="宋体"/>
-          <w:sz w:val="21"/>
-          <w:szCs w:val="21"/>
-        </w:rPr>
-        <w:t xml:space="preserve">1</w:t>
-      </w:r>
-    </w:fldSimple>
     <w:r>
       <w:rPr>
-        <w:rFonts w:ascii="Times New Roman" w:hAnsi="Times New Roman" w:eastAsia="宋体"/>
+        <w:rFonts w:ascii="Times New Roman" w:hAnsi="Times New Roman" w:eastAsia="宋体" w:cs="Times New Roman"/>
         <w:sz w:val="21"/>
         <w:szCs w:val="21"/>
       </w:rPr>
-      <w:t xml:space="preserve">页（共</w:t>
+      <w:fldChar w:fldCharType="begin"/>
     </w:r>
-    <w:fldSimple w:instr=" NUMPAGES ">
-      <w:r>
-        <w:rPr>
-          <w:rFonts w:ascii="Times New Roman" w:hAnsi="Times New Roman" w:eastAsia="宋体"/>
-          <w:sz w:val="21"/>
-          <w:szCs w:val="21"/>
-        </w:rPr>
-        <w:t xml:space="preserve">1</w:t>
-      </w:r>
-    </w:fldSimple>
     <w:r>
       <w:rPr>
-        <w:rFonts w:ascii="Times New Roman" w:hAnsi="Times New Roman" w:eastAsia="宋体"/>
+        <w:rFonts w:ascii="Times New Roman" w:hAnsi="Times New Roman" w:eastAsia="宋体" w:cs="Times New Roman"/>
         <w:sz w:val="21"/>
         <w:szCs w:val="21"/>
       </w:rPr>
-      <w:t xml:space="preserve">页）</w:t>
+      <w:instrText xml:space="preserve"> PAGE </w:instrText>
+    </w:r>
+    <w:r>
+      <w:rPr>
+        <w:rFonts w:ascii="Times New Roman" w:hAnsi="Times New Roman" w:eastAsia="宋体" w:cs="Times New Roman"/>
+        <w:sz w:val="21"/>
+        <w:szCs w:val="21"/>
+      </w:rPr>
+      <w:fldChar w:fldCharType="separate"/>
+    </w:r>
+    <w:r>
+      <w:rPr>
+        <w:rFonts w:ascii="Times New Roman" w:hAnsi="Times New Roman" w:eastAsia="宋体" w:cs="Times New Roman"/>
+        <w:sz w:val="21"/>
+        <w:szCs w:val="21"/>
+      </w:rPr>
+      <w:t>1</w:t>
+    </w:r>
+    <w:r>
+      <w:rPr>
+        <w:rFonts w:ascii="Times New Roman" w:hAnsi="Times New Roman" w:eastAsia="宋体" w:cs="Times New Roman"/>
+        <w:sz w:val="21"/>
+        <w:szCs w:val="21"/>
+      </w:rPr>
+      <w:fldChar w:fldCharType="end"/>
+    </w:r>
+    <w:r>
+      <w:rPr>
+        <w:rFonts w:ascii="Times New Roman" w:hAnsi="Times New Roman" w:eastAsia="宋体" w:cs="Times New Roman"/>
+        <w:sz w:val="21"/>
+        <w:szCs w:val="21"/>
+      </w:rPr>
+      <w:t>页（共</w:t>
+    </w:r>
+    <w:r>
+      <w:rPr>
+        <w:rFonts w:ascii="Times New Roman" w:hAnsi="Times New Roman" w:eastAsia="宋体" w:cs="Times New Roman"/>
+        <w:sz w:val="21"/>
+        <w:szCs w:val="21"/>
+      </w:rPr>
+      <w:fldChar w:fldCharType="begin"/>
+    </w:r>
+    <w:r>
+      <w:rPr>
+        <w:rFonts w:ascii="Times New Roman" w:hAnsi="Times New Roman" w:eastAsia="宋体" w:cs="Times New Roman"/>
+        <w:sz w:val="21"/>
+        <w:szCs w:val="21"/>
+      </w:rPr>
+      <w:instrText xml:space="preserve"> NUMPAGES </w:instrText>
+    </w:r>
+    <w:r>
+      <w:rPr>
+        <w:rFonts w:ascii="Times New Roman" w:hAnsi="Times New Roman" w:eastAsia="宋体" w:cs="Times New Roman"/>
+        <w:sz w:val="21"/>
+        <w:szCs w:val="21"/>
+      </w:rPr>
+      <w:fldChar w:fldCharType="separate"/>
+    </w:r>
+    <w:r>
+      <w:rPr>
+        <w:rFonts w:ascii="Times New Roman" w:hAnsi="Times New Roman" w:eastAsia="宋体" w:cs="Times New Roman"/>
+        <w:sz w:val="21"/>
+        <w:szCs w:val="21"/>
+      </w:rPr>
+      <w:t>8</w:t>
+    </w:r>
+    <w:r>
+      <w:rPr>
+        <w:rFonts w:ascii="Times New Roman" w:hAnsi="Times New Roman" w:eastAsia="宋体" w:cs="Times New Roman"/>
+        <w:sz w:val="21"/>
+        <w:szCs w:val="21"/>
+      </w:rPr>
+      <w:fldChar w:fldCharType="end"/>
+    </w:r>
+    <w:r>
+      <w:rPr>
+        <w:rFonts w:ascii="Times New Roman" w:hAnsi="Times New Roman" w:eastAsia="宋体" w:cs="Times New Roman"/>
+        <w:sz w:val="21"/>
+        <w:szCs w:val="21"/>
+      </w:rPr>
+      <w:t>页）</w:t>
     </w:r>
   </w:p>
 </w:ftr>
@@ -10566,14 +10626,16 @@
   <w:docDefaults>
     <w:rPrDefault>
       <w:rPr>
-        <w:rFonts w:ascii="Times New Roman" w:eastAsia="宋体" w:hAnsi="Times New Roman" w:cs="Times New Roman"/>
-        <w:kern w:val="2"/>
+        <w:rFonts w:ascii="Times New Roman" w:hAnsi="Times New Roman" w:eastAsia="宋体" w:cs="Times New Roman"/>
         <w:sz w:val="21"/>
         <w:szCs w:val="21"/>
-        <w:lang w:val="en-US" w:eastAsia="zh-CN" w:bidi="ar-SA"/>
       </w:rPr>
     </w:rPrDefault>
-    <w:pPrDefault/>
+    <w:pPrDefault>
+      <w:pPr>
+        <w:spacing w:before="0" w:after="0" w:line="300" w:lineRule="auto"/>
+      </w:pPr>
+    </w:pPrDefault>
   </w:docDefaults>
   <w:latentStyles w:defLockedState="0" w:defUIPriority="99" w:defSemiHidden="0" w:defUnhideWhenUsed="0" w:defQFormat="0" w:count="376">
     <w:lsdException w:name="Normal" w:uiPriority="0" w:qFormat="1"/>

--- a/高中物理/高中物理同步/人教版必修3 第10章 静电场中的能量·知识清单（完成）.docx
+++ b/高中物理/高中物理同步/人教版必修3 第10章 静电场中的能量·知识清单（完成）.docx
@@ -238,7 +238,7 @@
           <w:rFonts w:eastAsia="宋体" w:ascii="Times New Roman" w:hAnsi="Times New Roman" w:cs="Times New Roman"/>
           <w:sz w:val="21"/>
           <w:szCs w:val="21"/>
-          <w:bdr w:val="single" w:sz="8" w:space="0" w:color="auto"/>
+          <w:shd w:val="clear" w:color="auto" w:fill="D9D9D9"/>
         </w:rPr>
         <w:t xml:space="preserve">起始位置</w:t>
       </w:r>
@@ -263,7 +263,7 @@
           <w:rFonts w:eastAsia="宋体" w:ascii="Times New Roman" w:hAnsi="Times New Roman" w:cs="Times New Roman"/>
           <w:sz w:val="21"/>
           <w:szCs w:val="21"/>
-          <w:bdr w:val="single" w:sz="8" w:space="0" w:color="auto"/>
+          <w:shd w:val="clear" w:color="auto" w:fill="D9D9D9"/>
         </w:rPr>
         <w:t xml:space="preserve">终止位置</w:t>
       </w:r>
@@ -288,7 +288,7 @@
           <w:rFonts w:eastAsia="宋体" w:ascii="Times New Roman" w:hAnsi="Times New Roman" w:cs="Times New Roman"/>
           <w:sz w:val="21"/>
           <w:szCs w:val="21"/>
-          <w:bdr w:val="single" w:sz="8" w:space="0" w:color="auto"/>
+          <w:shd w:val="clear" w:color="auto" w:fill="D9D9D9"/>
         </w:rPr>
         <w:t xml:space="preserve">无关</w:t>
       </w:r>
@@ -421,7 +421,7 @@
           <w:rFonts w:eastAsia="宋体" w:ascii="Times New Roman" w:hAnsi="Times New Roman" w:cs="Times New Roman"/>
           <w:sz w:val="21"/>
           <w:szCs w:val="21"/>
-          <w:bdr w:val="single" w:sz="8" w:space="0" w:color="auto"/>
+          <w:shd w:val="clear" w:color="auto" w:fill="D9D9D9"/>
         </w:rPr>
         <w:t xml:space="preserve">位置</w:t>
       </w:r>
@@ -446,7 +446,7 @@
           <w:rFonts w:eastAsia="宋体" w:ascii="Times New Roman" w:hAnsi="Times New Roman" w:cs="Times New Roman"/>
           <w:sz w:val="21"/>
           <w:szCs w:val="21"/>
-          <w:bdr w:val="single" w:sz="8" w:space="0" w:color="auto"/>
+          <w:shd w:val="clear" w:color="auto" w:fill="D9D9D9"/>
         </w:rPr>
         <w:t xml:space="preserve">Ep</w:t>
       </w:r>
@@ -589,7 +589,7 @@
           <w:rFonts w:eastAsia="宋体" w:ascii="Times New Roman" w:hAnsi="Times New Roman" w:cs="Times New Roman"/>
           <w:sz w:val="21"/>
           <w:szCs w:val="21"/>
-          <w:bdr w:val="single" w:sz="8" w:space="0" w:color="auto"/>
+          <w:shd w:val="clear" w:color="auto" w:fill="D9D9D9"/>
         </w:rPr>
         <w:t xml:space="preserve">EpA-EpB</w:t>
       </w:r>
@@ -673,7 +673,7 @@
           <w:rFonts w:eastAsia="宋体" w:ascii="Times New Roman" w:hAnsi="Times New Roman" w:cs="Times New Roman"/>
           <w:sz w:val="21"/>
           <w:szCs w:val="21"/>
-          <w:bdr w:val="single" w:sz="8" w:space="0" w:color="auto"/>
+          <w:shd w:val="clear" w:color="auto" w:fill="D9D9D9"/>
         </w:rPr>
         <w:t xml:space="preserve">减少</w:t>
       </w:r>
@@ -733,7 +733,7 @@
           <w:rFonts w:eastAsia="宋体" w:ascii="Times New Roman" w:hAnsi="Times New Roman" w:cs="Times New Roman"/>
           <w:sz w:val="21"/>
           <w:szCs w:val="21"/>
-          <w:bdr w:val="single" w:sz="8" w:space="0" w:color="auto"/>
+          <w:shd w:val="clear" w:color="auto" w:fill="D9D9D9"/>
         </w:rPr>
         <w:t xml:space="preserve">增加</w:t>
       </w:r>
@@ -985,7 +985,7 @@
           <w:rFonts w:eastAsia="宋体" w:ascii="Times New Roman" w:hAnsi="Times New Roman" w:cs="Times New Roman"/>
           <w:sz w:val="21"/>
           <w:szCs w:val="21"/>
-          <w:bdr w:val="single" w:sz="8" w:space="0" w:color="auto"/>
+          <w:shd w:val="clear" w:color="auto" w:fill="D9D9D9"/>
         </w:rPr>
         <w:t xml:space="preserve">零势能位置</w:t>
       </w:r>
@@ -1118,7 +1118,7 @@
           <w:rFonts w:eastAsia="宋体" w:ascii="Times New Roman" w:hAnsi="Times New Roman" w:cs="Times New Roman"/>
           <w:sz w:val="21"/>
           <w:szCs w:val="21"/>
-          <w:bdr w:val="single" w:sz="8" w:space="0" w:color="auto"/>
+          <w:shd w:val="clear" w:color="auto" w:fill="D9D9D9"/>
         </w:rPr>
         <w:t xml:space="preserve">大小</w:t>
       </w:r>
@@ -1167,7 +1167,7 @@
           <w:rFonts w:eastAsia="宋体" w:ascii="Times New Roman" w:hAnsi="Times New Roman" w:cs="Times New Roman"/>
           <w:sz w:val="21"/>
           <w:szCs w:val="21"/>
-          <w:bdr w:val="single" w:sz="8" w:space="0" w:color="auto"/>
+          <w:shd w:val="clear" w:color="auto" w:fill="D9D9D9"/>
         </w:rPr>
         <w:t xml:space="preserve">电场</w:t>
       </w:r>
@@ -1215,7 +1215,7 @@
           <w:rFonts w:eastAsia="宋体" w:ascii="Times New Roman" w:hAnsi="Times New Roman" w:cs="Times New Roman"/>
           <w:sz w:val="21"/>
           <w:szCs w:val="21"/>
-          <w:bdr w:val="single" w:sz="8" w:space="0" w:color="auto"/>
+          <w:shd w:val="clear" w:color="auto" w:fill="D9D9D9"/>
         </w:rPr>
         <w:t xml:space="preserve">无限远</w:t>
       </w:r>
@@ -1240,7 +1240,7 @@
           <w:rFonts w:eastAsia="宋体" w:ascii="Times New Roman" w:hAnsi="Times New Roman" w:cs="Times New Roman"/>
           <w:sz w:val="21"/>
           <w:szCs w:val="21"/>
-          <w:bdr w:val="single" w:sz="8" w:space="0" w:color="auto"/>
+          <w:shd w:val="clear" w:color="auto" w:fill="D9D9D9"/>
         </w:rPr>
         <w:t xml:space="preserve">地面</w:t>
       </w:r>
@@ -1444,7 +1444,7 @@
           <w:rFonts w:eastAsia="宋体" w:ascii="Times New Roman" w:hAnsi="Times New Roman" w:cs="Times New Roman"/>
           <w:sz w:val="21"/>
           <w:szCs w:val="21"/>
-          <w:bdr w:val="single" w:sz="8" w:space="0" w:color="auto"/>
+          <w:shd w:val="clear" w:color="auto" w:fill="D9D9D9"/>
         </w:rPr>
         <w:t xml:space="preserve">电势能</w:t>
       </w:r>
@@ -1469,7 +1469,7 @@
           <w:rFonts w:eastAsia="宋体" w:ascii="Times New Roman" w:hAnsi="Times New Roman" w:cs="Times New Roman"/>
           <w:sz w:val="21"/>
           <w:szCs w:val="21"/>
-          <w:bdr w:val="single" w:sz="8" w:space="0" w:color="auto"/>
+          <w:shd w:val="clear" w:color="auto" w:fill="D9D9D9"/>
         </w:rPr>
         <w:t xml:space="preserve">电荷量</w:t>
       </w:r>
@@ -1629,7 +1629,7 @@
               <m:ctrlPr>
                 <w:rPr>
                   <w:rFonts w:ascii="Times New Roman" w:hAnsi="Times New Roman"/>
-                  <w:bdr w:val="single" w:sz="8" w:space="0" w:color="auto"/>
+                  <w:shd w:val="clear" w:color="auto" w:fill="D9D9D9"/>
                 </w:rPr>
               </m:ctrlPr>
             </m:fPr>
@@ -1709,7 +1709,7 @@
           <w:rFonts w:eastAsia="宋体" w:ascii="Times New Roman" w:hAnsi="Times New Roman" w:cs="Times New Roman"/>
           <w:sz w:val="21"/>
           <w:szCs w:val="21"/>
-          <w:bdr w:val="single" w:sz="8" w:space="0" w:color="auto"/>
+          <w:shd w:val="clear" w:color="auto" w:fill="D9D9D9"/>
         </w:rPr>
         <w:t xml:space="preserve">性质</w:t>
       </w:r>
@@ -1751,7 +1751,7 @@
           <w:rFonts w:eastAsia="宋体" w:ascii="Times New Roman" w:hAnsi="Times New Roman" w:cs="Times New Roman"/>
           <w:sz w:val="21"/>
           <w:szCs w:val="21"/>
-          <w:bdr w:val="single" w:sz="8" w:space="0" w:color="auto"/>
+          <w:shd w:val="clear" w:color="auto" w:fill="D9D9D9"/>
         </w:rPr>
         <w:t xml:space="preserve">无关</w:t>
       </w:r>
@@ -2042,7 +2042,7 @@
           <w:rFonts w:eastAsia="宋体" w:ascii="Times New Roman" w:hAnsi="Times New Roman" w:cs="Times New Roman"/>
           <w:sz w:val="21"/>
           <w:szCs w:val="21"/>
-          <w:bdr w:val="single" w:sz="8" w:space="0" w:color="auto"/>
+          <w:shd w:val="clear" w:color="auto" w:fill="D9D9D9"/>
         </w:rPr>
         <w:t xml:space="preserve">伏特</w:t>
       </w:r>
@@ -2075,7 +2075,7 @@
           <w:sz w:val="21"/>
           <w:szCs w:val="21"/>
           <w:rFonts w:ascii="Times New Roman" w:hAnsi="Times New Roman" w:eastAsia="宋体" w:cs="Times New Roman"/>
-          <w:bdr w:val="single" w:sz="8" w:space="0" w:color="auto"/>
+          <w:shd w:val="clear" w:color="auto" w:fill="D9D9D9"/>
         </w:rPr>
         <w:t>1V=1J/C</w:t>
       </w:r>
@@ -2201,7 +2201,7 @@
           <w:rFonts w:eastAsia="宋体" w:ascii="Times New Roman" w:hAnsi="Times New Roman" w:cs="Times New Roman"/>
           <w:sz w:val="21"/>
           <w:szCs w:val="21"/>
-          <w:bdr w:val="single" w:sz="8" w:space="0" w:color="auto"/>
+          <w:shd w:val="clear" w:color="auto" w:fill="D9D9D9"/>
         </w:rPr>
         <w:t xml:space="preserve">降低</w:t>
       </w:r>
@@ -2312,7 +2312,7 @@
           <w:rFonts w:eastAsia="宋体" w:ascii="Times New Roman" w:hAnsi="Times New Roman" w:cs="Times New Roman"/>
           <w:sz w:val="21"/>
           <w:szCs w:val="21"/>
-          <w:bdr w:val="single" w:sz="8" w:space="0" w:color="auto"/>
+          <w:shd w:val="clear" w:color="auto" w:fill="D9D9D9"/>
         </w:rPr>
         <w:t xml:space="preserve">大地</w:t>
       </w:r>
@@ -2337,7 +2337,7 @@
           <w:rFonts w:eastAsia="宋体" w:ascii="Times New Roman" w:hAnsi="Times New Roman" w:cs="Times New Roman"/>
           <w:sz w:val="21"/>
           <w:szCs w:val="21"/>
-          <w:bdr w:val="single" w:sz="8" w:space="0" w:color="auto"/>
+          <w:shd w:val="clear" w:color="auto" w:fill="D9D9D9"/>
         </w:rPr>
         <w:t xml:space="preserve">无限远</w:t>
       </w:r>
@@ -2487,7 +2487,7 @@
           <w:rFonts w:eastAsia="宋体" w:ascii="Times New Roman" w:hAnsi="Times New Roman" w:cs="Times New Roman"/>
           <w:sz w:val="21"/>
           <w:szCs w:val="21"/>
-          <w:bdr w:val="single" w:sz="8" w:space="0" w:color="auto"/>
+          <w:shd w:val="clear" w:color="auto" w:fill="D9D9D9"/>
         </w:rPr>
         <w:t xml:space="preserve">标</w:t>
       </w:r>
@@ -2791,7 +2791,7 @@
           <w:rFonts w:eastAsia="宋体" w:ascii="Times New Roman" w:hAnsi="Times New Roman" w:cs="Times New Roman"/>
           <w:sz w:val="21"/>
           <w:szCs w:val="21"/>
-          <w:bdr w:val="single" w:sz="8" w:space="0" w:color="auto"/>
+          <w:shd w:val="clear" w:color="auto" w:fill="D9D9D9"/>
         </w:rPr>
         <w:t xml:space="preserve">电势</w:t>
       </w:r>
@@ -2844,7 +2844,7 @@
           <w:rFonts w:eastAsia="宋体" w:ascii="Times New Roman" w:hAnsi="Times New Roman" w:cs="Times New Roman"/>
           <w:sz w:val="21"/>
           <w:szCs w:val="21"/>
-          <w:bdr w:val="single" w:sz="8" w:space="0" w:color="auto"/>
+          <w:shd w:val="clear" w:color="auto" w:fill="D9D9D9"/>
         </w:rPr>
         <w:t xml:space="preserve">电压</w:t>
       </w:r>
@@ -2886,7 +2886,7 @@
           <w:rFonts w:eastAsia="宋体" w:ascii="Times New Roman" w:hAnsi="Times New Roman" w:cs="Times New Roman"/>
           <w:sz w:val="21"/>
           <w:szCs w:val="21"/>
-          <w:bdr w:val="single" w:sz="8" w:space="0" w:color="auto"/>
+          <w:shd w:val="clear" w:color="auto" w:fill="D9D9D9"/>
         </w:rPr>
         <w:t xml:space="preserve">φA-φB</w:t>
       </w:r>
@@ -2928,7 +2928,7 @@
           <w:rFonts w:eastAsia="宋体" w:ascii="Times New Roman" w:hAnsi="Times New Roman" w:cs="Times New Roman"/>
           <w:sz w:val="21"/>
           <w:szCs w:val="21"/>
-          <w:bdr w:val="single" w:sz="8" w:space="0" w:color="auto"/>
+          <w:shd w:val="clear" w:color="auto" w:fill="D9D9D9"/>
         </w:rPr>
         <w:t xml:space="preserve">φB-φA</w:t>
       </w:r>
@@ -2946,7 +2946,7 @@
           <w:i/>
           <w:sz w:val="21"/>
           <w:szCs w:val="21"/>
-          <w:bdr w:val="single" w:sz="8" w:space="0" w:color="auto"/>
+          <w:shd w:val="clear" w:color="auto" w:fill="D9D9D9"/>
         </w:rPr>
         <w:t>UAB</w:t>
       </w:r>
@@ -2955,7 +2955,7 @@
           <w:sz w:val="21"/>
           <w:szCs w:val="21"/>
           <w:rFonts w:ascii="Times New Roman" w:hAnsi="Times New Roman" w:eastAsia="宋体" w:cs="Times New Roman"/>
-          <w:bdr w:val="single" w:sz="8" w:space="0" w:color="auto"/>
+          <w:shd w:val="clear" w:color="auto" w:fill="D9D9D9"/>
         </w:rPr>
         <w:t>=-</w:t>
       </w:r>
@@ -2965,7 +2965,7 @@
           <w:i/>
           <w:sz w:val="21"/>
           <w:szCs w:val="21"/>
-          <w:bdr w:val="single" w:sz="8" w:space="0" w:color="auto"/>
+          <w:shd w:val="clear" w:color="auto" w:fill="D9D9D9"/>
         </w:rPr>
         <w:t>UBA</w:t>
       </w:r>
@@ -3285,7 +3285,7 @@
           <w:rFonts w:eastAsia="宋体" w:ascii="Times New Roman" w:hAnsi="Times New Roman" w:cs="Times New Roman"/>
           <w:sz w:val="21"/>
           <w:szCs w:val="21"/>
-          <w:bdr w:val="single" w:sz="8" w:space="0" w:color="auto"/>
+          <w:shd w:val="clear" w:color="auto" w:fill="D9D9D9"/>
         </w:rPr>
         <w:t xml:space="preserve">标量</w:t>
       </w:r>
@@ -3310,7 +3310,7 @@
           <w:rFonts w:eastAsia="宋体" w:ascii="Times New Roman" w:hAnsi="Times New Roman" w:cs="Times New Roman"/>
           <w:sz w:val="21"/>
           <w:szCs w:val="21"/>
-          <w:bdr w:val="single" w:sz="8" w:space="0" w:color="auto"/>
+          <w:shd w:val="clear" w:color="auto" w:fill="D9D9D9"/>
         </w:rPr>
         <w:t xml:space="preserve">高低</w:t>
       </w:r>
@@ -3394,7 +3394,7 @@
           <w:rFonts w:eastAsia="宋体" w:ascii="Times New Roman" w:hAnsi="Times New Roman" w:cs="Times New Roman"/>
           <w:sz w:val="21"/>
           <w:szCs w:val="21"/>
-          <w:bdr w:val="single" w:sz="8" w:space="0" w:color="auto"/>
+          <w:shd w:val="clear" w:color="auto" w:fill="D9D9D9"/>
         </w:rPr>
         <w:t xml:space="preserve">高</w:t>
       </w:r>
@@ -3707,7 +3707,7 @@
             <m:ctrlPr>
               <w:rPr>
                 <w:rFonts w:ascii="Times New Roman" w:hAnsi="Times New Roman"/>
-                <w:bdr w:val="single" w:sz="8" w:space="0" w:color="auto"/>
+                <w:shd w:val="clear" w:color="auto" w:fill="D9D9D9"/>
               </w:rPr>
             </m:ctrlPr>
           </m:fPr>
@@ -3865,7 +3865,7 @@
             <m:ctrlPr>
               <w:rPr>
                 <w:rFonts w:ascii="Times New Roman" w:hAnsi="Times New Roman"/>
-                <w:bdr w:val="single" w:sz="8" w:space="0" w:color="auto"/>
+                <w:shd w:val="clear" w:color="auto" w:fill="D9D9D9"/>
               </w:rPr>
             </m:ctrlPr>
           </m:fPr>
@@ -4600,7 +4600,7 @@
           <w:rFonts w:eastAsia="宋体" w:ascii="Times New Roman" w:hAnsi="Times New Roman" w:cs="Times New Roman"/>
           <w:sz w:val="21"/>
           <w:szCs w:val="21"/>
-          <w:bdr w:val="single" w:sz="8" w:space="0" w:color="auto"/>
+          <w:shd w:val="clear" w:color="auto" w:fill="D9D9D9"/>
         </w:rPr>
         <w:t xml:space="preserve">电势相同</w:t>
       </w:r>
@@ -4742,7 +4742,7 @@
           <w:rFonts w:eastAsia="宋体" w:ascii="Times New Roman" w:hAnsi="Times New Roman" w:cs="Times New Roman"/>
           <w:sz w:val="21"/>
           <w:szCs w:val="21"/>
-          <w:bdr w:val="single" w:sz="8" w:space="0" w:color="auto"/>
+          <w:shd w:val="clear" w:color="auto" w:fill="D9D9D9"/>
         </w:rPr>
         <w:t xml:space="preserve">不做功</w:t>
       </w:r>
@@ -4799,7 +4799,7 @@
           <w:rFonts w:eastAsia="宋体" w:ascii="Times New Roman" w:hAnsi="Times New Roman" w:cs="Times New Roman"/>
           <w:sz w:val="21"/>
           <w:szCs w:val="21"/>
-          <w:bdr w:val="single" w:sz="8" w:space="0" w:color="auto"/>
+          <w:shd w:val="clear" w:color="auto" w:fill="D9D9D9"/>
         </w:rPr>
         <w:t xml:space="preserve">垂直</w:t>
       </w:r>
@@ -4824,7 +4824,7 @@
           <w:rFonts w:eastAsia="宋体" w:ascii="Times New Roman" w:hAnsi="Times New Roman" w:cs="Times New Roman"/>
           <w:sz w:val="21"/>
           <w:szCs w:val="21"/>
-          <w:bdr w:val="single" w:sz="8" w:space="0" w:color="auto"/>
+          <w:shd w:val="clear" w:color="auto" w:fill="D9D9D9"/>
         </w:rPr>
         <w:t xml:space="preserve">垂直</w:t>
       </w:r>
@@ -4880,7 +4880,7 @@
           <w:rFonts w:eastAsia="宋体" w:ascii="Times New Roman" w:hAnsi="Times New Roman" w:cs="Times New Roman"/>
           <w:sz w:val="21"/>
           <w:szCs w:val="21"/>
-          <w:bdr w:val="single" w:sz="8" w:space="0" w:color="auto"/>
+          <w:shd w:val="clear" w:color="auto" w:fill="D9D9D9"/>
         </w:rPr>
         <w:t xml:space="preserve">电势高</w:t>
       </w:r>
@@ -4905,7 +4905,7 @@
           <w:rFonts w:eastAsia="宋体" w:ascii="Times New Roman" w:hAnsi="Times New Roman" w:cs="Times New Roman"/>
           <w:sz w:val="21"/>
           <w:szCs w:val="21"/>
-          <w:bdr w:val="single" w:sz="8" w:space="0" w:color="auto"/>
+          <w:shd w:val="clear" w:color="auto" w:fill="D9D9D9"/>
         </w:rPr>
         <w:t xml:space="preserve">电势低</w:t>
       </w:r>
@@ -5212,7 +5212,7 @@
           <w:rFonts w:eastAsia="宋体" w:ascii="Times New Roman" w:hAnsi="Times New Roman" w:cs="Times New Roman"/>
           <w:sz w:val="21"/>
           <w:szCs w:val="21"/>
-          <w:bdr w:val="single" w:sz="8" w:space="0" w:color="auto"/>
+          <w:shd w:val="clear" w:color="auto" w:fill="D9D9D9"/>
         </w:rPr>
         <w:t xml:space="preserve">电场强度</w:t>
       </w:r>
@@ -5237,7 +5237,7 @@
           <w:rFonts w:eastAsia="宋体" w:ascii="Times New Roman" w:hAnsi="Times New Roman" w:cs="Times New Roman"/>
           <w:sz w:val="21"/>
           <w:szCs w:val="21"/>
-          <w:bdr w:val="single" w:sz="8" w:space="0" w:color="auto"/>
+          <w:shd w:val="clear" w:color="auto" w:fill="D9D9D9"/>
         </w:rPr>
         <w:t xml:space="preserve">沿电场方向</w:t>
       </w:r>
@@ -5279,7 +5279,7 @@
           <w:rFonts w:eastAsia="宋体" w:ascii="Times New Roman" w:hAnsi="Times New Roman" w:cs="Times New Roman"/>
           <w:sz w:val="21"/>
           <w:szCs w:val="21"/>
-          <w:bdr w:val="single" w:sz="8" w:space="0" w:color="auto"/>
+          <w:shd w:val="clear" w:color="auto" w:fill="D9D9D9"/>
         </w:rPr>
         <w:t xml:space="preserve">Ed</w:t>
       </w:r>
@@ -5582,7 +5582,7 @@
               <m:ctrlPr>
                 <w:rPr>
                   <w:rFonts w:ascii="Times New Roman" w:hAnsi="Times New Roman"/>
-                  <w:bdr w:val="single" w:sz="8" w:space="0" w:color="auto"/>
+                  <w:shd w:val="clear" w:color="auto" w:fill="D9D9D9"/>
                 </w:rPr>
               </m:ctrlPr>
             </m:fPr>
@@ -5676,7 +5676,7 @@
           <w:rFonts w:eastAsia="宋体" w:ascii="Times New Roman" w:hAnsi="Times New Roman" w:cs="Times New Roman"/>
           <w:sz w:val="21"/>
           <w:szCs w:val="21"/>
-          <w:bdr w:val="single" w:sz="8" w:space="0" w:color="auto"/>
+          <w:shd w:val="clear" w:color="auto" w:fill="D9D9D9"/>
         </w:rPr>
         <w:t xml:space="preserve">电势差</w:t>
       </w:r>
@@ -5701,7 +5701,7 @@
           <w:rFonts w:eastAsia="宋体" w:ascii="Times New Roman" w:hAnsi="Times New Roman" w:cs="Times New Roman"/>
           <w:sz w:val="21"/>
           <w:szCs w:val="21"/>
-          <w:bdr w:val="single" w:sz="8" w:space="0" w:color="auto"/>
+          <w:shd w:val="clear" w:color="auto" w:fill="D9D9D9"/>
         </w:rPr>
         <w:t xml:space="preserve">沿电场强度方向的距离</w:t>
       </w:r>
@@ -5788,7 +5788,7 @@
           <w:rFonts w:eastAsia="宋体" w:ascii="Times New Roman" w:hAnsi="Times New Roman" w:cs="Times New Roman"/>
           <w:sz w:val="21"/>
           <w:szCs w:val="21"/>
-          <w:bdr w:val="single" w:sz="8" w:space="0" w:color="auto"/>
+          <w:shd w:val="clear" w:color="auto" w:fill="D9D9D9"/>
         </w:rPr>
         <w:t xml:space="preserve">1V/m</w:t>
       </w:r>
@@ -6065,7 +6065,7 @@
           <w:rFonts w:eastAsia="宋体" w:ascii="Times New Roman" w:hAnsi="Times New Roman" w:cs="Times New Roman"/>
           <w:sz w:val="21"/>
           <w:szCs w:val="21"/>
-          <w:bdr w:val="single" w:sz="8" w:space="0" w:color="auto"/>
+          <w:shd w:val="clear" w:color="auto" w:fill="D9D9D9"/>
         </w:rPr>
         <w:t xml:space="preserve">绝缘</w:t>
       </w:r>
@@ -6227,7 +6227,7 @@
           <w:rFonts w:eastAsia="宋体" w:ascii="Times New Roman" w:hAnsi="Times New Roman" w:cs="Times New Roman"/>
           <w:sz w:val="21"/>
           <w:szCs w:val="21"/>
-          <w:bdr w:val="single" w:sz="8" w:space="0" w:color="auto"/>
+          <w:shd w:val="clear" w:color="auto" w:fill="D9D9D9"/>
         </w:rPr>
         <w:t xml:space="preserve">等量异种电荷</w:t>
       </w:r>
@@ -6252,7 +6252,7 @@
           <w:rFonts w:eastAsia="宋体" w:ascii="Times New Roman" w:hAnsi="Times New Roman" w:cs="Times New Roman"/>
           <w:sz w:val="21"/>
           <w:szCs w:val="21"/>
-          <w:bdr w:val="single" w:sz="8" w:space="0" w:color="auto"/>
+          <w:shd w:val="clear" w:color="auto" w:fill="D9D9D9"/>
         </w:rPr>
         <w:t xml:space="preserve">正电</w:t>
       </w:r>
@@ -6277,7 +6277,7 @@
           <w:rFonts w:eastAsia="宋体" w:ascii="Times New Roman" w:hAnsi="Times New Roman" w:cs="Times New Roman"/>
           <w:sz w:val="21"/>
           <w:szCs w:val="21"/>
-          <w:bdr w:val="single" w:sz="8" w:space="0" w:color="auto"/>
+          <w:shd w:val="clear" w:color="auto" w:fill="D9D9D9"/>
         </w:rPr>
         <w:t xml:space="preserve">负</w:t>
       </w:r>
@@ -6325,7 +6325,7 @@
           <w:rFonts w:eastAsia="宋体" w:ascii="Times New Roman" w:hAnsi="Times New Roman" w:cs="Times New Roman"/>
           <w:sz w:val="21"/>
           <w:szCs w:val="21"/>
-          <w:bdr w:val="single" w:sz="8" w:space="0" w:color="auto"/>
+          <w:shd w:val="clear" w:color="auto" w:fill="D9D9D9"/>
         </w:rPr>
         <w:t xml:space="preserve">中和</w:t>
       </w:r>
@@ -6368,7 +6368,7 @@
           <w:rFonts w:eastAsia="宋体" w:ascii="Times New Roman" w:hAnsi="Times New Roman" w:cs="Times New Roman"/>
           <w:sz w:val="21"/>
           <w:szCs w:val="21"/>
-          <w:bdr w:val="single" w:sz="8" w:space="0" w:color="auto"/>
+          <w:shd w:val="clear" w:color="auto" w:fill="D9D9D9"/>
         </w:rPr>
         <w:t xml:space="preserve">零</w:t>
       </w:r>
@@ -6584,7 +6584,7 @@
           <w:rFonts w:eastAsia="宋体" w:ascii="Times New Roman" w:hAnsi="Times New Roman" w:cs="Times New Roman"/>
           <w:sz w:val="21"/>
           <w:szCs w:val="21"/>
-          <w:bdr w:val="single" w:sz="8" w:space="0" w:color="auto"/>
+          <w:shd w:val="clear" w:color="auto" w:fill="D9D9D9"/>
         </w:rPr>
         <w:t xml:space="preserve">电场能</w:t>
       </w:r>
@@ -6670,7 +6670,7 @@
           <w:rFonts w:eastAsia="宋体" w:ascii="Times New Roman" w:hAnsi="Times New Roman" w:cs="Times New Roman"/>
           <w:sz w:val="21"/>
           <w:szCs w:val="21"/>
-          <w:bdr w:val="single" w:sz="8" w:space="0" w:color="auto"/>
+          <w:shd w:val="clear" w:color="auto" w:fill="D9D9D9"/>
         </w:rPr>
         <w:t xml:space="preserve">一个</w:t>
       </w:r>
@@ -6787,7 +6787,7 @@
           <w:rFonts w:eastAsia="宋体" w:ascii="Times New Roman" w:hAnsi="Times New Roman" w:cs="Times New Roman"/>
           <w:sz w:val="21"/>
           <w:szCs w:val="21"/>
-          <w:bdr w:val="single" w:sz="8" w:space="0" w:color="auto"/>
+          <w:shd w:val="clear" w:color="auto" w:fill="D9D9D9"/>
         </w:rPr>
         <w:t xml:space="preserve">电荷量</w:t>
       </w:r>
@@ -6812,7 +6812,7 @@
           <w:rFonts w:eastAsia="宋体" w:ascii="Times New Roman" w:hAnsi="Times New Roman" w:cs="Times New Roman"/>
           <w:sz w:val="21"/>
           <w:szCs w:val="21"/>
-          <w:bdr w:val="single" w:sz="8" w:space="0" w:color="auto"/>
+          <w:shd w:val="clear" w:color="auto" w:fill="D9D9D9"/>
         </w:rPr>
         <w:t xml:space="preserve">电势差</w:t>
       </w:r>
@@ -6891,7 +6891,7 @@
           <m:r>
             <w:rPr>
               <w:rFonts w:ascii="Times New Roman" w:hAnsi="Times New Roman" w:cs="Cambria Math"/>
-              <w:bdr w:val="single" w:sz="8" w:space="0" w:color="auto"/>
+              <w:shd w:val="clear" w:color="auto" w:fill="D9D9D9"/>
             </w:rPr>
             <m:t>C=</m:t>
           </m:r>
@@ -6900,7 +6900,7 @@
               <m:ctrlPr>
                 <w:rPr>
                   <w:rFonts w:ascii="Times New Roman" w:hAnsi="Times New Roman"/>
-                  <w:bdr w:val="single" w:sz="8" w:space="0" w:color="auto"/>
+                  <w:shd w:val="clear" w:color="auto" w:fill="D9D9D9"/>
                 </w:rPr>
               </m:ctrlPr>
             </m:fPr>
@@ -6961,7 +6961,7 @@
           <w:rFonts w:eastAsia="宋体" w:ascii="Times New Roman" w:hAnsi="Times New Roman" w:cs="Times New Roman"/>
           <w:sz w:val="21"/>
           <w:szCs w:val="21"/>
-          <w:bdr w:val="single" w:sz="8" w:space="0" w:color="auto"/>
+          <w:shd w:val="clear" w:color="auto" w:fill="D9D9D9"/>
         </w:rPr>
         <w:t xml:space="preserve">一</w:t>
       </w:r>
@@ -7027,7 +7027,7 @@
           <w:rFonts w:eastAsia="宋体" w:ascii="Times New Roman" w:hAnsi="Times New Roman" w:cs="Times New Roman"/>
           <w:sz w:val="21"/>
           <w:szCs w:val="21"/>
-          <w:bdr w:val="single" w:sz="8" w:space="0" w:color="auto"/>
+          <w:shd w:val="clear" w:color="auto" w:fill="D9D9D9"/>
         </w:rPr>
         <w:t xml:space="preserve">法拉</w:t>
       </w:r>
@@ -7052,7 +7052,7 @@
           <w:rFonts w:eastAsia="宋体" w:ascii="Times New Roman" w:hAnsi="Times New Roman" w:cs="Times New Roman"/>
           <w:sz w:val="21"/>
           <w:szCs w:val="21"/>
-          <w:bdr w:val="single" w:sz="8" w:space="0" w:color="auto"/>
+          <w:shd w:val="clear" w:color="auto" w:fill="D9D9D9"/>
         </w:rPr>
         <w:t xml:space="preserve">法</w:t>
       </w:r>
@@ -7077,7 +7077,7 @@
           <w:rFonts w:eastAsia="宋体" w:ascii="Times New Roman" w:hAnsi="Times New Roman" w:cs="Times New Roman"/>
           <w:sz w:val="21"/>
           <w:szCs w:val="21"/>
-          <w:bdr w:val="single" w:sz="8" w:space="0" w:color="auto"/>
+          <w:shd w:val="clear" w:color="auto" w:fill="D9D9D9"/>
         </w:rPr>
         <w:t xml:space="preserve">F</w:t>
       </w:r>
@@ -7102,7 +7102,7 @@
           <w:rFonts w:eastAsia="宋体" w:ascii="Times New Roman" w:hAnsi="Times New Roman" w:cs="Times New Roman"/>
           <w:sz w:val="21"/>
           <w:szCs w:val="21"/>
-          <w:bdr w:val="single" w:sz="8" w:space="0" w:color="auto"/>
+          <w:shd w:val="clear" w:color="auto" w:fill="D9D9D9"/>
         </w:rPr>
         <w:t xml:space="preserve">微法</w:t>
       </w:r>
@@ -7127,7 +7127,7 @@
           <w:rFonts w:eastAsia="宋体" w:ascii="Times New Roman" w:hAnsi="Times New Roman" w:cs="Times New Roman"/>
           <w:sz w:val="21"/>
           <w:szCs w:val="21"/>
-          <w:bdr w:val="single" w:sz="8" w:space="0" w:color="auto"/>
+          <w:shd w:val="clear" w:color="auto" w:fill="D9D9D9"/>
         </w:rPr>
         <w:t xml:space="preserve">皮法</w:t>
       </w:r>
@@ -7160,7 +7160,7 @@
           <w:rFonts w:eastAsia="宋体" w:ascii="Times New Roman" w:hAnsi="Times New Roman" w:cs="Times New Roman"/>
           <w:sz w:val="21"/>
           <w:szCs w:val="21"/>
-          <w:bdr w:val="single" w:sz="8" w:space="0" w:color="auto"/>
+          <w:shd w:val="clear" w:color="auto" w:fill="D9D9D9"/>
         </w:rPr>
         <w:t xml:space="preserve">10⁶</w:t>
       </w:r>
@@ -7185,7 +7185,7 @@
           <w:rFonts w:eastAsia="宋体" w:ascii="Times New Roman" w:hAnsi="Times New Roman" w:cs="Times New Roman"/>
           <w:sz w:val="21"/>
           <w:szCs w:val="21"/>
-          <w:bdr w:val="single" w:sz="8" w:space="0" w:color="auto"/>
+          <w:shd w:val="clear" w:color="auto" w:fill="D9D9D9"/>
         </w:rPr>
         <w:t xml:space="preserve">10¹²</w:t>
       </w:r>
@@ -7285,7 +7285,7 @@
           <m:r>
             <w:rPr>
               <w:rFonts w:ascii="Times New Roman" w:hAnsi="Times New Roman" w:cs="Cambria Math"/>
-              <w:bdr w:val="single" w:sz="8" w:space="0" w:color="auto"/>
+              <w:shd w:val="clear" w:color="auto" w:fill="D9D9D9"/>
             </w:rPr>
             <m:t>C=</m:t>
           </m:r>
@@ -7294,7 +7294,7 @@
               <m:ctrlPr>
                 <w:rPr>
                   <w:rFonts w:ascii="Times New Roman" w:hAnsi="Times New Roman"/>
-                  <w:bdr w:val="single" w:sz="8" w:space="0" w:color="auto"/>
+                  <w:shd w:val="clear" w:color="auto" w:fill="D9D9D9"/>
                 </w:rPr>
               </m:ctrlPr>
             </m:fPr>
@@ -7338,7 +7338,7 @@
           <w:rFonts w:eastAsia="宋体" w:ascii="Times New Roman" w:hAnsi="Times New Roman" w:cs="Times New Roman"/>
           <w:sz w:val="21"/>
           <w:szCs w:val="21"/>
-          <w:bdr w:val="single" w:sz="8" w:space="0" w:color="auto"/>
+          <w:shd w:val="clear" w:color="auto" w:fill="D9D9D9"/>
         </w:rPr>
         <w:t xml:space="preserve">1V</w:t>
       </w:r>
@@ -7644,7 +7644,7 @@
           <w:sz w:val="21"/>
           <w:szCs w:val="21"/>
           <w:rFonts w:ascii="Times New Roman" w:hAnsi="Times New Roman" w:eastAsia="宋体" w:cs="Times New Roman"/>
-          <w:bdr w:val="single" w:sz="8" w:space="0" w:color="auto"/>
+          <w:shd w:val="clear" w:color="auto" w:fill="D9D9D9"/>
         </w:rPr>
         <w:t>1F=10</w:t>
       </w:r>
@@ -7654,7 +7654,7 @@
           <w:sz w:val="21"/>
           <w:szCs w:val="21"/>
           <w:rFonts w:ascii="Times New Roman" w:hAnsi="Times New Roman" w:eastAsia="宋体" w:cs="Times New Roman"/>
-          <w:bdr w:val="single" w:sz="8" w:space="0" w:color="auto"/>
+          <w:shd w:val="clear" w:color="auto" w:fill="D9D9D9"/>
         </w:rPr>
         <w:t>6</w:t>
       </w:r>
@@ -7663,7 +7663,7 @@
           <w:sz w:val="21"/>
           <w:szCs w:val="21"/>
           <w:rFonts w:ascii="Times New Roman" w:hAnsi="Times New Roman" w:eastAsia="宋体" w:cs="Times New Roman"/>
-          <w:bdr w:val="single" w:sz="8" w:space="0" w:color="auto"/>
+          <w:shd w:val="clear" w:color="auto" w:fill="D9D9D9"/>
         </w:rPr>
         <w:t xml:space="preserve"> μF=10</w:t>
       </w:r>
@@ -7673,7 +7673,7 @@
           <w:sz w:val="21"/>
           <w:szCs w:val="21"/>
           <w:rFonts w:ascii="Times New Roman" w:hAnsi="Times New Roman" w:eastAsia="宋体" w:cs="Times New Roman"/>
-          <w:bdr w:val="single" w:sz="8" w:space="0" w:color="auto"/>
+          <w:shd w:val="clear" w:color="auto" w:fill="D9D9D9"/>
         </w:rPr>
         <w:t>12</w:t>
       </w:r>
@@ -7682,7 +7682,7 @@
           <w:sz w:val="21"/>
           <w:szCs w:val="21"/>
           <w:rFonts w:ascii="Times New Roman" w:hAnsi="Times New Roman" w:eastAsia="宋体" w:cs="Times New Roman"/>
-          <w:bdr w:val="single" w:sz="8" w:space="0" w:color="auto"/>
+          <w:shd w:val="clear" w:color="auto" w:fill="D9D9D9"/>
         </w:rPr>
         <w:t>pF</w:t>
       </w:r>
@@ -7863,7 +7863,7 @@
           <w:rFonts w:eastAsia="宋体" w:ascii="Times New Roman" w:hAnsi="Times New Roman" w:cs="Times New Roman"/>
           <w:sz w:val="21"/>
           <w:szCs w:val="21"/>
-          <w:bdr w:val="single" w:sz="8" w:space="0" w:color="auto"/>
+          <w:shd w:val="clear" w:color="auto" w:fill="D9D9D9"/>
         </w:rPr>
         <w:t xml:space="preserve">击穿</w:t>
       </w:r>
@@ -7888,7 +7888,7 @@
           <w:rFonts w:eastAsia="宋体" w:ascii="Times New Roman" w:hAnsi="Times New Roman" w:cs="Times New Roman"/>
           <w:sz w:val="21"/>
           <w:szCs w:val="21"/>
-          <w:bdr w:val="single" w:sz="8" w:space="0" w:color="auto"/>
+          <w:shd w:val="clear" w:color="auto" w:fill="D9D9D9"/>
         </w:rPr>
         <w:t xml:space="preserve">极限</w:t>
       </w:r>
@@ -7975,7 +7975,7 @@
           <w:rFonts w:eastAsia="宋体" w:ascii="Times New Roman" w:hAnsi="Times New Roman" w:cs="Times New Roman"/>
           <w:sz w:val="21"/>
           <w:szCs w:val="21"/>
-          <w:bdr w:val="single" w:sz="8" w:space="0" w:color="auto"/>
+          <w:shd w:val="clear" w:color="auto" w:fill="D9D9D9"/>
         </w:rPr>
         <w:t xml:space="preserve">低</w:t>
       </w:r>
@@ -8195,7 +8195,7 @@
           <w:rFonts w:eastAsia="宋体" w:ascii="Times New Roman" w:hAnsi="Times New Roman" w:cs="Times New Roman"/>
           <w:sz w:val="21"/>
           <w:szCs w:val="21"/>
-          <w:bdr w:val="single" w:sz="8" w:space="0" w:color="auto"/>
+          <w:shd w:val="clear" w:color="auto" w:fill="D9D9D9"/>
         </w:rPr>
         <w:t xml:space="preserve">固定</w:t>
       </w:r>
@@ -8220,7 +8220,7 @@
           <w:rFonts w:eastAsia="宋体" w:ascii="Times New Roman" w:hAnsi="Times New Roman" w:cs="Times New Roman"/>
           <w:sz w:val="21"/>
           <w:szCs w:val="21"/>
-          <w:bdr w:val="single" w:sz="8" w:space="0" w:color="auto"/>
+          <w:shd w:val="clear" w:color="auto" w:fill="D9D9D9"/>
         </w:rPr>
         <w:t xml:space="preserve">可变</w:t>
       </w:r>
@@ -8276,7 +8276,7 @@
           <w:rFonts w:eastAsia="宋体" w:ascii="Times New Roman" w:hAnsi="Times New Roman" w:cs="Times New Roman"/>
           <w:sz w:val="21"/>
           <w:szCs w:val="21"/>
-          <w:bdr w:val="single" w:sz="8" w:space="0" w:color="auto"/>
+          <w:shd w:val="clear" w:color="auto" w:fill="D9D9D9"/>
         </w:rPr>
         <w:t xml:space="preserve">纸质</w:t>
       </w:r>
@@ -8301,7 +8301,7 @@
           <w:rFonts w:eastAsia="宋体" w:ascii="Times New Roman" w:hAnsi="Times New Roman" w:cs="Times New Roman"/>
           <w:sz w:val="21"/>
           <w:szCs w:val="21"/>
-          <w:bdr w:val="single" w:sz="8" w:space="0" w:color="auto"/>
+          <w:shd w:val="clear" w:color="auto" w:fill="D9D9D9"/>
         </w:rPr>
         <w:t xml:space="preserve">电解</w:t>
       </w:r>
@@ -8357,7 +8357,7 @@
           <w:rFonts w:eastAsia="宋体" w:ascii="Times New Roman" w:hAnsi="Times New Roman" w:cs="Times New Roman"/>
           <w:sz w:val="21"/>
           <w:szCs w:val="21"/>
-          <w:bdr w:val="single" w:sz="8" w:space="0" w:color="auto"/>
+          <w:shd w:val="clear" w:color="auto" w:fill="D9D9D9"/>
         </w:rPr>
         <w:t xml:space="preserve">定片</w:t>
       </w:r>
@@ -8382,7 +8382,7 @@
           <w:rFonts w:eastAsia="宋体" w:ascii="Times New Roman" w:hAnsi="Times New Roman" w:cs="Times New Roman"/>
           <w:sz w:val="21"/>
           <w:szCs w:val="21"/>
-          <w:bdr w:val="single" w:sz="8" w:space="0" w:color="auto"/>
+          <w:shd w:val="clear" w:color="auto" w:fill="D9D9D9"/>
         </w:rPr>
         <w:t xml:space="preserve">动片</w:t>
       </w:r>
@@ -8425,7 +8425,7 @@
           <w:rFonts w:eastAsia="宋体" w:ascii="Times New Roman" w:hAnsi="Times New Roman" w:cs="Times New Roman"/>
           <w:sz w:val="21"/>
           <w:szCs w:val="21"/>
-          <w:bdr w:val="single" w:sz="8" w:space="0" w:color="auto"/>
+          <w:shd w:val="clear" w:color="auto" w:fill="D9D9D9"/>
         </w:rPr>
         <w:t xml:space="preserve">正对面积大小</w:t>
       </w:r>
@@ -10098,7 +10098,7 @@
           <w:rFonts w:eastAsia="宋体" w:ascii="Times New Roman" w:hAnsi="Times New Roman" w:cs="Times New Roman"/>
           <w:sz w:val="21"/>
           <w:szCs w:val="21"/>
-          <w:bdr w:val="single" w:sz="8" w:space="0" w:color="auto"/>
+          <w:shd w:val="clear" w:color="auto" w:fill="D9D9D9"/>
         </w:rPr>
         <w:t xml:space="preserve">高速飞行</w:t>
       </w:r>
@@ -10170,7 +10170,7 @@
           <w:rFonts w:eastAsia="宋体" w:ascii="Times New Roman" w:hAnsi="Times New Roman" w:cs="Times New Roman"/>
           <w:sz w:val="21"/>
           <w:szCs w:val="21"/>
-          <w:bdr w:val="single" w:sz="8" w:space="0" w:color="auto"/>
+          <w:shd w:val="clear" w:color="auto" w:fill="D9D9D9"/>
         </w:rPr>
         <w:t xml:space="preserve">信号电压</w:t>
       </w:r>
@@ -10221,7 +10221,7 @@
           <w:rFonts w:eastAsia="宋体" w:ascii="Times New Roman" w:hAnsi="Times New Roman" w:cs="Times New Roman"/>
           <w:sz w:val="21"/>
           <w:szCs w:val="21"/>
-          <w:bdr w:val="single" w:sz="8" w:space="0" w:color="auto"/>
+          <w:shd w:val="clear" w:color="auto" w:fill="D9D9D9"/>
         </w:rPr>
         <w:t xml:space="preserve">扫描电压</w:t>
       </w:r>
@@ -10580,7 +10580,7 @@
         <w:sz w:val="21"/>
         <w:szCs w:val="21"/>
       </w:rPr>
-      <w:t>8</w:t>
+      <w:t>7</w:t>
     </w:r>
     <w:r>
       <w:rPr>

--- a/高中物理/高中物理同步/人教版必修3 第10章 静电场中的能量·知识清单（完成）.docx
+++ b/高中物理/高中物理同步/人教版必修3 第10章 静电场中的能量·知识清单（完成）.docx
@@ -238,7 +238,7 @@
           <w:rFonts w:eastAsia="宋体" w:ascii="Times New Roman" w:hAnsi="Times New Roman" w:cs="Times New Roman"/>
           <w:sz w:val="21"/>
           <w:szCs w:val="21"/>
-          <w:shd w:val="clear" w:color="auto" w:fill="D9D9D9"/>
+          <w:shd w:val="clear" w:color="auto" w:fill="A6A6A6"/>
         </w:rPr>
         <w:t xml:space="preserve">起始位置</w:t>
       </w:r>
@@ -263,7 +263,7 @@
           <w:rFonts w:eastAsia="宋体" w:ascii="Times New Roman" w:hAnsi="Times New Roman" w:cs="Times New Roman"/>
           <w:sz w:val="21"/>
           <w:szCs w:val="21"/>
-          <w:shd w:val="clear" w:color="auto" w:fill="D9D9D9"/>
+          <w:shd w:val="clear" w:color="auto" w:fill="A6A6A6"/>
         </w:rPr>
         <w:t xml:space="preserve">终止位置</w:t>
       </w:r>
@@ -288,7 +288,7 @@
           <w:rFonts w:eastAsia="宋体" w:ascii="Times New Roman" w:hAnsi="Times New Roman" w:cs="Times New Roman"/>
           <w:sz w:val="21"/>
           <w:szCs w:val="21"/>
-          <w:shd w:val="clear" w:color="auto" w:fill="D9D9D9"/>
+          <w:shd w:val="clear" w:color="auto" w:fill="A6A6A6"/>
         </w:rPr>
         <w:t xml:space="preserve">无关</w:t>
       </w:r>
@@ -421,7 +421,7 @@
           <w:rFonts w:eastAsia="宋体" w:ascii="Times New Roman" w:hAnsi="Times New Roman" w:cs="Times New Roman"/>
           <w:sz w:val="21"/>
           <w:szCs w:val="21"/>
-          <w:shd w:val="clear" w:color="auto" w:fill="D9D9D9"/>
+          <w:shd w:val="clear" w:color="auto" w:fill="A6A6A6"/>
         </w:rPr>
         <w:t xml:space="preserve">位置</w:t>
       </w:r>
@@ -446,7 +446,7 @@
           <w:rFonts w:eastAsia="宋体" w:ascii="Times New Roman" w:hAnsi="Times New Roman" w:cs="Times New Roman"/>
           <w:sz w:val="21"/>
           <w:szCs w:val="21"/>
-          <w:shd w:val="clear" w:color="auto" w:fill="D9D9D9"/>
+          <w:shd w:val="clear" w:color="auto" w:fill="A6A6A6"/>
         </w:rPr>
         <w:t xml:space="preserve">Ep</w:t>
       </w:r>
@@ -589,7 +589,7 @@
           <w:rFonts w:eastAsia="宋体" w:ascii="Times New Roman" w:hAnsi="Times New Roman" w:cs="Times New Roman"/>
           <w:sz w:val="21"/>
           <w:szCs w:val="21"/>
-          <w:shd w:val="clear" w:color="auto" w:fill="D9D9D9"/>
+          <w:shd w:val="clear" w:color="auto" w:fill="A6A6A6"/>
         </w:rPr>
         <w:t xml:space="preserve">EpA-EpB</w:t>
       </w:r>
@@ -673,7 +673,7 @@
           <w:rFonts w:eastAsia="宋体" w:ascii="Times New Roman" w:hAnsi="Times New Roman" w:cs="Times New Roman"/>
           <w:sz w:val="21"/>
           <w:szCs w:val="21"/>
-          <w:shd w:val="clear" w:color="auto" w:fill="D9D9D9"/>
+          <w:shd w:val="clear" w:color="auto" w:fill="A6A6A6"/>
         </w:rPr>
         <w:t xml:space="preserve">减少</w:t>
       </w:r>
@@ -733,7 +733,7 @@
           <w:rFonts w:eastAsia="宋体" w:ascii="Times New Roman" w:hAnsi="Times New Roman" w:cs="Times New Roman"/>
           <w:sz w:val="21"/>
           <w:szCs w:val="21"/>
-          <w:shd w:val="clear" w:color="auto" w:fill="D9D9D9"/>
+          <w:shd w:val="clear" w:color="auto" w:fill="A6A6A6"/>
         </w:rPr>
         <w:t xml:space="preserve">增加</w:t>
       </w:r>
@@ -985,7 +985,7 @@
           <w:rFonts w:eastAsia="宋体" w:ascii="Times New Roman" w:hAnsi="Times New Roman" w:cs="Times New Roman"/>
           <w:sz w:val="21"/>
           <w:szCs w:val="21"/>
-          <w:shd w:val="clear" w:color="auto" w:fill="D9D9D9"/>
+          <w:shd w:val="clear" w:color="auto" w:fill="A6A6A6"/>
         </w:rPr>
         <w:t xml:space="preserve">零势能位置</w:t>
       </w:r>
@@ -1118,7 +1118,7 @@
           <w:rFonts w:eastAsia="宋体" w:ascii="Times New Roman" w:hAnsi="Times New Roman" w:cs="Times New Roman"/>
           <w:sz w:val="21"/>
           <w:szCs w:val="21"/>
-          <w:shd w:val="clear" w:color="auto" w:fill="D9D9D9"/>
+          <w:shd w:val="clear" w:color="auto" w:fill="A6A6A6"/>
         </w:rPr>
         <w:t xml:space="preserve">大小</w:t>
       </w:r>
@@ -1167,7 +1167,7 @@
           <w:rFonts w:eastAsia="宋体" w:ascii="Times New Roman" w:hAnsi="Times New Roman" w:cs="Times New Roman"/>
           <w:sz w:val="21"/>
           <w:szCs w:val="21"/>
-          <w:shd w:val="clear" w:color="auto" w:fill="D9D9D9"/>
+          <w:shd w:val="clear" w:color="auto" w:fill="A6A6A6"/>
         </w:rPr>
         <w:t xml:space="preserve">电场</w:t>
       </w:r>
@@ -1215,7 +1215,7 @@
           <w:rFonts w:eastAsia="宋体" w:ascii="Times New Roman" w:hAnsi="Times New Roman" w:cs="Times New Roman"/>
           <w:sz w:val="21"/>
           <w:szCs w:val="21"/>
-          <w:shd w:val="clear" w:color="auto" w:fill="D9D9D9"/>
+          <w:shd w:val="clear" w:color="auto" w:fill="A6A6A6"/>
         </w:rPr>
         <w:t xml:space="preserve">无限远</w:t>
       </w:r>
@@ -1240,7 +1240,7 @@
           <w:rFonts w:eastAsia="宋体" w:ascii="Times New Roman" w:hAnsi="Times New Roman" w:cs="Times New Roman"/>
           <w:sz w:val="21"/>
           <w:szCs w:val="21"/>
-          <w:shd w:val="clear" w:color="auto" w:fill="D9D9D9"/>
+          <w:shd w:val="clear" w:color="auto" w:fill="A6A6A6"/>
         </w:rPr>
         <w:t xml:space="preserve">地面</w:t>
       </w:r>
@@ -1444,7 +1444,7 @@
           <w:rFonts w:eastAsia="宋体" w:ascii="Times New Roman" w:hAnsi="Times New Roman" w:cs="Times New Roman"/>
           <w:sz w:val="21"/>
           <w:szCs w:val="21"/>
-          <w:shd w:val="clear" w:color="auto" w:fill="D9D9D9"/>
+          <w:shd w:val="clear" w:color="auto" w:fill="A6A6A6"/>
         </w:rPr>
         <w:t xml:space="preserve">电势能</w:t>
       </w:r>
@@ -1469,7 +1469,7 @@
           <w:rFonts w:eastAsia="宋体" w:ascii="Times New Roman" w:hAnsi="Times New Roman" w:cs="Times New Roman"/>
           <w:sz w:val="21"/>
           <w:szCs w:val="21"/>
-          <w:shd w:val="clear" w:color="auto" w:fill="D9D9D9"/>
+          <w:shd w:val="clear" w:color="auto" w:fill="A6A6A6"/>
         </w:rPr>
         <w:t xml:space="preserve">电荷量</w:t>
       </w:r>
@@ -1629,7 +1629,7 @@
               <m:ctrlPr>
                 <w:rPr>
                   <w:rFonts w:ascii="Times New Roman" w:hAnsi="Times New Roman"/>
-                  <w:shd w:val="clear" w:color="auto" w:fill="D9D9D9"/>
+                  <w:shd w:val="clear" w:color="auto" w:fill="A6A6A6"/>
                 </w:rPr>
               </m:ctrlPr>
             </m:fPr>
@@ -1709,7 +1709,7 @@
           <w:rFonts w:eastAsia="宋体" w:ascii="Times New Roman" w:hAnsi="Times New Roman" w:cs="Times New Roman"/>
           <w:sz w:val="21"/>
           <w:szCs w:val="21"/>
-          <w:shd w:val="clear" w:color="auto" w:fill="D9D9D9"/>
+          <w:shd w:val="clear" w:color="auto" w:fill="A6A6A6"/>
         </w:rPr>
         <w:t xml:space="preserve">性质</w:t>
       </w:r>
@@ -1751,7 +1751,7 @@
           <w:rFonts w:eastAsia="宋体" w:ascii="Times New Roman" w:hAnsi="Times New Roman" w:cs="Times New Roman"/>
           <w:sz w:val="21"/>
           <w:szCs w:val="21"/>
-          <w:shd w:val="clear" w:color="auto" w:fill="D9D9D9"/>
+          <w:shd w:val="clear" w:color="auto" w:fill="A6A6A6"/>
         </w:rPr>
         <w:t xml:space="preserve">无关</w:t>
       </w:r>
@@ -2042,7 +2042,7 @@
           <w:rFonts w:eastAsia="宋体" w:ascii="Times New Roman" w:hAnsi="Times New Roman" w:cs="Times New Roman"/>
           <w:sz w:val="21"/>
           <w:szCs w:val="21"/>
-          <w:shd w:val="clear" w:color="auto" w:fill="D9D9D9"/>
+          <w:shd w:val="clear" w:color="auto" w:fill="A6A6A6"/>
         </w:rPr>
         <w:t xml:space="preserve">伏特</w:t>
       </w:r>
@@ -2075,7 +2075,7 @@
           <w:sz w:val="21"/>
           <w:szCs w:val="21"/>
           <w:rFonts w:ascii="Times New Roman" w:hAnsi="Times New Roman" w:eastAsia="宋体" w:cs="Times New Roman"/>
-          <w:shd w:val="clear" w:color="auto" w:fill="D9D9D9"/>
+          <w:shd w:val="clear" w:color="auto" w:fill="A6A6A6"/>
         </w:rPr>
         <w:t>1V=1J/C</w:t>
       </w:r>
@@ -2201,7 +2201,7 @@
           <w:rFonts w:eastAsia="宋体" w:ascii="Times New Roman" w:hAnsi="Times New Roman" w:cs="Times New Roman"/>
           <w:sz w:val="21"/>
           <w:szCs w:val="21"/>
-          <w:shd w:val="clear" w:color="auto" w:fill="D9D9D9"/>
+          <w:shd w:val="clear" w:color="auto" w:fill="A6A6A6"/>
         </w:rPr>
         <w:t xml:space="preserve">降低</w:t>
       </w:r>
@@ -2312,7 +2312,7 @@
           <w:rFonts w:eastAsia="宋体" w:ascii="Times New Roman" w:hAnsi="Times New Roman" w:cs="Times New Roman"/>
           <w:sz w:val="21"/>
           <w:szCs w:val="21"/>
-          <w:shd w:val="clear" w:color="auto" w:fill="D9D9D9"/>
+          <w:shd w:val="clear" w:color="auto" w:fill="A6A6A6"/>
         </w:rPr>
         <w:t xml:space="preserve">大地</w:t>
       </w:r>
@@ -2337,7 +2337,7 @@
           <w:rFonts w:eastAsia="宋体" w:ascii="Times New Roman" w:hAnsi="Times New Roman" w:cs="Times New Roman"/>
           <w:sz w:val="21"/>
           <w:szCs w:val="21"/>
-          <w:shd w:val="clear" w:color="auto" w:fill="D9D9D9"/>
+          <w:shd w:val="clear" w:color="auto" w:fill="A6A6A6"/>
         </w:rPr>
         <w:t xml:space="preserve">无限远</w:t>
       </w:r>
@@ -2487,7 +2487,7 @@
           <w:rFonts w:eastAsia="宋体" w:ascii="Times New Roman" w:hAnsi="Times New Roman" w:cs="Times New Roman"/>
           <w:sz w:val="21"/>
           <w:szCs w:val="21"/>
-          <w:shd w:val="clear" w:color="auto" w:fill="D9D9D9"/>
+          <w:shd w:val="clear" w:color="auto" w:fill="A6A6A6"/>
         </w:rPr>
         <w:t xml:space="preserve">标</w:t>
       </w:r>
@@ -2791,7 +2791,7 @@
           <w:rFonts w:eastAsia="宋体" w:ascii="Times New Roman" w:hAnsi="Times New Roman" w:cs="Times New Roman"/>
           <w:sz w:val="21"/>
           <w:szCs w:val="21"/>
-          <w:shd w:val="clear" w:color="auto" w:fill="D9D9D9"/>
+          <w:shd w:val="clear" w:color="auto" w:fill="A6A6A6"/>
         </w:rPr>
         <w:t xml:space="preserve">电势</w:t>
       </w:r>
@@ -2844,7 +2844,7 @@
           <w:rFonts w:eastAsia="宋体" w:ascii="Times New Roman" w:hAnsi="Times New Roman" w:cs="Times New Roman"/>
           <w:sz w:val="21"/>
           <w:szCs w:val="21"/>
-          <w:shd w:val="clear" w:color="auto" w:fill="D9D9D9"/>
+          <w:shd w:val="clear" w:color="auto" w:fill="A6A6A6"/>
         </w:rPr>
         <w:t xml:space="preserve">电压</w:t>
       </w:r>
@@ -2886,7 +2886,7 @@
           <w:rFonts w:eastAsia="宋体" w:ascii="Times New Roman" w:hAnsi="Times New Roman" w:cs="Times New Roman"/>
           <w:sz w:val="21"/>
           <w:szCs w:val="21"/>
-          <w:shd w:val="clear" w:color="auto" w:fill="D9D9D9"/>
+          <w:shd w:val="clear" w:color="auto" w:fill="A6A6A6"/>
         </w:rPr>
         <w:t xml:space="preserve">φA-φB</w:t>
       </w:r>
@@ -2928,7 +2928,7 @@
           <w:rFonts w:eastAsia="宋体" w:ascii="Times New Roman" w:hAnsi="Times New Roman" w:cs="Times New Roman"/>
           <w:sz w:val="21"/>
           <w:szCs w:val="21"/>
-          <w:shd w:val="clear" w:color="auto" w:fill="D9D9D9"/>
+          <w:shd w:val="clear" w:color="auto" w:fill="A6A6A6"/>
         </w:rPr>
         <w:t xml:space="preserve">φB-φA</w:t>
       </w:r>
@@ -2946,7 +2946,7 @@
           <w:i/>
           <w:sz w:val="21"/>
           <w:szCs w:val="21"/>
-          <w:shd w:val="clear" w:color="auto" w:fill="D9D9D9"/>
+          <w:shd w:val="clear" w:color="auto" w:fill="A6A6A6"/>
         </w:rPr>
         <w:t>UAB</w:t>
       </w:r>
@@ -2955,7 +2955,7 @@
           <w:sz w:val="21"/>
           <w:szCs w:val="21"/>
           <w:rFonts w:ascii="Times New Roman" w:hAnsi="Times New Roman" w:eastAsia="宋体" w:cs="Times New Roman"/>
-          <w:shd w:val="clear" w:color="auto" w:fill="D9D9D9"/>
+          <w:shd w:val="clear" w:color="auto" w:fill="A6A6A6"/>
         </w:rPr>
         <w:t>=-</w:t>
       </w:r>
@@ -2965,7 +2965,7 @@
           <w:i/>
           <w:sz w:val="21"/>
           <w:szCs w:val="21"/>
-          <w:shd w:val="clear" w:color="auto" w:fill="D9D9D9"/>
+          <w:shd w:val="clear" w:color="auto" w:fill="A6A6A6"/>
         </w:rPr>
         <w:t>UBA</w:t>
       </w:r>
@@ -3285,7 +3285,7 @@
           <w:rFonts w:eastAsia="宋体" w:ascii="Times New Roman" w:hAnsi="Times New Roman" w:cs="Times New Roman"/>
           <w:sz w:val="21"/>
           <w:szCs w:val="21"/>
-          <w:shd w:val="clear" w:color="auto" w:fill="D9D9D9"/>
+          <w:shd w:val="clear" w:color="auto" w:fill="A6A6A6"/>
         </w:rPr>
         <w:t xml:space="preserve">标量</w:t>
       </w:r>
@@ -3310,7 +3310,7 @@
           <w:rFonts w:eastAsia="宋体" w:ascii="Times New Roman" w:hAnsi="Times New Roman" w:cs="Times New Roman"/>
           <w:sz w:val="21"/>
           <w:szCs w:val="21"/>
-          <w:shd w:val="clear" w:color="auto" w:fill="D9D9D9"/>
+          <w:shd w:val="clear" w:color="auto" w:fill="A6A6A6"/>
         </w:rPr>
         <w:t xml:space="preserve">高低</w:t>
       </w:r>
@@ -3394,7 +3394,7 @@
           <w:rFonts w:eastAsia="宋体" w:ascii="Times New Roman" w:hAnsi="Times New Roman" w:cs="Times New Roman"/>
           <w:sz w:val="21"/>
           <w:szCs w:val="21"/>
-          <w:shd w:val="clear" w:color="auto" w:fill="D9D9D9"/>
+          <w:shd w:val="clear" w:color="auto" w:fill="A6A6A6"/>
         </w:rPr>
         <w:t xml:space="preserve">高</w:t>
       </w:r>
@@ -3707,7 +3707,7 @@
             <m:ctrlPr>
               <w:rPr>
                 <w:rFonts w:ascii="Times New Roman" w:hAnsi="Times New Roman"/>
-                <w:shd w:val="clear" w:color="auto" w:fill="D9D9D9"/>
+                <w:shd w:val="clear" w:color="auto" w:fill="A6A6A6"/>
               </w:rPr>
             </m:ctrlPr>
           </m:fPr>
@@ -3865,7 +3865,7 @@
             <m:ctrlPr>
               <w:rPr>
                 <w:rFonts w:ascii="Times New Roman" w:hAnsi="Times New Roman"/>
-                <w:shd w:val="clear" w:color="auto" w:fill="D9D9D9"/>
+                <w:shd w:val="clear" w:color="auto" w:fill="A6A6A6"/>
               </w:rPr>
             </m:ctrlPr>
           </m:fPr>
@@ -4600,7 +4600,7 @@
           <w:rFonts w:eastAsia="宋体" w:ascii="Times New Roman" w:hAnsi="Times New Roman" w:cs="Times New Roman"/>
           <w:sz w:val="21"/>
           <w:szCs w:val="21"/>
-          <w:shd w:val="clear" w:color="auto" w:fill="D9D9D9"/>
+          <w:shd w:val="clear" w:color="auto" w:fill="A6A6A6"/>
         </w:rPr>
         <w:t xml:space="preserve">电势相同</w:t>
       </w:r>
@@ -4742,7 +4742,7 @@
           <w:rFonts w:eastAsia="宋体" w:ascii="Times New Roman" w:hAnsi="Times New Roman" w:cs="Times New Roman"/>
           <w:sz w:val="21"/>
           <w:szCs w:val="21"/>
-          <w:shd w:val="clear" w:color="auto" w:fill="D9D9D9"/>
+          <w:shd w:val="clear" w:color="auto" w:fill="A6A6A6"/>
         </w:rPr>
         <w:t xml:space="preserve">不做功</w:t>
       </w:r>
@@ -4799,7 +4799,7 @@
           <w:rFonts w:eastAsia="宋体" w:ascii="Times New Roman" w:hAnsi="Times New Roman" w:cs="Times New Roman"/>
           <w:sz w:val="21"/>
           <w:szCs w:val="21"/>
-          <w:shd w:val="clear" w:color="auto" w:fill="D9D9D9"/>
+          <w:shd w:val="clear" w:color="auto" w:fill="A6A6A6"/>
         </w:rPr>
         <w:t xml:space="preserve">垂直</w:t>
       </w:r>
@@ -4824,7 +4824,7 @@
           <w:rFonts w:eastAsia="宋体" w:ascii="Times New Roman" w:hAnsi="Times New Roman" w:cs="Times New Roman"/>
           <w:sz w:val="21"/>
           <w:szCs w:val="21"/>
-          <w:shd w:val="clear" w:color="auto" w:fill="D9D9D9"/>
+          <w:shd w:val="clear" w:color="auto" w:fill="A6A6A6"/>
         </w:rPr>
         <w:t xml:space="preserve">垂直</w:t>
       </w:r>
@@ -4880,7 +4880,7 @@
           <w:rFonts w:eastAsia="宋体" w:ascii="Times New Roman" w:hAnsi="Times New Roman" w:cs="Times New Roman"/>
           <w:sz w:val="21"/>
           <w:szCs w:val="21"/>
-          <w:shd w:val="clear" w:color="auto" w:fill="D9D9D9"/>
+          <w:shd w:val="clear" w:color="auto" w:fill="A6A6A6"/>
         </w:rPr>
         <w:t xml:space="preserve">电势高</w:t>
       </w:r>
@@ -4905,7 +4905,7 @@
           <w:rFonts w:eastAsia="宋体" w:ascii="Times New Roman" w:hAnsi="Times New Roman" w:cs="Times New Roman"/>
           <w:sz w:val="21"/>
           <w:szCs w:val="21"/>
-          <w:shd w:val="clear" w:color="auto" w:fill="D9D9D9"/>
+          <w:shd w:val="clear" w:color="auto" w:fill="A6A6A6"/>
         </w:rPr>
         <w:t xml:space="preserve">电势低</w:t>
       </w:r>
@@ -5212,7 +5212,7 @@
           <w:rFonts w:eastAsia="宋体" w:ascii="Times New Roman" w:hAnsi="Times New Roman" w:cs="Times New Roman"/>
           <w:sz w:val="21"/>
           <w:szCs w:val="21"/>
-          <w:shd w:val="clear" w:color="auto" w:fill="D9D9D9"/>
+          <w:shd w:val="clear" w:color="auto" w:fill="A6A6A6"/>
         </w:rPr>
         <w:t xml:space="preserve">电场强度</w:t>
       </w:r>
@@ -5237,7 +5237,7 @@
           <w:rFonts w:eastAsia="宋体" w:ascii="Times New Roman" w:hAnsi="Times New Roman" w:cs="Times New Roman"/>
           <w:sz w:val="21"/>
           <w:szCs w:val="21"/>
-          <w:shd w:val="clear" w:color="auto" w:fill="D9D9D9"/>
+          <w:shd w:val="clear" w:color="auto" w:fill="A6A6A6"/>
         </w:rPr>
         <w:t xml:space="preserve">沿电场方向</w:t>
       </w:r>
@@ -5279,7 +5279,7 @@
           <w:rFonts w:eastAsia="宋体" w:ascii="Times New Roman" w:hAnsi="Times New Roman" w:cs="Times New Roman"/>
           <w:sz w:val="21"/>
           <w:szCs w:val="21"/>
-          <w:shd w:val="clear" w:color="auto" w:fill="D9D9D9"/>
+          <w:shd w:val="clear" w:color="auto" w:fill="A6A6A6"/>
         </w:rPr>
         <w:t xml:space="preserve">Ed</w:t>
       </w:r>
@@ -5582,7 +5582,7 @@
               <m:ctrlPr>
                 <w:rPr>
                   <w:rFonts w:ascii="Times New Roman" w:hAnsi="Times New Roman"/>
-                  <w:shd w:val="clear" w:color="auto" w:fill="D9D9D9"/>
+                  <w:shd w:val="clear" w:color="auto" w:fill="A6A6A6"/>
                 </w:rPr>
               </m:ctrlPr>
             </m:fPr>
@@ -5676,7 +5676,7 @@
           <w:rFonts w:eastAsia="宋体" w:ascii="Times New Roman" w:hAnsi="Times New Roman" w:cs="Times New Roman"/>
           <w:sz w:val="21"/>
           <w:szCs w:val="21"/>
-          <w:shd w:val="clear" w:color="auto" w:fill="D9D9D9"/>
+          <w:shd w:val="clear" w:color="auto" w:fill="A6A6A6"/>
         </w:rPr>
         <w:t xml:space="preserve">电势差</w:t>
       </w:r>
@@ -5701,7 +5701,7 @@
           <w:rFonts w:eastAsia="宋体" w:ascii="Times New Roman" w:hAnsi="Times New Roman" w:cs="Times New Roman"/>
           <w:sz w:val="21"/>
           <w:szCs w:val="21"/>
-          <w:shd w:val="clear" w:color="auto" w:fill="D9D9D9"/>
+          <w:shd w:val="clear" w:color="auto" w:fill="A6A6A6"/>
         </w:rPr>
         <w:t xml:space="preserve">沿电场强度方向的距离</w:t>
       </w:r>
@@ -5788,7 +5788,7 @@
           <w:rFonts w:eastAsia="宋体" w:ascii="Times New Roman" w:hAnsi="Times New Roman" w:cs="Times New Roman"/>
           <w:sz w:val="21"/>
           <w:szCs w:val="21"/>
-          <w:shd w:val="clear" w:color="auto" w:fill="D9D9D9"/>
+          <w:shd w:val="clear" w:color="auto" w:fill="A6A6A6"/>
         </w:rPr>
         <w:t xml:space="preserve">1V/m</w:t>
       </w:r>
@@ -6065,7 +6065,7 @@
           <w:rFonts w:eastAsia="宋体" w:ascii="Times New Roman" w:hAnsi="Times New Roman" w:cs="Times New Roman"/>
           <w:sz w:val="21"/>
           <w:szCs w:val="21"/>
-          <w:shd w:val="clear" w:color="auto" w:fill="D9D9D9"/>
+          <w:shd w:val="clear" w:color="auto" w:fill="A6A6A6"/>
         </w:rPr>
         <w:t xml:space="preserve">绝缘</w:t>
       </w:r>
@@ -6227,7 +6227,7 @@
           <w:rFonts w:eastAsia="宋体" w:ascii="Times New Roman" w:hAnsi="Times New Roman" w:cs="Times New Roman"/>
           <w:sz w:val="21"/>
           <w:szCs w:val="21"/>
-          <w:shd w:val="clear" w:color="auto" w:fill="D9D9D9"/>
+          <w:shd w:val="clear" w:color="auto" w:fill="A6A6A6"/>
         </w:rPr>
         <w:t xml:space="preserve">等量异种电荷</w:t>
       </w:r>
@@ -6252,7 +6252,7 @@
           <w:rFonts w:eastAsia="宋体" w:ascii="Times New Roman" w:hAnsi="Times New Roman" w:cs="Times New Roman"/>
           <w:sz w:val="21"/>
           <w:szCs w:val="21"/>
-          <w:shd w:val="clear" w:color="auto" w:fill="D9D9D9"/>
+          <w:shd w:val="clear" w:color="auto" w:fill="A6A6A6"/>
         </w:rPr>
         <w:t xml:space="preserve">正电</w:t>
       </w:r>
@@ -6277,7 +6277,7 @@
           <w:rFonts w:eastAsia="宋体" w:ascii="Times New Roman" w:hAnsi="Times New Roman" w:cs="Times New Roman"/>
           <w:sz w:val="21"/>
           <w:szCs w:val="21"/>
-          <w:shd w:val="clear" w:color="auto" w:fill="D9D9D9"/>
+          <w:shd w:val="clear" w:color="auto" w:fill="A6A6A6"/>
         </w:rPr>
         <w:t xml:space="preserve">负</w:t>
       </w:r>
@@ -6325,7 +6325,7 @@
           <w:rFonts w:eastAsia="宋体" w:ascii="Times New Roman" w:hAnsi="Times New Roman" w:cs="Times New Roman"/>
           <w:sz w:val="21"/>
           <w:szCs w:val="21"/>
-          <w:shd w:val="clear" w:color="auto" w:fill="D9D9D9"/>
+          <w:shd w:val="clear" w:color="auto" w:fill="A6A6A6"/>
         </w:rPr>
         <w:t xml:space="preserve">中和</w:t>
       </w:r>
@@ -6368,7 +6368,7 @@
           <w:rFonts w:eastAsia="宋体" w:ascii="Times New Roman" w:hAnsi="Times New Roman" w:cs="Times New Roman"/>
           <w:sz w:val="21"/>
           <w:szCs w:val="21"/>
-          <w:shd w:val="clear" w:color="auto" w:fill="D9D9D9"/>
+          <w:shd w:val="clear" w:color="auto" w:fill="A6A6A6"/>
         </w:rPr>
         <w:t xml:space="preserve">零</w:t>
       </w:r>
@@ -6584,7 +6584,7 @@
           <w:rFonts w:eastAsia="宋体" w:ascii="Times New Roman" w:hAnsi="Times New Roman" w:cs="Times New Roman"/>
           <w:sz w:val="21"/>
           <w:szCs w:val="21"/>
-          <w:shd w:val="clear" w:color="auto" w:fill="D9D9D9"/>
+          <w:shd w:val="clear" w:color="auto" w:fill="A6A6A6"/>
         </w:rPr>
         <w:t xml:space="preserve">电场能</w:t>
       </w:r>
@@ -6670,7 +6670,7 @@
           <w:rFonts w:eastAsia="宋体" w:ascii="Times New Roman" w:hAnsi="Times New Roman" w:cs="Times New Roman"/>
           <w:sz w:val="21"/>
           <w:szCs w:val="21"/>
-          <w:shd w:val="clear" w:color="auto" w:fill="D9D9D9"/>
+          <w:shd w:val="clear" w:color="auto" w:fill="A6A6A6"/>
         </w:rPr>
         <w:t xml:space="preserve">一个</w:t>
       </w:r>
@@ -6787,7 +6787,7 @@
           <w:rFonts w:eastAsia="宋体" w:ascii="Times New Roman" w:hAnsi="Times New Roman" w:cs="Times New Roman"/>
           <w:sz w:val="21"/>
           <w:szCs w:val="21"/>
-          <w:shd w:val="clear" w:color="auto" w:fill="D9D9D9"/>
+          <w:shd w:val="clear" w:color="auto" w:fill="A6A6A6"/>
         </w:rPr>
         <w:t xml:space="preserve">电荷量</w:t>
       </w:r>
@@ -6812,7 +6812,7 @@
           <w:rFonts w:eastAsia="宋体" w:ascii="Times New Roman" w:hAnsi="Times New Roman" w:cs="Times New Roman"/>
           <w:sz w:val="21"/>
           <w:szCs w:val="21"/>
-          <w:shd w:val="clear" w:color="auto" w:fill="D9D9D9"/>
+          <w:shd w:val="clear" w:color="auto" w:fill="A6A6A6"/>
         </w:rPr>
         <w:t xml:space="preserve">电势差</w:t>
       </w:r>
@@ -6891,7 +6891,7 @@
           <m:r>
             <w:rPr>
               <w:rFonts w:ascii="Times New Roman" w:hAnsi="Times New Roman" w:cs="Cambria Math"/>
-              <w:shd w:val="clear" w:color="auto" w:fill="D9D9D9"/>
+              <w:shd w:val="clear" w:color="auto" w:fill="A6A6A6"/>
             </w:rPr>
             <m:t>C=</m:t>
           </m:r>
@@ -6900,7 +6900,7 @@
               <m:ctrlPr>
                 <w:rPr>
                   <w:rFonts w:ascii="Times New Roman" w:hAnsi="Times New Roman"/>
-                  <w:shd w:val="clear" w:color="auto" w:fill="D9D9D9"/>
+                  <w:shd w:val="clear" w:color="auto" w:fill="A6A6A6"/>
                 </w:rPr>
               </m:ctrlPr>
             </m:fPr>
@@ -6961,7 +6961,7 @@
           <w:rFonts w:eastAsia="宋体" w:ascii="Times New Roman" w:hAnsi="Times New Roman" w:cs="Times New Roman"/>
           <w:sz w:val="21"/>
           <w:szCs w:val="21"/>
-          <w:shd w:val="clear" w:color="auto" w:fill="D9D9D9"/>
+          <w:shd w:val="clear" w:color="auto" w:fill="A6A6A6"/>
         </w:rPr>
         <w:t xml:space="preserve">一</w:t>
       </w:r>
@@ -7027,7 +7027,7 @@
           <w:rFonts w:eastAsia="宋体" w:ascii="Times New Roman" w:hAnsi="Times New Roman" w:cs="Times New Roman"/>
           <w:sz w:val="21"/>
           <w:szCs w:val="21"/>
-          <w:shd w:val="clear" w:color="auto" w:fill="D9D9D9"/>
+          <w:shd w:val="clear" w:color="auto" w:fill="A6A6A6"/>
         </w:rPr>
         <w:t xml:space="preserve">法拉</w:t>
       </w:r>
@@ -7052,7 +7052,7 @@
           <w:rFonts w:eastAsia="宋体" w:ascii="Times New Roman" w:hAnsi="Times New Roman" w:cs="Times New Roman"/>
           <w:sz w:val="21"/>
           <w:szCs w:val="21"/>
-          <w:shd w:val="clear" w:color="auto" w:fill="D9D9D9"/>
+          <w:shd w:val="clear" w:color="auto" w:fill="A6A6A6"/>
         </w:rPr>
         <w:t xml:space="preserve">法</w:t>
       </w:r>
@@ -7077,7 +7077,7 @@
           <w:rFonts w:eastAsia="宋体" w:ascii="Times New Roman" w:hAnsi="Times New Roman" w:cs="Times New Roman"/>
           <w:sz w:val="21"/>
           <w:szCs w:val="21"/>
-          <w:shd w:val="clear" w:color="auto" w:fill="D9D9D9"/>
+          <w:shd w:val="clear" w:color="auto" w:fill="A6A6A6"/>
         </w:rPr>
         <w:t xml:space="preserve">F</w:t>
       </w:r>
@@ -7102,7 +7102,7 @@
           <w:rFonts w:eastAsia="宋体" w:ascii="Times New Roman" w:hAnsi="Times New Roman" w:cs="Times New Roman"/>
           <w:sz w:val="21"/>
           <w:szCs w:val="21"/>
-          <w:shd w:val="clear" w:color="auto" w:fill="D9D9D9"/>
+          <w:shd w:val="clear" w:color="auto" w:fill="A6A6A6"/>
         </w:rPr>
         <w:t xml:space="preserve">微法</w:t>
       </w:r>
@@ -7127,7 +7127,7 @@
           <w:rFonts w:eastAsia="宋体" w:ascii="Times New Roman" w:hAnsi="Times New Roman" w:cs="Times New Roman"/>
           <w:sz w:val="21"/>
           <w:szCs w:val="21"/>
-          <w:shd w:val="clear" w:color="auto" w:fill="D9D9D9"/>
+          <w:shd w:val="clear" w:color="auto" w:fill="A6A6A6"/>
         </w:rPr>
         <w:t xml:space="preserve">皮法</w:t>
       </w:r>
@@ -7160,7 +7160,7 @@
           <w:rFonts w:eastAsia="宋体" w:ascii="Times New Roman" w:hAnsi="Times New Roman" w:cs="Times New Roman"/>
           <w:sz w:val="21"/>
           <w:szCs w:val="21"/>
-          <w:shd w:val="clear" w:color="auto" w:fill="D9D9D9"/>
+          <w:shd w:val="clear" w:color="auto" w:fill="A6A6A6"/>
         </w:rPr>
         <w:t xml:space="preserve">10⁶</w:t>
       </w:r>
@@ -7185,7 +7185,7 @@
           <w:rFonts w:eastAsia="宋体" w:ascii="Times New Roman" w:hAnsi="Times New Roman" w:cs="Times New Roman"/>
           <w:sz w:val="21"/>
           <w:szCs w:val="21"/>
-          <w:shd w:val="clear" w:color="auto" w:fill="D9D9D9"/>
+          <w:shd w:val="clear" w:color="auto" w:fill="A6A6A6"/>
         </w:rPr>
         <w:t xml:space="preserve">10¹²</w:t>
       </w:r>
@@ -7285,7 +7285,7 @@
           <m:r>
             <w:rPr>
               <w:rFonts w:ascii="Times New Roman" w:hAnsi="Times New Roman" w:cs="Cambria Math"/>
-              <w:shd w:val="clear" w:color="auto" w:fill="D9D9D9"/>
+              <w:shd w:val="clear" w:color="auto" w:fill="A6A6A6"/>
             </w:rPr>
             <m:t>C=</m:t>
           </m:r>
@@ -7294,7 +7294,7 @@
               <m:ctrlPr>
                 <w:rPr>
                   <w:rFonts w:ascii="Times New Roman" w:hAnsi="Times New Roman"/>
-                  <w:shd w:val="clear" w:color="auto" w:fill="D9D9D9"/>
+                  <w:shd w:val="clear" w:color="auto" w:fill="A6A6A6"/>
                 </w:rPr>
               </m:ctrlPr>
             </m:fPr>
@@ -7338,7 +7338,7 @@
           <w:rFonts w:eastAsia="宋体" w:ascii="Times New Roman" w:hAnsi="Times New Roman" w:cs="Times New Roman"/>
           <w:sz w:val="21"/>
           <w:szCs w:val="21"/>
-          <w:shd w:val="clear" w:color="auto" w:fill="D9D9D9"/>
+          <w:shd w:val="clear" w:color="auto" w:fill="A6A6A6"/>
         </w:rPr>
         <w:t xml:space="preserve">1V</w:t>
       </w:r>
@@ -7644,7 +7644,7 @@
           <w:sz w:val="21"/>
           <w:szCs w:val="21"/>
           <w:rFonts w:ascii="Times New Roman" w:hAnsi="Times New Roman" w:eastAsia="宋体" w:cs="Times New Roman"/>
-          <w:shd w:val="clear" w:color="auto" w:fill="D9D9D9"/>
+          <w:shd w:val="clear" w:color="auto" w:fill="A6A6A6"/>
         </w:rPr>
         <w:t>1F=10</w:t>
       </w:r>
@@ -7654,7 +7654,7 @@
           <w:sz w:val="21"/>
           <w:szCs w:val="21"/>
           <w:rFonts w:ascii="Times New Roman" w:hAnsi="Times New Roman" w:eastAsia="宋体" w:cs="Times New Roman"/>
-          <w:shd w:val="clear" w:color="auto" w:fill="D9D9D9"/>
+          <w:shd w:val="clear" w:color="auto" w:fill="A6A6A6"/>
         </w:rPr>
         <w:t>6</w:t>
       </w:r>
@@ -7663,7 +7663,7 @@
           <w:sz w:val="21"/>
           <w:szCs w:val="21"/>
           <w:rFonts w:ascii="Times New Roman" w:hAnsi="Times New Roman" w:eastAsia="宋体" w:cs="Times New Roman"/>
-          <w:shd w:val="clear" w:color="auto" w:fill="D9D9D9"/>
+          <w:shd w:val="clear" w:color="auto" w:fill="A6A6A6"/>
         </w:rPr>
         <w:t xml:space="preserve"> μF=10</w:t>
       </w:r>
@@ -7673,7 +7673,7 @@
           <w:sz w:val="21"/>
           <w:szCs w:val="21"/>
           <w:rFonts w:ascii="Times New Roman" w:hAnsi="Times New Roman" w:eastAsia="宋体" w:cs="Times New Roman"/>
-          <w:shd w:val="clear" w:color="auto" w:fill="D9D9D9"/>
+          <w:shd w:val="clear" w:color="auto" w:fill="A6A6A6"/>
         </w:rPr>
         <w:t>12</w:t>
       </w:r>
@@ -7682,7 +7682,7 @@
           <w:sz w:val="21"/>
           <w:szCs w:val="21"/>
           <w:rFonts w:ascii="Times New Roman" w:hAnsi="Times New Roman" w:eastAsia="宋体" w:cs="Times New Roman"/>
-          <w:shd w:val="clear" w:color="auto" w:fill="D9D9D9"/>
+          <w:shd w:val="clear" w:color="auto" w:fill="A6A6A6"/>
         </w:rPr>
         <w:t>pF</w:t>
       </w:r>
@@ -7863,7 +7863,7 @@
           <w:rFonts w:eastAsia="宋体" w:ascii="Times New Roman" w:hAnsi="Times New Roman" w:cs="Times New Roman"/>
           <w:sz w:val="21"/>
           <w:szCs w:val="21"/>
-          <w:shd w:val="clear" w:color="auto" w:fill="D9D9D9"/>
+          <w:shd w:val="clear" w:color="auto" w:fill="A6A6A6"/>
         </w:rPr>
         <w:t xml:space="preserve">击穿</w:t>
       </w:r>
@@ -7888,7 +7888,7 @@
           <w:rFonts w:eastAsia="宋体" w:ascii="Times New Roman" w:hAnsi="Times New Roman" w:cs="Times New Roman"/>
           <w:sz w:val="21"/>
           <w:szCs w:val="21"/>
-          <w:shd w:val="clear" w:color="auto" w:fill="D9D9D9"/>
+          <w:shd w:val="clear" w:color="auto" w:fill="A6A6A6"/>
         </w:rPr>
         <w:t xml:space="preserve">极限</w:t>
       </w:r>
@@ -7975,7 +7975,7 @@
           <w:rFonts w:eastAsia="宋体" w:ascii="Times New Roman" w:hAnsi="Times New Roman" w:cs="Times New Roman"/>
           <w:sz w:val="21"/>
           <w:szCs w:val="21"/>
-          <w:shd w:val="clear" w:color="auto" w:fill="D9D9D9"/>
+          <w:shd w:val="clear" w:color="auto" w:fill="A6A6A6"/>
         </w:rPr>
         <w:t xml:space="preserve">低</w:t>
       </w:r>
@@ -8195,7 +8195,7 @@
           <w:rFonts w:eastAsia="宋体" w:ascii="Times New Roman" w:hAnsi="Times New Roman" w:cs="Times New Roman"/>
           <w:sz w:val="21"/>
           <w:szCs w:val="21"/>
-          <w:shd w:val="clear" w:color="auto" w:fill="D9D9D9"/>
+          <w:shd w:val="clear" w:color="auto" w:fill="A6A6A6"/>
         </w:rPr>
         <w:t xml:space="preserve">固定</w:t>
       </w:r>
@@ -8220,7 +8220,7 @@
           <w:rFonts w:eastAsia="宋体" w:ascii="Times New Roman" w:hAnsi="Times New Roman" w:cs="Times New Roman"/>
           <w:sz w:val="21"/>
           <w:szCs w:val="21"/>
-          <w:shd w:val="clear" w:color="auto" w:fill="D9D9D9"/>
+          <w:shd w:val="clear" w:color="auto" w:fill="A6A6A6"/>
         </w:rPr>
         <w:t xml:space="preserve">可变</w:t>
       </w:r>
@@ -8276,7 +8276,7 @@
           <w:rFonts w:eastAsia="宋体" w:ascii="Times New Roman" w:hAnsi="Times New Roman" w:cs="Times New Roman"/>
           <w:sz w:val="21"/>
           <w:szCs w:val="21"/>
-          <w:shd w:val="clear" w:color="auto" w:fill="D9D9D9"/>
+          <w:shd w:val="clear" w:color="auto" w:fill="A6A6A6"/>
         </w:rPr>
         <w:t xml:space="preserve">纸质</w:t>
       </w:r>
@@ -8301,7 +8301,7 @@
           <w:rFonts w:eastAsia="宋体" w:ascii="Times New Roman" w:hAnsi="Times New Roman" w:cs="Times New Roman"/>
           <w:sz w:val="21"/>
           <w:szCs w:val="21"/>
-          <w:shd w:val="clear" w:color="auto" w:fill="D9D9D9"/>
+          <w:shd w:val="clear" w:color="auto" w:fill="A6A6A6"/>
         </w:rPr>
         <w:t xml:space="preserve">电解</w:t>
       </w:r>
@@ -8357,7 +8357,7 @@
           <w:rFonts w:eastAsia="宋体" w:ascii="Times New Roman" w:hAnsi="Times New Roman" w:cs="Times New Roman"/>
           <w:sz w:val="21"/>
           <w:szCs w:val="21"/>
-          <w:shd w:val="clear" w:color="auto" w:fill="D9D9D9"/>
+          <w:shd w:val="clear" w:color="auto" w:fill="A6A6A6"/>
         </w:rPr>
         <w:t xml:space="preserve">定片</w:t>
       </w:r>
@@ -8382,7 +8382,7 @@
           <w:rFonts w:eastAsia="宋体" w:ascii="Times New Roman" w:hAnsi="Times New Roman" w:cs="Times New Roman"/>
           <w:sz w:val="21"/>
           <w:szCs w:val="21"/>
-          <w:shd w:val="clear" w:color="auto" w:fill="D9D9D9"/>
+          <w:shd w:val="clear" w:color="auto" w:fill="A6A6A6"/>
         </w:rPr>
         <w:t xml:space="preserve">动片</w:t>
       </w:r>
@@ -8425,7 +8425,7 @@
           <w:rFonts w:eastAsia="宋体" w:ascii="Times New Roman" w:hAnsi="Times New Roman" w:cs="Times New Roman"/>
           <w:sz w:val="21"/>
           <w:szCs w:val="21"/>
-          <w:shd w:val="clear" w:color="auto" w:fill="D9D9D9"/>
+          <w:shd w:val="clear" w:color="auto" w:fill="A6A6A6"/>
         </w:rPr>
         <w:t xml:space="preserve">正对面积大小</w:t>
       </w:r>
@@ -10098,7 +10098,7 @@
           <w:rFonts w:eastAsia="宋体" w:ascii="Times New Roman" w:hAnsi="Times New Roman" w:cs="Times New Roman"/>
           <w:sz w:val="21"/>
           <w:szCs w:val="21"/>
-          <w:shd w:val="clear" w:color="auto" w:fill="D9D9D9"/>
+          <w:shd w:val="clear" w:color="auto" w:fill="A6A6A6"/>
         </w:rPr>
         <w:t xml:space="preserve">高速飞行</w:t>
       </w:r>
@@ -10170,7 +10170,7 @@
           <w:rFonts w:eastAsia="宋体" w:ascii="Times New Roman" w:hAnsi="Times New Roman" w:cs="Times New Roman"/>
           <w:sz w:val="21"/>
           <w:szCs w:val="21"/>
-          <w:shd w:val="clear" w:color="auto" w:fill="D9D9D9"/>
+          <w:shd w:val="clear" w:color="auto" w:fill="A6A6A6"/>
         </w:rPr>
         <w:t xml:space="preserve">信号电压</w:t>
       </w:r>
@@ -10221,7 +10221,7 @@
           <w:rFonts w:eastAsia="宋体" w:ascii="Times New Roman" w:hAnsi="Times New Roman" w:cs="Times New Roman"/>
           <w:sz w:val="21"/>
           <w:szCs w:val="21"/>
-          <w:shd w:val="clear" w:color="auto" w:fill="D9D9D9"/>
+          <w:shd w:val="clear" w:color="auto" w:fill="A6A6A6"/>
         </w:rPr>
         <w:t xml:space="preserve">扫描电压</w:t>
       </w:r>

--- a/高中物理/高中物理同步/人教版必修3 第10章 静电场中的能量·知识清单（完成）.docx
+++ b/高中物理/高中物理同步/人教版必修3 第10章 静电场中的能量·知识清单（完成）.docx
@@ -10484,7 +10484,7 @@
 <w:ftr xmlns:w="http://schemas.openxmlformats.org/wordprocessingml/2006/main">
   <w:p xmlns:w="http://schemas.openxmlformats.org/wordprocessingml/2006/main">
     <w:pPr>
-      <w:jc w:val="center"/>
+      <w:jc w:val="left"/>
     </w:pPr>
     <w:r>
       <w:rPr>

--- a/高中物理/高中物理同步/人教版必修3 第10章 静电场中的能量·知识清单（完成）.docx
+++ b/高中物理/高中物理同步/人教版必修3 第10章 静电场中的能量·知识清单（完成）.docx
@@ -10564,31 +10564,7 @@
         <w:sz w:val="21"/>
         <w:szCs w:val="21"/>
       </w:rPr>
-      <w:instrText xml:space="preserve"> NUMPAGES </w:instrText>
-    </w:r>
-    <w:r>
-      <w:rPr>
-        <w:rFonts w:ascii="Times New Roman" w:hAnsi="Times New Roman" w:eastAsia="宋体" w:cs="Times New Roman"/>
-        <w:sz w:val="21"/>
-        <w:szCs w:val="21"/>
-      </w:rPr>
-      <w:fldChar w:fldCharType="separate"/>
-    </w:r>
-    <w:r>
-      <w:rPr>
-        <w:rFonts w:ascii="Times New Roman" w:hAnsi="Times New Roman" w:eastAsia="宋体" w:cs="Times New Roman"/>
-        <w:sz w:val="21"/>
-        <w:szCs w:val="21"/>
-      </w:rPr>
       <w:t>7</w:t>
-    </w:r>
-    <w:r>
-      <w:rPr>
-        <w:rFonts w:ascii="Times New Roman" w:hAnsi="Times New Roman" w:eastAsia="宋体" w:cs="Times New Roman"/>
-        <w:sz w:val="21"/>
-        <w:szCs w:val="21"/>
-      </w:rPr>
-      <w:fldChar w:fldCharType="end"/>
     </w:r>
     <w:r>
       <w:rPr>

--- a/高中物理/高中物理同步/人教版必修3 第10章 静电场中的能量·知识清单（完成）.docx
+++ b/高中物理/高中物理同步/人教版必修3 第10章 静电场中的能量·知识清单（完成）.docx
@@ -238,7 +238,7 @@
           <w:rFonts w:eastAsia="宋体" w:ascii="Times New Roman" w:hAnsi="Times New Roman" w:cs="Times New Roman"/>
           <w:sz w:val="21"/>
           <w:szCs w:val="21"/>
-          <w:shd w:val="clear" w:color="auto" w:fill="A6A6A6"/>
+          <w:shd w:val="clear" w:color="auto" w:fill="C9C9C9"/>
         </w:rPr>
         <w:t xml:space="preserve">起始位置</w:t>
       </w:r>
@@ -263,7 +263,7 @@
           <w:rFonts w:eastAsia="宋体" w:ascii="Times New Roman" w:hAnsi="Times New Roman" w:cs="Times New Roman"/>
           <w:sz w:val="21"/>
           <w:szCs w:val="21"/>
-          <w:shd w:val="clear" w:color="auto" w:fill="A6A6A6"/>
+          <w:shd w:val="clear" w:color="auto" w:fill="C9C9C9"/>
         </w:rPr>
         <w:t xml:space="preserve">终止位置</w:t>
       </w:r>
@@ -288,7 +288,7 @@
           <w:rFonts w:eastAsia="宋体" w:ascii="Times New Roman" w:hAnsi="Times New Roman" w:cs="Times New Roman"/>
           <w:sz w:val="21"/>
           <w:szCs w:val="21"/>
-          <w:shd w:val="clear" w:color="auto" w:fill="A6A6A6"/>
+          <w:shd w:val="clear" w:color="auto" w:fill="C9C9C9"/>
         </w:rPr>
         <w:t xml:space="preserve">无关</w:t>
       </w:r>
@@ -421,7 +421,7 @@
           <w:rFonts w:eastAsia="宋体" w:ascii="Times New Roman" w:hAnsi="Times New Roman" w:cs="Times New Roman"/>
           <w:sz w:val="21"/>
           <w:szCs w:val="21"/>
-          <w:shd w:val="clear" w:color="auto" w:fill="A6A6A6"/>
+          <w:shd w:val="clear" w:color="auto" w:fill="C9C9C9"/>
         </w:rPr>
         <w:t xml:space="preserve">位置</w:t>
       </w:r>
@@ -446,7 +446,7 @@
           <w:rFonts w:eastAsia="宋体" w:ascii="Times New Roman" w:hAnsi="Times New Roman" w:cs="Times New Roman"/>
           <w:sz w:val="21"/>
           <w:szCs w:val="21"/>
-          <w:shd w:val="clear" w:color="auto" w:fill="A6A6A6"/>
+          <w:shd w:val="clear" w:color="auto" w:fill="C9C9C9"/>
         </w:rPr>
         <w:t xml:space="preserve">Ep</w:t>
       </w:r>
@@ -589,7 +589,7 @@
           <w:rFonts w:eastAsia="宋体" w:ascii="Times New Roman" w:hAnsi="Times New Roman" w:cs="Times New Roman"/>
           <w:sz w:val="21"/>
           <w:szCs w:val="21"/>
-          <w:shd w:val="clear" w:color="auto" w:fill="A6A6A6"/>
+          <w:shd w:val="clear" w:color="auto" w:fill="C9C9C9"/>
         </w:rPr>
         <w:t xml:space="preserve">EpA-EpB</w:t>
       </w:r>
@@ -673,7 +673,7 @@
           <w:rFonts w:eastAsia="宋体" w:ascii="Times New Roman" w:hAnsi="Times New Roman" w:cs="Times New Roman"/>
           <w:sz w:val="21"/>
           <w:szCs w:val="21"/>
-          <w:shd w:val="clear" w:color="auto" w:fill="A6A6A6"/>
+          <w:shd w:val="clear" w:color="auto" w:fill="C9C9C9"/>
         </w:rPr>
         <w:t xml:space="preserve">减少</w:t>
       </w:r>
@@ -733,7 +733,7 @@
           <w:rFonts w:eastAsia="宋体" w:ascii="Times New Roman" w:hAnsi="Times New Roman" w:cs="Times New Roman"/>
           <w:sz w:val="21"/>
           <w:szCs w:val="21"/>
-          <w:shd w:val="clear" w:color="auto" w:fill="A6A6A6"/>
+          <w:shd w:val="clear" w:color="auto" w:fill="C9C9C9"/>
         </w:rPr>
         <w:t xml:space="preserve">增加</w:t>
       </w:r>
@@ -985,7 +985,7 @@
           <w:rFonts w:eastAsia="宋体" w:ascii="Times New Roman" w:hAnsi="Times New Roman" w:cs="Times New Roman"/>
           <w:sz w:val="21"/>
           <w:szCs w:val="21"/>
-          <w:shd w:val="clear" w:color="auto" w:fill="A6A6A6"/>
+          <w:shd w:val="clear" w:color="auto" w:fill="C9C9C9"/>
         </w:rPr>
         <w:t xml:space="preserve">零势能位置</w:t>
       </w:r>
@@ -1118,7 +1118,7 @@
           <w:rFonts w:eastAsia="宋体" w:ascii="Times New Roman" w:hAnsi="Times New Roman" w:cs="Times New Roman"/>
           <w:sz w:val="21"/>
           <w:szCs w:val="21"/>
-          <w:shd w:val="clear" w:color="auto" w:fill="A6A6A6"/>
+          <w:shd w:val="clear" w:color="auto" w:fill="C9C9C9"/>
         </w:rPr>
         <w:t xml:space="preserve">大小</w:t>
       </w:r>
@@ -1167,7 +1167,7 @@
           <w:rFonts w:eastAsia="宋体" w:ascii="Times New Roman" w:hAnsi="Times New Roman" w:cs="Times New Roman"/>
           <w:sz w:val="21"/>
           <w:szCs w:val="21"/>
-          <w:shd w:val="clear" w:color="auto" w:fill="A6A6A6"/>
+          <w:shd w:val="clear" w:color="auto" w:fill="C9C9C9"/>
         </w:rPr>
         <w:t xml:space="preserve">电场</w:t>
       </w:r>
@@ -1215,7 +1215,7 @@
           <w:rFonts w:eastAsia="宋体" w:ascii="Times New Roman" w:hAnsi="Times New Roman" w:cs="Times New Roman"/>
           <w:sz w:val="21"/>
           <w:szCs w:val="21"/>
-          <w:shd w:val="clear" w:color="auto" w:fill="A6A6A6"/>
+          <w:shd w:val="clear" w:color="auto" w:fill="C9C9C9"/>
         </w:rPr>
         <w:t xml:space="preserve">无限远</w:t>
       </w:r>
@@ -1240,7 +1240,7 @@
           <w:rFonts w:eastAsia="宋体" w:ascii="Times New Roman" w:hAnsi="Times New Roman" w:cs="Times New Roman"/>
           <w:sz w:val="21"/>
           <w:szCs w:val="21"/>
-          <w:shd w:val="clear" w:color="auto" w:fill="A6A6A6"/>
+          <w:shd w:val="clear" w:color="auto" w:fill="C9C9C9"/>
         </w:rPr>
         <w:t xml:space="preserve">地面</w:t>
       </w:r>
@@ -1444,7 +1444,7 @@
           <w:rFonts w:eastAsia="宋体" w:ascii="Times New Roman" w:hAnsi="Times New Roman" w:cs="Times New Roman"/>
           <w:sz w:val="21"/>
           <w:szCs w:val="21"/>
-          <w:shd w:val="clear" w:color="auto" w:fill="A6A6A6"/>
+          <w:shd w:val="clear" w:color="auto" w:fill="C9C9C9"/>
         </w:rPr>
         <w:t xml:space="preserve">电势能</w:t>
       </w:r>
@@ -1469,7 +1469,7 @@
           <w:rFonts w:eastAsia="宋体" w:ascii="Times New Roman" w:hAnsi="Times New Roman" w:cs="Times New Roman"/>
           <w:sz w:val="21"/>
           <w:szCs w:val="21"/>
-          <w:shd w:val="clear" w:color="auto" w:fill="A6A6A6"/>
+          <w:shd w:val="clear" w:color="auto" w:fill="C9C9C9"/>
         </w:rPr>
         <w:t xml:space="preserve">电荷量</w:t>
       </w:r>
@@ -1629,7 +1629,7 @@
               <m:ctrlPr>
                 <w:rPr>
                   <w:rFonts w:ascii="Times New Roman" w:hAnsi="Times New Roman"/>
-                  <w:shd w:val="clear" w:color="auto" w:fill="A6A6A6"/>
+                  <w:shd w:val="clear" w:color="auto" w:fill="C9C9C9"/>
                 </w:rPr>
               </m:ctrlPr>
             </m:fPr>
@@ -1709,7 +1709,7 @@
           <w:rFonts w:eastAsia="宋体" w:ascii="Times New Roman" w:hAnsi="Times New Roman" w:cs="Times New Roman"/>
           <w:sz w:val="21"/>
           <w:szCs w:val="21"/>
-          <w:shd w:val="clear" w:color="auto" w:fill="A6A6A6"/>
+          <w:shd w:val="clear" w:color="auto" w:fill="C9C9C9"/>
         </w:rPr>
         <w:t xml:space="preserve">性质</w:t>
       </w:r>
@@ -1751,7 +1751,7 @@
           <w:rFonts w:eastAsia="宋体" w:ascii="Times New Roman" w:hAnsi="Times New Roman" w:cs="Times New Roman"/>
           <w:sz w:val="21"/>
           <w:szCs w:val="21"/>
-          <w:shd w:val="clear" w:color="auto" w:fill="A6A6A6"/>
+          <w:shd w:val="clear" w:color="auto" w:fill="C9C9C9"/>
         </w:rPr>
         <w:t xml:space="preserve">无关</w:t>
       </w:r>
@@ -2042,7 +2042,7 @@
           <w:rFonts w:eastAsia="宋体" w:ascii="Times New Roman" w:hAnsi="Times New Roman" w:cs="Times New Roman"/>
           <w:sz w:val="21"/>
           <w:szCs w:val="21"/>
-          <w:shd w:val="clear" w:color="auto" w:fill="A6A6A6"/>
+          <w:shd w:val="clear" w:color="auto" w:fill="C9C9C9"/>
         </w:rPr>
         <w:t xml:space="preserve">伏特</w:t>
       </w:r>
@@ -2075,7 +2075,7 @@
           <w:sz w:val="21"/>
           <w:szCs w:val="21"/>
           <w:rFonts w:ascii="Times New Roman" w:hAnsi="Times New Roman" w:eastAsia="宋体" w:cs="Times New Roman"/>
-          <w:shd w:val="clear" w:color="auto" w:fill="A6A6A6"/>
+          <w:shd w:val="clear" w:color="auto" w:fill="C9C9C9"/>
         </w:rPr>
         <w:t>1V=1J/C</w:t>
       </w:r>
@@ -2201,7 +2201,7 @@
           <w:rFonts w:eastAsia="宋体" w:ascii="Times New Roman" w:hAnsi="Times New Roman" w:cs="Times New Roman"/>
           <w:sz w:val="21"/>
           <w:szCs w:val="21"/>
-          <w:shd w:val="clear" w:color="auto" w:fill="A6A6A6"/>
+          <w:shd w:val="clear" w:color="auto" w:fill="C9C9C9"/>
         </w:rPr>
         <w:t xml:space="preserve">降低</w:t>
       </w:r>
@@ -2312,7 +2312,7 @@
           <w:rFonts w:eastAsia="宋体" w:ascii="Times New Roman" w:hAnsi="Times New Roman" w:cs="Times New Roman"/>
           <w:sz w:val="21"/>
           <w:szCs w:val="21"/>
-          <w:shd w:val="clear" w:color="auto" w:fill="A6A6A6"/>
+          <w:shd w:val="clear" w:color="auto" w:fill="C9C9C9"/>
         </w:rPr>
         <w:t xml:space="preserve">大地</w:t>
       </w:r>
@@ -2337,7 +2337,7 @@
           <w:rFonts w:eastAsia="宋体" w:ascii="Times New Roman" w:hAnsi="Times New Roman" w:cs="Times New Roman"/>
           <w:sz w:val="21"/>
           <w:szCs w:val="21"/>
-          <w:shd w:val="clear" w:color="auto" w:fill="A6A6A6"/>
+          <w:shd w:val="clear" w:color="auto" w:fill="C9C9C9"/>
         </w:rPr>
         <w:t xml:space="preserve">无限远</w:t>
       </w:r>
@@ -2487,7 +2487,7 @@
           <w:rFonts w:eastAsia="宋体" w:ascii="Times New Roman" w:hAnsi="Times New Roman" w:cs="Times New Roman"/>
           <w:sz w:val="21"/>
           <w:szCs w:val="21"/>
-          <w:shd w:val="clear" w:color="auto" w:fill="A6A6A6"/>
+          <w:shd w:val="clear" w:color="auto" w:fill="C9C9C9"/>
         </w:rPr>
         <w:t xml:space="preserve">标</w:t>
       </w:r>
@@ -2791,7 +2791,7 @@
           <w:rFonts w:eastAsia="宋体" w:ascii="Times New Roman" w:hAnsi="Times New Roman" w:cs="Times New Roman"/>
           <w:sz w:val="21"/>
           <w:szCs w:val="21"/>
-          <w:shd w:val="clear" w:color="auto" w:fill="A6A6A6"/>
+          <w:shd w:val="clear" w:color="auto" w:fill="C9C9C9"/>
         </w:rPr>
         <w:t xml:space="preserve">电势</w:t>
       </w:r>
@@ -2844,7 +2844,7 @@
           <w:rFonts w:eastAsia="宋体" w:ascii="Times New Roman" w:hAnsi="Times New Roman" w:cs="Times New Roman"/>
           <w:sz w:val="21"/>
           <w:szCs w:val="21"/>
-          <w:shd w:val="clear" w:color="auto" w:fill="A6A6A6"/>
+          <w:shd w:val="clear" w:color="auto" w:fill="C9C9C9"/>
         </w:rPr>
         <w:t xml:space="preserve">电压</w:t>
       </w:r>
@@ -2886,7 +2886,7 @@
           <w:rFonts w:eastAsia="宋体" w:ascii="Times New Roman" w:hAnsi="Times New Roman" w:cs="Times New Roman"/>
           <w:sz w:val="21"/>
           <w:szCs w:val="21"/>
-          <w:shd w:val="clear" w:color="auto" w:fill="A6A6A6"/>
+          <w:shd w:val="clear" w:color="auto" w:fill="C9C9C9"/>
         </w:rPr>
         <w:t xml:space="preserve">φA-φB</w:t>
       </w:r>
@@ -2928,7 +2928,7 @@
           <w:rFonts w:eastAsia="宋体" w:ascii="Times New Roman" w:hAnsi="Times New Roman" w:cs="Times New Roman"/>
           <w:sz w:val="21"/>
           <w:szCs w:val="21"/>
-          <w:shd w:val="clear" w:color="auto" w:fill="A6A6A6"/>
+          <w:shd w:val="clear" w:color="auto" w:fill="C9C9C9"/>
         </w:rPr>
         <w:t xml:space="preserve">φB-φA</w:t>
       </w:r>
@@ -2946,7 +2946,7 @@
           <w:i/>
           <w:sz w:val="21"/>
           <w:szCs w:val="21"/>
-          <w:shd w:val="clear" w:color="auto" w:fill="A6A6A6"/>
+          <w:shd w:val="clear" w:color="auto" w:fill="C9C9C9"/>
         </w:rPr>
         <w:t>UAB</w:t>
       </w:r>
@@ -2955,7 +2955,7 @@
           <w:sz w:val="21"/>
           <w:szCs w:val="21"/>
           <w:rFonts w:ascii="Times New Roman" w:hAnsi="Times New Roman" w:eastAsia="宋体" w:cs="Times New Roman"/>
-          <w:shd w:val="clear" w:color="auto" w:fill="A6A6A6"/>
+          <w:shd w:val="clear" w:color="auto" w:fill="C9C9C9"/>
         </w:rPr>
         <w:t>=-</w:t>
       </w:r>
@@ -2965,7 +2965,7 @@
           <w:i/>
           <w:sz w:val="21"/>
           <w:szCs w:val="21"/>
-          <w:shd w:val="clear" w:color="auto" w:fill="A6A6A6"/>
+          <w:shd w:val="clear" w:color="auto" w:fill="C9C9C9"/>
         </w:rPr>
         <w:t>UBA</w:t>
       </w:r>
@@ -3285,7 +3285,7 @@
           <w:rFonts w:eastAsia="宋体" w:ascii="Times New Roman" w:hAnsi="Times New Roman" w:cs="Times New Roman"/>
           <w:sz w:val="21"/>
           <w:szCs w:val="21"/>
-          <w:shd w:val="clear" w:color="auto" w:fill="A6A6A6"/>
+          <w:shd w:val="clear" w:color="auto" w:fill="C9C9C9"/>
         </w:rPr>
         <w:t xml:space="preserve">标量</w:t>
       </w:r>
@@ -3310,7 +3310,7 @@
           <w:rFonts w:eastAsia="宋体" w:ascii="Times New Roman" w:hAnsi="Times New Roman" w:cs="Times New Roman"/>
           <w:sz w:val="21"/>
           <w:szCs w:val="21"/>
-          <w:shd w:val="clear" w:color="auto" w:fill="A6A6A6"/>
+          <w:shd w:val="clear" w:color="auto" w:fill="C9C9C9"/>
         </w:rPr>
         <w:t xml:space="preserve">高低</w:t>
       </w:r>
@@ -3394,7 +3394,7 @@
           <w:rFonts w:eastAsia="宋体" w:ascii="Times New Roman" w:hAnsi="Times New Roman" w:cs="Times New Roman"/>
           <w:sz w:val="21"/>
           <w:szCs w:val="21"/>
-          <w:shd w:val="clear" w:color="auto" w:fill="A6A6A6"/>
+          <w:shd w:val="clear" w:color="auto" w:fill="C9C9C9"/>
         </w:rPr>
         <w:t xml:space="preserve">高</w:t>
       </w:r>
@@ -3707,7 +3707,7 @@
             <m:ctrlPr>
               <w:rPr>
                 <w:rFonts w:ascii="Times New Roman" w:hAnsi="Times New Roman"/>
-                <w:shd w:val="clear" w:color="auto" w:fill="A6A6A6"/>
+                <w:shd w:val="clear" w:color="auto" w:fill="C9C9C9"/>
               </w:rPr>
             </m:ctrlPr>
           </m:fPr>
@@ -3865,7 +3865,7 @@
             <m:ctrlPr>
               <w:rPr>
                 <w:rFonts w:ascii="Times New Roman" w:hAnsi="Times New Roman"/>
-                <w:shd w:val="clear" w:color="auto" w:fill="A6A6A6"/>
+                <w:shd w:val="clear" w:color="auto" w:fill="C9C9C9"/>
               </w:rPr>
             </m:ctrlPr>
           </m:fPr>
@@ -4600,7 +4600,7 @@
           <w:rFonts w:eastAsia="宋体" w:ascii="Times New Roman" w:hAnsi="Times New Roman" w:cs="Times New Roman"/>
           <w:sz w:val="21"/>
           <w:szCs w:val="21"/>
-          <w:shd w:val="clear" w:color="auto" w:fill="A6A6A6"/>
+          <w:shd w:val="clear" w:color="auto" w:fill="C9C9C9"/>
         </w:rPr>
         <w:t xml:space="preserve">电势相同</w:t>
       </w:r>
@@ -4742,7 +4742,7 @@
           <w:rFonts w:eastAsia="宋体" w:ascii="Times New Roman" w:hAnsi="Times New Roman" w:cs="Times New Roman"/>
           <w:sz w:val="21"/>
           <w:szCs w:val="21"/>
-          <w:shd w:val="clear" w:color="auto" w:fill="A6A6A6"/>
+          <w:shd w:val="clear" w:color="auto" w:fill="C9C9C9"/>
         </w:rPr>
         <w:t xml:space="preserve">不做功</w:t>
       </w:r>
@@ -4799,7 +4799,7 @@
           <w:rFonts w:eastAsia="宋体" w:ascii="Times New Roman" w:hAnsi="Times New Roman" w:cs="Times New Roman"/>
           <w:sz w:val="21"/>
           <w:szCs w:val="21"/>
-          <w:shd w:val="clear" w:color="auto" w:fill="A6A6A6"/>
+          <w:shd w:val="clear" w:color="auto" w:fill="C9C9C9"/>
         </w:rPr>
         <w:t xml:space="preserve">垂直</w:t>
       </w:r>
@@ -4824,7 +4824,7 @@
           <w:rFonts w:eastAsia="宋体" w:ascii="Times New Roman" w:hAnsi="Times New Roman" w:cs="Times New Roman"/>
           <w:sz w:val="21"/>
           <w:szCs w:val="21"/>
-          <w:shd w:val="clear" w:color="auto" w:fill="A6A6A6"/>
+          <w:shd w:val="clear" w:color="auto" w:fill="C9C9C9"/>
         </w:rPr>
         <w:t xml:space="preserve">垂直</w:t>
       </w:r>
@@ -4880,7 +4880,7 @@
           <w:rFonts w:eastAsia="宋体" w:ascii="Times New Roman" w:hAnsi="Times New Roman" w:cs="Times New Roman"/>
           <w:sz w:val="21"/>
           <w:szCs w:val="21"/>
-          <w:shd w:val="clear" w:color="auto" w:fill="A6A6A6"/>
+          <w:shd w:val="clear" w:color="auto" w:fill="C9C9C9"/>
         </w:rPr>
         <w:t xml:space="preserve">电势高</w:t>
       </w:r>
@@ -4905,7 +4905,7 @@
           <w:rFonts w:eastAsia="宋体" w:ascii="Times New Roman" w:hAnsi="Times New Roman" w:cs="Times New Roman"/>
           <w:sz w:val="21"/>
           <w:szCs w:val="21"/>
-          <w:shd w:val="clear" w:color="auto" w:fill="A6A6A6"/>
+          <w:shd w:val="clear" w:color="auto" w:fill="C9C9C9"/>
         </w:rPr>
         <w:t xml:space="preserve">电势低</w:t>
       </w:r>
@@ -5212,7 +5212,7 @@
           <w:rFonts w:eastAsia="宋体" w:ascii="Times New Roman" w:hAnsi="Times New Roman" w:cs="Times New Roman"/>
           <w:sz w:val="21"/>
           <w:szCs w:val="21"/>
-          <w:shd w:val="clear" w:color="auto" w:fill="A6A6A6"/>
+          <w:shd w:val="clear" w:color="auto" w:fill="C9C9C9"/>
         </w:rPr>
         <w:t xml:space="preserve">电场强度</w:t>
       </w:r>
@@ -5237,7 +5237,7 @@
           <w:rFonts w:eastAsia="宋体" w:ascii="Times New Roman" w:hAnsi="Times New Roman" w:cs="Times New Roman"/>
           <w:sz w:val="21"/>
           <w:szCs w:val="21"/>
-          <w:shd w:val="clear" w:color="auto" w:fill="A6A6A6"/>
+          <w:shd w:val="clear" w:color="auto" w:fill="C9C9C9"/>
         </w:rPr>
         <w:t xml:space="preserve">沿电场方向</w:t>
       </w:r>
@@ -5279,7 +5279,7 @@
           <w:rFonts w:eastAsia="宋体" w:ascii="Times New Roman" w:hAnsi="Times New Roman" w:cs="Times New Roman"/>
           <w:sz w:val="21"/>
           <w:szCs w:val="21"/>
-          <w:shd w:val="clear" w:color="auto" w:fill="A6A6A6"/>
+          <w:shd w:val="clear" w:color="auto" w:fill="C9C9C9"/>
         </w:rPr>
         <w:t xml:space="preserve">Ed</w:t>
       </w:r>
@@ -5582,7 +5582,7 @@
               <m:ctrlPr>
                 <w:rPr>
                   <w:rFonts w:ascii="Times New Roman" w:hAnsi="Times New Roman"/>
-                  <w:shd w:val="clear" w:color="auto" w:fill="A6A6A6"/>
+                  <w:shd w:val="clear" w:color="auto" w:fill="C9C9C9"/>
                 </w:rPr>
               </m:ctrlPr>
             </m:fPr>
@@ -5676,7 +5676,7 @@
           <w:rFonts w:eastAsia="宋体" w:ascii="Times New Roman" w:hAnsi="Times New Roman" w:cs="Times New Roman"/>
           <w:sz w:val="21"/>
           <w:szCs w:val="21"/>
-          <w:shd w:val="clear" w:color="auto" w:fill="A6A6A6"/>
+          <w:shd w:val="clear" w:color="auto" w:fill="C9C9C9"/>
         </w:rPr>
         <w:t xml:space="preserve">电势差</w:t>
       </w:r>
@@ -5701,7 +5701,7 @@
           <w:rFonts w:eastAsia="宋体" w:ascii="Times New Roman" w:hAnsi="Times New Roman" w:cs="Times New Roman"/>
           <w:sz w:val="21"/>
           <w:szCs w:val="21"/>
-          <w:shd w:val="clear" w:color="auto" w:fill="A6A6A6"/>
+          <w:shd w:val="clear" w:color="auto" w:fill="C9C9C9"/>
         </w:rPr>
         <w:t xml:space="preserve">沿电场强度方向的距离</w:t>
       </w:r>
@@ -5788,7 +5788,7 @@
           <w:rFonts w:eastAsia="宋体" w:ascii="Times New Roman" w:hAnsi="Times New Roman" w:cs="Times New Roman"/>
           <w:sz w:val="21"/>
           <w:szCs w:val="21"/>
-          <w:shd w:val="clear" w:color="auto" w:fill="A6A6A6"/>
+          <w:shd w:val="clear" w:color="auto" w:fill="C9C9C9"/>
         </w:rPr>
         <w:t xml:space="preserve">1V/m</w:t>
       </w:r>
@@ -6065,7 +6065,7 @@
           <w:rFonts w:eastAsia="宋体" w:ascii="Times New Roman" w:hAnsi="Times New Roman" w:cs="Times New Roman"/>
           <w:sz w:val="21"/>
           <w:szCs w:val="21"/>
-          <w:shd w:val="clear" w:color="auto" w:fill="A6A6A6"/>
+          <w:shd w:val="clear" w:color="auto" w:fill="C9C9C9"/>
         </w:rPr>
         <w:t xml:space="preserve">绝缘</w:t>
       </w:r>
@@ -6227,7 +6227,7 @@
           <w:rFonts w:eastAsia="宋体" w:ascii="Times New Roman" w:hAnsi="Times New Roman" w:cs="Times New Roman"/>
           <w:sz w:val="21"/>
           <w:szCs w:val="21"/>
-          <w:shd w:val="clear" w:color="auto" w:fill="A6A6A6"/>
+          <w:shd w:val="clear" w:color="auto" w:fill="C9C9C9"/>
         </w:rPr>
         <w:t xml:space="preserve">等量异种电荷</w:t>
       </w:r>
@@ -6252,7 +6252,7 @@
           <w:rFonts w:eastAsia="宋体" w:ascii="Times New Roman" w:hAnsi="Times New Roman" w:cs="Times New Roman"/>
           <w:sz w:val="21"/>
           <w:szCs w:val="21"/>
-          <w:shd w:val="clear" w:color="auto" w:fill="A6A6A6"/>
+          <w:shd w:val="clear" w:color="auto" w:fill="C9C9C9"/>
         </w:rPr>
         <w:t xml:space="preserve">正电</w:t>
       </w:r>
@@ -6277,7 +6277,7 @@
           <w:rFonts w:eastAsia="宋体" w:ascii="Times New Roman" w:hAnsi="Times New Roman" w:cs="Times New Roman"/>
           <w:sz w:val="21"/>
           <w:szCs w:val="21"/>
-          <w:shd w:val="clear" w:color="auto" w:fill="A6A6A6"/>
+          <w:shd w:val="clear" w:color="auto" w:fill="C9C9C9"/>
         </w:rPr>
         <w:t xml:space="preserve">负</w:t>
       </w:r>
@@ -6325,7 +6325,7 @@
           <w:rFonts w:eastAsia="宋体" w:ascii="Times New Roman" w:hAnsi="Times New Roman" w:cs="Times New Roman"/>
           <w:sz w:val="21"/>
           <w:szCs w:val="21"/>
-          <w:shd w:val="clear" w:color="auto" w:fill="A6A6A6"/>
+          <w:shd w:val="clear" w:color="auto" w:fill="C9C9C9"/>
         </w:rPr>
         <w:t xml:space="preserve">中和</w:t>
       </w:r>
@@ -6368,7 +6368,7 @@
           <w:rFonts w:eastAsia="宋体" w:ascii="Times New Roman" w:hAnsi="Times New Roman" w:cs="Times New Roman"/>
           <w:sz w:val="21"/>
           <w:szCs w:val="21"/>
-          <w:shd w:val="clear" w:color="auto" w:fill="A6A6A6"/>
+          <w:shd w:val="clear" w:color="auto" w:fill="C9C9C9"/>
         </w:rPr>
         <w:t xml:space="preserve">零</w:t>
       </w:r>
@@ -6584,7 +6584,7 @@
           <w:rFonts w:eastAsia="宋体" w:ascii="Times New Roman" w:hAnsi="Times New Roman" w:cs="Times New Roman"/>
           <w:sz w:val="21"/>
           <w:szCs w:val="21"/>
-          <w:shd w:val="clear" w:color="auto" w:fill="A6A6A6"/>
+          <w:shd w:val="clear" w:color="auto" w:fill="C9C9C9"/>
         </w:rPr>
         <w:t xml:space="preserve">电场能</w:t>
       </w:r>
@@ -6670,7 +6670,7 @@
           <w:rFonts w:eastAsia="宋体" w:ascii="Times New Roman" w:hAnsi="Times New Roman" w:cs="Times New Roman"/>
           <w:sz w:val="21"/>
           <w:szCs w:val="21"/>
-          <w:shd w:val="clear" w:color="auto" w:fill="A6A6A6"/>
+          <w:shd w:val="clear" w:color="auto" w:fill="C9C9C9"/>
         </w:rPr>
         <w:t xml:space="preserve">一个</w:t>
       </w:r>
@@ -6787,7 +6787,7 @@
           <w:rFonts w:eastAsia="宋体" w:ascii="Times New Roman" w:hAnsi="Times New Roman" w:cs="Times New Roman"/>
           <w:sz w:val="21"/>
           <w:szCs w:val="21"/>
-          <w:shd w:val="clear" w:color="auto" w:fill="A6A6A6"/>
+          <w:shd w:val="clear" w:color="auto" w:fill="C9C9C9"/>
         </w:rPr>
         <w:t xml:space="preserve">电荷量</w:t>
       </w:r>
@@ -6812,7 +6812,7 @@
           <w:rFonts w:eastAsia="宋体" w:ascii="Times New Roman" w:hAnsi="Times New Roman" w:cs="Times New Roman"/>
           <w:sz w:val="21"/>
           <w:szCs w:val="21"/>
-          <w:shd w:val="clear" w:color="auto" w:fill="A6A6A6"/>
+          <w:shd w:val="clear" w:color="auto" w:fill="C9C9C9"/>
         </w:rPr>
         <w:t xml:space="preserve">电势差</w:t>
       </w:r>
@@ -6891,7 +6891,7 @@
           <m:r>
             <w:rPr>
               <w:rFonts w:ascii="Times New Roman" w:hAnsi="Times New Roman" w:cs="Cambria Math"/>
-              <w:shd w:val="clear" w:color="auto" w:fill="A6A6A6"/>
+              <w:shd w:val="clear" w:color="auto" w:fill="C9C9C9"/>
             </w:rPr>
             <m:t>C=</m:t>
           </m:r>
@@ -6900,7 +6900,7 @@
               <m:ctrlPr>
                 <w:rPr>
                   <w:rFonts w:ascii="Times New Roman" w:hAnsi="Times New Roman"/>
-                  <w:shd w:val="clear" w:color="auto" w:fill="A6A6A6"/>
+                  <w:shd w:val="clear" w:color="auto" w:fill="C9C9C9"/>
                 </w:rPr>
               </m:ctrlPr>
             </m:fPr>
@@ -6961,7 +6961,7 @@
           <w:rFonts w:eastAsia="宋体" w:ascii="Times New Roman" w:hAnsi="Times New Roman" w:cs="Times New Roman"/>
           <w:sz w:val="21"/>
           <w:szCs w:val="21"/>
-          <w:shd w:val="clear" w:color="auto" w:fill="A6A6A6"/>
+          <w:shd w:val="clear" w:color="auto" w:fill="C9C9C9"/>
         </w:rPr>
         <w:t xml:space="preserve">一</w:t>
       </w:r>
@@ -7027,7 +7027,7 @@
           <w:rFonts w:eastAsia="宋体" w:ascii="Times New Roman" w:hAnsi="Times New Roman" w:cs="Times New Roman"/>
           <w:sz w:val="21"/>
           <w:szCs w:val="21"/>
-          <w:shd w:val="clear" w:color="auto" w:fill="A6A6A6"/>
+          <w:shd w:val="clear" w:color="auto" w:fill="C9C9C9"/>
         </w:rPr>
         <w:t xml:space="preserve">法拉</w:t>
       </w:r>
@@ -7052,7 +7052,7 @@
           <w:rFonts w:eastAsia="宋体" w:ascii="Times New Roman" w:hAnsi="Times New Roman" w:cs="Times New Roman"/>
           <w:sz w:val="21"/>
           <w:szCs w:val="21"/>
-          <w:shd w:val="clear" w:color="auto" w:fill="A6A6A6"/>
+          <w:shd w:val="clear" w:color="auto" w:fill="C9C9C9"/>
         </w:rPr>
         <w:t xml:space="preserve">法</w:t>
       </w:r>
@@ -7077,7 +7077,7 @@
           <w:rFonts w:eastAsia="宋体" w:ascii="Times New Roman" w:hAnsi="Times New Roman" w:cs="Times New Roman"/>
           <w:sz w:val="21"/>
           <w:szCs w:val="21"/>
-          <w:shd w:val="clear" w:color="auto" w:fill="A6A6A6"/>
+          <w:shd w:val="clear" w:color="auto" w:fill="C9C9C9"/>
         </w:rPr>
         <w:t xml:space="preserve">F</w:t>
       </w:r>
@@ -7102,7 +7102,7 @@
           <w:rFonts w:eastAsia="宋体" w:ascii="Times New Roman" w:hAnsi="Times New Roman" w:cs="Times New Roman"/>
           <w:sz w:val="21"/>
           <w:szCs w:val="21"/>
-          <w:shd w:val="clear" w:color="auto" w:fill="A6A6A6"/>
+          <w:shd w:val="clear" w:color="auto" w:fill="C9C9C9"/>
         </w:rPr>
         <w:t xml:space="preserve">微法</w:t>
       </w:r>
@@ -7127,7 +7127,7 @@
           <w:rFonts w:eastAsia="宋体" w:ascii="Times New Roman" w:hAnsi="Times New Roman" w:cs="Times New Roman"/>
           <w:sz w:val="21"/>
           <w:szCs w:val="21"/>
-          <w:shd w:val="clear" w:color="auto" w:fill="A6A6A6"/>
+          <w:shd w:val="clear" w:color="auto" w:fill="C9C9C9"/>
         </w:rPr>
         <w:t xml:space="preserve">皮法</w:t>
       </w:r>
@@ -7160,7 +7160,7 @@
           <w:rFonts w:eastAsia="宋体" w:ascii="Times New Roman" w:hAnsi="Times New Roman" w:cs="Times New Roman"/>
           <w:sz w:val="21"/>
           <w:szCs w:val="21"/>
-          <w:shd w:val="clear" w:color="auto" w:fill="A6A6A6"/>
+          <w:shd w:val="clear" w:color="auto" w:fill="C9C9C9"/>
         </w:rPr>
         <w:t xml:space="preserve">10⁶</w:t>
       </w:r>
@@ -7185,7 +7185,7 @@
           <w:rFonts w:eastAsia="宋体" w:ascii="Times New Roman" w:hAnsi="Times New Roman" w:cs="Times New Roman"/>
           <w:sz w:val="21"/>
           <w:szCs w:val="21"/>
-          <w:shd w:val="clear" w:color="auto" w:fill="A6A6A6"/>
+          <w:shd w:val="clear" w:color="auto" w:fill="C9C9C9"/>
         </w:rPr>
         <w:t xml:space="preserve">10¹²</w:t>
       </w:r>
@@ -7285,7 +7285,7 @@
           <m:r>
             <w:rPr>
               <w:rFonts w:ascii="Times New Roman" w:hAnsi="Times New Roman" w:cs="Cambria Math"/>
-              <w:shd w:val="clear" w:color="auto" w:fill="A6A6A6"/>
+              <w:shd w:val="clear" w:color="auto" w:fill="C9C9C9"/>
             </w:rPr>
             <m:t>C=</m:t>
           </m:r>
@@ -7294,7 +7294,7 @@
               <m:ctrlPr>
                 <w:rPr>
                   <w:rFonts w:ascii="Times New Roman" w:hAnsi="Times New Roman"/>
-                  <w:shd w:val="clear" w:color="auto" w:fill="A6A6A6"/>
+                  <w:shd w:val="clear" w:color="auto" w:fill="C9C9C9"/>
                 </w:rPr>
               </m:ctrlPr>
             </m:fPr>
@@ -7338,7 +7338,7 @@
           <w:rFonts w:eastAsia="宋体" w:ascii="Times New Roman" w:hAnsi="Times New Roman" w:cs="Times New Roman"/>
           <w:sz w:val="21"/>
           <w:szCs w:val="21"/>
-          <w:shd w:val="clear" w:color="auto" w:fill="A6A6A6"/>
+          <w:shd w:val="clear" w:color="auto" w:fill="C9C9C9"/>
         </w:rPr>
         <w:t xml:space="preserve">1V</w:t>
       </w:r>
@@ -7644,7 +7644,7 @@
           <w:sz w:val="21"/>
           <w:szCs w:val="21"/>
           <w:rFonts w:ascii="Times New Roman" w:hAnsi="Times New Roman" w:eastAsia="宋体" w:cs="Times New Roman"/>
-          <w:shd w:val="clear" w:color="auto" w:fill="A6A6A6"/>
+          <w:shd w:val="clear" w:color="auto" w:fill="C9C9C9"/>
         </w:rPr>
         <w:t>1F=10</w:t>
       </w:r>
@@ -7654,7 +7654,7 @@
           <w:sz w:val="21"/>
           <w:szCs w:val="21"/>
           <w:rFonts w:ascii="Times New Roman" w:hAnsi="Times New Roman" w:eastAsia="宋体" w:cs="Times New Roman"/>
-          <w:shd w:val="clear" w:color="auto" w:fill="A6A6A6"/>
+          <w:shd w:val="clear" w:color="auto" w:fill="C9C9C9"/>
         </w:rPr>
         <w:t>6</w:t>
       </w:r>
@@ -7663,7 +7663,7 @@
           <w:sz w:val="21"/>
           <w:szCs w:val="21"/>
           <w:rFonts w:ascii="Times New Roman" w:hAnsi="Times New Roman" w:eastAsia="宋体" w:cs="Times New Roman"/>
-          <w:shd w:val="clear" w:color="auto" w:fill="A6A6A6"/>
+          <w:shd w:val="clear" w:color="auto" w:fill="C9C9C9"/>
         </w:rPr>
         <w:t xml:space="preserve"> μF=10</w:t>
       </w:r>
@@ -7673,7 +7673,7 @@
           <w:sz w:val="21"/>
           <w:szCs w:val="21"/>
           <w:rFonts w:ascii="Times New Roman" w:hAnsi="Times New Roman" w:eastAsia="宋体" w:cs="Times New Roman"/>
-          <w:shd w:val="clear" w:color="auto" w:fill="A6A6A6"/>
+          <w:shd w:val="clear" w:color="auto" w:fill="C9C9C9"/>
         </w:rPr>
         <w:t>12</w:t>
       </w:r>
@@ -7682,7 +7682,7 @@
           <w:sz w:val="21"/>
           <w:szCs w:val="21"/>
           <w:rFonts w:ascii="Times New Roman" w:hAnsi="Times New Roman" w:eastAsia="宋体" w:cs="Times New Roman"/>
-          <w:shd w:val="clear" w:color="auto" w:fill="A6A6A6"/>
+          <w:shd w:val="clear" w:color="auto" w:fill="C9C9C9"/>
         </w:rPr>
         <w:t>pF</w:t>
       </w:r>
@@ -7863,7 +7863,7 @@
           <w:rFonts w:eastAsia="宋体" w:ascii="Times New Roman" w:hAnsi="Times New Roman" w:cs="Times New Roman"/>
           <w:sz w:val="21"/>
           <w:szCs w:val="21"/>
-          <w:shd w:val="clear" w:color="auto" w:fill="A6A6A6"/>
+          <w:shd w:val="clear" w:color="auto" w:fill="C9C9C9"/>
         </w:rPr>
         <w:t xml:space="preserve">击穿</w:t>
       </w:r>
@@ -7888,7 +7888,7 @@
           <w:rFonts w:eastAsia="宋体" w:ascii="Times New Roman" w:hAnsi="Times New Roman" w:cs="Times New Roman"/>
           <w:sz w:val="21"/>
           <w:szCs w:val="21"/>
-          <w:shd w:val="clear" w:color="auto" w:fill="A6A6A6"/>
+          <w:shd w:val="clear" w:color="auto" w:fill="C9C9C9"/>
         </w:rPr>
         <w:t xml:space="preserve">极限</w:t>
       </w:r>
@@ -7975,7 +7975,7 @@
           <w:rFonts w:eastAsia="宋体" w:ascii="Times New Roman" w:hAnsi="Times New Roman" w:cs="Times New Roman"/>
           <w:sz w:val="21"/>
           <w:szCs w:val="21"/>
-          <w:shd w:val="clear" w:color="auto" w:fill="A6A6A6"/>
+          <w:shd w:val="clear" w:color="auto" w:fill="C9C9C9"/>
         </w:rPr>
         <w:t xml:space="preserve">低</w:t>
       </w:r>
@@ -8195,7 +8195,7 @@
           <w:rFonts w:eastAsia="宋体" w:ascii="Times New Roman" w:hAnsi="Times New Roman" w:cs="Times New Roman"/>
           <w:sz w:val="21"/>
           <w:szCs w:val="21"/>
-          <w:shd w:val="clear" w:color="auto" w:fill="A6A6A6"/>
+          <w:shd w:val="clear" w:color="auto" w:fill="C9C9C9"/>
         </w:rPr>
         <w:t xml:space="preserve">固定</w:t>
       </w:r>
@@ -8220,7 +8220,7 @@
           <w:rFonts w:eastAsia="宋体" w:ascii="Times New Roman" w:hAnsi="Times New Roman" w:cs="Times New Roman"/>
           <w:sz w:val="21"/>
           <w:szCs w:val="21"/>
-          <w:shd w:val="clear" w:color="auto" w:fill="A6A6A6"/>
+          <w:shd w:val="clear" w:color="auto" w:fill="C9C9C9"/>
         </w:rPr>
         <w:t xml:space="preserve">可变</w:t>
       </w:r>
@@ -8276,7 +8276,7 @@
           <w:rFonts w:eastAsia="宋体" w:ascii="Times New Roman" w:hAnsi="Times New Roman" w:cs="Times New Roman"/>
           <w:sz w:val="21"/>
           <w:szCs w:val="21"/>
-          <w:shd w:val="clear" w:color="auto" w:fill="A6A6A6"/>
+          <w:shd w:val="clear" w:color="auto" w:fill="C9C9C9"/>
         </w:rPr>
         <w:t xml:space="preserve">纸质</w:t>
       </w:r>
@@ -8301,7 +8301,7 @@
           <w:rFonts w:eastAsia="宋体" w:ascii="Times New Roman" w:hAnsi="Times New Roman" w:cs="Times New Roman"/>
           <w:sz w:val="21"/>
           <w:szCs w:val="21"/>
-          <w:shd w:val="clear" w:color="auto" w:fill="A6A6A6"/>
+          <w:shd w:val="clear" w:color="auto" w:fill="C9C9C9"/>
         </w:rPr>
         <w:t xml:space="preserve">电解</w:t>
       </w:r>
@@ -8357,7 +8357,7 @@
           <w:rFonts w:eastAsia="宋体" w:ascii="Times New Roman" w:hAnsi="Times New Roman" w:cs="Times New Roman"/>
           <w:sz w:val="21"/>
           <w:szCs w:val="21"/>
-          <w:shd w:val="clear" w:color="auto" w:fill="A6A6A6"/>
+          <w:shd w:val="clear" w:color="auto" w:fill="C9C9C9"/>
         </w:rPr>
         <w:t xml:space="preserve">定片</w:t>
       </w:r>
@@ -8382,7 +8382,7 @@
           <w:rFonts w:eastAsia="宋体" w:ascii="Times New Roman" w:hAnsi="Times New Roman" w:cs="Times New Roman"/>
           <w:sz w:val="21"/>
           <w:szCs w:val="21"/>
-          <w:shd w:val="clear" w:color="auto" w:fill="A6A6A6"/>
+          <w:shd w:val="clear" w:color="auto" w:fill="C9C9C9"/>
         </w:rPr>
         <w:t xml:space="preserve">动片</w:t>
       </w:r>
@@ -8425,7 +8425,7 @@
           <w:rFonts w:eastAsia="宋体" w:ascii="Times New Roman" w:hAnsi="Times New Roman" w:cs="Times New Roman"/>
           <w:sz w:val="21"/>
           <w:szCs w:val="21"/>
-          <w:shd w:val="clear" w:color="auto" w:fill="A6A6A6"/>
+          <w:shd w:val="clear" w:color="auto" w:fill="C9C9C9"/>
         </w:rPr>
         <w:t xml:space="preserve">正对面积大小</w:t>
       </w:r>
@@ -10098,7 +10098,7 @@
           <w:rFonts w:eastAsia="宋体" w:ascii="Times New Roman" w:hAnsi="Times New Roman" w:cs="Times New Roman"/>
           <w:sz w:val="21"/>
           <w:szCs w:val="21"/>
-          <w:shd w:val="clear" w:color="auto" w:fill="A6A6A6"/>
+          <w:shd w:val="clear" w:color="auto" w:fill="C9C9C9"/>
         </w:rPr>
         <w:t xml:space="preserve">高速飞行</w:t>
       </w:r>
@@ -10170,7 +10170,7 @@
           <w:rFonts w:eastAsia="宋体" w:ascii="Times New Roman" w:hAnsi="Times New Roman" w:cs="Times New Roman"/>
           <w:sz w:val="21"/>
           <w:szCs w:val="21"/>
-          <w:shd w:val="clear" w:color="auto" w:fill="A6A6A6"/>
+          <w:shd w:val="clear" w:color="auto" w:fill="C9C9C9"/>
         </w:rPr>
         <w:t xml:space="preserve">信号电压</w:t>
       </w:r>
@@ -10221,7 +10221,7 @@
           <w:rFonts w:eastAsia="宋体" w:ascii="Times New Roman" w:hAnsi="Times New Roman" w:cs="Times New Roman"/>
           <w:sz w:val="21"/>
           <w:szCs w:val="21"/>
-          <w:shd w:val="clear" w:color="auto" w:fill="A6A6A6"/>
+          <w:shd w:val="clear" w:color="auto" w:fill="C9C9C9"/>
         </w:rPr>
         <w:t xml:space="preserve">扫描电压</w:t>
       </w:r>

--- a/高中物理/高中物理同步/人教版必修3 第10章 静电场中的能量·知识清单（完成）.docx
+++ b/高中物理/高中物理同步/人教版必修3 第10章 静电场中的能量·知识清单（完成）.docx
@@ -214,16 +214,17 @@
           <w:sz w:val="21"/>
           <w:szCs w:val="21"/>
           <w:rFonts w:ascii="Times New Roman" w:hAnsi="Times New Roman" w:eastAsia="宋体" w:cs="Times New Roman"/>
-        </w:rPr>
-        <w:t>1</w:t>
-      </w:r>
-      <w:r>
-        <w:rPr>
-          <w:sz w:val="21"/>
-          <w:szCs w:val="21"/>
-          <w:rFonts w:ascii="Times New Roman" w:hAnsi="Times New Roman" w:eastAsia="宋体" w:cs="Times New Roman"/>
-        </w:rPr>
-        <w:t>．静电力做功的特点：静电力所做的功与电荷的</w:t>
+          <w:shd w:val="clear" w:color="auto" w:fill="C9C9C9"/>
+        </w:rPr>
+        <w:t>1．</w:t>
+      </w:r>
+      <w:r>
+        <w:rPr>
+          <w:sz w:val="21"/>
+          <w:szCs w:val="21"/>
+          <w:rFonts w:ascii="Times New Roman" w:hAnsi="Times New Roman" w:eastAsia="宋体" w:cs="Times New Roman"/>
+        </w:rPr>
+        <w:t>静电力做功的特点：静电力所做的功与电荷的</w:t>
       </w:r>
       <w:r>
         <w:rPr>
@@ -397,16 +398,17 @@
           <w:sz w:val="21"/>
           <w:szCs w:val="21"/>
           <w:rFonts w:ascii="Times New Roman" w:hAnsi="Times New Roman" w:eastAsia="宋体" w:cs="Times New Roman"/>
-        </w:rPr>
-        <w:t>2</w:t>
-      </w:r>
-      <w:r>
-        <w:rPr>
-          <w:sz w:val="21"/>
-          <w:szCs w:val="21"/>
-          <w:rFonts w:ascii="Times New Roman" w:hAnsi="Times New Roman" w:eastAsia="宋体" w:cs="Times New Roman"/>
-        </w:rPr>
-        <w:t>．电势能定义：电荷在电场中具有的势能，是与</w:t>
+          <w:shd w:val="clear" w:color="auto" w:fill="C9C9C9"/>
+        </w:rPr>
+        <w:t>2．</w:t>
+      </w:r>
+      <w:r>
+        <w:rPr>
+          <w:sz w:val="21"/>
+          <w:szCs w:val="21"/>
+          <w:rFonts w:ascii="Times New Roman" w:hAnsi="Times New Roman" w:eastAsia="宋体" w:cs="Times New Roman"/>
+        </w:rPr>
+        <w:t>电势能定义：电荷在电场中具有的势能，是与</w:t>
       </w:r>
       <w:r>
         <w:rPr>
@@ -514,16 +516,17 @@
           <w:sz w:val="21"/>
           <w:szCs w:val="21"/>
           <w:rFonts w:ascii="Times New Roman" w:hAnsi="Times New Roman" w:eastAsia="宋体" w:cs="Times New Roman"/>
-        </w:rPr>
-        <w:t>3</w:t>
-      </w:r>
-      <w:r>
-        <w:rPr>
-          <w:sz w:val="21"/>
-          <w:szCs w:val="21"/>
-          <w:rFonts w:ascii="Times New Roman" w:hAnsi="Times New Roman" w:eastAsia="宋体" w:cs="Times New Roman"/>
-        </w:rPr>
-        <w:t>．静电力做功与电势能变化之间的关系：</w:t>
+          <w:shd w:val="clear" w:color="auto" w:fill="C9C9C9"/>
+        </w:rPr>
+        <w:t>3．</w:t>
+      </w:r>
+      <w:r>
+        <w:rPr>
+          <w:sz w:val="21"/>
+          <w:szCs w:val="21"/>
+          <w:rFonts w:ascii="Times New Roman" w:hAnsi="Times New Roman" w:eastAsia="宋体" w:cs="Times New Roman"/>
+        </w:rPr>
+        <w:t>静电力做功与电势能变化之间的关系：</w:t>
       </w:r>
     </w:p>
     <w:p>
@@ -961,16 +964,17 @@
           <w:sz w:val="21"/>
           <w:szCs w:val="21"/>
           <w:rFonts w:ascii="Times New Roman" w:hAnsi="Times New Roman" w:eastAsia="宋体" w:cs="Times New Roman"/>
-        </w:rPr>
-        <w:t>4</w:t>
-      </w:r>
-      <w:r>
-        <w:rPr>
-          <w:sz w:val="21"/>
-          <w:szCs w:val="21"/>
-          <w:rFonts w:ascii="Times New Roman" w:hAnsi="Times New Roman" w:eastAsia="宋体" w:cs="Times New Roman"/>
-        </w:rPr>
-        <w:t>．电势能的大小：电荷在某点的电势能，等于把它从该点移动到</w:t>
+          <w:shd w:val="clear" w:color="auto" w:fill="C9C9C9"/>
+        </w:rPr>
+        <w:t>4．</w:t>
+      </w:r>
+      <w:r>
+        <w:rPr>
+          <w:sz w:val="21"/>
+          <w:szCs w:val="21"/>
+          <w:rFonts w:ascii="Times New Roman" w:hAnsi="Times New Roman" w:eastAsia="宋体" w:cs="Times New Roman"/>
+        </w:rPr>
+        <w:t>电势能的大小：电荷在某点的电势能，等于把它从该点移动到</w:t>
       </w:r>
       <w:r>
         <w:rPr>
@@ -1071,16 +1075,17 @@
           <w:sz w:val="21"/>
           <w:szCs w:val="21"/>
           <w:rFonts w:ascii="Times New Roman" w:hAnsi="Times New Roman" w:eastAsia="宋体" w:cs="Times New Roman"/>
-        </w:rPr>
-        <w:t>5</w:t>
-      </w:r>
-      <w:r>
-        <w:rPr>
-          <w:sz w:val="21"/>
-          <w:szCs w:val="21"/>
-          <w:rFonts w:ascii="Times New Roman" w:hAnsi="Times New Roman" w:eastAsia="宋体" w:cs="Times New Roman"/>
-        </w:rPr>
-        <w:t>．电势能的几点说明：</w:t>
+          <w:shd w:val="clear" w:color="auto" w:fill="C9C9C9"/>
+        </w:rPr>
+        <w:t>5．</w:t>
+      </w:r>
+      <w:r>
+        <w:rPr>
+          <w:sz w:val="21"/>
+          <w:szCs w:val="21"/>
+          <w:rFonts w:ascii="Times New Roman" w:hAnsi="Times New Roman" w:eastAsia="宋体" w:cs="Times New Roman"/>
+        </w:rPr>
+        <w:t>电势能的几点说明：</w:t>
       </w:r>
     </w:p>
     <w:p>
@@ -1420,16 +1425,17 @@
           <w:sz w:val="21"/>
           <w:szCs w:val="21"/>
           <w:rFonts w:ascii="Times New Roman" w:hAnsi="Times New Roman" w:eastAsia="宋体" w:cs="Times New Roman"/>
-        </w:rPr>
-        <w:t>6</w:t>
-      </w:r>
-      <w:r>
-        <w:rPr>
-          <w:sz w:val="21"/>
-          <w:szCs w:val="21"/>
-          <w:rFonts w:ascii="Times New Roman" w:hAnsi="Times New Roman" w:eastAsia="宋体" w:cs="Times New Roman"/>
-        </w:rPr>
-        <w:t>．电势定义：电荷在电场中某一点的</w:t>
+          <w:shd w:val="clear" w:color="auto" w:fill="C9C9C9"/>
+        </w:rPr>
+        <w:t>6．</w:t>
+      </w:r>
+      <w:r>
+        <w:rPr>
+          <w:sz w:val="21"/>
+          <w:szCs w:val="21"/>
+          <w:rFonts w:ascii="Times New Roman" w:hAnsi="Times New Roman" w:eastAsia="宋体" w:cs="Times New Roman"/>
+        </w:rPr>
+        <w:t>电势定义：电荷在电场中某一点的</w:t>
       </w:r>
       <w:r>
         <w:rPr>
@@ -1581,16 +1587,17 @@
           <w:sz w:val="21"/>
           <w:szCs w:val="21"/>
           <w:rFonts w:ascii="Times New Roman" w:hAnsi="Times New Roman" w:eastAsia="宋体" w:cs="Times New Roman"/>
-        </w:rPr>
-        <w:t>7</w:t>
-      </w:r>
-      <w:r>
-        <w:rPr>
-          <w:sz w:val="21"/>
-          <w:szCs w:val="21"/>
-          <w:rFonts w:ascii="Times New Roman" w:hAnsi="Times New Roman" w:eastAsia="宋体" w:cs="Times New Roman"/>
-        </w:rPr>
-        <w:t>．电势公式：</w:t>
+          <w:shd w:val="clear" w:color="auto" w:fill="C9C9C9"/>
+        </w:rPr>
+        <w:t>7．</w:t>
+      </w:r>
+      <w:r>
+        <w:rPr>
+          <w:sz w:val="21"/>
+          <w:szCs w:val="21"/>
+          <w:rFonts w:ascii="Times New Roman" w:hAnsi="Times New Roman" w:eastAsia="宋体" w:cs="Times New Roman"/>
+        </w:rPr>
+        <w:t>电势公式：</w:t>
       </w:r>
       <w:r>
         <w:rPr>
@@ -2018,16 +2025,17 @@
           <w:sz w:val="21"/>
           <w:szCs w:val="21"/>
           <w:rFonts w:ascii="Times New Roman" w:hAnsi="Times New Roman" w:eastAsia="宋体" w:cs="Times New Roman"/>
-        </w:rPr>
-        <w:t>8</w:t>
-      </w:r>
-      <w:r>
-        <w:rPr>
-          <w:sz w:val="21"/>
-          <w:szCs w:val="21"/>
-          <w:rFonts w:ascii="Times New Roman" w:hAnsi="Times New Roman" w:eastAsia="宋体" w:cs="Times New Roman"/>
-        </w:rPr>
-        <w:t>．电势单位：在国际单位制中，电势的单位是</w:t>
+          <w:shd w:val="clear" w:color="auto" w:fill="C9C9C9"/>
+        </w:rPr>
+        <w:t>8．</w:t>
+      </w:r>
+      <w:r>
+        <w:rPr>
+          <w:sz w:val="21"/>
+          <w:szCs w:val="21"/>
+          <w:rFonts w:ascii="Times New Roman" w:hAnsi="Times New Roman" w:eastAsia="宋体" w:cs="Times New Roman"/>
+        </w:rPr>
+        <w:t>电势单位：在国际单位制中，电势的单位是</w:t>
       </w:r>
       <w:r>
         <w:rPr>
@@ -2177,16 +2185,17 @@
           <w:sz w:val="21"/>
           <w:szCs w:val="21"/>
           <w:rFonts w:ascii="Times New Roman" w:hAnsi="Times New Roman" w:eastAsia="宋体" w:cs="Times New Roman"/>
-        </w:rPr>
-        <w:t>9</w:t>
-      </w:r>
-      <w:r>
-        <w:rPr>
-          <w:sz w:val="21"/>
-          <w:szCs w:val="21"/>
-          <w:rFonts w:ascii="Times New Roman" w:hAnsi="Times New Roman" w:eastAsia="宋体" w:cs="Times New Roman"/>
-        </w:rPr>
-        <w:t>．电势与电场线关系：沿着电场线方向电势逐渐</w:t>
+          <w:shd w:val="clear" w:color="auto" w:fill="C9C9C9"/>
+        </w:rPr>
+        <w:t>9．</w:t>
+      </w:r>
+      <w:r>
+        <w:rPr>
+          <w:sz w:val="21"/>
+          <w:szCs w:val="21"/>
+          <w:rFonts w:ascii="Times New Roman" w:hAnsi="Times New Roman" w:eastAsia="宋体" w:cs="Times New Roman"/>
+        </w:rPr>
+        <w:t>电势与电场线关系：沿着电场线方向电势逐渐</w:t>
       </w:r>
       <w:r>
         <w:rPr>
@@ -2288,16 +2297,17 @@
           <w:sz w:val="21"/>
           <w:szCs w:val="21"/>
           <w:rFonts w:ascii="Times New Roman" w:hAnsi="Times New Roman" w:eastAsia="宋体" w:cs="Times New Roman"/>
-        </w:rPr>
-        <w:t>10</w:t>
-      </w:r>
-      <w:r>
-        <w:rPr>
-          <w:sz w:val="21"/>
-          <w:szCs w:val="21"/>
-          <w:rFonts w:ascii="Times New Roman" w:hAnsi="Times New Roman" w:eastAsia="宋体" w:cs="Times New Roman"/>
-        </w:rPr>
-        <w:t>．电势的相对性：只有在规定了零电势点之后，才能确定电场中某点的电势，一般选</w:t>
+          <w:shd w:val="clear" w:color="auto" w:fill="C9C9C9"/>
+        </w:rPr>
+        <w:t>10．</w:t>
+      </w:r>
+      <w:r>
+        <w:rPr>
+          <w:sz w:val="21"/>
+          <w:szCs w:val="21"/>
+          <w:rFonts w:ascii="Times New Roman" w:hAnsi="Times New Roman" w:eastAsia="宋体" w:cs="Times New Roman"/>
+        </w:rPr>
+        <w:t>电势的相对性：只有在规定了零电势点之后，才能确定电场中某点的电势，一般选</w:t>
       </w:r>
       <w:r>
         <w:rPr>
@@ -2463,16 +2473,17 @@
           <w:sz w:val="21"/>
           <w:szCs w:val="21"/>
           <w:rFonts w:ascii="Times New Roman" w:hAnsi="Times New Roman" w:eastAsia="宋体" w:cs="Times New Roman"/>
-        </w:rPr>
-        <w:t>11</w:t>
-      </w:r>
-      <w:r>
-        <w:rPr>
-          <w:sz w:val="21"/>
-          <w:szCs w:val="21"/>
-          <w:rFonts w:ascii="Times New Roman" w:hAnsi="Times New Roman" w:eastAsia="宋体" w:cs="Times New Roman"/>
-        </w:rPr>
-        <w:t>．电势是</w:t>
+          <w:shd w:val="clear" w:color="auto" w:fill="C9C9C9"/>
+        </w:rPr>
+        <w:t>11．</w:t>
+      </w:r>
+      <w:r>
+        <w:rPr>
+          <w:sz w:val="21"/>
+          <w:szCs w:val="21"/>
+          <w:rFonts w:ascii="Times New Roman" w:hAnsi="Times New Roman" w:eastAsia="宋体" w:cs="Times New Roman"/>
+        </w:rPr>
+        <w:t>电势是</w:t>
       </w:r>
       <w:r>
         <w:rPr>
@@ -2767,16 +2778,17 @@
           <w:sz w:val="21"/>
           <w:szCs w:val="21"/>
           <w:rFonts w:ascii="Times New Roman" w:hAnsi="Times New Roman" w:eastAsia="宋体" w:cs="Times New Roman"/>
-        </w:rPr>
-        <w:t>12</w:t>
-      </w:r>
-      <w:r>
-        <w:rPr>
-          <w:sz w:val="21"/>
-          <w:szCs w:val="21"/>
-          <w:rFonts w:ascii="Times New Roman" w:hAnsi="Times New Roman" w:eastAsia="宋体" w:cs="Times New Roman"/>
-        </w:rPr>
-        <w:t>．定义：电场中两点之间</w:t>
+          <w:shd w:val="clear" w:color="auto" w:fill="C9C9C9"/>
+        </w:rPr>
+        <w:t>12．</w:t>
+      </w:r>
+      <w:r>
+        <w:rPr>
+          <w:sz w:val="21"/>
+          <w:szCs w:val="21"/>
+          <w:rFonts w:ascii="Times New Roman" w:hAnsi="Times New Roman" w:eastAsia="宋体" w:cs="Times New Roman"/>
+        </w:rPr>
+        <w:t>定义：电场中两点之间</w:t>
       </w:r>
       <w:r>
         <w:rPr>
@@ -3261,16 +3273,17 @@
           <w:sz w:val="21"/>
           <w:szCs w:val="21"/>
           <w:rFonts w:ascii="Times New Roman" w:hAnsi="Times New Roman" w:eastAsia="宋体" w:cs="Times New Roman"/>
-        </w:rPr>
-        <w:t>13</w:t>
-      </w:r>
-      <w:r>
-        <w:rPr>
-          <w:sz w:val="21"/>
-          <w:szCs w:val="21"/>
-          <w:rFonts w:ascii="Times New Roman" w:hAnsi="Times New Roman" w:eastAsia="宋体" w:cs="Times New Roman"/>
-        </w:rPr>
-        <w:t>．电势差是</w:t>
+          <w:shd w:val="clear" w:color="auto" w:fill="C9C9C9"/>
+        </w:rPr>
+        <w:t>13．</w:t>
+      </w:r>
+      <w:r>
+        <w:rPr>
+          <w:sz w:val="21"/>
+          <w:szCs w:val="21"/>
+          <w:rFonts w:ascii="Times New Roman" w:hAnsi="Times New Roman" w:eastAsia="宋体" w:cs="Times New Roman"/>
+        </w:rPr>
+        <w:t>电势差是</w:t>
       </w:r>
       <w:r>
         <w:rPr>
@@ -3547,16 +3560,17 @@
           <w:sz w:val="21"/>
           <w:szCs w:val="21"/>
           <w:rFonts w:ascii="Times New Roman" w:hAnsi="Times New Roman" w:eastAsia="宋体" w:cs="Times New Roman"/>
-        </w:rPr>
-        <w:t>14</w:t>
-      </w:r>
-      <w:r>
-        <w:rPr>
-          <w:sz w:val="21"/>
-          <w:szCs w:val="21"/>
-          <w:rFonts w:ascii="Times New Roman" w:hAnsi="Times New Roman" w:eastAsia="宋体" w:cs="Times New Roman"/>
-        </w:rPr>
-        <w:t>．（</w:t>
+          <w:shd w:val="clear" w:color="auto" w:fill="C9C9C9"/>
+        </w:rPr>
+        <w:t>14．</w:t>
+      </w:r>
+      <w:r>
+        <w:rPr>
+          <w:sz w:val="21"/>
+          <w:szCs w:val="21"/>
+          <w:rFonts w:ascii="Times New Roman" w:hAnsi="Times New Roman" w:eastAsia="宋体" w:cs="Times New Roman"/>
+        </w:rPr>
+        <w:t>（</w:t>
       </w:r>
       <w:r>
         <w:rPr>
@@ -4561,16 +4575,17 @@
           <w:sz w:val="21"/>
           <w:szCs w:val="21"/>
           <w:rFonts w:ascii="Times New Roman" w:hAnsi="Times New Roman" w:eastAsia="宋体" w:cs="Times New Roman"/>
-        </w:rPr>
-        <w:t>15</w:t>
-      </w:r>
-      <w:r>
-        <w:rPr>
-          <w:sz w:val="21"/>
-          <w:szCs w:val="21"/>
-          <w:rFonts w:ascii="Times New Roman" w:hAnsi="Times New Roman" w:eastAsia="宋体" w:cs="Times New Roman"/>
-        </w:rPr>
-        <w:t>．等势面</w:t>
+          <w:shd w:val="clear" w:color="auto" w:fill="C9C9C9"/>
+        </w:rPr>
+        <w:t>15．</w:t>
+      </w:r>
+      <w:r>
+        <w:rPr>
+          <w:sz w:val="21"/>
+          <w:szCs w:val="21"/>
+          <w:rFonts w:ascii="Times New Roman" w:hAnsi="Times New Roman" w:eastAsia="宋体" w:cs="Times New Roman"/>
+        </w:rPr>
+        <w:t>等势面</w:t>
       </w:r>
     </w:p>
     <w:p>
@@ -4686,17 +4701,18 @@
           <w:sz w:val="21"/>
           <w:szCs w:val="21"/>
           <w:rFonts w:ascii="Times New Roman" w:hAnsi="Times New Roman" w:eastAsia="宋体" w:cs="Times New Roman"/>
+          <w:shd w:val="clear" w:color="auto" w:fill="C9C9C9"/>
         </w:rPr>
         <w:lastRenderedPageBreak/>
-        <w:t>16</w:t>
-      </w:r>
-      <w:r>
-        <w:rPr>
-          <w:sz w:val="21"/>
-          <w:szCs w:val="21"/>
-          <w:rFonts w:ascii="Times New Roman" w:hAnsi="Times New Roman" w:eastAsia="宋体" w:cs="Times New Roman"/>
-        </w:rPr>
-        <w:t>．等势面的特点</w:t>
+        <w:t>16．</w:t>
+      </w:r>
+      <w:r>
+        <w:rPr>
+          <w:sz w:val="21"/>
+          <w:szCs w:val="21"/>
+          <w:rFonts w:ascii="Times New Roman" w:hAnsi="Times New Roman" w:eastAsia="宋体" w:cs="Times New Roman"/>
+        </w:rPr>
+        <w:t>等势面的特点</w:t>
       </w:r>
     </w:p>
     <w:p>
@@ -5170,16 +5186,9 @@
           <w:sz w:val="21"/>
           <w:szCs w:val="21"/>
           <w:rFonts w:ascii="Times New Roman" w:hAnsi="Times New Roman" w:eastAsia="宋体" w:cs="Times New Roman"/>
-        </w:rPr>
-        <w:t>17</w:t>
-      </w:r>
-      <w:r>
-        <w:rPr>
-          <w:sz w:val="21"/>
-          <w:szCs w:val="21"/>
-          <w:rFonts w:ascii="Times New Roman" w:hAnsi="Times New Roman" w:eastAsia="宋体" w:cs="Times New Roman"/>
-        </w:rPr>
-        <w:t>．</w:t>
+          <w:shd w:val="clear" w:color="auto" w:fill="C9C9C9"/>
+        </w:rPr>
+        <w:t>17．</w:t>
       </w:r>
       <w:proofErr w:type="gramStart"/>
       <w:r>
@@ -5516,16 +5525,9 @@
           <w:sz w:val="21"/>
           <w:szCs w:val="21"/>
           <w:rFonts w:ascii="Times New Roman" w:hAnsi="Times New Roman" w:eastAsia="宋体" w:cs="Times New Roman"/>
-        </w:rPr>
-        <w:t>18</w:t>
-      </w:r>
-      <w:r>
-        <w:rPr>
-          <w:sz w:val="21"/>
-          <w:szCs w:val="21"/>
-          <w:rFonts w:ascii="Times New Roman" w:hAnsi="Times New Roman" w:eastAsia="宋体" w:cs="Times New Roman"/>
-        </w:rPr>
-        <w:t>．</w:t>
+          <w:shd w:val="clear" w:color="auto" w:fill="C9C9C9"/>
+        </w:rPr>
+        <w:t>18．</w:t>
       </w:r>
       <w:proofErr w:type="gramStart"/>
       <w:r>
@@ -6041,16 +6043,17 @@
           <w:sz w:val="21"/>
           <w:szCs w:val="21"/>
           <w:rFonts w:ascii="Times New Roman" w:hAnsi="Times New Roman" w:eastAsia="宋体" w:cs="Times New Roman"/>
-        </w:rPr>
-        <w:t>19</w:t>
-      </w:r>
-      <w:r>
-        <w:rPr>
-          <w:sz w:val="21"/>
-          <w:szCs w:val="21"/>
-          <w:rFonts w:ascii="Times New Roman" w:hAnsi="Times New Roman" w:eastAsia="宋体" w:cs="Times New Roman"/>
-        </w:rPr>
-        <w:t>．电容基本构造：任何两个彼此</w:t>
+          <w:shd w:val="clear" w:color="auto" w:fill="C9C9C9"/>
+        </w:rPr>
+        <w:t>19．</w:t>
+      </w:r>
+      <w:r>
+        <w:rPr>
+          <w:sz w:val="21"/>
+          <w:szCs w:val="21"/>
+          <w:rFonts w:ascii="Times New Roman" w:hAnsi="Times New Roman" w:eastAsia="宋体" w:cs="Times New Roman"/>
+        </w:rPr>
+        <w:t>电容基本构造：任何两个彼此</w:t>
       </w:r>
       <w:r>
         <w:rPr>
@@ -6127,16 +6130,17 @@
           <w:sz w:val="21"/>
           <w:szCs w:val="21"/>
           <w:rFonts w:ascii="Times New Roman" w:hAnsi="Times New Roman" w:eastAsia="宋体" w:cs="Times New Roman"/>
-        </w:rPr>
-        <w:t>20</w:t>
-      </w:r>
-      <w:r>
-        <w:rPr>
-          <w:sz w:val="21"/>
-          <w:szCs w:val="21"/>
-          <w:rFonts w:ascii="Times New Roman" w:hAnsi="Times New Roman" w:eastAsia="宋体" w:cs="Times New Roman"/>
-        </w:rPr>
-        <w:t>．充电、放电：</w:t>
+          <w:shd w:val="clear" w:color="auto" w:fill="C9C9C9"/>
+        </w:rPr>
+        <w:t>20．</w:t>
+      </w:r>
+      <w:r>
+        <w:rPr>
+          <w:sz w:val="21"/>
+          <w:szCs w:val="21"/>
+          <w:rFonts w:ascii="Times New Roman" w:hAnsi="Times New Roman" w:eastAsia="宋体" w:cs="Times New Roman"/>
+        </w:rPr>
+        <w:t>充电、放电：</w:t>
       </w:r>
     </w:p>
     <w:p>
@@ -6560,16 +6564,17 @@
           <w:sz w:val="21"/>
           <w:szCs w:val="21"/>
           <w:rFonts w:ascii="Times New Roman" w:hAnsi="Times New Roman" w:eastAsia="宋体" w:cs="Times New Roman"/>
-        </w:rPr>
-        <w:t>21</w:t>
-      </w:r>
-      <w:r>
-        <w:rPr>
-          <w:sz w:val="21"/>
-          <w:szCs w:val="21"/>
-          <w:rFonts w:ascii="Times New Roman" w:hAnsi="Times New Roman" w:eastAsia="宋体" w:cs="Times New Roman"/>
-        </w:rPr>
-        <w:t>．从能量的角度区分充电与放电：充电是从电源获得能量储存在电容器中，放电是把电容器中的</w:t>
+          <w:shd w:val="clear" w:color="auto" w:fill="C9C9C9"/>
+        </w:rPr>
+        <w:t>21．</w:t>
+      </w:r>
+      <w:r>
+        <w:rPr>
+          <w:sz w:val="21"/>
+          <w:szCs w:val="21"/>
+          <w:rFonts w:ascii="Times New Roman" w:hAnsi="Times New Roman" w:eastAsia="宋体" w:cs="Times New Roman"/>
+        </w:rPr>
+        <w:t>从能量的角度区分充电与放电：充电是从电源获得能量储存在电容器中，放电是把电容器中的</w:t>
       </w:r>
       <w:r>
         <w:rPr>
@@ -6646,16 +6651,17 @@
           <w:sz w:val="21"/>
           <w:szCs w:val="21"/>
           <w:rFonts w:ascii="Times New Roman" w:hAnsi="Times New Roman" w:eastAsia="宋体" w:cs="Times New Roman"/>
-        </w:rPr>
-        <w:t>22</w:t>
-      </w:r>
-      <w:r>
-        <w:rPr>
-          <w:sz w:val="21"/>
-          <w:szCs w:val="21"/>
-          <w:rFonts w:ascii="Times New Roman" w:hAnsi="Times New Roman" w:eastAsia="宋体" w:cs="Times New Roman"/>
-        </w:rPr>
-        <w:t>．电容器的电荷量：其中</w:t>
+          <w:shd w:val="clear" w:color="auto" w:fill="C9C9C9"/>
+        </w:rPr>
+        <w:t>22．</w:t>
+      </w:r>
+      <w:r>
+        <w:rPr>
+          <w:sz w:val="21"/>
+          <w:szCs w:val="21"/>
+          <w:rFonts w:ascii="Times New Roman" w:hAnsi="Times New Roman" w:eastAsia="宋体" w:cs="Times New Roman"/>
+        </w:rPr>
+        <w:t>电容器的电荷量：其中</w:t>
       </w:r>
       <w:r>
         <w:rPr>
@@ -6732,16 +6738,17 @@
           <w:sz w:val="21"/>
           <w:szCs w:val="21"/>
           <w:rFonts w:ascii="Times New Roman" w:hAnsi="Times New Roman" w:eastAsia="宋体" w:cs="Times New Roman"/>
-        </w:rPr>
-        <w:t>23</w:t>
-      </w:r>
-      <w:r>
-        <w:rPr>
-          <w:sz w:val="21"/>
-          <w:szCs w:val="21"/>
-          <w:rFonts w:ascii="Times New Roman" w:hAnsi="Times New Roman" w:eastAsia="宋体" w:cs="Times New Roman"/>
-        </w:rPr>
-        <w:t>．电容</w:t>
+          <w:shd w:val="clear" w:color="auto" w:fill="C9C9C9"/>
+        </w:rPr>
+        <w:t>23．</w:t>
+      </w:r>
+      <w:r>
+        <w:rPr>
+          <w:sz w:val="21"/>
+          <w:szCs w:val="21"/>
+          <w:rFonts w:ascii="Times New Roman" w:hAnsi="Times New Roman" w:eastAsia="宋体" w:cs="Times New Roman"/>
+        </w:rPr>
+        <w:t>电容</w:t>
       </w:r>
     </w:p>
     <w:p>
@@ -7808,16 +7815,17 @@
           <w:sz w:val="21"/>
           <w:szCs w:val="21"/>
           <w:rFonts w:ascii="Times New Roman" w:hAnsi="Times New Roman" w:eastAsia="宋体" w:cs="Times New Roman"/>
-        </w:rPr>
-        <w:t>24</w:t>
-      </w:r>
-      <w:r>
-        <w:rPr>
-          <w:sz w:val="21"/>
-          <w:szCs w:val="21"/>
-          <w:rFonts w:ascii="Times New Roman" w:hAnsi="Times New Roman" w:eastAsia="宋体" w:cs="Times New Roman"/>
-        </w:rPr>
-        <w:t>．击穿电压和额定电压</w:t>
+          <w:shd w:val="clear" w:color="auto" w:fill="C9C9C9"/>
+        </w:rPr>
+        <w:t>24．</w:t>
+      </w:r>
+      <w:r>
+        <w:rPr>
+          <w:sz w:val="21"/>
+          <w:szCs w:val="21"/>
+          <w:rFonts w:ascii="Times New Roman" w:hAnsi="Times New Roman" w:eastAsia="宋体" w:cs="Times New Roman"/>
+        </w:rPr>
+        <w:t>击穿电压和额定电压</w:t>
       </w:r>
     </w:p>
     <w:p>
@@ -8140,16 +8148,17 @@
           <w:sz w:val="21"/>
           <w:szCs w:val="21"/>
           <w:rFonts w:ascii="Times New Roman" w:hAnsi="Times New Roman" w:eastAsia="宋体" w:cs="Times New Roman"/>
-        </w:rPr>
-        <w:t>25</w:t>
-      </w:r>
-      <w:r>
-        <w:rPr>
-          <w:sz w:val="21"/>
-          <w:szCs w:val="21"/>
-          <w:rFonts w:ascii="Times New Roman" w:hAnsi="Times New Roman" w:eastAsia="宋体" w:cs="Times New Roman"/>
-        </w:rPr>
-        <w:t>．常用电容器</w:t>
+          <w:shd w:val="clear" w:color="auto" w:fill="C9C9C9"/>
+        </w:rPr>
+        <w:t>25．</w:t>
+      </w:r>
+      <w:r>
+        <w:rPr>
+          <w:sz w:val="21"/>
+          <w:szCs w:val="21"/>
+          <w:rFonts w:ascii="Times New Roman" w:hAnsi="Times New Roman" w:eastAsia="宋体" w:cs="Times New Roman"/>
+        </w:rPr>
+        <w:t>常用电容器</w:t>
       </w:r>
     </w:p>
     <w:p>
@@ -8674,6 +8683,7 @@
           <w:sz w:val="21"/>
           <w:szCs w:val="21"/>
           <w:rFonts w:ascii="Times New Roman" w:hAnsi="Times New Roman" w:eastAsia="宋体" w:cs="Times New Roman"/>
+          <w:shd w:val="clear" w:color="auto" w:fill="C9C9C9"/>
         </w:rPr>
         <w:t>26．</w:t>
       </w:r>
@@ -8776,6 +8786,7 @@
           <w:sz w:val="21"/>
           <w:szCs w:val="21"/>
           <w:rFonts w:ascii="Times New Roman" w:hAnsi="Times New Roman" w:eastAsia="宋体" w:cs="Times New Roman"/>
+          <w:shd w:val="clear" w:color="auto" w:fill="C9C9C9"/>
         </w:rPr>
         <w:t>27．</w:t>
       </w:r>
@@ -9819,6 +9830,7 @@
           <w:sz w:val="21"/>
           <w:szCs w:val="21"/>
           <w:rFonts w:ascii="Times New Roman" w:hAnsi="Times New Roman" w:eastAsia="宋体" w:cs="Times New Roman"/>
+          <w:shd w:val="clear" w:color="auto" w:fill="C9C9C9"/>
         </w:rPr>
         <w:t>28．</w:t>
       </w:r>
@@ -9842,6 +9854,7 @@
           <w:sz w:val="21"/>
           <w:szCs w:val="21"/>
           <w:rFonts w:ascii="Times New Roman" w:hAnsi="Times New Roman" w:eastAsia="宋体" w:cs="Times New Roman"/>
+          <w:shd w:val="clear" w:color="auto" w:fill="C9C9C9"/>
         </w:rPr>
         <w:t>29．</w:t>
       </w:r>
@@ -9865,6 +9878,7 @@
           <w:sz w:val="21"/>
           <w:szCs w:val="21"/>
           <w:rFonts w:ascii="Times New Roman" w:hAnsi="Times New Roman" w:eastAsia="宋体" w:cs="Times New Roman"/>
+          <w:shd w:val="clear" w:color="auto" w:fill="C9C9C9"/>
         </w:rPr>
         <w:t>30．</w:t>
       </w:r>
@@ -10051,8 +10065,17 @@
           <w:sz w:val="21"/>
           <w:szCs w:val="21"/>
           <w:rFonts w:ascii="Times New Roman" w:hAnsi="Times New Roman" w:eastAsia="宋体" w:cs="Times New Roman"/>
-        </w:rPr>
-        <w:t>31．示波管的作用</w:t>
+          <w:shd w:val="clear" w:color="auto" w:fill="C9C9C9"/>
+        </w:rPr>
+        <w:t>31．</w:t>
+      </w:r>
+      <w:r>
+        <w:rPr>
+          <w:sz w:val="21"/>
+          <w:szCs w:val="21"/>
+          <w:rFonts w:ascii="Times New Roman" w:hAnsi="Times New Roman" w:eastAsia="宋体" w:cs="Times New Roman"/>
+        </w:rPr>
+        <w:t>示波管的作用</w:t>
       </w:r>
     </w:p>
     <w:p>

--- a/高中物理/高中物理同步/人教版必修3 第10章 静电场中的能量·知识清单（完成）.docx
+++ b/高中物理/高中物理同步/人教版必修3 第10章 静电场中的能量·知识清单（完成）.docx
@@ -199,8 +199,18 @@
           <w:sz w:val="21"/>
           <w:szCs w:val="21"/>
           <w:rFonts w:ascii="Times New Roman" w:hAnsi="Times New Roman" w:eastAsia="宋体" w:cs="Times New Roman"/>
-        </w:rPr>
-        <w:t>10.1 电势能和电势</w:t>
+          <w:shd w:val="clear" w:color="auto" w:fill="C9C9C9"/>
+        </w:rPr>
+        <w:t xml:space="preserve">10.1 </w:t>
+      </w:r>
+      <w:r>
+        <w:rPr>
+          <w:b/>
+          <w:sz w:val="21"/>
+          <w:szCs w:val="21"/>
+          <w:rFonts w:ascii="Times New Roman" w:hAnsi="Times New Roman" w:eastAsia="宋体" w:cs="Times New Roman"/>
+        </w:rPr>
+        <w:t xml:space="preserve">电势能和电势</w:t>
       </w:r>
     </w:p>
     <w:p>
@@ -2757,8 +2767,18 @@
           <w:sz w:val="21"/>
           <w:szCs w:val="21"/>
           <w:rFonts w:ascii="Times New Roman" w:hAnsi="Times New Roman" w:eastAsia="宋体" w:cs="Times New Roman"/>
-        </w:rPr>
-        <w:t>10.2 电势差</w:t>
+          <w:shd w:val="clear" w:color="auto" w:fill="C9C9C9"/>
+        </w:rPr>
+        <w:t xml:space="preserve">10.2 </w:t>
+      </w:r>
+      <w:r>
+        <w:rPr>
+          <w:b/>
+          <w:sz w:val="21"/>
+          <w:szCs w:val="21"/>
+          <w:rFonts w:ascii="Times New Roman" w:hAnsi="Times New Roman" w:eastAsia="宋体" w:cs="Times New Roman"/>
+        </w:rPr>
+        <w:t xml:space="preserve">电势差</w:t>
       </w:r>
     </w:p>
     <w:p>
@@ -5171,8 +5191,18 @@
           <w:sz w:val="21"/>
           <w:szCs w:val="21"/>
           <w:rFonts w:ascii="Times New Roman" w:hAnsi="Times New Roman" w:eastAsia="宋体" w:cs="Times New Roman"/>
-        </w:rPr>
-        <w:t>10.3 电势差与电场强度的关系</w:t>
+          <w:shd w:val="clear" w:color="auto" w:fill="C9C9C9"/>
+        </w:rPr>
+        <w:t xml:space="preserve">10.3 </w:t>
+      </w:r>
+      <w:r>
+        <w:rPr>
+          <w:b/>
+          <w:sz w:val="21"/>
+          <w:szCs w:val="21"/>
+          <w:rFonts w:ascii="Times New Roman" w:hAnsi="Times New Roman" w:eastAsia="宋体" w:cs="Times New Roman"/>
+        </w:rPr>
+        <w:t xml:space="preserve">电势差与电场强度的关系</w:t>
       </w:r>
     </w:p>
     <w:p>
@@ -6028,8 +6058,18 @@
           <w:sz w:val="21"/>
           <w:szCs w:val="21"/>
           <w:rFonts w:ascii="Times New Roman" w:hAnsi="Times New Roman" w:eastAsia="宋体" w:cs="Times New Roman"/>
-        </w:rPr>
-        <w:t>10.4 电容器的电容</w:t>
+          <w:shd w:val="clear" w:color="auto" w:fill="C9C9C9"/>
+        </w:rPr>
+        <w:t xml:space="preserve">10.4 </w:t>
+      </w:r>
+      <w:r>
+        <w:rPr>
+          <w:b/>
+          <w:sz w:val="21"/>
+          <w:szCs w:val="21"/>
+          <w:rFonts w:ascii="Times New Roman" w:hAnsi="Times New Roman" w:eastAsia="宋体" w:cs="Times New Roman"/>
+        </w:rPr>
+        <w:t xml:space="preserve">电容器的电容</w:t>
       </w:r>
     </w:p>
     <w:p>
@@ -8668,8 +8708,18 @@
           <w:sz w:val="21"/>
           <w:szCs w:val="21"/>
           <w:rFonts w:ascii="Times New Roman" w:hAnsi="Times New Roman" w:eastAsia="宋体" w:cs="Times New Roman"/>
-        </w:rPr>
-        <w:t>10.5 带电粒子在电场中的运动</w:t>
+          <w:shd w:val="clear" w:color="auto" w:fill="C9C9C9"/>
+        </w:rPr>
+        <w:t xml:space="preserve">10.5 </w:t>
+      </w:r>
+      <w:r>
+        <w:rPr>
+          <w:b/>
+          <w:sz w:val="21"/>
+          <w:szCs w:val="21"/>
+          <w:rFonts w:ascii="Times New Roman" w:hAnsi="Times New Roman" w:eastAsia="宋体" w:cs="Times New Roman"/>
+        </w:rPr>
+        <w:t xml:space="preserve">带电粒子在电场中的运动</w:t>
       </w:r>
     </w:p>
     <w:p>
